--- a/Tugas 3 Kelompok.docx
+++ b/Tugas 3 Kelompok.docx
@@ -240,7 +240,7 @@
                     <pic:cNvPicPr/>
                   </pic:nvPicPr>
                   <pic:blipFill>
-                    <a:blip r:embed="rId4" cstate="print">
+                    <a:blip r:embed="rId6" cstate="print">
                       <a:extLst>
                         <a:ext uri="{28A0092B-C50C-407E-A947-70E740481C1C}">
                           <a14:useLocalDpi xmlns:a14="http://schemas.microsoft.com/office/drawing/2010/main" val="0"/>
@@ -595,6 +595,12 @@
           <w:szCs w:val="28"/>
           <w:lang w:val="en-US"/>
         </w:rPr>
+        <w:sectPr>
+          <w:pgSz w:w="11906" w:h="16838"/>
+          <w:pgMar w:top="1440" w:right="1440" w:bottom="1440" w:left="1440" w:header="708" w:footer="708" w:gutter="0"/>
+          <w:cols w:space="708"/>
+          <w:docGrid w:linePitch="360"/>
+        </w:sectPr>
       </w:pPr>
       <w:r>
         <w:rPr>
@@ -612,22 +618,9783 @@
         <w:jc w:val="center"/>
         <w:rPr>
           <w:rFonts w:ascii="Times New Roman" w:hAnsi="Times New Roman" w:cs="Times New Roman"/>
-          <w:sz w:val="28"/>
-          <w:szCs w:val="28"/>
+          <w:b/>
+          <w:sz w:val="24"/>
+          <w:szCs w:val="24"/>
+          <w:lang w:val="en-US"/>
+        </w:rPr>
+      </w:pPr>
+      <w:r>
+        <w:rPr>
+          <w:rFonts w:ascii="Times New Roman" w:hAnsi="Times New Roman" w:cs="Times New Roman"/>
+          <w:b/>
+          <w:sz w:val="24"/>
+          <w:szCs w:val="24"/>
+          <w:lang w:val="en-US"/>
+        </w:rPr>
+        <w:lastRenderedPageBreak/>
+        <w:t>ABSTRAK</w:t>
+      </w:r>
+    </w:p>
+    <w:p>
+      <w:pPr>
+        <w:spacing w:line="360" w:lineRule="auto"/>
+        <w:jc w:val="both"/>
+        <w:rPr>
+          <w:rFonts w:ascii="Times New Roman" w:hAnsi="Times New Roman" w:cs="Times New Roman"/>
+          <w:sz w:val="24"/>
+          <w:szCs w:val="24"/>
+        </w:rPr>
+      </w:pPr>
+      <w:proofErr w:type="spellStart"/>
+      <w:r>
+        <w:rPr>
+          <w:rFonts w:ascii="Times New Roman" w:hAnsi="Times New Roman" w:cs="Times New Roman"/>
+          <w:sz w:val="24"/>
+          <w:szCs w:val="24"/>
+          <w:lang w:val="en-US"/>
+        </w:rPr>
+        <w:t>Seiring</w:t>
+      </w:r>
+      <w:proofErr w:type="spellEnd"/>
+      <w:r>
+        <w:rPr>
+          <w:rFonts w:ascii="Times New Roman" w:hAnsi="Times New Roman" w:cs="Times New Roman"/>
+          <w:sz w:val="24"/>
+          <w:szCs w:val="24"/>
+          <w:lang w:val="en-US"/>
+        </w:rPr>
+        <w:t xml:space="preserve"> </w:t>
+      </w:r>
+      <w:proofErr w:type="spellStart"/>
+      <w:r>
+        <w:rPr>
+          <w:rFonts w:ascii="Times New Roman" w:hAnsi="Times New Roman" w:cs="Times New Roman"/>
+          <w:sz w:val="24"/>
+          <w:szCs w:val="24"/>
+          <w:lang w:val="en-US"/>
+        </w:rPr>
+        <w:t>berkembangnya</w:t>
+      </w:r>
+      <w:proofErr w:type="spellEnd"/>
+      <w:r>
+        <w:rPr>
+          <w:rFonts w:ascii="Times New Roman" w:hAnsi="Times New Roman" w:cs="Times New Roman"/>
+          <w:sz w:val="24"/>
+          <w:szCs w:val="24"/>
+          <w:lang w:val="en-US"/>
+        </w:rPr>
+        <w:t xml:space="preserve"> </w:t>
+      </w:r>
+      <w:proofErr w:type="spellStart"/>
+      <w:r>
+        <w:rPr>
+          <w:rFonts w:ascii="Times New Roman" w:hAnsi="Times New Roman" w:cs="Times New Roman"/>
+          <w:sz w:val="24"/>
+          <w:szCs w:val="24"/>
+          <w:lang w:val="en-US"/>
+        </w:rPr>
+        <w:t>teknologi</w:t>
+      </w:r>
+      <w:proofErr w:type="spellEnd"/>
+      <w:r>
+        <w:rPr>
+          <w:rFonts w:ascii="Times New Roman" w:hAnsi="Times New Roman" w:cs="Times New Roman"/>
+          <w:sz w:val="24"/>
+          <w:szCs w:val="24"/>
+          <w:lang w:val="en-US"/>
+        </w:rPr>
+        <w:t xml:space="preserve"> AI, </w:t>
+      </w:r>
+      <w:proofErr w:type="spellStart"/>
+      <w:r>
+        <w:rPr>
+          <w:rFonts w:ascii="Times New Roman" w:hAnsi="Times New Roman" w:cs="Times New Roman"/>
+          <w:sz w:val="24"/>
+          <w:szCs w:val="24"/>
+          <w:lang w:val="en-US"/>
+        </w:rPr>
+        <w:t>saat</w:t>
+      </w:r>
+      <w:proofErr w:type="spellEnd"/>
+      <w:r>
+        <w:rPr>
+          <w:rFonts w:ascii="Times New Roman" w:hAnsi="Times New Roman" w:cs="Times New Roman"/>
+          <w:sz w:val="24"/>
+          <w:szCs w:val="24"/>
+          <w:lang w:val="en-US"/>
+        </w:rPr>
+        <w:t xml:space="preserve"> </w:t>
+      </w:r>
+      <w:proofErr w:type="spellStart"/>
+      <w:r>
+        <w:rPr>
+          <w:rFonts w:ascii="Times New Roman" w:hAnsi="Times New Roman" w:cs="Times New Roman"/>
+          <w:sz w:val="24"/>
+          <w:szCs w:val="24"/>
+          <w:lang w:val="en-US"/>
+        </w:rPr>
+        <w:t>ini</w:t>
+      </w:r>
+      <w:proofErr w:type="spellEnd"/>
+      <w:r>
+        <w:rPr>
+          <w:rFonts w:ascii="Times New Roman" w:hAnsi="Times New Roman" w:cs="Times New Roman"/>
+          <w:sz w:val="24"/>
+          <w:szCs w:val="24"/>
+          <w:lang w:val="en-US"/>
+        </w:rPr>
+        <w:t xml:space="preserve"> </w:t>
+      </w:r>
+      <w:proofErr w:type="spellStart"/>
+      <w:r>
+        <w:rPr>
+          <w:rFonts w:ascii="Times New Roman" w:hAnsi="Times New Roman" w:cs="Times New Roman"/>
+          <w:sz w:val="24"/>
+          <w:szCs w:val="24"/>
+          <w:lang w:val="en-US"/>
+        </w:rPr>
+        <w:t>bahkan</w:t>
+      </w:r>
+      <w:proofErr w:type="spellEnd"/>
+      <w:r>
+        <w:rPr>
+          <w:rFonts w:ascii="Times New Roman" w:hAnsi="Times New Roman" w:cs="Times New Roman"/>
+          <w:sz w:val="24"/>
+          <w:szCs w:val="24"/>
+          <w:lang w:val="en-US"/>
+        </w:rPr>
+        <w:t xml:space="preserve"> AI </w:t>
+      </w:r>
+      <w:proofErr w:type="spellStart"/>
+      <w:r>
+        <w:rPr>
+          <w:rFonts w:ascii="Times New Roman" w:hAnsi="Times New Roman" w:cs="Times New Roman"/>
+          <w:sz w:val="24"/>
+          <w:szCs w:val="24"/>
+          <w:lang w:val="en-US"/>
+        </w:rPr>
+        <w:t>sudah</w:t>
+      </w:r>
+      <w:proofErr w:type="spellEnd"/>
+      <w:r>
+        <w:rPr>
+          <w:rFonts w:ascii="Times New Roman" w:hAnsi="Times New Roman" w:cs="Times New Roman"/>
+          <w:sz w:val="24"/>
+          <w:szCs w:val="24"/>
+          <w:lang w:val="en-US"/>
+        </w:rPr>
+        <w:t xml:space="preserve"> </w:t>
+      </w:r>
+      <w:proofErr w:type="spellStart"/>
+      <w:r>
+        <w:rPr>
+          <w:rFonts w:ascii="Times New Roman" w:hAnsi="Times New Roman" w:cs="Times New Roman"/>
+          <w:sz w:val="24"/>
+          <w:szCs w:val="24"/>
+          <w:lang w:val="en-US"/>
+        </w:rPr>
+        <w:t>dapat</w:t>
+      </w:r>
+      <w:proofErr w:type="spellEnd"/>
+      <w:r>
+        <w:rPr>
+          <w:rFonts w:ascii="Times New Roman" w:hAnsi="Times New Roman" w:cs="Times New Roman"/>
+          <w:sz w:val="24"/>
+          <w:szCs w:val="24"/>
+          <w:lang w:val="en-US"/>
+        </w:rPr>
+        <w:t xml:space="preserve"> </w:t>
+      </w:r>
+      <w:proofErr w:type="spellStart"/>
+      <w:r>
+        <w:rPr>
+          <w:rFonts w:ascii="Times New Roman" w:hAnsi="Times New Roman" w:cs="Times New Roman"/>
+          <w:sz w:val="24"/>
+          <w:szCs w:val="24"/>
+          <w:lang w:val="en-US"/>
+        </w:rPr>
+        <w:t>menghasilkan</w:t>
+      </w:r>
+      <w:proofErr w:type="spellEnd"/>
+      <w:r>
+        <w:rPr>
+          <w:rFonts w:ascii="Times New Roman" w:hAnsi="Times New Roman" w:cs="Times New Roman"/>
+          <w:sz w:val="24"/>
+          <w:szCs w:val="24"/>
+          <w:lang w:val="en-US"/>
+        </w:rPr>
+        <w:t xml:space="preserve"> </w:t>
+      </w:r>
+      <w:proofErr w:type="spellStart"/>
+      <w:r>
+        <w:rPr>
+          <w:rFonts w:ascii="Times New Roman" w:hAnsi="Times New Roman" w:cs="Times New Roman"/>
+          <w:sz w:val="24"/>
+          <w:szCs w:val="24"/>
+          <w:lang w:val="en-US"/>
+        </w:rPr>
+        <w:t>gambar</w:t>
+      </w:r>
+      <w:proofErr w:type="spellEnd"/>
+      <w:r>
+        <w:rPr>
+          <w:rFonts w:ascii="Times New Roman" w:hAnsi="Times New Roman" w:cs="Times New Roman"/>
+          <w:sz w:val="24"/>
+          <w:szCs w:val="24"/>
+          <w:lang w:val="en-US"/>
+        </w:rPr>
+        <w:t xml:space="preserve"> </w:t>
+      </w:r>
+      <w:proofErr w:type="spellStart"/>
+      <w:r>
+        <w:rPr>
+          <w:rFonts w:ascii="Times New Roman" w:hAnsi="Times New Roman" w:cs="Times New Roman"/>
+          <w:sz w:val="24"/>
+          <w:szCs w:val="24"/>
+          <w:lang w:val="en-US"/>
+        </w:rPr>
+        <w:t>buatan</w:t>
+      </w:r>
+      <w:proofErr w:type="spellEnd"/>
+      <w:r>
+        <w:rPr>
+          <w:rFonts w:ascii="Times New Roman" w:hAnsi="Times New Roman" w:cs="Times New Roman"/>
+          <w:sz w:val="24"/>
+          <w:szCs w:val="24"/>
+          <w:lang w:val="en-US"/>
+        </w:rPr>
+        <w:t xml:space="preserve"> yang </w:t>
+      </w:r>
+      <w:proofErr w:type="spellStart"/>
+      <w:r>
+        <w:rPr>
+          <w:rFonts w:ascii="Times New Roman" w:hAnsi="Times New Roman" w:cs="Times New Roman"/>
+          <w:sz w:val="24"/>
+          <w:szCs w:val="24"/>
+          <w:lang w:val="en-US"/>
+        </w:rPr>
+        <w:t>sangat</w:t>
+      </w:r>
+      <w:proofErr w:type="spellEnd"/>
+      <w:r>
+        <w:rPr>
+          <w:rFonts w:ascii="Times New Roman" w:hAnsi="Times New Roman" w:cs="Times New Roman"/>
+          <w:sz w:val="24"/>
+          <w:szCs w:val="24"/>
+          <w:lang w:val="en-US"/>
+        </w:rPr>
+        <w:t xml:space="preserve"> </w:t>
+      </w:r>
+      <w:proofErr w:type="spellStart"/>
+      <w:r>
+        <w:rPr>
+          <w:rFonts w:ascii="Times New Roman" w:hAnsi="Times New Roman" w:cs="Times New Roman"/>
+          <w:sz w:val="24"/>
+          <w:szCs w:val="24"/>
+          <w:lang w:val="en-US"/>
+        </w:rPr>
+        <w:t>mirip</w:t>
+      </w:r>
+      <w:proofErr w:type="spellEnd"/>
+      <w:r>
+        <w:rPr>
+          <w:rFonts w:ascii="Times New Roman" w:hAnsi="Times New Roman" w:cs="Times New Roman"/>
+          <w:sz w:val="24"/>
+          <w:szCs w:val="24"/>
+          <w:lang w:val="en-US"/>
+        </w:rPr>
+        <w:t xml:space="preserve"> </w:t>
+      </w:r>
+      <w:proofErr w:type="spellStart"/>
+      <w:r>
+        <w:rPr>
+          <w:rFonts w:ascii="Times New Roman" w:hAnsi="Times New Roman" w:cs="Times New Roman"/>
+          <w:sz w:val="24"/>
+          <w:szCs w:val="24"/>
+          <w:lang w:val="en-US"/>
+        </w:rPr>
+        <w:t>dengan</w:t>
+      </w:r>
+      <w:proofErr w:type="spellEnd"/>
+      <w:r>
+        <w:rPr>
+          <w:rFonts w:ascii="Times New Roman" w:hAnsi="Times New Roman" w:cs="Times New Roman"/>
+          <w:sz w:val="24"/>
+          <w:szCs w:val="24"/>
+          <w:lang w:val="en-US"/>
+        </w:rPr>
+        <w:t xml:space="preserve"> </w:t>
+      </w:r>
+      <w:proofErr w:type="spellStart"/>
+      <w:r>
+        <w:rPr>
+          <w:rFonts w:ascii="Times New Roman" w:hAnsi="Times New Roman" w:cs="Times New Roman"/>
+          <w:sz w:val="24"/>
+          <w:szCs w:val="24"/>
+          <w:lang w:val="en-US"/>
+        </w:rPr>
+        <w:t>foto</w:t>
+      </w:r>
+      <w:proofErr w:type="spellEnd"/>
+      <w:r>
+        <w:rPr>
+          <w:rFonts w:ascii="Times New Roman" w:hAnsi="Times New Roman" w:cs="Times New Roman"/>
+          <w:sz w:val="24"/>
+          <w:szCs w:val="24"/>
+          <w:lang w:val="en-US"/>
+        </w:rPr>
+        <w:t xml:space="preserve"> </w:t>
+      </w:r>
+      <w:proofErr w:type="spellStart"/>
+      <w:r>
+        <w:rPr>
+          <w:rFonts w:ascii="Times New Roman" w:hAnsi="Times New Roman" w:cs="Times New Roman"/>
+          <w:sz w:val="24"/>
+          <w:szCs w:val="24"/>
+          <w:lang w:val="en-US"/>
+        </w:rPr>
+        <w:t>asli</w:t>
+      </w:r>
+      <w:proofErr w:type="spellEnd"/>
+      <w:r>
+        <w:rPr>
+          <w:rFonts w:ascii="Times New Roman" w:hAnsi="Times New Roman" w:cs="Times New Roman"/>
+          <w:sz w:val="24"/>
+          <w:szCs w:val="24"/>
+          <w:lang w:val="en-US"/>
+        </w:rPr>
+        <w:t xml:space="preserve">. </w:t>
+      </w:r>
+      <w:proofErr w:type="spellStart"/>
+      <w:r>
+        <w:rPr>
+          <w:rFonts w:ascii="Times New Roman" w:hAnsi="Times New Roman" w:cs="Times New Roman"/>
+          <w:sz w:val="24"/>
+          <w:szCs w:val="24"/>
+          <w:lang w:val="en-US"/>
+        </w:rPr>
+        <w:t>Sehingga</w:t>
+      </w:r>
+      <w:proofErr w:type="spellEnd"/>
+      <w:r>
+        <w:rPr>
+          <w:rFonts w:ascii="Times New Roman" w:hAnsi="Times New Roman" w:cs="Times New Roman"/>
+          <w:sz w:val="24"/>
+          <w:szCs w:val="24"/>
+          <w:lang w:val="en-US"/>
+        </w:rPr>
+        <w:t xml:space="preserve"> </w:t>
+      </w:r>
+      <w:proofErr w:type="spellStart"/>
+      <w:r>
+        <w:rPr>
+          <w:rFonts w:ascii="Times New Roman" w:hAnsi="Times New Roman" w:cs="Times New Roman"/>
+          <w:sz w:val="24"/>
+          <w:szCs w:val="24"/>
+          <w:lang w:val="en-US"/>
+        </w:rPr>
+        <w:t>mata</w:t>
+      </w:r>
+      <w:proofErr w:type="spellEnd"/>
+      <w:r>
+        <w:rPr>
+          <w:rFonts w:ascii="Times New Roman" w:hAnsi="Times New Roman" w:cs="Times New Roman"/>
+          <w:sz w:val="24"/>
+          <w:szCs w:val="24"/>
+          <w:lang w:val="en-US"/>
+        </w:rPr>
+        <w:t xml:space="preserve"> </w:t>
+      </w:r>
+      <w:proofErr w:type="spellStart"/>
+      <w:r>
+        <w:rPr>
+          <w:rFonts w:ascii="Times New Roman" w:hAnsi="Times New Roman" w:cs="Times New Roman"/>
+          <w:sz w:val="24"/>
+          <w:szCs w:val="24"/>
+          <w:lang w:val="en-US"/>
+        </w:rPr>
+        <w:t>manusia</w:t>
+      </w:r>
+      <w:proofErr w:type="spellEnd"/>
+      <w:r>
+        <w:rPr>
+          <w:rFonts w:ascii="Times New Roman" w:hAnsi="Times New Roman" w:cs="Times New Roman"/>
+          <w:sz w:val="24"/>
+          <w:szCs w:val="24"/>
+          <w:lang w:val="en-US"/>
+        </w:rPr>
+        <w:t xml:space="preserve"> </w:t>
+      </w:r>
+      <w:proofErr w:type="spellStart"/>
+      <w:r>
+        <w:rPr>
+          <w:rFonts w:ascii="Times New Roman" w:hAnsi="Times New Roman" w:cs="Times New Roman"/>
+          <w:sz w:val="24"/>
+          <w:szCs w:val="24"/>
+          <w:lang w:val="en-US"/>
+        </w:rPr>
+        <w:t>seringkali</w:t>
+      </w:r>
+      <w:proofErr w:type="spellEnd"/>
+      <w:r>
+        <w:rPr>
+          <w:rFonts w:ascii="Times New Roman" w:hAnsi="Times New Roman" w:cs="Times New Roman"/>
+          <w:sz w:val="24"/>
+          <w:szCs w:val="24"/>
+          <w:lang w:val="en-US"/>
+        </w:rPr>
+        <w:t xml:space="preserve"> </w:t>
+      </w:r>
+      <w:proofErr w:type="spellStart"/>
+      <w:r>
+        <w:rPr>
+          <w:rFonts w:ascii="Times New Roman" w:hAnsi="Times New Roman" w:cs="Times New Roman"/>
+          <w:sz w:val="24"/>
+          <w:szCs w:val="24"/>
+          <w:lang w:val="en-US"/>
+        </w:rPr>
+        <w:t>kesulitan</w:t>
+      </w:r>
+      <w:proofErr w:type="spellEnd"/>
+      <w:r>
+        <w:rPr>
+          <w:rFonts w:ascii="Times New Roman" w:hAnsi="Times New Roman" w:cs="Times New Roman"/>
+          <w:sz w:val="24"/>
+          <w:szCs w:val="24"/>
+          <w:lang w:val="en-US"/>
+        </w:rPr>
+        <w:t xml:space="preserve"> </w:t>
+      </w:r>
+      <w:proofErr w:type="spellStart"/>
+      <w:r>
+        <w:rPr>
+          <w:rFonts w:ascii="Times New Roman" w:hAnsi="Times New Roman" w:cs="Times New Roman"/>
+          <w:sz w:val="24"/>
+          <w:szCs w:val="24"/>
+          <w:lang w:val="en-US"/>
+        </w:rPr>
+        <w:t>untuk</w:t>
+      </w:r>
+      <w:proofErr w:type="spellEnd"/>
+      <w:r>
+        <w:rPr>
+          <w:rFonts w:ascii="Times New Roman" w:hAnsi="Times New Roman" w:cs="Times New Roman"/>
+          <w:sz w:val="24"/>
+          <w:szCs w:val="24"/>
+          <w:lang w:val="en-US"/>
+        </w:rPr>
+        <w:t xml:space="preserve"> </w:t>
+      </w:r>
+      <w:proofErr w:type="spellStart"/>
+      <w:r>
+        <w:rPr>
+          <w:rFonts w:ascii="Times New Roman" w:hAnsi="Times New Roman" w:cs="Times New Roman"/>
+          <w:sz w:val="24"/>
+          <w:szCs w:val="24"/>
+          <w:lang w:val="en-US"/>
+        </w:rPr>
+        <w:t>membedakannya</w:t>
+      </w:r>
+      <w:proofErr w:type="spellEnd"/>
+      <w:r>
+        <w:rPr>
+          <w:rFonts w:ascii="Times New Roman" w:hAnsi="Times New Roman" w:cs="Times New Roman"/>
+          <w:sz w:val="24"/>
+          <w:szCs w:val="24"/>
+          <w:lang w:val="en-US"/>
+        </w:rPr>
+        <w:t xml:space="preserve">. </w:t>
+      </w:r>
+      <w:proofErr w:type="spellStart"/>
+      <w:r>
+        <w:rPr>
+          <w:rFonts w:ascii="Times New Roman" w:hAnsi="Times New Roman" w:cs="Times New Roman"/>
+          <w:sz w:val="24"/>
+          <w:szCs w:val="24"/>
+          <w:lang w:val="en-US"/>
+        </w:rPr>
+        <w:t>Penelitian</w:t>
+      </w:r>
+      <w:proofErr w:type="spellEnd"/>
+      <w:r>
+        <w:rPr>
+          <w:rFonts w:ascii="Times New Roman" w:hAnsi="Times New Roman" w:cs="Times New Roman"/>
+          <w:sz w:val="24"/>
+          <w:szCs w:val="24"/>
+          <w:lang w:val="en-US"/>
+        </w:rPr>
+        <w:t xml:space="preserve"> </w:t>
+      </w:r>
+      <w:proofErr w:type="spellStart"/>
+      <w:r>
+        <w:rPr>
+          <w:rFonts w:ascii="Times New Roman" w:hAnsi="Times New Roman" w:cs="Times New Roman"/>
+          <w:sz w:val="24"/>
+          <w:szCs w:val="24"/>
+          <w:lang w:val="en-US"/>
+        </w:rPr>
+        <w:t>ini</w:t>
+      </w:r>
+      <w:proofErr w:type="spellEnd"/>
+      <w:r>
+        <w:rPr>
+          <w:rFonts w:ascii="Times New Roman" w:hAnsi="Times New Roman" w:cs="Times New Roman"/>
+          <w:sz w:val="24"/>
+          <w:szCs w:val="24"/>
+          <w:lang w:val="en-US"/>
+        </w:rPr>
+        <w:t xml:space="preserve"> </w:t>
+      </w:r>
+      <w:proofErr w:type="spellStart"/>
+      <w:r>
+        <w:rPr>
+          <w:rFonts w:ascii="Times New Roman" w:hAnsi="Times New Roman" w:cs="Times New Roman"/>
+          <w:sz w:val="24"/>
+          <w:szCs w:val="24"/>
+          <w:lang w:val="en-US"/>
+        </w:rPr>
+        <w:t>bertujuan</w:t>
+      </w:r>
+      <w:proofErr w:type="spellEnd"/>
+      <w:r>
+        <w:rPr>
+          <w:rFonts w:ascii="Times New Roman" w:hAnsi="Times New Roman" w:cs="Times New Roman"/>
+          <w:sz w:val="24"/>
+          <w:szCs w:val="24"/>
+          <w:lang w:val="en-US"/>
+        </w:rPr>
+        <w:t xml:space="preserve"> </w:t>
+      </w:r>
+      <w:proofErr w:type="spellStart"/>
+      <w:r>
+        <w:rPr>
+          <w:rFonts w:ascii="Times New Roman" w:hAnsi="Times New Roman" w:cs="Times New Roman"/>
+          <w:sz w:val="24"/>
+          <w:szCs w:val="24"/>
+          <w:lang w:val="en-US"/>
+        </w:rPr>
+        <w:t>untuk</w:t>
+      </w:r>
+      <w:proofErr w:type="spellEnd"/>
+      <w:r>
+        <w:rPr>
+          <w:rFonts w:ascii="Times New Roman" w:hAnsi="Times New Roman" w:cs="Times New Roman"/>
+          <w:sz w:val="24"/>
+          <w:szCs w:val="24"/>
+          <w:lang w:val="en-US"/>
+        </w:rPr>
+        <w:t xml:space="preserve"> </w:t>
+      </w:r>
+      <w:proofErr w:type="spellStart"/>
+      <w:r>
+        <w:rPr>
+          <w:rFonts w:ascii="Times New Roman" w:hAnsi="Times New Roman" w:cs="Times New Roman"/>
+          <w:sz w:val="24"/>
+          <w:szCs w:val="24"/>
+          <w:lang w:val="en-US"/>
+        </w:rPr>
+        <w:t>membandingkan</w:t>
+      </w:r>
+      <w:proofErr w:type="spellEnd"/>
+      <w:r>
+        <w:rPr>
+          <w:rFonts w:ascii="Times New Roman" w:hAnsi="Times New Roman" w:cs="Times New Roman"/>
+          <w:sz w:val="24"/>
+          <w:szCs w:val="24"/>
+          <w:lang w:val="en-US"/>
+        </w:rPr>
+        <w:t xml:space="preserve"> </w:t>
+      </w:r>
+      <w:proofErr w:type="spellStart"/>
+      <w:r>
+        <w:rPr>
+          <w:rFonts w:ascii="Times New Roman" w:hAnsi="Times New Roman" w:cs="Times New Roman"/>
+          <w:sz w:val="24"/>
+          <w:szCs w:val="24"/>
+          <w:lang w:val="en-US"/>
+        </w:rPr>
+        <w:t>efektivitas</w:t>
+      </w:r>
+      <w:proofErr w:type="spellEnd"/>
+      <w:r>
+        <w:rPr>
+          <w:rFonts w:ascii="Times New Roman" w:hAnsi="Times New Roman" w:cs="Times New Roman"/>
+          <w:sz w:val="24"/>
+          <w:szCs w:val="24"/>
+          <w:lang w:val="en-US"/>
+        </w:rPr>
+        <w:t xml:space="preserve"> </w:t>
+      </w:r>
+      <w:proofErr w:type="spellStart"/>
+      <w:r>
+        <w:rPr>
+          <w:rFonts w:ascii="Times New Roman" w:hAnsi="Times New Roman" w:cs="Times New Roman"/>
+          <w:sz w:val="24"/>
+          <w:szCs w:val="24"/>
+          <w:lang w:val="en-US"/>
+        </w:rPr>
+        <w:t>antara</w:t>
+      </w:r>
+      <w:proofErr w:type="spellEnd"/>
+      <w:r>
+        <w:rPr>
+          <w:rFonts w:ascii="Times New Roman" w:hAnsi="Times New Roman" w:cs="Times New Roman"/>
+          <w:sz w:val="24"/>
+          <w:szCs w:val="24"/>
+          <w:lang w:val="en-US"/>
+        </w:rPr>
+        <w:t xml:space="preserve"> </w:t>
+      </w:r>
+      <w:proofErr w:type="spellStart"/>
+      <w:r>
+        <w:rPr>
+          <w:rFonts w:ascii="Times New Roman" w:hAnsi="Times New Roman" w:cs="Times New Roman"/>
+          <w:sz w:val="24"/>
+          <w:szCs w:val="24"/>
+          <w:lang w:val="en-US"/>
+        </w:rPr>
+        <w:t>metode</w:t>
+      </w:r>
+      <w:proofErr w:type="spellEnd"/>
+      <w:r>
+        <w:rPr>
+          <w:rFonts w:ascii="Times New Roman" w:hAnsi="Times New Roman" w:cs="Times New Roman"/>
+          <w:sz w:val="24"/>
+          <w:szCs w:val="24"/>
+          <w:lang w:val="en-US"/>
+        </w:rPr>
+        <w:t xml:space="preserve"> </w:t>
+      </w:r>
+      <w:proofErr w:type="spellStart"/>
+      <w:r>
+        <w:rPr>
+          <w:rFonts w:ascii="Times New Roman" w:hAnsi="Times New Roman" w:cs="Times New Roman"/>
+          <w:sz w:val="24"/>
+          <w:szCs w:val="24"/>
+          <w:lang w:val="en-US"/>
+        </w:rPr>
+        <w:t>pemrograman</w:t>
+      </w:r>
+      <w:proofErr w:type="spellEnd"/>
+      <w:r>
+        <w:rPr>
+          <w:rFonts w:ascii="Times New Roman" w:hAnsi="Times New Roman" w:cs="Times New Roman"/>
+          <w:sz w:val="24"/>
+          <w:szCs w:val="24"/>
+          <w:lang w:val="en-US"/>
+        </w:rPr>
+        <w:t xml:space="preserve"> computer </w:t>
+      </w:r>
+      <w:proofErr w:type="spellStart"/>
+      <w:r>
+        <w:rPr>
+          <w:rFonts w:ascii="Times New Roman" w:hAnsi="Times New Roman" w:cs="Times New Roman"/>
+          <w:sz w:val="24"/>
+          <w:szCs w:val="24"/>
+          <w:lang w:val="en-US"/>
+        </w:rPr>
+        <w:t>klasik</w:t>
+      </w:r>
+      <w:proofErr w:type="spellEnd"/>
+      <w:r>
+        <w:rPr>
+          <w:rFonts w:ascii="Times New Roman" w:hAnsi="Times New Roman" w:cs="Times New Roman"/>
+          <w:sz w:val="24"/>
+          <w:szCs w:val="24"/>
+          <w:lang w:val="en-US"/>
+        </w:rPr>
+        <w:t xml:space="preserve"> </w:t>
+      </w:r>
+      <w:proofErr w:type="spellStart"/>
+      <w:r>
+        <w:rPr>
+          <w:rFonts w:ascii="Times New Roman" w:hAnsi="Times New Roman" w:cs="Times New Roman"/>
+          <w:sz w:val="24"/>
+          <w:szCs w:val="24"/>
+          <w:lang w:val="en-US"/>
+        </w:rPr>
+        <w:t>dengan</w:t>
+      </w:r>
+      <w:proofErr w:type="spellEnd"/>
+      <w:r>
+        <w:rPr>
+          <w:rFonts w:ascii="Times New Roman" w:hAnsi="Times New Roman" w:cs="Times New Roman"/>
+          <w:sz w:val="24"/>
+          <w:szCs w:val="24"/>
+          <w:lang w:val="en-US"/>
+        </w:rPr>
+        <w:t xml:space="preserve"> </w:t>
+      </w:r>
+      <w:proofErr w:type="spellStart"/>
+      <w:r>
+        <w:rPr>
+          <w:rFonts w:ascii="Times New Roman" w:hAnsi="Times New Roman" w:cs="Times New Roman"/>
+          <w:sz w:val="24"/>
+          <w:szCs w:val="24"/>
+          <w:lang w:val="en-US"/>
+        </w:rPr>
+        <w:t>metode</w:t>
+      </w:r>
+      <w:proofErr w:type="spellEnd"/>
+      <w:r>
+        <w:rPr>
+          <w:rFonts w:ascii="Times New Roman" w:hAnsi="Times New Roman" w:cs="Times New Roman"/>
+          <w:sz w:val="24"/>
+          <w:szCs w:val="24"/>
+          <w:lang w:val="en-US"/>
+        </w:rPr>
+        <w:t xml:space="preserve"> modern </w:t>
+      </w:r>
+      <w:proofErr w:type="spellStart"/>
+      <w:r>
+        <w:rPr>
+          <w:rFonts w:ascii="Times New Roman" w:hAnsi="Times New Roman" w:cs="Times New Roman"/>
+          <w:sz w:val="24"/>
+          <w:szCs w:val="24"/>
+          <w:lang w:val="en-US"/>
+        </w:rPr>
+        <w:t>berbasis</w:t>
+      </w:r>
+      <w:proofErr w:type="spellEnd"/>
+      <w:r>
+        <w:rPr>
+          <w:rFonts w:ascii="Times New Roman" w:hAnsi="Times New Roman" w:cs="Times New Roman"/>
+          <w:sz w:val="24"/>
+          <w:szCs w:val="24"/>
+          <w:lang w:val="en-US"/>
+        </w:rPr>
+        <w:t xml:space="preserve"> deep learning </w:t>
+      </w:r>
+      <w:proofErr w:type="spellStart"/>
+      <w:r>
+        <w:rPr>
+          <w:rFonts w:ascii="Times New Roman" w:hAnsi="Times New Roman" w:cs="Times New Roman"/>
+          <w:sz w:val="24"/>
+          <w:szCs w:val="24"/>
+          <w:lang w:val="en-US"/>
+        </w:rPr>
+        <w:t>dalam</w:t>
+      </w:r>
+      <w:proofErr w:type="spellEnd"/>
+      <w:r>
+        <w:rPr>
+          <w:rFonts w:ascii="Times New Roman" w:hAnsi="Times New Roman" w:cs="Times New Roman"/>
+          <w:sz w:val="24"/>
+          <w:szCs w:val="24"/>
+          <w:lang w:val="en-US"/>
+        </w:rPr>
+        <w:t xml:space="preserve"> </w:t>
+      </w:r>
+      <w:proofErr w:type="spellStart"/>
+      <w:r>
+        <w:rPr>
+          <w:rFonts w:ascii="Times New Roman" w:hAnsi="Times New Roman" w:cs="Times New Roman"/>
+          <w:sz w:val="24"/>
+          <w:szCs w:val="24"/>
+          <w:lang w:val="en-US"/>
+        </w:rPr>
+        <w:t>mengenali</w:t>
+      </w:r>
+      <w:proofErr w:type="spellEnd"/>
+      <w:r>
+        <w:rPr>
+          <w:rFonts w:ascii="Times New Roman" w:hAnsi="Times New Roman" w:cs="Times New Roman"/>
+          <w:sz w:val="24"/>
+          <w:szCs w:val="24"/>
+          <w:lang w:val="en-US"/>
+        </w:rPr>
+        <w:t xml:space="preserve"> </w:t>
+      </w:r>
+      <w:proofErr w:type="spellStart"/>
+      <w:r>
+        <w:rPr>
+          <w:rFonts w:ascii="Times New Roman" w:hAnsi="Times New Roman" w:cs="Times New Roman"/>
+          <w:sz w:val="24"/>
+          <w:szCs w:val="24"/>
+          <w:lang w:val="en-US"/>
+        </w:rPr>
+        <w:t>serta</w:t>
+      </w:r>
+      <w:proofErr w:type="spellEnd"/>
+      <w:r>
+        <w:rPr>
+          <w:rFonts w:ascii="Times New Roman" w:hAnsi="Times New Roman" w:cs="Times New Roman"/>
+          <w:sz w:val="24"/>
+          <w:szCs w:val="24"/>
+          <w:lang w:val="en-US"/>
+        </w:rPr>
+        <w:t xml:space="preserve"> </w:t>
+      </w:r>
+      <w:proofErr w:type="spellStart"/>
+      <w:r>
+        <w:rPr>
+          <w:rFonts w:ascii="Times New Roman" w:hAnsi="Times New Roman" w:cs="Times New Roman"/>
+          <w:sz w:val="24"/>
+          <w:szCs w:val="24"/>
+          <w:lang w:val="en-US"/>
+        </w:rPr>
+        <w:t>mengelompokkan</w:t>
+      </w:r>
+      <w:proofErr w:type="spellEnd"/>
+      <w:r>
+        <w:rPr>
+          <w:rFonts w:ascii="Times New Roman" w:hAnsi="Times New Roman" w:cs="Times New Roman"/>
+          <w:sz w:val="24"/>
+          <w:szCs w:val="24"/>
+          <w:lang w:val="en-US"/>
+        </w:rPr>
+        <w:t xml:space="preserve"> </w:t>
+      </w:r>
+      <w:proofErr w:type="spellStart"/>
+      <w:r>
+        <w:rPr>
+          <w:rFonts w:ascii="Times New Roman" w:hAnsi="Times New Roman" w:cs="Times New Roman"/>
+          <w:sz w:val="24"/>
+          <w:szCs w:val="24"/>
+          <w:lang w:val="en-US"/>
+        </w:rPr>
+        <w:t>gambar</w:t>
+      </w:r>
+      <w:proofErr w:type="spellEnd"/>
+      <w:r>
+        <w:rPr>
+          <w:rFonts w:ascii="Times New Roman" w:hAnsi="Times New Roman" w:cs="Times New Roman"/>
+          <w:sz w:val="24"/>
+          <w:szCs w:val="24"/>
+          <w:lang w:val="en-US"/>
+        </w:rPr>
+        <w:t xml:space="preserve"> </w:t>
+      </w:r>
+      <w:proofErr w:type="spellStart"/>
+      <w:r>
+        <w:rPr>
+          <w:rFonts w:ascii="Times New Roman" w:hAnsi="Times New Roman" w:cs="Times New Roman"/>
+          <w:sz w:val="24"/>
+          <w:szCs w:val="24"/>
+          <w:lang w:val="en-US"/>
+        </w:rPr>
+        <w:t>buatan</w:t>
+      </w:r>
+      <w:proofErr w:type="spellEnd"/>
+      <w:r>
+        <w:rPr>
+          <w:rFonts w:ascii="Times New Roman" w:hAnsi="Times New Roman" w:cs="Times New Roman"/>
+          <w:sz w:val="24"/>
+          <w:szCs w:val="24"/>
+          <w:lang w:val="en-US"/>
+        </w:rPr>
+        <w:t xml:space="preserve"> AI </w:t>
+      </w:r>
+      <w:proofErr w:type="spellStart"/>
+      <w:r>
+        <w:rPr>
+          <w:rFonts w:ascii="Times New Roman" w:hAnsi="Times New Roman" w:cs="Times New Roman"/>
+          <w:sz w:val="24"/>
+          <w:szCs w:val="24"/>
+          <w:lang w:val="en-US"/>
+        </w:rPr>
+        <w:t>dan</w:t>
+      </w:r>
+      <w:proofErr w:type="spellEnd"/>
+      <w:r>
+        <w:rPr>
+          <w:rFonts w:ascii="Times New Roman" w:hAnsi="Times New Roman" w:cs="Times New Roman"/>
+          <w:sz w:val="24"/>
+          <w:szCs w:val="24"/>
+          <w:lang w:val="en-US"/>
+        </w:rPr>
+        <w:t xml:space="preserve"> </w:t>
+      </w:r>
+      <w:proofErr w:type="spellStart"/>
+      <w:r>
+        <w:rPr>
+          <w:rFonts w:ascii="Times New Roman" w:hAnsi="Times New Roman" w:cs="Times New Roman"/>
+          <w:sz w:val="24"/>
+          <w:szCs w:val="24"/>
+          <w:lang w:val="en-US"/>
+        </w:rPr>
+        <w:t>gambar</w:t>
+      </w:r>
+      <w:proofErr w:type="spellEnd"/>
+      <w:r>
+        <w:rPr>
+          <w:rFonts w:ascii="Times New Roman" w:hAnsi="Times New Roman" w:cs="Times New Roman"/>
+          <w:sz w:val="24"/>
+          <w:szCs w:val="24"/>
+          <w:lang w:val="en-US"/>
+        </w:rPr>
+        <w:t xml:space="preserve"> </w:t>
+      </w:r>
+      <w:r>
+        <w:rPr>
+          <w:rFonts w:ascii="Times New Roman" w:hAnsi="Times New Roman" w:cs="Times New Roman"/>
+          <w:i/>
+          <w:sz w:val="24"/>
+          <w:szCs w:val="24"/>
+          <w:lang w:val="en-US"/>
+        </w:rPr>
+        <w:t>real</w:t>
+      </w:r>
+      <w:r>
+        <w:rPr>
+          <w:rFonts w:ascii="Times New Roman" w:hAnsi="Times New Roman" w:cs="Times New Roman"/>
+          <w:sz w:val="24"/>
+          <w:szCs w:val="24"/>
+          <w:lang w:val="en-US"/>
+        </w:rPr>
+        <w:t xml:space="preserve"> (</w:t>
+      </w:r>
+      <w:proofErr w:type="spellStart"/>
+      <w:r>
+        <w:rPr>
+          <w:rFonts w:ascii="Times New Roman" w:hAnsi="Times New Roman" w:cs="Times New Roman"/>
+          <w:sz w:val="24"/>
+          <w:szCs w:val="24"/>
+          <w:lang w:val="en-US"/>
+        </w:rPr>
+        <w:t>nyata</w:t>
+      </w:r>
+      <w:proofErr w:type="spellEnd"/>
+      <w:r>
+        <w:rPr>
+          <w:rFonts w:ascii="Times New Roman" w:hAnsi="Times New Roman" w:cs="Times New Roman"/>
+          <w:sz w:val="24"/>
+          <w:szCs w:val="24"/>
+          <w:lang w:val="en-US"/>
+        </w:rPr>
+        <w:t xml:space="preserve">). Dataset yang </w:t>
+      </w:r>
+      <w:proofErr w:type="spellStart"/>
+      <w:r>
+        <w:rPr>
+          <w:rFonts w:ascii="Times New Roman" w:hAnsi="Times New Roman" w:cs="Times New Roman"/>
+          <w:sz w:val="24"/>
+          <w:szCs w:val="24"/>
+          <w:lang w:val="en-US"/>
+        </w:rPr>
+        <w:t>digunakan</w:t>
+      </w:r>
+      <w:proofErr w:type="spellEnd"/>
+      <w:r>
+        <w:rPr>
+          <w:rFonts w:ascii="Times New Roman" w:hAnsi="Times New Roman" w:cs="Times New Roman"/>
+          <w:sz w:val="24"/>
+          <w:szCs w:val="24"/>
+          <w:lang w:val="en-US"/>
+        </w:rPr>
+        <w:t xml:space="preserve"> </w:t>
+      </w:r>
+      <w:proofErr w:type="spellStart"/>
+      <w:r>
+        <w:rPr>
+          <w:rFonts w:ascii="Times New Roman" w:hAnsi="Times New Roman" w:cs="Times New Roman"/>
+          <w:sz w:val="24"/>
+          <w:szCs w:val="24"/>
+          <w:lang w:val="en-US"/>
+        </w:rPr>
+        <w:t>diambil</w:t>
+      </w:r>
+      <w:proofErr w:type="spellEnd"/>
+      <w:r>
+        <w:rPr>
+          <w:rFonts w:ascii="Times New Roman" w:hAnsi="Times New Roman" w:cs="Times New Roman"/>
+          <w:sz w:val="24"/>
+          <w:szCs w:val="24"/>
+          <w:lang w:val="en-US"/>
+        </w:rPr>
+        <w:t xml:space="preserve"> </w:t>
+      </w:r>
+      <w:proofErr w:type="spellStart"/>
+      <w:r>
+        <w:rPr>
+          <w:rFonts w:ascii="Times New Roman" w:hAnsi="Times New Roman" w:cs="Times New Roman"/>
+          <w:sz w:val="24"/>
+          <w:szCs w:val="24"/>
+          <w:lang w:val="en-US"/>
+        </w:rPr>
+        <w:t>dari</w:t>
+      </w:r>
+      <w:proofErr w:type="spellEnd"/>
+      <w:r>
+        <w:rPr>
+          <w:rFonts w:ascii="Times New Roman" w:hAnsi="Times New Roman" w:cs="Times New Roman"/>
+          <w:sz w:val="24"/>
+          <w:szCs w:val="24"/>
+          <w:lang w:val="en-US"/>
+        </w:rPr>
+        <w:t xml:space="preserve"> platform </w:t>
+      </w:r>
+      <w:proofErr w:type="spellStart"/>
+      <w:r>
+        <w:rPr>
+          <w:rFonts w:ascii="Times New Roman" w:hAnsi="Times New Roman" w:cs="Times New Roman"/>
+          <w:sz w:val="24"/>
+          <w:szCs w:val="24"/>
+          <w:lang w:val="en-US"/>
+        </w:rPr>
+        <w:t>Kaggle</w:t>
+      </w:r>
+      <w:proofErr w:type="spellEnd"/>
+      <w:r>
+        <w:rPr>
+          <w:rFonts w:ascii="Times New Roman" w:hAnsi="Times New Roman" w:cs="Times New Roman"/>
+          <w:sz w:val="24"/>
+          <w:szCs w:val="24"/>
+          <w:lang w:val="en-US"/>
+        </w:rPr>
+        <w:t xml:space="preserve"> yang </w:t>
+      </w:r>
+      <w:proofErr w:type="spellStart"/>
+      <w:r>
+        <w:rPr>
+          <w:rFonts w:ascii="Times New Roman" w:hAnsi="Times New Roman" w:cs="Times New Roman"/>
+          <w:sz w:val="24"/>
+          <w:szCs w:val="24"/>
+          <w:lang w:val="en-US"/>
+        </w:rPr>
+        <w:t>berjumlah</w:t>
+      </w:r>
+      <w:proofErr w:type="spellEnd"/>
+      <w:r>
+        <w:rPr>
+          <w:rFonts w:ascii="Times New Roman" w:hAnsi="Times New Roman" w:cs="Times New Roman"/>
+          <w:sz w:val="24"/>
+          <w:szCs w:val="24"/>
+          <w:lang w:val="en-US"/>
+        </w:rPr>
+        <w:t xml:space="preserve"> 995 </w:t>
+      </w:r>
+      <w:proofErr w:type="spellStart"/>
+      <w:r>
+        <w:rPr>
+          <w:rFonts w:ascii="Times New Roman" w:hAnsi="Times New Roman" w:cs="Times New Roman"/>
+          <w:sz w:val="24"/>
+          <w:szCs w:val="24"/>
+          <w:lang w:val="en-US"/>
+        </w:rPr>
+        <w:t>gambar</w:t>
+      </w:r>
+      <w:proofErr w:type="spellEnd"/>
+      <w:r>
+        <w:rPr>
+          <w:rFonts w:ascii="Times New Roman" w:hAnsi="Times New Roman" w:cs="Times New Roman"/>
+          <w:sz w:val="24"/>
+          <w:szCs w:val="24"/>
+          <w:lang w:val="en-US"/>
+        </w:rPr>
+        <w:t xml:space="preserve"> </w:t>
+      </w:r>
+      <w:proofErr w:type="spellStart"/>
+      <w:r>
+        <w:rPr>
+          <w:rFonts w:ascii="Times New Roman" w:hAnsi="Times New Roman" w:cs="Times New Roman"/>
+          <w:sz w:val="24"/>
+          <w:szCs w:val="24"/>
+          <w:lang w:val="en-US"/>
+        </w:rPr>
+        <w:t>kemudian</w:t>
+      </w:r>
+      <w:proofErr w:type="spellEnd"/>
+      <w:r>
+        <w:rPr>
+          <w:rFonts w:ascii="Times New Roman" w:hAnsi="Times New Roman" w:cs="Times New Roman"/>
+          <w:sz w:val="24"/>
+          <w:szCs w:val="24"/>
+          <w:lang w:val="en-US"/>
+        </w:rPr>
+        <w:t xml:space="preserve"> </w:t>
+      </w:r>
+      <w:proofErr w:type="spellStart"/>
+      <w:r>
+        <w:rPr>
+          <w:rFonts w:ascii="Times New Roman" w:hAnsi="Times New Roman" w:cs="Times New Roman"/>
+          <w:sz w:val="24"/>
+          <w:szCs w:val="24"/>
+          <w:lang w:val="en-US"/>
+        </w:rPr>
+        <w:t>dibagi</w:t>
+      </w:r>
+      <w:proofErr w:type="spellEnd"/>
+      <w:r>
+        <w:rPr>
+          <w:rFonts w:ascii="Times New Roman" w:hAnsi="Times New Roman" w:cs="Times New Roman"/>
+          <w:sz w:val="24"/>
+          <w:szCs w:val="24"/>
+          <w:lang w:val="en-US"/>
+        </w:rPr>
+        <w:t xml:space="preserve"> </w:t>
+      </w:r>
+      <w:proofErr w:type="spellStart"/>
+      <w:r>
+        <w:rPr>
+          <w:rFonts w:ascii="Times New Roman" w:hAnsi="Times New Roman" w:cs="Times New Roman"/>
+          <w:sz w:val="24"/>
+          <w:szCs w:val="24"/>
+          <w:lang w:val="en-US"/>
+        </w:rPr>
+        <w:t>datanya</w:t>
+      </w:r>
+      <w:proofErr w:type="spellEnd"/>
+      <w:r>
+        <w:rPr>
+          <w:rFonts w:ascii="Times New Roman" w:hAnsi="Times New Roman" w:cs="Times New Roman"/>
+          <w:sz w:val="24"/>
+          <w:szCs w:val="24"/>
+          <w:lang w:val="en-US"/>
+        </w:rPr>
+        <w:t xml:space="preserve"> </w:t>
+      </w:r>
+      <w:proofErr w:type="spellStart"/>
+      <w:r>
+        <w:rPr>
+          <w:rFonts w:ascii="Times New Roman" w:hAnsi="Times New Roman" w:cs="Times New Roman"/>
+          <w:sz w:val="24"/>
+          <w:szCs w:val="24"/>
+          <w:lang w:val="en-US"/>
+        </w:rPr>
+        <w:t>menjadi</w:t>
+      </w:r>
+      <w:proofErr w:type="spellEnd"/>
+      <w:r>
+        <w:rPr>
+          <w:rFonts w:ascii="Times New Roman" w:hAnsi="Times New Roman" w:cs="Times New Roman"/>
+          <w:sz w:val="24"/>
+          <w:szCs w:val="24"/>
+          <w:lang w:val="en-US"/>
+        </w:rPr>
+        <w:t xml:space="preserve"> 80</w:t>
+      </w:r>
+      <w:r>
+        <w:rPr>
+          <w:rFonts w:ascii="Times New Roman" w:hAnsi="Times New Roman" w:cs="Times New Roman"/>
+          <w:sz w:val="24"/>
+          <w:szCs w:val="24"/>
+          <w:lang w:val="en-US"/>
+        </w:rPr>
+        <w:t xml:space="preserve">% </w:t>
+      </w:r>
+      <w:proofErr w:type="spellStart"/>
+      <w:r>
+        <w:rPr>
+          <w:rFonts w:ascii="Times New Roman" w:hAnsi="Times New Roman" w:cs="Times New Roman"/>
+          <w:sz w:val="24"/>
+          <w:szCs w:val="24"/>
+          <w:lang w:val="en-US"/>
+        </w:rPr>
+        <w:t>untuk</w:t>
+      </w:r>
+      <w:proofErr w:type="spellEnd"/>
+      <w:r>
+        <w:rPr>
+          <w:rFonts w:ascii="Times New Roman" w:hAnsi="Times New Roman" w:cs="Times New Roman"/>
+          <w:sz w:val="24"/>
+          <w:szCs w:val="24"/>
+          <w:lang w:val="en-US"/>
+        </w:rPr>
+        <w:t xml:space="preserve"> data </w:t>
+      </w:r>
+      <w:proofErr w:type="spellStart"/>
+      <w:r>
+        <w:rPr>
+          <w:rFonts w:ascii="Times New Roman" w:hAnsi="Times New Roman" w:cs="Times New Roman"/>
+          <w:sz w:val="24"/>
+          <w:szCs w:val="24"/>
+          <w:lang w:val="en-US"/>
+        </w:rPr>
+        <w:t>latih</w:t>
+      </w:r>
+      <w:proofErr w:type="spellEnd"/>
+      <w:r>
+        <w:rPr>
+          <w:rFonts w:ascii="Times New Roman" w:hAnsi="Times New Roman" w:cs="Times New Roman"/>
+          <w:sz w:val="24"/>
+          <w:szCs w:val="24"/>
+          <w:lang w:val="en-US"/>
+        </w:rPr>
+        <w:t xml:space="preserve"> (796 </w:t>
+      </w:r>
+      <w:proofErr w:type="spellStart"/>
+      <w:r>
+        <w:rPr>
+          <w:rFonts w:ascii="Times New Roman" w:hAnsi="Times New Roman" w:cs="Times New Roman"/>
+          <w:sz w:val="24"/>
+          <w:szCs w:val="24"/>
+          <w:lang w:val="en-US"/>
+        </w:rPr>
+        <w:t>gambar</w:t>
+      </w:r>
+      <w:proofErr w:type="spellEnd"/>
+      <w:r>
+        <w:rPr>
+          <w:rFonts w:ascii="Times New Roman" w:hAnsi="Times New Roman" w:cs="Times New Roman"/>
+          <w:sz w:val="24"/>
+          <w:szCs w:val="24"/>
+          <w:lang w:val="en-US"/>
+        </w:rPr>
+        <w:t xml:space="preserve">) </w:t>
+      </w:r>
+      <w:r>
+        <w:rPr>
+          <w:rFonts w:ascii="Times New Roman" w:hAnsi="Times New Roman" w:cs="Times New Roman"/>
+          <w:sz w:val="24"/>
+          <w:szCs w:val="24"/>
+          <w:lang w:val="en-US"/>
+        </w:rPr>
+        <w:t xml:space="preserve"> </w:t>
+      </w:r>
+      <w:proofErr w:type="spellStart"/>
+      <w:r>
+        <w:rPr>
+          <w:rFonts w:ascii="Times New Roman" w:hAnsi="Times New Roman" w:cs="Times New Roman"/>
+          <w:sz w:val="24"/>
+          <w:szCs w:val="24"/>
+          <w:lang w:val="en-US"/>
+        </w:rPr>
+        <w:t>dan</w:t>
+      </w:r>
+      <w:proofErr w:type="spellEnd"/>
+      <w:r>
+        <w:rPr>
+          <w:rFonts w:ascii="Times New Roman" w:hAnsi="Times New Roman" w:cs="Times New Roman"/>
+          <w:sz w:val="24"/>
+          <w:szCs w:val="24"/>
+          <w:lang w:val="en-US"/>
+        </w:rPr>
+        <w:t xml:space="preserve"> 20% </w:t>
+      </w:r>
+      <w:proofErr w:type="spellStart"/>
+      <w:r>
+        <w:rPr>
+          <w:rFonts w:ascii="Times New Roman" w:hAnsi="Times New Roman" w:cs="Times New Roman"/>
+          <w:sz w:val="24"/>
+          <w:szCs w:val="24"/>
+          <w:lang w:val="en-US"/>
+        </w:rPr>
+        <w:t>untuk</w:t>
+      </w:r>
+      <w:proofErr w:type="spellEnd"/>
+      <w:r>
+        <w:rPr>
+          <w:rFonts w:ascii="Times New Roman" w:hAnsi="Times New Roman" w:cs="Times New Roman"/>
+          <w:sz w:val="24"/>
+          <w:szCs w:val="24"/>
+          <w:lang w:val="en-US"/>
+        </w:rPr>
+        <w:t xml:space="preserve"> data </w:t>
+      </w:r>
+      <w:proofErr w:type="spellStart"/>
+      <w:r>
+        <w:rPr>
+          <w:rFonts w:ascii="Times New Roman" w:hAnsi="Times New Roman" w:cs="Times New Roman"/>
+          <w:sz w:val="24"/>
+          <w:szCs w:val="24"/>
+          <w:lang w:val="en-US"/>
+        </w:rPr>
+        <w:t>uji</w:t>
+      </w:r>
+      <w:proofErr w:type="spellEnd"/>
+      <w:r>
+        <w:rPr>
+          <w:rFonts w:ascii="Times New Roman" w:hAnsi="Times New Roman" w:cs="Times New Roman"/>
+          <w:sz w:val="24"/>
+          <w:szCs w:val="24"/>
+          <w:lang w:val="en-US"/>
+        </w:rPr>
+        <w:t xml:space="preserve"> (199 </w:t>
+      </w:r>
+      <w:proofErr w:type="spellStart"/>
+      <w:r>
+        <w:rPr>
+          <w:rFonts w:ascii="Times New Roman" w:hAnsi="Times New Roman" w:cs="Times New Roman"/>
+          <w:sz w:val="24"/>
+          <w:szCs w:val="24"/>
+          <w:lang w:val="en-US"/>
+        </w:rPr>
+        <w:t>gambar</w:t>
+      </w:r>
+      <w:proofErr w:type="spellEnd"/>
+      <w:r>
+        <w:rPr>
+          <w:rFonts w:ascii="Times New Roman" w:hAnsi="Times New Roman" w:cs="Times New Roman"/>
+          <w:sz w:val="24"/>
+          <w:szCs w:val="24"/>
+          <w:lang w:val="en-US"/>
+        </w:rPr>
+        <w:t>)</w:t>
+      </w:r>
+      <w:r>
+        <w:rPr>
+          <w:rFonts w:ascii="Times New Roman" w:hAnsi="Times New Roman" w:cs="Times New Roman"/>
+          <w:sz w:val="24"/>
+          <w:szCs w:val="24"/>
+          <w:lang w:val="en-US"/>
+        </w:rPr>
+        <w:t xml:space="preserve">. </w:t>
+      </w:r>
+      <w:proofErr w:type="spellStart"/>
+      <w:r>
+        <w:rPr>
+          <w:rFonts w:ascii="Times New Roman" w:hAnsi="Times New Roman" w:cs="Times New Roman"/>
+          <w:sz w:val="24"/>
+          <w:szCs w:val="24"/>
+          <w:lang w:val="en-US"/>
+        </w:rPr>
+        <w:t>Metode</w:t>
+      </w:r>
+      <w:proofErr w:type="spellEnd"/>
+      <w:r>
+        <w:rPr>
+          <w:rFonts w:ascii="Times New Roman" w:hAnsi="Times New Roman" w:cs="Times New Roman"/>
+          <w:sz w:val="24"/>
+          <w:szCs w:val="24"/>
+          <w:lang w:val="en-US"/>
+        </w:rPr>
+        <w:t xml:space="preserve"> </w:t>
+      </w:r>
+      <w:proofErr w:type="spellStart"/>
+      <w:r>
+        <w:rPr>
+          <w:rFonts w:ascii="Times New Roman" w:hAnsi="Times New Roman" w:cs="Times New Roman"/>
+          <w:sz w:val="24"/>
+          <w:szCs w:val="24"/>
+          <w:lang w:val="en-US"/>
+        </w:rPr>
+        <w:t>klasik</w:t>
+      </w:r>
+      <w:proofErr w:type="spellEnd"/>
+      <w:r>
+        <w:rPr>
+          <w:rFonts w:ascii="Times New Roman" w:hAnsi="Times New Roman" w:cs="Times New Roman"/>
+          <w:sz w:val="24"/>
+          <w:szCs w:val="24"/>
+          <w:lang w:val="en-US"/>
+        </w:rPr>
+        <w:t xml:space="preserve"> yang </w:t>
+      </w:r>
+      <w:proofErr w:type="spellStart"/>
+      <w:r>
+        <w:rPr>
+          <w:rFonts w:ascii="Times New Roman" w:hAnsi="Times New Roman" w:cs="Times New Roman"/>
+          <w:sz w:val="24"/>
+          <w:szCs w:val="24"/>
+          <w:lang w:val="en-US"/>
+        </w:rPr>
+        <w:t>diuji</w:t>
+      </w:r>
+      <w:proofErr w:type="spellEnd"/>
+      <w:r>
+        <w:rPr>
+          <w:rFonts w:ascii="Times New Roman" w:hAnsi="Times New Roman" w:cs="Times New Roman"/>
+          <w:sz w:val="24"/>
+          <w:szCs w:val="24"/>
+          <w:lang w:val="en-US"/>
+        </w:rPr>
+        <w:t xml:space="preserve"> </w:t>
+      </w:r>
+      <w:proofErr w:type="spellStart"/>
+      <w:r>
+        <w:rPr>
+          <w:rFonts w:ascii="Times New Roman" w:hAnsi="Times New Roman" w:cs="Times New Roman"/>
+          <w:sz w:val="24"/>
+          <w:szCs w:val="24"/>
+          <w:lang w:val="en-US"/>
+        </w:rPr>
+        <w:t>menggunakan</w:t>
+      </w:r>
+      <w:proofErr w:type="spellEnd"/>
+      <w:r>
+        <w:rPr>
+          <w:rFonts w:ascii="Times New Roman" w:hAnsi="Times New Roman" w:cs="Times New Roman"/>
+          <w:sz w:val="24"/>
+          <w:szCs w:val="24"/>
+          <w:lang w:val="en-US"/>
+        </w:rPr>
+        <w:t xml:space="preserve"> </w:t>
+      </w:r>
+      <w:proofErr w:type="spellStart"/>
+      <w:r>
+        <w:rPr>
+          <w:rFonts w:ascii="Times New Roman" w:hAnsi="Times New Roman" w:cs="Times New Roman"/>
+          <w:sz w:val="24"/>
+          <w:szCs w:val="24"/>
+          <w:lang w:val="en-US"/>
+        </w:rPr>
+        <w:t>kombinasi</w:t>
+      </w:r>
+      <w:proofErr w:type="spellEnd"/>
+      <w:r>
+        <w:rPr>
+          <w:rFonts w:ascii="Times New Roman" w:hAnsi="Times New Roman" w:cs="Times New Roman"/>
+          <w:sz w:val="24"/>
+          <w:szCs w:val="24"/>
+          <w:lang w:val="en-US"/>
+        </w:rPr>
+        <w:t xml:space="preserve"> HOG </w:t>
+      </w:r>
+      <w:proofErr w:type="spellStart"/>
+      <w:r>
+        <w:rPr>
+          <w:rFonts w:ascii="Times New Roman" w:hAnsi="Times New Roman" w:cs="Times New Roman"/>
+          <w:sz w:val="24"/>
+          <w:szCs w:val="24"/>
+          <w:lang w:val="en-US"/>
+        </w:rPr>
+        <w:t>untuk</w:t>
+      </w:r>
+      <w:proofErr w:type="spellEnd"/>
+      <w:r>
+        <w:rPr>
+          <w:rFonts w:ascii="Times New Roman" w:hAnsi="Times New Roman" w:cs="Times New Roman"/>
+          <w:sz w:val="24"/>
+          <w:szCs w:val="24"/>
+          <w:lang w:val="en-US"/>
+        </w:rPr>
+        <w:t xml:space="preserve"> </w:t>
+      </w:r>
+      <w:proofErr w:type="spellStart"/>
+      <w:r>
+        <w:rPr>
+          <w:rFonts w:ascii="Times New Roman" w:hAnsi="Times New Roman" w:cs="Times New Roman"/>
+          <w:sz w:val="24"/>
+          <w:szCs w:val="24"/>
+          <w:lang w:val="en-US"/>
+        </w:rPr>
+        <w:t>mendeteksi</w:t>
+      </w:r>
+      <w:proofErr w:type="spellEnd"/>
+      <w:r>
+        <w:rPr>
+          <w:rFonts w:ascii="Times New Roman" w:hAnsi="Times New Roman" w:cs="Times New Roman"/>
+          <w:sz w:val="24"/>
+          <w:szCs w:val="24"/>
+          <w:lang w:val="en-US"/>
+        </w:rPr>
+        <w:t xml:space="preserve"> </w:t>
+      </w:r>
+      <w:proofErr w:type="spellStart"/>
+      <w:r>
+        <w:rPr>
+          <w:rFonts w:ascii="Times New Roman" w:hAnsi="Times New Roman" w:cs="Times New Roman"/>
+          <w:sz w:val="24"/>
+          <w:szCs w:val="24"/>
+          <w:lang w:val="en-US"/>
+        </w:rPr>
+        <w:t>bentuk</w:t>
+      </w:r>
+      <w:proofErr w:type="spellEnd"/>
+      <w:r>
+        <w:rPr>
+          <w:rFonts w:ascii="Times New Roman" w:hAnsi="Times New Roman" w:cs="Times New Roman"/>
+          <w:sz w:val="24"/>
+          <w:szCs w:val="24"/>
+          <w:lang w:val="en-US"/>
+        </w:rPr>
+        <w:t xml:space="preserve"> </w:t>
+      </w:r>
+      <w:proofErr w:type="spellStart"/>
+      <w:r>
+        <w:rPr>
+          <w:rFonts w:ascii="Times New Roman" w:hAnsi="Times New Roman" w:cs="Times New Roman"/>
+          <w:sz w:val="24"/>
+          <w:szCs w:val="24"/>
+          <w:lang w:val="en-US"/>
+        </w:rPr>
+        <w:t>atau</w:t>
+      </w:r>
+      <w:proofErr w:type="spellEnd"/>
+      <w:r>
+        <w:rPr>
+          <w:rFonts w:ascii="Times New Roman" w:hAnsi="Times New Roman" w:cs="Times New Roman"/>
+          <w:sz w:val="24"/>
+          <w:szCs w:val="24"/>
+          <w:lang w:val="en-US"/>
+        </w:rPr>
+        <w:t xml:space="preserve"> </w:t>
+      </w:r>
+      <w:proofErr w:type="spellStart"/>
+      <w:r>
+        <w:rPr>
+          <w:rFonts w:ascii="Times New Roman" w:hAnsi="Times New Roman" w:cs="Times New Roman"/>
+          <w:sz w:val="24"/>
+          <w:szCs w:val="24"/>
+          <w:lang w:val="en-US"/>
+        </w:rPr>
+        <w:t>tepi</w:t>
+      </w:r>
+      <w:proofErr w:type="spellEnd"/>
+      <w:r>
+        <w:rPr>
+          <w:rFonts w:ascii="Times New Roman" w:hAnsi="Times New Roman" w:cs="Times New Roman"/>
+          <w:sz w:val="24"/>
+          <w:szCs w:val="24"/>
+          <w:lang w:val="en-US"/>
+        </w:rPr>
+        <w:t xml:space="preserve"> </w:t>
+      </w:r>
+      <w:proofErr w:type="spellStart"/>
+      <w:r>
+        <w:rPr>
+          <w:rFonts w:ascii="Times New Roman" w:hAnsi="Times New Roman" w:cs="Times New Roman"/>
+          <w:sz w:val="24"/>
+          <w:szCs w:val="24"/>
+          <w:lang w:val="en-US"/>
+        </w:rPr>
+        <w:t>objek</w:t>
+      </w:r>
+      <w:proofErr w:type="spellEnd"/>
+      <w:r>
+        <w:rPr>
+          <w:rFonts w:ascii="Times New Roman" w:hAnsi="Times New Roman" w:cs="Times New Roman"/>
+          <w:sz w:val="24"/>
+          <w:szCs w:val="24"/>
+          <w:lang w:val="en-US"/>
+        </w:rPr>
+        <w:t xml:space="preserve"> </w:t>
+      </w:r>
+      <w:proofErr w:type="spellStart"/>
+      <w:r>
+        <w:rPr>
+          <w:rFonts w:ascii="Times New Roman" w:hAnsi="Times New Roman" w:cs="Times New Roman"/>
+          <w:sz w:val="24"/>
+          <w:szCs w:val="24"/>
+          <w:lang w:val="en-US"/>
+        </w:rPr>
+        <w:t>dan</w:t>
+      </w:r>
+      <w:proofErr w:type="spellEnd"/>
+      <w:r>
+        <w:rPr>
+          <w:rFonts w:ascii="Times New Roman" w:hAnsi="Times New Roman" w:cs="Times New Roman"/>
+          <w:sz w:val="24"/>
+          <w:szCs w:val="24"/>
+          <w:lang w:val="en-US"/>
+        </w:rPr>
+        <w:t xml:space="preserve"> SVM </w:t>
+      </w:r>
+      <w:proofErr w:type="spellStart"/>
+      <w:r>
+        <w:rPr>
+          <w:rFonts w:ascii="Times New Roman" w:hAnsi="Times New Roman" w:cs="Times New Roman"/>
+          <w:sz w:val="24"/>
+          <w:szCs w:val="24"/>
+          <w:lang w:val="en-US"/>
+        </w:rPr>
+        <w:t>untuk</w:t>
+      </w:r>
+      <w:proofErr w:type="spellEnd"/>
+      <w:r>
+        <w:rPr>
+          <w:rFonts w:ascii="Times New Roman" w:hAnsi="Times New Roman" w:cs="Times New Roman"/>
+          <w:sz w:val="24"/>
+          <w:szCs w:val="24"/>
+          <w:lang w:val="en-US"/>
+        </w:rPr>
+        <w:t xml:space="preserve"> </w:t>
+      </w:r>
+      <w:proofErr w:type="spellStart"/>
+      <w:r>
+        <w:rPr>
+          <w:rFonts w:ascii="Times New Roman" w:hAnsi="Times New Roman" w:cs="Times New Roman"/>
+          <w:sz w:val="24"/>
+          <w:szCs w:val="24"/>
+          <w:lang w:val="en-US"/>
+        </w:rPr>
+        <w:t>melakukan</w:t>
+      </w:r>
+      <w:proofErr w:type="spellEnd"/>
+      <w:r>
+        <w:rPr>
+          <w:rFonts w:ascii="Times New Roman" w:hAnsi="Times New Roman" w:cs="Times New Roman"/>
+          <w:sz w:val="24"/>
+          <w:szCs w:val="24"/>
+          <w:lang w:val="en-US"/>
+        </w:rPr>
+        <w:t xml:space="preserve"> </w:t>
+      </w:r>
+      <w:proofErr w:type="spellStart"/>
+      <w:r>
+        <w:rPr>
+          <w:rFonts w:ascii="Times New Roman" w:hAnsi="Times New Roman" w:cs="Times New Roman"/>
+          <w:sz w:val="24"/>
+          <w:szCs w:val="24"/>
+          <w:lang w:val="en-US"/>
+        </w:rPr>
+        <w:t>pengelompokan</w:t>
+      </w:r>
+      <w:proofErr w:type="spellEnd"/>
+      <w:r>
+        <w:rPr>
+          <w:rFonts w:ascii="Times New Roman" w:hAnsi="Times New Roman" w:cs="Times New Roman"/>
+          <w:sz w:val="24"/>
+          <w:szCs w:val="24"/>
+          <w:lang w:val="en-US"/>
+        </w:rPr>
+        <w:t xml:space="preserve"> </w:t>
+      </w:r>
+      <w:proofErr w:type="spellStart"/>
+      <w:r>
+        <w:rPr>
+          <w:rFonts w:ascii="Times New Roman" w:hAnsi="Times New Roman" w:cs="Times New Roman"/>
+          <w:sz w:val="24"/>
+          <w:szCs w:val="24"/>
+          <w:lang w:val="en-US"/>
+        </w:rPr>
+        <w:t>gambar</w:t>
+      </w:r>
+      <w:proofErr w:type="spellEnd"/>
+      <w:r>
+        <w:rPr>
+          <w:rFonts w:ascii="Times New Roman" w:hAnsi="Times New Roman" w:cs="Times New Roman"/>
+          <w:sz w:val="24"/>
+          <w:szCs w:val="24"/>
+          <w:lang w:val="en-US"/>
+        </w:rPr>
+        <w:t xml:space="preserve">. </w:t>
+      </w:r>
+      <w:proofErr w:type="spellStart"/>
+      <w:r>
+        <w:rPr>
+          <w:rFonts w:ascii="Times New Roman" w:hAnsi="Times New Roman" w:cs="Times New Roman"/>
+          <w:sz w:val="24"/>
+          <w:szCs w:val="24"/>
+        </w:rPr>
+        <w:t>Sementara</w:t>
+      </w:r>
+      <w:proofErr w:type="spellEnd"/>
+      <w:r>
+        <w:rPr>
+          <w:rFonts w:ascii="Times New Roman" w:hAnsi="Times New Roman" w:cs="Times New Roman"/>
+          <w:sz w:val="24"/>
+          <w:szCs w:val="24"/>
+        </w:rPr>
+        <w:t xml:space="preserve"> </w:t>
+      </w:r>
+      <w:proofErr w:type="spellStart"/>
+      <w:r>
+        <w:rPr>
+          <w:rFonts w:ascii="Times New Roman" w:hAnsi="Times New Roman" w:cs="Times New Roman"/>
+          <w:sz w:val="24"/>
+          <w:szCs w:val="24"/>
+        </w:rPr>
+        <w:t>itu</w:t>
+      </w:r>
+      <w:proofErr w:type="spellEnd"/>
+      <w:r>
+        <w:rPr>
+          <w:rFonts w:ascii="Times New Roman" w:hAnsi="Times New Roman" w:cs="Times New Roman"/>
+          <w:sz w:val="24"/>
+          <w:szCs w:val="24"/>
+        </w:rPr>
+        <w:t xml:space="preserve">, </w:t>
+      </w:r>
+      <w:proofErr w:type="spellStart"/>
+      <w:r>
+        <w:rPr>
+          <w:rFonts w:ascii="Times New Roman" w:hAnsi="Times New Roman" w:cs="Times New Roman"/>
+          <w:sz w:val="24"/>
+          <w:szCs w:val="24"/>
+        </w:rPr>
+        <w:t>metode</w:t>
+      </w:r>
+      <w:proofErr w:type="spellEnd"/>
+      <w:r>
+        <w:rPr>
+          <w:rFonts w:ascii="Times New Roman" w:hAnsi="Times New Roman" w:cs="Times New Roman"/>
+          <w:sz w:val="24"/>
+          <w:szCs w:val="24"/>
+        </w:rPr>
+        <w:t xml:space="preserve"> modern </w:t>
+      </w:r>
+      <w:proofErr w:type="spellStart"/>
+      <w:r>
+        <w:rPr>
+          <w:rFonts w:ascii="Times New Roman" w:hAnsi="Times New Roman" w:cs="Times New Roman"/>
+          <w:sz w:val="24"/>
+          <w:szCs w:val="24"/>
+        </w:rPr>
+        <w:t>menggunakan</w:t>
+      </w:r>
+      <w:proofErr w:type="spellEnd"/>
+      <w:r>
+        <w:rPr>
+          <w:rFonts w:ascii="Times New Roman" w:hAnsi="Times New Roman" w:cs="Times New Roman"/>
+          <w:sz w:val="24"/>
+          <w:szCs w:val="24"/>
+        </w:rPr>
+        <w:t xml:space="preserve"> </w:t>
+      </w:r>
+      <w:proofErr w:type="spellStart"/>
+      <w:r>
+        <w:rPr>
+          <w:rFonts w:ascii="Times New Roman" w:hAnsi="Times New Roman" w:cs="Times New Roman"/>
+          <w:sz w:val="24"/>
+          <w:szCs w:val="24"/>
+        </w:rPr>
+        <w:t>arsitektur</w:t>
+      </w:r>
+      <w:proofErr w:type="spellEnd"/>
+      <w:r>
+        <w:rPr>
+          <w:rFonts w:ascii="Times New Roman" w:hAnsi="Times New Roman" w:cs="Times New Roman"/>
+          <w:sz w:val="24"/>
+          <w:szCs w:val="24"/>
+        </w:rPr>
+        <w:t xml:space="preserve"> </w:t>
+      </w:r>
+      <w:proofErr w:type="spellStart"/>
+      <w:r>
+        <w:rPr>
+          <w:rFonts w:ascii="Times New Roman" w:hAnsi="Times New Roman" w:cs="Times New Roman"/>
+          <w:sz w:val="24"/>
+          <w:szCs w:val="24"/>
+        </w:rPr>
+        <w:t>jaringan</w:t>
+      </w:r>
+      <w:proofErr w:type="spellEnd"/>
+      <w:r>
+        <w:rPr>
+          <w:rFonts w:ascii="Times New Roman" w:hAnsi="Times New Roman" w:cs="Times New Roman"/>
+          <w:sz w:val="24"/>
+          <w:szCs w:val="24"/>
+        </w:rPr>
+        <w:t xml:space="preserve"> </w:t>
+      </w:r>
+      <w:proofErr w:type="spellStart"/>
+      <w:r>
+        <w:rPr>
+          <w:rFonts w:ascii="Times New Roman" w:hAnsi="Times New Roman" w:cs="Times New Roman"/>
+          <w:sz w:val="24"/>
+          <w:szCs w:val="24"/>
+        </w:rPr>
+        <w:t>saraf</w:t>
+      </w:r>
+      <w:proofErr w:type="spellEnd"/>
+      <w:r>
+        <w:rPr>
+          <w:rFonts w:ascii="Times New Roman" w:hAnsi="Times New Roman" w:cs="Times New Roman"/>
+          <w:sz w:val="24"/>
+          <w:szCs w:val="24"/>
+        </w:rPr>
+        <w:t xml:space="preserve"> </w:t>
+      </w:r>
+      <w:proofErr w:type="spellStart"/>
+      <w:r>
+        <w:rPr>
+          <w:rFonts w:ascii="Times New Roman" w:hAnsi="Times New Roman" w:cs="Times New Roman"/>
+          <w:sz w:val="24"/>
+          <w:szCs w:val="24"/>
+        </w:rPr>
+        <w:t>sederhana</w:t>
+      </w:r>
+      <w:proofErr w:type="spellEnd"/>
+      <w:r>
+        <w:rPr>
+          <w:rFonts w:ascii="Times New Roman" w:hAnsi="Times New Roman" w:cs="Times New Roman"/>
+          <w:sz w:val="24"/>
+          <w:szCs w:val="24"/>
+        </w:rPr>
+        <w:t xml:space="preserve"> (CNN) </w:t>
+      </w:r>
+      <w:proofErr w:type="spellStart"/>
+      <w:r>
+        <w:rPr>
+          <w:rFonts w:ascii="Times New Roman" w:hAnsi="Times New Roman" w:cs="Times New Roman"/>
+          <w:sz w:val="24"/>
+          <w:szCs w:val="24"/>
+        </w:rPr>
+        <w:t>untuk</w:t>
+      </w:r>
+      <w:proofErr w:type="spellEnd"/>
+      <w:r>
+        <w:rPr>
+          <w:rFonts w:ascii="Times New Roman" w:hAnsi="Times New Roman" w:cs="Times New Roman"/>
+          <w:sz w:val="24"/>
+          <w:szCs w:val="24"/>
+        </w:rPr>
+        <w:t xml:space="preserve"> </w:t>
+      </w:r>
+      <w:proofErr w:type="spellStart"/>
+      <w:r>
+        <w:rPr>
+          <w:rFonts w:ascii="Times New Roman" w:hAnsi="Times New Roman" w:cs="Times New Roman"/>
+          <w:sz w:val="24"/>
+          <w:szCs w:val="24"/>
+        </w:rPr>
+        <w:t>mendeteksi</w:t>
+      </w:r>
+      <w:proofErr w:type="spellEnd"/>
+      <w:r>
+        <w:rPr>
+          <w:rFonts w:ascii="Times New Roman" w:hAnsi="Times New Roman" w:cs="Times New Roman"/>
+          <w:sz w:val="24"/>
+          <w:szCs w:val="24"/>
+        </w:rPr>
+        <w:t xml:space="preserve"> </w:t>
+      </w:r>
+      <w:proofErr w:type="spellStart"/>
+      <w:r>
+        <w:rPr>
+          <w:rFonts w:ascii="Times New Roman" w:hAnsi="Times New Roman" w:cs="Times New Roman"/>
+          <w:sz w:val="24"/>
+          <w:szCs w:val="24"/>
+        </w:rPr>
+        <w:t>pola-pola</w:t>
+      </w:r>
+      <w:proofErr w:type="spellEnd"/>
+      <w:r>
+        <w:rPr>
+          <w:rFonts w:ascii="Times New Roman" w:hAnsi="Times New Roman" w:cs="Times New Roman"/>
+          <w:sz w:val="24"/>
+          <w:szCs w:val="24"/>
+        </w:rPr>
+        <w:t xml:space="preserve"> </w:t>
+      </w:r>
+      <w:proofErr w:type="spellStart"/>
+      <w:r>
+        <w:rPr>
+          <w:rFonts w:ascii="Times New Roman" w:hAnsi="Times New Roman" w:cs="Times New Roman"/>
+          <w:sz w:val="24"/>
+          <w:szCs w:val="24"/>
+        </w:rPr>
+        <w:t>penting</w:t>
+      </w:r>
+      <w:proofErr w:type="spellEnd"/>
+      <w:r>
+        <w:rPr>
+          <w:rFonts w:ascii="Times New Roman" w:hAnsi="Times New Roman" w:cs="Times New Roman"/>
+          <w:sz w:val="24"/>
+          <w:szCs w:val="24"/>
+        </w:rPr>
+        <w:t xml:space="preserve"> </w:t>
+      </w:r>
+      <w:proofErr w:type="spellStart"/>
+      <w:r>
+        <w:rPr>
+          <w:rFonts w:ascii="Times New Roman" w:hAnsi="Times New Roman" w:cs="Times New Roman"/>
+          <w:sz w:val="24"/>
+          <w:szCs w:val="24"/>
+        </w:rPr>
+        <w:t>pada</w:t>
+      </w:r>
+      <w:proofErr w:type="spellEnd"/>
+      <w:r>
+        <w:rPr>
+          <w:rFonts w:ascii="Times New Roman" w:hAnsi="Times New Roman" w:cs="Times New Roman"/>
+          <w:sz w:val="24"/>
+          <w:szCs w:val="24"/>
+        </w:rPr>
+        <w:t xml:space="preserve"> </w:t>
+      </w:r>
+      <w:proofErr w:type="spellStart"/>
+      <w:r>
+        <w:rPr>
+          <w:rFonts w:ascii="Times New Roman" w:hAnsi="Times New Roman" w:cs="Times New Roman"/>
+          <w:sz w:val="24"/>
+          <w:szCs w:val="24"/>
+        </w:rPr>
+        <w:t>gambar</w:t>
+      </w:r>
+      <w:proofErr w:type="spellEnd"/>
+      <w:r>
+        <w:rPr>
+          <w:rFonts w:ascii="Times New Roman" w:hAnsi="Times New Roman" w:cs="Times New Roman"/>
+          <w:sz w:val="24"/>
+          <w:szCs w:val="24"/>
+        </w:rPr>
+        <w:t xml:space="preserve"> </w:t>
+      </w:r>
+      <w:proofErr w:type="spellStart"/>
+      <w:r>
+        <w:rPr>
+          <w:rFonts w:ascii="Times New Roman" w:hAnsi="Times New Roman" w:cs="Times New Roman"/>
+          <w:sz w:val="24"/>
+          <w:szCs w:val="24"/>
+        </w:rPr>
+        <w:t>secara</w:t>
+      </w:r>
+      <w:proofErr w:type="spellEnd"/>
+      <w:r>
+        <w:rPr>
+          <w:rFonts w:ascii="Times New Roman" w:hAnsi="Times New Roman" w:cs="Times New Roman"/>
+          <w:sz w:val="24"/>
+          <w:szCs w:val="24"/>
+        </w:rPr>
+        <w:t xml:space="preserve"> </w:t>
+      </w:r>
+      <w:proofErr w:type="spellStart"/>
+      <w:r>
+        <w:rPr>
+          <w:rFonts w:ascii="Times New Roman" w:hAnsi="Times New Roman" w:cs="Times New Roman"/>
+          <w:sz w:val="24"/>
+          <w:szCs w:val="24"/>
+        </w:rPr>
+        <w:t>otomatis</w:t>
+      </w:r>
+      <w:proofErr w:type="spellEnd"/>
+      <w:r>
+        <w:rPr>
+          <w:rFonts w:ascii="Times New Roman" w:hAnsi="Times New Roman" w:cs="Times New Roman"/>
+          <w:sz w:val="24"/>
+          <w:szCs w:val="24"/>
+        </w:rPr>
+        <w:t xml:space="preserve">. </w:t>
+      </w:r>
+      <w:proofErr w:type="spellStart"/>
+      <w:r>
+        <w:rPr>
+          <w:rFonts w:ascii="Times New Roman" w:hAnsi="Times New Roman" w:cs="Times New Roman"/>
+          <w:sz w:val="24"/>
+          <w:szCs w:val="24"/>
+        </w:rPr>
+        <w:t>Hasil</w:t>
+      </w:r>
+      <w:proofErr w:type="spellEnd"/>
+      <w:r>
+        <w:rPr>
+          <w:rFonts w:ascii="Times New Roman" w:hAnsi="Times New Roman" w:cs="Times New Roman"/>
+          <w:sz w:val="24"/>
+          <w:szCs w:val="24"/>
+        </w:rPr>
+        <w:t xml:space="preserve"> </w:t>
+      </w:r>
+      <w:proofErr w:type="spellStart"/>
+      <w:r>
+        <w:rPr>
+          <w:rFonts w:ascii="Times New Roman" w:hAnsi="Times New Roman" w:cs="Times New Roman"/>
+          <w:sz w:val="24"/>
+          <w:szCs w:val="24"/>
+        </w:rPr>
+        <w:t>eksperimen</w:t>
+      </w:r>
+      <w:proofErr w:type="spellEnd"/>
+      <w:r>
+        <w:rPr>
+          <w:rFonts w:ascii="Times New Roman" w:hAnsi="Times New Roman" w:cs="Times New Roman"/>
+          <w:sz w:val="24"/>
+          <w:szCs w:val="24"/>
+        </w:rPr>
+        <w:t xml:space="preserve"> </w:t>
+      </w:r>
+      <w:proofErr w:type="spellStart"/>
+      <w:r>
+        <w:rPr>
+          <w:rFonts w:ascii="Times New Roman" w:hAnsi="Times New Roman" w:cs="Times New Roman"/>
+          <w:sz w:val="24"/>
+          <w:szCs w:val="24"/>
+        </w:rPr>
+        <w:t>menunjukkan</w:t>
+      </w:r>
+      <w:proofErr w:type="spellEnd"/>
+      <w:r>
+        <w:rPr>
+          <w:rFonts w:ascii="Times New Roman" w:hAnsi="Times New Roman" w:cs="Times New Roman"/>
+          <w:sz w:val="24"/>
+          <w:szCs w:val="24"/>
+        </w:rPr>
+        <w:t xml:space="preserve"> </w:t>
+      </w:r>
+      <w:proofErr w:type="spellStart"/>
+      <w:r>
+        <w:rPr>
+          <w:rFonts w:ascii="Times New Roman" w:hAnsi="Times New Roman" w:cs="Times New Roman"/>
+          <w:sz w:val="24"/>
+          <w:szCs w:val="24"/>
+        </w:rPr>
+        <w:t>bahwa</w:t>
+      </w:r>
+      <w:proofErr w:type="spellEnd"/>
+      <w:r>
+        <w:rPr>
+          <w:rFonts w:ascii="Times New Roman" w:hAnsi="Times New Roman" w:cs="Times New Roman"/>
+          <w:sz w:val="24"/>
+          <w:szCs w:val="24"/>
+        </w:rPr>
+        <w:t xml:space="preserve"> </w:t>
+      </w:r>
+      <w:proofErr w:type="spellStart"/>
+      <w:r>
+        <w:rPr>
+          <w:rFonts w:ascii="Times New Roman" w:hAnsi="Times New Roman" w:cs="Times New Roman"/>
+          <w:sz w:val="24"/>
+          <w:szCs w:val="24"/>
+        </w:rPr>
+        <w:t>kedua</w:t>
+      </w:r>
+      <w:proofErr w:type="spellEnd"/>
+      <w:r>
+        <w:rPr>
+          <w:rFonts w:ascii="Times New Roman" w:hAnsi="Times New Roman" w:cs="Times New Roman"/>
+          <w:sz w:val="24"/>
+          <w:szCs w:val="24"/>
+        </w:rPr>
+        <w:t xml:space="preserve"> </w:t>
+      </w:r>
+      <w:proofErr w:type="spellStart"/>
+      <w:r>
+        <w:rPr>
+          <w:rFonts w:ascii="Times New Roman" w:hAnsi="Times New Roman" w:cs="Times New Roman"/>
+          <w:sz w:val="24"/>
+          <w:szCs w:val="24"/>
+        </w:rPr>
+        <w:t>metode</w:t>
+      </w:r>
+      <w:proofErr w:type="spellEnd"/>
+      <w:r>
+        <w:rPr>
+          <w:rFonts w:ascii="Times New Roman" w:hAnsi="Times New Roman" w:cs="Times New Roman"/>
+          <w:sz w:val="24"/>
+          <w:szCs w:val="24"/>
+        </w:rPr>
+        <w:t xml:space="preserve"> </w:t>
+      </w:r>
+      <w:proofErr w:type="spellStart"/>
+      <w:r>
+        <w:rPr>
+          <w:rFonts w:ascii="Times New Roman" w:hAnsi="Times New Roman" w:cs="Times New Roman"/>
+          <w:sz w:val="24"/>
+          <w:szCs w:val="24"/>
+        </w:rPr>
+        <w:t>mampu</w:t>
+      </w:r>
+      <w:proofErr w:type="spellEnd"/>
+      <w:r>
+        <w:rPr>
+          <w:rFonts w:ascii="Times New Roman" w:hAnsi="Times New Roman" w:cs="Times New Roman"/>
+          <w:sz w:val="24"/>
+          <w:szCs w:val="24"/>
+        </w:rPr>
+        <w:t xml:space="preserve"> </w:t>
+      </w:r>
+      <w:proofErr w:type="spellStart"/>
+      <w:r>
+        <w:rPr>
+          <w:rFonts w:ascii="Times New Roman" w:hAnsi="Times New Roman" w:cs="Times New Roman"/>
+          <w:sz w:val="24"/>
+          <w:szCs w:val="24"/>
+        </w:rPr>
+        <w:t>membedakan</w:t>
+      </w:r>
+      <w:proofErr w:type="spellEnd"/>
+      <w:r>
+        <w:rPr>
+          <w:rFonts w:ascii="Times New Roman" w:hAnsi="Times New Roman" w:cs="Times New Roman"/>
+          <w:sz w:val="24"/>
+          <w:szCs w:val="24"/>
+        </w:rPr>
+        <w:t xml:space="preserve"> </w:t>
+      </w:r>
+      <w:proofErr w:type="spellStart"/>
+      <w:r>
+        <w:rPr>
+          <w:rFonts w:ascii="Times New Roman" w:hAnsi="Times New Roman" w:cs="Times New Roman"/>
+          <w:sz w:val="24"/>
+          <w:szCs w:val="24"/>
+        </w:rPr>
+        <w:t>gambar</w:t>
+      </w:r>
+      <w:proofErr w:type="spellEnd"/>
+      <w:r>
+        <w:rPr>
+          <w:rFonts w:ascii="Times New Roman" w:hAnsi="Times New Roman" w:cs="Times New Roman"/>
+          <w:sz w:val="24"/>
+          <w:szCs w:val="24"/>
+        </w:rPr>
+        <w:t xml:space="preserve"> </w:t>
+      </w:r>
+      <w:proofErr w:type="spellStart"/>
+      <w:r>
+        <w:rPr>
+          <w:rFonts w:ascii="Times New Roman" w:hAnsi="Times New Roman" w:cs="Times New Roman"/>
+          <w:sz w:val="24"/>
+          <w:szCs w:val="24"/>
+        </w:rPr>
+        <w:t>dengan</w:t>
+      </w:r>
+      <w:proofErr w:type="spellEnd"/>
+      <w:r>
+        <w:rPr>
+          <w:rFonts w:ascii="Times New Roman" w:hAnsi="Times New Roman" w:cs="Times New Roman"/>
+          <w:sz w:val="24"/>
+          <w:szCs w:val="24"/>
+        </w:rPr>
+        <w:t xml:space="preserve"> </w:t>
+      </w:r>
+      <w:proofErr w:type="spellStart"/>
+      <w:r>
+        <w:rPr>
+          <w:rFonts w:ascii="Times New Roman" w:hAnsi="Times New Roman" w:cs="Times New Roman"/>
+          <w:sz w:val="24"/>
+          <w:szCs w:val="24"/>
+        </w:rPr>
+        <w:t>cukup</w:t>
+      </w:r>
+      <w:proofErr w:type="spellEnd"/>
+      <w:r>
+        <w:rPr>
+          <w:rFonts w:ascii="Times New Roman" w:hAnsi="Times New Roman" w:cs="Times New Roman"/>
+          <w:sz w:val="24"/>
+          <w:szCs w:val="24"/>
+        </w:rPr>
+        <w:t xml:space="preserve"> </w:t>
+      </w:r>
+      <w:proofErr w:type="spellStart"/>
+      <w:r>
+        <w:rPr>
+          <w:rFonts w:ascii="Times New Roman" w:hAnsi="Times New Roman" w:cs="Times New Roman"/>
+          <w:sz w:val="24"/>
+          <w:szCs w:val="24"/>
+        </w:rPr>
+        <w:t>baik</w:t>
+      </w:r>
+      <w:proofErr w:type="spellEnd"/>
+      <w:r>
+        <w:rPr>
+          <w:rFonts w:ascii="Times New Roman" w:hAnsi="Times New Roman" w:cs="Times New Roman"/>
+          <w:sz w:val="24"/>
+          <w:szCs w:val="24"/>
+        </w:rPr>
+        <w:t xml:space="preserve">. </w:t>
+      </w:r>
+      <w:proofErr w:type="spellStart"/>
+      <w:r>
+        <w:rPr>
+          <w:rFonts w:ascii="Times New Roman" w:hAnsi="Times New Roman" w:cs="Times New Roman"/>
+          <w:sz w:val="24"/>
+          <w:szCs w:val="24"/>
+        </w:rPr>
+        <w:t>Namun</w:t>
+      </w:r>
+      <w:proofErr w:type="spellEnd"/>
+      <w:r>
+        <w:rPr>
+          <w:rFonts w:ascii="Times New Roman" w:hAnsi="Times New Roman" w:cs="Times New Roman"/>
+          <w:sz w:val="24"/>
+          <w:szCs w:val="24"/>
+        </w:rPr>
+        <w:t xml:space="preserve">, </w:t>
+      </w:r>
+      <w:proofErr w:type="spellStart"/>
+      <w:r>
+        <w:rPr>
+          <w:rFonts w:ascii="Times New Roman" w:hAnsi="Times New Roman" w:cs="Times New Roman"/>
+          <w:sz w:val="24"/>
+          <w:szCs w:val="24"/>
+        </w:rPr>
+        <w:t>metode</w:t>
+      </w:r>
+      <w:proofErr w:type="spellEnd"/>
+      <w:r>
+        <w:rPr>
+          <w:rFonts w:ascii="Times New Roman" w:hAnsi="Times New Roman" w:cs="Times New Roman"/>
+          <w:sz w:val="24"/>
+          <w:szCs w:val="24"/>
+        </w:rPr>
+        <w:t xml:space="preserve"> modern (CNN) </w:t>
+      </w:r>
+      <w:proofErr w:type="spellStart"/>
+      <w:r>
+        <w:rPr>
+          <w:rFonts w:ascii="Times New Roman" w:hAnsi="Times New Roman" w:cs="Times New Roman"/>
+          <w:sz w:val="24"/>
+          <w:szCs w:val="24"/>
+        </w:rPr>
+        <w:t>terbukti</w:t>
+      </w:r>
+      <w:proofErr w:type="spellEnd"/>
+      <w:r>
+        <w:rPr>
+          <w:rFonts w:ascii="Times New Roman" w:hAnsi="Times New Roman" w:cs="Times New Roman"/>
+          <w:sz w:val="24"/>
+          <w:szCs w:val="24"/>
+        </w:rPr>
+        <w:t xml:space="preserve"> </w:t>
+      </w:r>
+      <w:proofErr w:type="spellStart"/>
+      <w:r>
+        <w:rPr>
+          <w:rFonts w:ascii="Times New Roman" w:hAnsi="Times New Roman" w:cs="Times New Roman"/>
+          <w:sz w:val="24"/>
+          <w:szCs w:val="24"/>
+        </w:rPr>
+        <w:t>menghasilkan</w:t>
+      </w:r>
+      <w:proofErr w:type="spellEnd"/>
+      <w:r>
+        <w:rPr>
+          <w:rFonts w:ascii="Times New Roman" w:hAnsi="Times New Roman" w:cs="Times New Roman"/>
+          <w:sz w:val="24"/>
+          <w:szCs w:val="24"/>
+        </w:rPr>
+        <w:t xml:space="preserve"> </w:t>
+      </w:r>
+      <w:proofErr w:type="spellStart"/>
+      <w:r>
+        <w:rPr>
+          <w:rFonts w:ascii="Times New Roman" w:hAnsi="Times New Roman" w:cs="Times New Roman"/>
+          <w:sz w:val="24"/>
+          <w:szCs w:val="24"/>
+        </w:rPr>
+        <w:t>tingka</w:t>
+      </w:r>
+      <w:r>
+        <w:rPr>
+          <w:rFonts w:ascii="Times New Roman" w:hAnsi="Times New Roman" w:cs="Times New Roman"/>
+          <w:sz w:val="24"/>
+          <w:szCs w:val="24"/>
+        </w:rPr>
+        <w:t>t</w:t>
+      </w:r>
+      <w:proofErr w:type="spellEnd"/>
+      <w:r>
+        <w:rPr>
+          <w:rFonts w:ascii="Times New Roman" w:hAnsi="Times New Roman" w:cs="Times New Roman"/>
+          <w:sz w:val="24"/>
+          <w:szCs w:val="24"/>
+        </w:rPr>
+        <w:t xml:space="preserve"> </w:t>
+      </w:r>
+      <w:proofErr w:type="spellStart"/>
+      <w:r>
+        <w:rPr>
+          <w:rFonts w:ascii="Times New Roman" w:hAnsi="Times New Roman" w:cs="Times New Roman"/>
+          <w:sz w:val="24"/>
+          <w:szCs w:val="24"/>
+        </w:rPr>
+        <w:t>akurasi</w:t>
+      </w:r>
+      <w:proofErr w:type="spellEnd"/>
+      <w:r>
+        <w:rPr>
+          <w:rFonts w:ascii="Times New Roman" w:hAnsi="Times New Roman" w:cs="Times New Roman"/>
+          <w:sz w:val="24"/>
+          <w:szCs w:val="24"/>
+        </w:rPr>
+        <w:t xml:space="preserve"> yang </w:t>
+      </w:r>
+      <w:proofErr w:type="spellStart"/>
+      <w:r>
+        <w:rPr>
+          <w:rFonts w:ascii="Times New Roman" w:hAnsi="Times New Roman" w:cs="Times New Roman"/>
+          <w:sz w:val="24"/>
+          <w:szCs w:val="24"/>
+        </w:rPr>
+        <w:t>lebih</w:t>
+      </w:r>
+      <w:proofErr w:type="spellEnd"/>
+      <w:r>
+        <w:rPr>
+          <w:rFonts w:ascii="Times New Roman" w:hAnsi="Times New Roman" w:cs="Times New Roman"/>
+          <w:sz w:val="24"/>
+          <w:szCs w:val="24"/>
+        </w:rPr>
+        <w:t xml:space="preserve"> </w:t>
+      </w:r>
+      <w:proofErr w:type="spellStart"/>
+      <w:r>
+        <w:rPr>
+          <w:rFonts w:ascii="Times New Roman" w:hAnsi="Times New Roman" w:cs="Times New Roman"/>
+          <w:sz w:val="24"/>
+          <w:szCs w:val="24"/>
+        </w:rPr>
+        <w:t>tinggi</w:t>
+      </w:r>
+      <w:proofErr w:type="spellEnd"/>
+      <w:r>
+        <w:rPr>
+          <w:rFonts w:ascii="Times New Roman" w:hAnsi="Times New Roman" w:cs="Times New Roman"/>
+          <w:sz w:val="24"/>
+          <w:szCs w:val="24"/>
+        </w:rPr>
+        <w:t xml:space="preserve"> </w:t>
+      </w:r>
+      <w:r>
+        <w:rPr>
+          <w:rFonts w:ascii="Times New Roman" w:hAnsi="Times New Roman" w:cs="Times New Roman"/>
+          <w:sz w:val="24"/>
+          <w:szCs w:val="24"/>
+        </w:rPr>
+        <w:t xml:space="preserve">di </w:t>
+      </w:r>
+      <w:proofErr w:type="spellStart"/>
+      <w:r>
+        <w:rPr>
+          <w:rFonts w:ascii="Times New Roman" w:hAnsi="Times New Roman" w:cs="Times New Roman"/>
+          <w:sz w:val="24"/>
+          <w:szCs w:val="24"/>
+        </w:rPr>
+        <w:t>angka</w:t>
+      </w:r>
+      <w:proofErr w:type="spellEnd"/>
+      <w:r>
+        <w:rPr>
+          <w:rFonts w:ascii="Times New Roman" w:hAnsi="Times New Roman" w:cs="Times New Roman"/>
+          <w:sz w:val="24"/>
+          <w:szCs w:val="24"/>
+        </w:rPr>
+        <w:t xml:space="preserve"> 53% </w:t>
+      </w:r>
+      <w:proofErr w:type="spellStart"/>
+      <w:r>
+        <w:rPr>
+          <w:rFonts w:ascii="Times New Roman" w:hAnsi="Times New Roman" w:cs="Times New Roman"/>
+          <w:sz w:val="24"/>
+          <w:szCs w:val="24"/>
+        </w:rPr>
+        <w:t>namun</w:t>
+      </w:r>
+      <w:proofErr w:type="spellEnd"/>
+      <w:r>
+        <w:rPr>
+          <w:rFonts w:ascii="Times New Roman" w:hAnsi="Times New Roman" w:cs="Times New Roman"/>
+          <w:sz w:val="24"/>
+          <w:szCs w:val="24"/>
+        </w:rPr>
+        <w:t xml:space="preserve"> </w:t>
+      </w:r>
+      <w:proofErr w:type="spellStart"/>
+      <w:r>
+        <w:rPr>
+          <w:rFonts w:ascii="Times New Roman" w:hAnsi="Times New Roman" w:cs="Times New Roman"/>
+          <w:sz w:val="24"/>
+          <w:szCs w:val="24"/>
+        </w:rPr>
+        <w:t>terdapat</w:t>
+      </w:r>
+      <w:proofErr w:type="spellEnd"/>
+      <w:r>
+        <w:rPr>
+          <w:rFonts w:ascii="Times New Roman" w:hAnsi="Times New Roman" w:cs="Times New Roman"/>
+          <w:sz w:val="24"/>
+          <w:szCs w:val="24"/>
+        </w:rPr>
+        <w:t xml:space="preserve"> </w:t>
+      </w:r>
+      <w:proofErr w:type="spellStart"/>
+      <w:r>
+        <w:rPr>
+          <w:rFonts w:ascii="Times New Roman" w:hAnsi="Times New Roman" w:cs="Times New Roman"/>
+          <w:sz w:val="24"/>
+          <w:szCs w:val="24"/>
+        </w:rPr>
+        <w:t>inkonsistensi</w:t>
+      </w:r>
+      <w:proofErr w:type="spellEnd"/>
+      <w:r>
+        <w:rPr>
+          <w:rFonts w:ascii="Times New Roman" w:hAnsi="Times New Roman" w:cs="Times New Roman"/>
+          <w:sz w:val="24"/>
+          <w:szCs w:val="24"/>
+        </w:rPr>
+        <w:t xml:space="preserve"> </w:t>
+      </w:r>
+      <w:proofErr w:type="spellStart"/>
+      <w:r>
+        <w:rPr>
+          <w:rFonts w:ascii="Times New Roman" w:hAnsi="Times New Roman" w:cs="Times New Roman"/>
+          <w:sz w:val="24"/>
+          <w:szCs w:val="24"/>
+        </w:rPr>
+        <w:t>hasil</w:t>
+      </w:r>
+      <w:proofErr w:type="spellEnd"/>
+      <w:r>
+        <w:rPr>
+          <w:rFonts w:ascii="Times New Roman" w:hAnsi="Times New Roman" w:cs="Times New Roman"/>
+          <w:sz w:val="24"/>
+          <w:szCs w:val="24"/>
+        </w:rPr>
+        <w:t xml:space="preserve">. </w:t>
+      </w:r>
+      <w:proofErr w:type="spellStart"/>
+      <w:r>
+        <w:rPr>
+          <w:rFonts w:ascii="Times New Roman" w:hAnsi="Times New Roman" w:cs="Times New Roman"/>
+          <w:sz w:val="24"/>
+          <w:szCs w:val="24"/>
+        </w:rPr>
+        <w:t>Kesimpulannya</w:t>
+      </w:r>
+      <w:proofErr w:type="spellEnd"/>
+      <w:r>
+        <w:rPr>
+          <w:rFonts w:ascii="Times New Roman" w:hAnsi="Times New Roman" w:cs="Times New Roman"/>
+          <w:sz w:val="24"/>
+          <w:szCs w:val="24"/>
+        </w:rPr>
+        <w:t xml:space="preserve">, </w:t>
+      </w:r>
+      <w:proofErr w:type="spellStart"/>
+      <w:r>
+        <w:rPr>
+          <w:rFonts w:ascii="Times New Roman" w:hAnsi="Times New Roman" w:cs="Times New Roman"/>
+          <w:sz w:val="24"/>
+          <w:szCs w:val="24"/>
+        </w:rPr>
+        <w:t>teknologi</w:t>
+      </w:r>
+      <w:proofErr w:type="spellEnd"/>
+      <w:r>
+        <w:rPr>
+          <w:rFonts w:ascii="Times New Roman" w:hAnsi="Times New Roman" w:cs="Times New Roman"/>
+          <w:sz w:val="24"/>
+          <w:szCs w:val="24"/>
+        </w:rPr>
+        <w:t xml:space="preserve"> modern </w:t>
+      </w:r>
+      <w:proofErr w:type="spellStart"/>
+      <w:r>
+        <w:rPr>
+          <w:rFonts w:ascii="Times New Roman" w:hAnsi="Times New Roman" w:cs="Times New Roman"/>
+          <w:sz w:val="24"/>
+          <w:szCs w:val="24"/>
+        </w:rPr>
+        <w:t>berbasis</w:t>
+      </w:r>
+      <w:proofErr w:type="spellEnd"/>
+      <w:r>
+        <w:rPr>
+          <w:rFonts w:ascii="Times New Roman" w:hAnsi="Times New Roman" w:cs="Times New Roman"/>
+          <w:sz w:val="24"/>
+          <w:szCs w:val="24"/>
+        </w:rPr>
+        <w:t xml:space="preserve"> </w:t>
+      </w:r>
+      <w:proofErr w:type="spellStart"/>
+      <w:r>
+        <w:rPr>
+          <w:rFonts w:ascii="Times New Roman" w:hAnsi="Times New Roman" w:cs="Times New Roman"/>
+          <w:sz w:val="24"/>
+          <w:szCs w:val="24"/>
+        </w:rPr>
+        <w:t>jaringan</w:t>
+      </w:r>
+      <w:proofErr w:type="spellEnd"/>
+      <w:r>
+        <w:rPr>
+          <w:rFonts w:ascii="Times New Roman" w:hAnsi="Times New Roman" w:cs="Times New Roman"/>
+          <w:sz w:val="24"/>
+          <w:szCs w:val="24"/>
+        </w:rPr>
+        <w:t xml:space="preserve"> </w:t>
+      </w:r>
+      <w:proofErr w:type="spellStart"/>
+      <w:r>
+        <w:rPr>
+          <w:rFonts w:ascii="Times New Roman" w:hAnsi="Times New Roman" w:cs="Times New Roman"/>
+          <w:sz w:val="24"/>
+          <w:szCs w:val="24"/>
+        </w:rPr>
+        <w:t>saraf</w:t>
+      </w:r>
+      <w:proofErr w:type="spellEnd"/>
+      <w:r>
+        <w:rPr>
+          <w:rFonts w:ascii="Times New Roman" w:hAnsi="Times New Roman" w:cs="Times New Roman"/>
+          <w:sz w:val="24"/>
+          <w:szCs w:val="24"/>
+        </w:rPr>
+        <w:t xml:space="preserve"> </w:t>
+      </w:r>
+      <w:proofErr w:type="spellStart"/>
+      <w:r>
+        <w:rPr>
+          <w:rFonts w:ascii="Times New Roman" w:hAnsi="Times New Roman" w:cs="Times New Roman"/>
+          <w:sz w:val="24"/>
+          <w:szCs w:val="24"/>
+        </w:rPr>
+        <w:t>tiruan</w:t>
+      </w:r>
+      <w:proofErr w:type="spellEnd"/>
+      <w:r>
+        <w:rPr>
+          <w:rFonts w:ascii="Times New Roman" w:hAnsi="Times New Roman" w:cs="Times New Roman"/>
+          <w:sz w:val="24"/>
+          <w:szCs w:val="24"/>
+        </w:rPr>
+        <w:t xml:space="preserve"> </w:t>
+      </w:r>
+      <w:proofErr w:type="spellStart"/>
+      <w:r>
+        <w:rPr>
+          <w:rFonts w:ascii="Times New Roman" w:hAnsi="Times New Roman" w:cs="Times New Roman"/>
+          <w:sz w:val="24"/>
+          <w:szCs w:val="24"/>
+        </w:rPr>
+        <w:t>memberikan</w:t>
+      </w:r>
+      <w:proofErr w:type="spellEnd"/>
+      <w:r>
+        <w:rPr>
+          <w:rFonts w:ascii="Times New Roman" w:hAnsi="Times New Roman" w:cs="Times New Roman"/>
+          <w:sz w:val="24"/>
+          <w:szCs w:val="24"/>
+        </w:rPr>
+        <w:t xml:space="preserve"> </w:t>
+      </w:r>
+      <w:proofErr w:type="spellStart"/>
+      <w:r>
+        <w:rPr>
+          <w:rFonts w:ascii="Times New Roman" w:hAnsi="Times New Roman" w:cs="Times New Roman"/>
+          <w:sz w:val="24"/>
+          <w:szCs w:val="24"/>
+        </w:rPr>
+        <w:t>solusi</w:t>
+      </w:r>
+      <w:proofErr w:type="spellEnd"/>
+      <w:r>
+        <w:rPr>
+          <w:rFonts w:ascii="Times New Roman" w:hAnsi="Times New Roman" w:cs="Times New Roman"/>
+          <w:sz w:val="24"/>
+          <w:szCs w:val="24"/>
+        </w:rPr>
+        <w:t xml:space="preserve"> yang </w:t>
+      </w:r>
+      <w:proofErr w:type="spellStart"/>
+      <w:r>
+        <w:rPr>
+          <w:rFonts w:ascii="Times New Roman" w:hAnsi="Times New Roman" w:cs="Times New Roman"/>
+          <w:sz w:val="24"/>
+          <w:szCs w:val="24"/>
+        </w:rPr>
+        <w:t>lebih</w:t>
+      </w:r>
+      <w:proofErr w:type="spellEnd"/>
+      <w:r>
+        <w:rPr>
+          <w:rFonts w:ascii="Times New Roman" w:hAnsi="Times New Roman" w:cs="Times New Roman"/>
+          <w:sz w:val="24"/>
+          <w:szCs w:val="24"/>
+        </w:rPr>
+        <w:t xml:space="preserve"> </w:t>
+      </w:r>
+      <w:proofErr w:type="spellStart"/>
+      <w:r>
+        <w:rPr>
+          <w:rFonts w:ascii="Times New Roman" w:hAnsi="Times New Roman" w:cs="Times New Roman"/>
+          <w:sz w:val="24"/>
+          <w:szCs w:val="24"/>
+        </w:rPr>
+        <w:t>efektif</w:t>
+      </w:r>
+      <w:proofErr w:type="spellEnd"/>
+      <w:r>
+        <w:rPr>
+          <w:rFonts w:ascii="Times New Roman" w:hAnsi="Times New Roman" w:cs="Times New Roman"/>
+          <w:sz w:val="24"/>
+          <w:szCs w:val="24"/>
+        </w:rPr>
+        <w:t xml:space="preserve"> </w:t>
+      </w:r>
+      <w:proofErr w:type="spellStart"/>
+      <w:r>
+        <w:rPr>
+          <w:rFonts w:ascii="Times New Roman" w:hAnsi="Times New Roman" w:cs="Times New Roman"/>
+          <w:sz w:val="24"/>
+          <w:szCs w:val="24"/>
+        </w:rPr>
+        <w:t>untuk</w:t>
+      </w:r>
+      <w:proofErr w:type="spellEnd"/>
+      <w:r>
+        <w:rPr>
+          <w:rFonts w:ascii="Times New Roman" w:hAnsi="Times New Roman" w:cs="Times New Roman"/>
+          <w:sz w:val="24"/>
+          <w:szCs w:val="24"/>
+        </w:rPr>
+        <w:t xml:space="preserve"> </w:t>
+      </w:r>
+      <w:proofErr w:type="spellStart"/>
+      <w:r>
+        <w:rPr>
+          <w:rFonts w:ascii="Times New Roman" w:hAnsi="Times New Roman" w:cs="Times New Roman"/>
+          <w:sz w:val="24"/>
+          <w:szCs w:val="24"/>
+        </w:rPr>
+        <w:t>menghadapi</w:t>
+      </w:r>
+      <w:proofErr w:type="spellEnd"/>
+      <w:r>
+        <w:rPr>
+          <w:rFonts w:ascii="Times New Roman" w:hAnsi="Times New Roman" w:cs="Times New Roman"/>
+          <w:sz w:val="24"/>
+          <w:szCs w:val="24"/>
+        </w:rPr>
+        <w:t xml:space="preserve"> </w:t>
+      </w:r>
+      <w:proofErr w:type="spellStart"/>
+      <w:r>
+        <w:rPr>
+          <w:rFonts w:ascii="Times New Roman" w:hAnsi="Times New Roman" w:cs="Times New Roman"/>
+          <w:sz w:val="24"/>
+          <w:szCs w:val="24"/>
+        </w:rPr>
+        <w:t>tantangan</w:t>
+      </w:r>
+      <w:proofErr w:type="spellEnd"/>
+      <w:r>
+        <w:rPr>
+          <w:rFonts w:ascii="Times New Roman" w:hAnsi="Times New Roman" w:cs="Times New Roman"/>
+          <w:sz w:val="24"/>
+          <w:szCs w:val="24"/>
+        </w:rPr>
+        <w:t xml:space="preserve"> </w:t>
+      </w:r>
+      <w:proofErr w:type="spellStart"/>
+      <w:r>
+        <w:rPr>
+          <w:rFonts w:ascii="Times New Roman" w:hAnsi="Times New Roman" w:cs="Times New Roman"/>
+          <w:sz w:val="24"/>
+          <w:szCs w:val="24"/>
+        </w:rPr>
+        <w:t>pengenalan</w:t>
+      </w:r>
+      <w:proofErr w:type="spellEnd"/>
+      <w:r>
+        <w:rPr>
+          <w:rFonts w:ascii="Times New Roman" w:hAnsi="Times New Roman" w:cs="Times New Roman"/>
+          <w:sz w:val="24"/>
+          <w:szCs w:val="24"/>
+        </w:rPr>
+        <w:t xml:space="preserve"> </w:t>
+      </w:r>
+      <w:proofErr w:type="spellStart"/>
+      <w:r>
+        <w:rPr>
+          <w:rFonts w:ascii="Times New Roman" w:hAnsi="Times New Roman" w:cs="Times New Roman"/>
+          <w:sz w:val="24"/>
+          <w:szCs w:val="24"/>
+        </w:rPr>
+        <w:t>gambar</w:t>
+      </w:r>
+      <w:proofErr w:type="spellEnd"/>
+      <w:r>
+        <w:rPr>
+          <w:rFonts w:ascii="Times New Roman" w:hAnsi="Times New Roman" w:cs="Times New Roman"/>
+          <w:sz w:val="24"/>
+          <w:szCs w:val="24"/>
+        </w:rPr>
+        <w:t xml:space="preserve"> digital di era </w:t>
+      </w:r>
+      <w:proofErr w:type="spellStart"/>
+      <w:r>
+        <w:rPr>
+          <w:rFonts w:ascii="Times New Roman" w:hAnsi="Times New Roman" w:cs="Times New Roman"/>
+          <w:sz w:val="24"/>
+          <w:szCs w:val="24"/>
+        </w:rPr>
+        <w:t>perkembangan</w:t>
+      </w:r>
+      <w:proofErr w:type="spellEnd"/>
+      <w:r>
+        <w:rPr>
+          <w:rFonts w:ascii="Times New Roman" w:hAnsi="Times New Roman" w:cs="Times New Roman"/>
+          <w:sz w:val="24"/>
+          <w:szCs w:val="24"/>
+        </w:rPr>
+        <w:t xml:space="preserve"> AI </w:t>
+      </w:r>
+      <w:proofErr w:type="spellStart"/>
+      <w:r>
+        <w:rPr>
+          <w:rFonts w:ascii="Times New Roman" w:hAnsi="Times New Roman" w:cs="Times New Roman"/>
+          <w:sz w:val="24"/>
+          <w:szCs w:val="24"/>
+        </w:rPr>
+        <w:t>saat</w:t>
+      </w:r>
+      <w:proofErr w:type="spellEnd"/>
+      <w:r>
+        <w:rPr>
+          <w:rFonts w:ascii="Times New Roman" w:hAnsi="Times New Roman" w:cs="Times New Roman"/>
+          <w:sz w:val="24"/>
+          <w:szCs w:val="24"/>
+        </w:rPr>
+        <w:t xml:space="preserve"> </w:t>
+      </w:r>
+      <w:proofErr w:type="spellStart"/>
+      <w:r>
+        <w:rPr>
+          <w:rFonts w:ascii="Times New Roman" w:hAnsi="Times New Roman" w:cs="Times New Roman"/>
+          <w:sz w:val="24"/>
+          <w:szCs w:val="24"/>
+        </w:rPr>
+        <w:t>ini</w:t>
+      </w:r>
+      <w:proofErr w:type="spellEnd"/>
+      <w:r>
+        <w:rPr>
+          <w:rFonts w:ascii="Times New Roman" w:hAnsi="Times New Roman" w:cs="Times New Roman"/>
+          <w:sz w:val="24"/>
+          <w:szCs w:val="24"/>
+        </w:rPr>
+        <w:t>.</w:t>
+      </w:r>
+    </w:p>
+    <w:p>
+      <w:pPr>
+        <w:spacing w:line="360" w:lineRule="auto"/>
+        <w:jc w:val="both"/>
+        <w:rPr>
+          <w:rFonts w:ascii="Times New Roman" w:hAnsi="Times New Roman" w:cs="Times New Roman"/>
+          <w:sz w:val="24"/>
+          <w:szCs w:val="24"/>
+        </w:rPr>
+      </w:pPr>
+    </w:p>
+    <w:p>
+      <w:pPr>
+        <w:spacing w:line="360" w:lineRule="auto"/>
+        <w:jc w:val="both"/>
+        <w:rPr>
+          <w:rFonts w:ascii="Times New Roman" w:hAnsi="Times New Roman" w:cs="Times New Roman"/>
+          <w:sz w:val="24"/>
+          <w:szCs w:val="24"/>
+          <w:lang w:val="en-US"/>
+        </w:rPr>
+      </w:pPr>
+      <w:r>
+        <w:rPr>
+          <w:rFonts w:ascii="Times New Roman" w:hAnsi="Times New Roman" w:cs="Times New Roman"/>
+          <w:sz w:val="24"/>
+          <w:szCs w:val="24"/>
+        </w:rPr>
+        <w:t xml:space="preserve">Kata </w:t>
+      </w:r>
+      <w:proofErr w:type="spellStart"/>
+      <w:proofErr w:type="gramStart"/>
+      <w:r>
+        <w:rPr>
+          <w:rFonts w:ascii="Times New Roman" w:hAnsi="Times New Roman" w:cs="Times New Roman"/>
+          <w:sz w:val="24"/>
+          <w:szCs w:val="24"/>
+        </w:rPr>
+        <w:t>Kunci</w:t>
+      </w:r>
+      <w:proofErr w:type="spellEnd"/>
+      <w:r>
+        <w:rPr>
+          <w:rFonts w:ascii="Times New Roman" w:hAnsi="Times New Roman" w:cs="Times New Roman"/>
+          <w:sz w:val="24"/>
+          <w:szCs w:val="24"/>
+        </w:rPr>
+        <w:t xml:space="preserve"> :</w:t>
+      </w:r>
+      <w:proofErr w:type="gramEnd"/>
+      <w:r>
+        <w:rPr>
+          <w:rFonts w:ascii="Times New Roman" w:hAnsi="Times New Roman" w:cs="Times New Roman"/>
+          <w:sz w:val="24"/>
+          <w:szCs w:val="24"/>
+        </w:rPr>
+        <w:t xml:space="preserve"> </w:t>
+      </w:r>
+      <w:proofErr w:type="spellStart"/>
+      <w:r>
+        <w:rPr>
+          <w:rFonts w:ascii="Times New Roman" w:hAnsi="Times New Roman" w:cs="Times New Roman"/>
+          <w:sz w:val="24"/>
+          <w:szCs w:val="24"/>
+        </w:rPr>
+        <w:t>Klasifikasi</w:t>
+      </w:r>
+      <w:proofErr w:type="spellEnd"/>
+      <w:r>
+        <w:rPr>
+          <w:rFonts w:ascii="Times New Roman" w:hAnsi="Times New Roman" w:cs="Times New Roman"/>
+          <w:sz w:val="24"/>
+          <w:szCs w:val="24"/>
+        </w:rPr>
+        <w:t xml:space="preserve"> </w:t>
+      </w:r>
+      <w:proofErr w:type="spellStart"/>
+      <w:r>
+        <w:rPr>
+          <w:rFonts w:ascii="Times New Roman" w:hAnsi="Times New Roman" w:cs="Times New Roman"/>
+          <w:sz w:val="24"/>
+          <w:szCs w:val="24"/>
+        </w:rPr>
+        <w:t>Gambar</w:t>
+      </w:r>
+      <w:proofErr w:type="spellEnd"/>
+      <w:r>
+        <w:rPr>
+          <w:rFonts w:ascii="Times New Roman" w:hAnsi="Times New Roman" w:cs="Times New Roman"/>
+          <w:sz w:val="24"/>
+          <w:szCs w:val="24"/>
+        </w:rPr>
+        <w:t xml:space="preserve">, </w:t>
+      </w:r>
+      <w:proofErr w:type="spellStart"/>
+      <w:r>
+        <w:rPr>
+          <w:rFonts w:ascii="Times New Roman" w:hAnsi="Times New Roman" w:cs="Times New Roman"/>
+          <w:sz w:val="24"/>
+          <w:szCs w:val="24"/>
+        </w:rPr>
+        <w:t>Gambar</w:t>
+      </w:r>
+      <w:proofErr w:type="spellEnd"/>
+      <w:r>
+        <w:rPr>
+          <w:rFonts w:ascii="Times New Roman" w:hAnsi="Times New Roman" w:cs="Times New Roman"/>
+          <w:sz w:val="24"/>
+          <w:szCs w:val="24"/>
+        </w:rPr>
+        <w:t xml:space="preserve"> AI vs </w:t>
+      </w:r>
+      <w:proofErr w:type="spellStart"/>
+      <w:r>
+        <w:rPr>
+          <w:rFonts w:ascii="Times New Roman" w:hAnsi="Times New Roman" w:cs="Times New Roman"/>
+          <w:sz w:val="24"/>
+          <w:szCs w:val="24"/>
+        </w:rPr>
+        <w:t>Asli</w:t>
+      </w:r>
+      <w:proofErr w:type="spellEnd"/>
+      <w:r>
+        <w:rPr>
+          <w:rFonts w:ascii="Times New Roman" w:hAnsi="Times New Roman" w:cs="Times New Roman"/>
+          <w:sz w:val="24"/>
+          <w:szCs w:val="24"/>
+        </w:rPr>
+        <w:t xml:space="preserve">, </w:t>
+      </w:r>
+      <w:proofErr w:type="spellStart"/>
+      <w:r>
+        <w:rPr>
+          <w:rFonts w:ascii="Times New Roman" w:hAnsi="Times New Roman" w:cs="Times New Roman"/>
+          <w:sz w:val="24"/>
+          <w:szCs w:val="24"/>
+        </w:rPr>
+        <w:t>Metode</w:t>
+      </w:r>
+      <w:proofErr w:type="spellEnd"/>
+      <w:r>
+        <w:rPr>
+          <w:rFonts w:ascii="Times New Roman" w:hAnsi="Times New Roman" w:cs="Times New Roman"/>
+          <w:sz w:val="24"/>
+          <w:szCs w:val="24"/>
+        </w:rPr>
+        <w:t xml:space="preserve"> </w:t>
+      </w:r>
+      <w:proofErr w:type="spellStart"/>
+      <w:r>
+        <w:rPr>
+          <w:rFonts w:ascii="Times New Roman" w:hAnsi="Times New Roman" w:cs="Times New Roman"/>
+          <w:sz w:val="24"/>
+          <w:szCs w:val="24"/>
+        </w:rPr>
+        <w:t>Klasik</w:t>
+      </w:r>
+      <w:proofErr w:type="spellEnd"/>
+      <w:r>
+        <w:rPr>
+          <w:rFonts w:ascii="Times New Roman" w:hAnsi="Times New Roman" w:cs="Times New Roman"/>
+          <w:sz w:val="24"/>
+          <w:szCs w:val="24"/>
+        </w:rPr>
+        <w:t xml:space="preserve">, CNN, </w:t>
+      </w:r>
+      <w:proofErr w:type="spellStart"/>
+      <w:r>
+        <w:rPr>
+          <w:rFonts w:ascii="Times New Roman" w:hAnsi="Times New Roman" w:cs="Times New Roman"/>
+          <w:sz w:val="24"/>
+          <w:szCs w:val="24"/>
+        </w:rPr>
+        <w:t>Pemrosesan</w:t>
+      </w:r>
+      <w:proofErr w:type="spellEnd"/>
+      <w:r>
+        <w:rPr>
+          <w:rFonts w:ascii="Times New Roman" w:hAnsi="Times New Roman" w:cs="Times New Roman"/>
+          <w:sz w:val="24"/>
+          <w:szCs w:val="24"/>
+        </w:rPr>
+        <w:t xml:space="preserve"> Citra</w:t>
+      </w:r>
+    </w:p>
+    <w:p>
+      <w:pPr>
+        <w:spacing w:line="360" w:lineRule="auto"/>
+        <w:rPr>
+          <w:rFonts w:ascii="Times New Roman" w:hAnsi="Times New Roman" w:cs="Times New Roman"/>
+          <w:b/>
+          <w:sz w:val="24"/>
+          <w:szCs w:val="24"/>
+          <w:lang w:val="en-US"/>
+        </w:rPr>
+      </w:pPr>
+    </w:p>
+    <w:p>
+      <w:pPr>
+        <w:pStyle w:val="ListParagraph"/>
+        <w:numPr>
+          <w:ilvl w:val="0"/>
+          <w:numId w:val="3"/>
+        </w:numPr>
+        <w:spacing w:line="360" w:lineRule="auto"/>
+        <w:ind w:left="709"/>
+        <w:rPr>
+          <w:rFonts w:ascii="Times New Roman" w:hAnsi="Times New Roman" w:cs="Times New Roman"/>
+          <w:b/>
+          <w:sz w:val="24"/>
+          <w:szCs w:val="24"/>
+          <w:lang w:val="en-US"/>
+        </w:rPr>
+      </w:pPr>
+      <w:r>
+        <w:rPr>
+          <w:rFonts w:ascii="Times New Roman" w:hAnsi="Times New Roman" w:cs="Times New Roman"/>
+          <w:b/>
+          <w:sz w:val="24"/>
+          <w:szCs w:val="24"/>
+          <w:lang w:val="en-US"/>
+        </w:rPr>
+        <w:t>PENDAHULUAN</w:t>
+      </w:r>
+    </w:p>
+    <w:p>
+      <w:pPr>
+        <w:pStyle w:val="ListParagraph"/>
+        <w:numPr>
+          <w:ilvl w:val="0"/>
+          <w:numId w:val="4"/>
+        </w:numPr>
+        <w:spacing w:line="360" w:lineRule="auto"/>
+        <w:ind w:left="993"/>
+        <w:rPr>
+          <w:rFonts w:ascii="Times New Roman" w:hAnsi="Times New Roman" w:cs="Times New Roman"/>
+          <w:b/>
+          <w:sz w:val="24"/>
+          <w:szCs w:val="24"/>
+          <w:lang w:val="en-US"/>
+        </w:rPr>
+      </w:pPr>
+      <w:proofErr w:type="spellStart"/>
+      <w:r>
+        <w:rPr>
+          <w:rFonts w:ascii="Times New Roman" w:hAnsi="Times New Roman" w:cs="Times New Roman"/>
+          <w:b/>
+          <w:sz w:val="24"/>
+          <w:szCs w:val="24"/>
+          <w:lang w:val="en-US"/>
+        </w:rPr>
+        <w:t>Latar</w:t>
+      </w:r>
+      <w:proofErr w:type="spellEnd"/>
+      <w:r>
+        <w:rPr>
+          <w:rFonts w:ascii="Times New Roman" w:hAnsi="Times New Roman" w:cs="Times New Roman"/>
+          <w:b/>
+          <w:sz w:val="24"/>
+          <w:szCs w:val="24"/>
+          <w:lang w:val="en-US"/>
+        </w:rPr>
+        <w:t xml:space="preserve"> </w:t>
+      </w:r>
+      <w:proofErr w:type="spellStart"/>
+      <w:r>
+        <w:rPr>
+          <w:rFonts w:ascii="Times New Roman" w:hAnsi="Times New Roman" w:cs="Times New Roman"/>
+          <w:b/>
+          <w:sz w:val="24"/>
+          <w:szCs w:val="24"/>
+          <w:lang w:val="en-US"/>
+        </w:rPr>
+        <w:t>Belakang</w:t>
+      </w:r>
+      <w:proofErr w:type="spellEnd"/>
+    </w:p>
+    <w:p>
+      <w:pPr>
+        <w:pStyle w:val="ListParagraph"/>
+        <w:spacing w:line="360" w:lineRule="auto"/>
+        <w:ind w:left="993"/>
+        <w:jc w:val="both"/>
+        <w:rPr>
+          <w:rFonts w:ascii="Times New Roman" w:hAnsi="Times New Roman" w:cs="Times New Roman"/>
+          <w:sz w:val="24"/>
+          <w:szCs w:val="24"/>
+          <w:lang w:val="en-US"/>
+        </w:rPr>
+      </w:pPr>
+      <w:proofErr w:type="spellStart"/>
+      <w:r>
+        <w:rPr>
+          <w:rFonts w:ascii="Times New Roman" w:hAnsi="Times New Roman" w:cs="Times New Roman"/>
+          <w:sz w:val="24"/>
+          <w:szCs w:val="24"/>
+          <w:lang w:val="en-US"/>
+        </w:rPr>
+        <w:t>Perkembangan</w:t>
+      </w:r>
+      <w:proofErr w:type="spellEnd"/>
+      <w:r>
+        <w:rPr>
+          <w:rFonts w:ascii="Times New Roman" w:hAnsi="Times New Roman" w:cs="Times New Roman"/>
+          <w:sz w:val="24"/>
+          <w:szCs w:val="24"/>
+          <w:lang w:val="en-US"/>
+        </w:rPr>
+        <w:t xml:space="preserve"> </w:t>
+      </w:r>
+      <w:proofErr w:type="spellStart"/>
+      <w:r>
+        <w:rPr>
+          <w:rFonts w:ascii="Times New Roman" w:hAnsi="Times New Roman" w:cs="Times New Roman"/>
+          <w:sz w:val="24"/>
+          <w:szCs w:val="24"/>
+          <w:lang w:val="en-US"/>
+        </w:rPr>
+        <w:t>teknologi</w:t>
+      </w:r>
+      <w:proofErr w:type="spellEnd"/>
+      <w:r>
+        <w:rPr>
+          <w:rFonts w:ascii="Times New Roman" w:hAnsi="Times New Roman" w:cs="Times New Roman"/>
+          <w:sz w:val="24"/>
+          <w:szCs w:val="24"/>
+          <w:lang w:val="en-US"/>
+        </w:rPr>
+        <w:t xml:space="preserve"> AI generative </w:t>
+      </w:r>
+      <w:proofErr w:type="spellStart"/>
+      <w:r>
+        <w:rPr>
+          <w:rFonts w:ascii="Times New Roman" w:hAnsi="Times New Roman" w:cs="Times New Roman"/>
+          <w:sz w:val="24"/>
+          <w:szCs w:val="24"/>
+          <w:lang w:val="en-US"/>
+        </w:rPr>
+        <w:t>telah</w:t>
+      </w:r>
+      <w:proofErr w:type="spellEnd"/>
+      <w:r>
+        <w:rPr>
+          <w:rFonts w:ascii="Times New Roman" w:hAnsi="Times New Roman" w:cs="Times New Roman"/>
+          <w:sz w:val="24"/>
+          <w:szCs w:val="24"/>
+          <w:lang w:val="en-US"/>
+        </w:rPr>
+        <w:t xml:space="preserve"> </w:t>
+      </w:r>
+      <w:proofErr w:type="spellStart"/>
+      <w:r>
+        <w:rPr>
+          <w:rFonts w:ascii="Times New Roman" w:hAnsi="Times New Roman" w:cs="Times New Roman"/>
+          <w:sz w:val="24"/>
+          <w:szCs w:val="24"/>
+          <w:lang w:val="en-US"/>
+        </w:rPr>
+        <w:t>memicu</w:t>
+      </w:r>
+      <w:proofErr w:type="spellEnd"/>
+      <w:r>
+        <w:rPr>
+          <w:rFonts w:ascii="Times New Roman" w:hAnsi="Times New Roman" w:cs="Times New Roman"/>
+          <w:sz w:val="24"/>
+          <w:szCs w:val="24"/>
+          <w:lang w:val="en-US"/>
+        </w:rPr>
+        <w:t xml:space="preserve"> </w:t>
+      </w:r>
+      <w:proofErr w:type="spellStart"/>
+      <w:r>
+        <w:rPr>
+          <w:rFonts w:ascii="Times New Roman" w:hAnsi="Times New Roman" w:cs="Times New Roman"/>
+          <w:sz w:val="24"/>
+          <w:szCs w:val="24"/>
+          <w:lang w:val="en-US"/>
+        </w:rPr>
+        <w:t>lonjakan</w:t>
+      </w:r>
+      <w:proofErr w:type="spellEnd"/>
+      <w:r>
+        <w:rPr>
+          <w:rFonts w:ascii="Times New Roman" w:hAnsi="Times New Roman" w:cs="Times New Roman"/>
+          <w:sz w:val="24"/>
+          <w:szCs w:val="24"/>
+          <w:lang w:val="en-US"/>
+        </w:rPr>
+        <w:t xml:space="preserve"> </w:t>
+      </w:r>
+      <w:proofErr w:type="spellStart"/>
+      <w:r>
+        <w:rPr>
+          <w:rFonts w:ascii="Times New Roman" w:hAnsi="Times New Roman" w:cs="Times New Roman"/>
+          <w:sz w:val="24"/>
+          <w:szCs w:val="24"/>
+          <w:lang w:val="en-US"/>
+        </w:rPr>
+        <w:t>produksi</w:t>
+      </w:r>
+      <w:proofErr w:type="spellEnd"/>
+      <w:r>
+        <w:rPr>
+          <w:rFonts w:ascii="Times New Roman" w:hAnsi="Times New Roman" w:cs="Times New Roman"/>
+          <w:sz w:val="24"/>
+          <w:szCs w:val="24"/>
+          <w:lang w:val="en-US"/>
+        </w:rPr>
+        <w:t xml:space="preserve"> </w:t>
+      </w:r>
+      <w:proofErr w:type="spellStart"/>
+      <w:r>
+        <w:rPr>
+          <w:rFonts w:ascii="Times New Roman" w:hAnsi="Times New Roman" w:cs="Times New Roman"/>
+          <w:sz w:val="24"/>
+          <w:szCs w:val="24"/>
+          <w:lang w:val="en-US"/>
+        </w:rPr>
+        <w:t>citra</w:t>
+      </w:r>
+      <w:proofErr w:type="spellEnd"/>
+      <w:r>
+        <w:rPr>
+          <w:rFonts w:ascii="Times New Roman" w:hAnsi="Times New Roman" w:cs="Times New Roman"/>
+          <w:sz w:val="24"/>
+          <w:szCs w:val="24"/>
+          <w:lang w:val="en-US"/>
+        </w:rPr>
+        <w:t xml:space="preserve"> </w:t>
+      </w:r>
+      <w:proofErr w:type="spellStart"/>
+      <w:r>
+        <w:rPr>
+          <w:rFonts w:ascii="Times New Roman" w:hAnsi="Times New Roman" w:cs="Times New Roman"/>
+          <w:sz w:val="24"/>
+          <w:szCs w:val="24"/>
+          <w:lang w:val="en-US"/>
+        </w:rPr>
+        <w:t>sintesis</w:t>
+      </w:r>
+      <w:proofErr w:type="spellEnd"/>
+      <w:r>
+        <w:rPr>
+          <w:rFonts w:ascii="Times New Roman" w:hAnsi="Times New Roman" w:cs="Times New Roman"/>
+          <w:sz w:val="24"/>
+          <w:szCs w:val="24"/>
+          <w:lang w:val="en-US"/>
+        </w:rPr>
+        <w:t xml:space="preserve"> yang </w:t>
+      </w:r>
+      <w:proofErr w:type="spellStart"/>
+      <w:r>
+        <w:rPr>
+          <w:rFonts w:ascii="Times New Roman" w:hAnsi="Times New Roman" w:cs="Times New Roman"/>
+          <w:sz w:val="24"/>
+          <w:szCs w:val="24"/>
+          <w:lang w:val="en-US"/>
+        </w:rPr>
+        <w:t>sangat</w:t>
+      </w:r>
+      <w:proofErr w:type="spellEnd"/>
+      <w:r>
+        <w:rPr>
+          <w:rFonts w:ascii="Times New Roman" w:hAnsi="Times New Roman" w:cs="Times New Roman"/>
+          <w:sz w:val="24"/>
+          <w:szCs w:val="24"/>
+          <w:lang w:val="en-US"/>
+        </w:rPr>
+        <w:t xml:space="preserve"> </w:t>
+      </w:r>
+      <w:proofErr w:type="spellStart"/>
+      <w:r>
+        <w:rPr>
+          <w:rFonts w:ascii="Times New Roman" w:hAnsi="Times New Roman" w:cs="Times New Roman"/>
+          <w:sz w:val="24"/>
+          <w:szCs w:val="24"/>
+          <w:lang w:val="en-US"/>
+        </w:rPr>
+        <w:t>realistis</w:t>
+      </w:r>
+      <w:proofErr w:type="spellEnd"/>
+      <w:r>
+        <w:rPr>
+          <w:rFonts w:ascii="Times New Roman" w:hAnsi="Times New Roman" w:cs="Times New Roman"/>
+          <w:sz w:val="24"/>
+          <w:szCs w:val="24"/>
+          <w:lang w:val="en-US"/>
+        </w:rPr>
+        <w:t xml:space="preserve">. </w:t>
+      </w:r>
+      <w:proofErr w:type="spellStart"/>
+      <w:r>
+        <w:rPr>
+          <w:rFonts w:ascii="Times New Roman" w:hAnsi="Times New Roman" w:cs="Times New Roman"/>
+          <w:sz w:val="24"/>
+          <w:szCs w:val="24"/>
+          <w:lang w:val="en-US"/>
+        </w:rPr>
+        <w:t>Kehadiran</w:t>
+      </w:r>
+      <w:proofErr w:type="spellEnd"/>
+      <w:r>
+        <w:rPr>
+          <w:rFonts w:ascii="Times New Roman" w:hAnsi="Times New Roman" w:cs="Times New Roman"/>
+          <w:sz w:val="24"/>
+          <w:szCs w:val="24"/>
+          <w:lang w:val="en-US"/>
+        </w:rPr>
+        <w:t xml:space="preserve"> </w:t>
+      </w:r>
+      <w:proofErr w:type="spellStart"/>
+      <w:r>
+        <w:rPr>
+          <w:rFonts w:ascii="Times New Roman" w:hAnsi="Times New Roman" w:cs="Times New Roman"/>
+          <w:sz w:val="24"/>
+          <w:szCs w:val="24"/>
+          <w:lang w:val="en-US"/>
+        </w:rPr>
+        <w:t>gambar-gambar</w:t>
+      </w:r>
+      <w:proofErr w:type="spellEnd"/>
+      <w:r>
+        <w:rPr>
+          <w:rFonts w:ascii="Times New Roman" w:hAnsi="Times New Roman" w:cs="Times New Roman"/>
+          <w:sz w:val="24"/>
+          <w:szCs w:val="24"/>
+          <w:lang w:val="en-US"/>
+        </w:rPr>
+        <w:t xml:space="preserve"> </w:t>
+      </w:r>
+      <w:proofErr w:type="spellStart"/>
+      <w:r>
+        <w:rPr>
+          <w:rFonts w:ascii="Times New Roman" w:hAnsi="Times New Roman" w:cs="Times New Roman"/>
+          <w:sz w:val="24"/>
+          <w:szCs w:val="24"/>
+          <w:lang w:val="en-US"/>
+        </w:rPr>
+        <w:t>buatan</w:t>
+      </w:r>
+      <w:proofErr w:type="spellEnd"/>
+      <w:r>
+        <w:rPr>
+          <w:rFonts w:ascii="Times New Roman" w:hAnsi="Times New Roman" w:cs="Times New Roman"/>
+          <w:sz w:val="24"/>
+          <w:szCs w:val="24"/>
+          <w:lang w:val="en-US"/>
+        </w:rPr>
+        <w:t xml:space="preserve"> AI </w:t>
+      </w:r>
+      <w:proofErr w:type="spellStart"/>
+      <w:r>
+        <w:rPr>
+          <w:rFonts w:ascii="Times New Roman" w:hAnsi="Times New Roman" w:cs="Times New Roman"/>
+          <w:sz w:val="24"/>
+          <w:szCs w:val="24"/>
+          <w:lang w:val="en-US"/>
+        </w:rPr>
+        <w:t>ini</w:t>
+      </w:r>
+      <w:proofErr w:type="spellEnd"/>
+      <w:r>
+        <w:rPr>
+          <w:rFonts w:ascii="Times New Roman" w:hAnsi="Times New Roman" w:cs="Times New Roman"/>
+          <w:sz w:val="24"/>
+          <w:szCs w:val="24"/>
+          <w:lang w:val="en-US"/>
+        </w:rPr>
+        <w:t xml:space="preserve"> </w:t>
+      </w:r>
+      <w:proofErr w:type="spellStart"/>
+      <w:r>
+        <w:rPr>
+          <w:rFonts w:ascii="Times New Roman" w:hAnsi="Times New Roman" w:cs="Times New Roman"/>
+          <w:sz w:val="24"/>
+          <w:szCs w:val="24"/>
+          <w:lang w:val="en-US"/>
+        </w:rPr>
+        <w:t>menghadirkan</w:t>
+      </w:r>
+      <w:proofErr w:type="spellEnd"/>
+      <w:r>
+        <w:rPr>
+          <w:rFonts w:ascii="Times New Roman" w:hAnsi="Times New Roman" w:cs="Times New Roman"/>
+          <w:sz w:val="24"/>
+          <w:szCs w:val="24"/>
+          <w:lang w:val="en-US"/>
+        </w:rPr>
+        <w:t xml:space="preserve"> </w:t>
+      </w:r>
+      <w:proofErr w:type="spellStart"/>
+      <w:r>
+        <w:rPr>
+          <w:rFonts w:ascii="Times New Roman" w:hAnsi="Times New Roman" w:cs="Times New Roman"/>
+          <w:sz w:val="24"/>
+          <w:szCs w:val="24"/>
+          <w:lang w:val="en-US"/>
+        </w:rPr>
+        <w:t>tantangan</w:t>
+      </w:r>
+      <w:proofErr w:type="spellEnd"/>
+      <w:r>
+        <w:rPr>
+          <w:rFonts w:ascii="Times New Roman" w:hAnsi="Times New Roman" w:cs="Times New Roman"/>
+          <w:sz w:val="24"/>
+          <w:szCs w:val="24"/>
+          <w:lang w:val="en-US"/>
+        </w:rPr>
+        <w:t xml:space="preserve"> </w:t>
+      </w:r>
+      <w:proofErr w:type="spellStart"/>
+      <w:r>
+        <w:rPr>
+          <w:rFonts w:ascii="Times New Roman" w:hAnsi="Times New Roman" w:cs="Times New Roman"/>
+          <w:sz w:val="24"/>
+          <w:szCs w:val="24"/>
+          <w:lang w:val="en-US"/>
+        </w:rPr>
+        <w:t>signifikan</w:t>
+      </w:r>
+      <w:proofErr w:type="spellEnd"/>
+      <w:r>
+        <w:rPr>
+          <w:rFonts w:ascii="Times New Roman" w:hAnsi="Times New Roman" w:cs="Times New Roman"/>
+          <w:sz w:val="24"/>
+          <w:szCs w:val="24"/>
+          <w:lang w:val="en-US"/>
+        </w:rPr>
+        <w:t xml:space="preserve"> </w:t>
+      </w:r>
+      <w:proofErr w:type="spellStart"/>
+      <w:r>
+        <w:rPr>
+          <w:rFonts w:ascii="Times New Roman" w:hAnsi="Times New Roman" w:cs="Times New Roman"/>
+          <w:sz w:val="24"/>
+          <w:szCs w:val="24"/>
+          <w:lang w:val="en-US"/>
+        </w:rPr>
+        <w:t>terhadap</w:t>
+      </w:r>
+      <w:proofErr w:type="spellEnd"/>
+      <w:r>
+        <w:rPr>
+          <w:rFonts w:ascii="Times New Roman" w:hAnsi="Times New Roman" w:cs="Times New Roman"/>
+          <w:sz w:val="24"/>
+          <w:szCs w:val="24"/>
+          <w:lang w:val="en-US"/>
+        </w:rPr>
+        <w:t xml:space="preserve"> </w:t>
+      </w:r>
+      <w:proofErr w:type="spellStart"/>
+      <w:r>
+        <w:rPr>
+          <w:rFonts w:ascii="Times New Roman" w:hAnsi="Times New Roman" w:cs="Times New Roman"/>
+          <w:sz w:val="24"/>
+          <w:szCs w:val="24"/>
+          <w:lang w:val="en-US"/>
+        </w:rPr>
+        <w:t>keaslian</w:t>
+      </w:r>
+      <w:proofErr w:type="spellEnd"/>
+      <w:r>
+        <w:rPr>
+          <w:rFonts w:ascii="Times New Roman" w:hAnsi="Times New Roman" w:cs="Times New Roman"/>
+          <w:sz w:val="24"/>
+          <w:szCs w:val="24"/>
+          <w:lang w:val="en-US"/>
+        </w:rPr>
+        <w:t xml:space="preserve"> media digital. </w:t>
+      </w:r>
+      <w:proofErr w:type="spellStart"/>
+      <w:r>
+        <w:rPr>
+          <w:rFonts w:ascii="Times New Roman" w:hAnsi="Times New Roman" w:cs="Times New Roman"/>
+          <w:sz w:val="24"/>
+          <w:szCs w:val="24"/>
+          <w:lang w:val="en-US"/>
+        </w:rPr>
+        <w:t>Oleh</w:t>
+      </w:r>
+      <w:proofErr w:type="spellEnd"/>
+      <w:r>
+        <w:rPr>
+          <w:rFonts w:ascii="Times New Roman" w:hAnsi="Times New Roman" w:cs="Times New Roman"/>
+          <w:sz w:val="24"/>
+          <w:szCs w:val="24"/>
+          <w:lang w:val="en-US"/>
+        </w:rPr>
+        <w:t xml:space="preserve"> </w:t>
+      </w:r>
+      <w:proofErr w:type="spellStart"/>
+      <w:r>
+        <w:rPr>
+          <w:rFonts w:ascii="Times New Roman" w:hAnsi="Times New Roman" w:cs="Times New Roman"/>
+          <w:sz w:val="24"/>
+          <w:szCs w:val="24"/>
+          <w:lang w:val="en-US"/>
+        </w:rPr>
+        <w:t>karena</w:t>
+      </w:r>
+      <w:proofErr w:type="spellEnd"/>
+      <w:r>
+        <w:rPr>
+          <w:rFonts w:ascii="Times New Roman" w:hAnsi="Times New Roman" w:cs="Times New Roman"/>
+          <w:sz w:val="24"/>
+          <w:szCs w:val="24"/>
+          <w:lang w:val="en-US"/>
+        </w:rPr>
+        <w:t xml:space="preserve"> </w:t>
+      </w:r>
+      <w:proofErr w:type="spellStart"/>
+      <w:r>
+        <w:rPr>
+          <w:rFonts w:ascii="Times New Roman" w:hAnsi="Times New Roman" w:cs="Times New Roman"/>
+          <w:sz w:val="24"/>
+          <w:szCs w:val="24"/>
+          <w:lang w:val="en-US"/>
+        </w:rPr>
+        <w:t>itu</w:t>
+      </w:r>
+      <w:proofErr w:type="spellEnd"/>
+      <w:r>
+        <w:rPr>
+          <w:rFonts w:ascii="Times New Roman" w:hAnsi="Times New Roman" w:cs="Times New Roman"/>
+          <w:sz w:val="24"/>
+          <w:szCs w:val="24"/>
+          <w:lang w:val="en-US"/>
+        </w:rPr>
+        <w:t xml:space="preserve">, </w:t>
+      </w:r>
+      <w:proofErr w:type="spellStart"/>
+      <w:r>
+        <w:rPr>
+          <w:rFonts w:ascii="Times New Roman" w:hAnsi="Times New Roman" w:cs="Times New Roman"/>
+          <w:sz w:val="24"/>
+          <w:szCs w:val="24"/>
+          <w:lang w:val="en-US"/>
+        </w:rPr>
+        <w:t>deteksi</w:t>
+      </w:r>
+      <w:proofErr w:type="spellEnd"/>
+      <w:r>
+        <w:rPr>
+          <w:rFonts w:ascii="Times New Roman" w:hAnsi="Times New Roman" w:cs="Times New Roman"/>
+          <w:sz w:val="24"/>
+          <w:szCs w:val="24"/>
+          <w:lang w:val="en-US"/>
+        </w:rPr>
+        <w:t xml:space="preserve"> </w:t>
+      </w:r>
+      <w:proofErr w:type="spellStart"/>
+      <w:r>
+        <w:rPr>
+          <w:rFonts w:ascii="Times New Roman" w:hAnsi="Times New Roman" w:cs="Times New Roman"/>
+          <w:sz w:val="24"/>
+          <w:szCs w:val="24"/>
+          <w:lang w:val="en-US"/>
+        </w:rPr>
+        <w:t>gambar</w:t>
+      </w:r>
+      <w:proofErr w:type="spellEnd"/>
+      <w:r>
+        <w:rPr>
+          <w:rFonts w:ascii="Times New Roman" w:hAnsi="Times New Roman" w:cs="Times New Roman"/>
+          <w:sz w:val="24"/>
+          <w:szCs w:val="24"/>
+          <w:lang w:val="en-US"/>
+        </w:rPr>
+        <w:t xml:space="preserve"> </w:t>
+      </w:r>
+      <w:proofErr w:type="spellStart"/>
+      <w:r>
+        <w:rPr>
+          <w:rFonts w:ascii="Times New Roman" w:hAnsi="Times New Roman" w:cs="Times New Roman"/>
+          <w:sz w:val="24"/>
+          <w:szCs w:val="24"/>
+          <w:lang w:val="en-US"/>
+        </w:rPr>
+        <w:t>buatan</w:t>
+      </w:r>
+      <w:proofErr w:type="spellEnd"/>
+      <w:r>
+        <w:rPr>
+          <w:rFonts w:ascii="Times New Roman" w:hAnsi="Times New Roman" w:cs="Times New Roman"/>
+          <w:sz w:val="24"/>
+          <w:szCs w:val="24"/>
+          <w:lang w:val="en-US"/>
+        </w:rPr>
+        <w:t xml:space="preserve"> AI </w:t>
+      </w:r>
+      <w:proofErr w:type="spellStart"/>
+      <w:r>
+        <w:rPr>
+          <w:rFonts w:ascii="Times New Roman" w:hAnsi="Times New Roman" w:cs="Times New Roman"/>
+          <w:sz w:val="24"/>
+          <w:szCs w:val="24"/>
+          <w:lang w:val="en-US"/>
+        </w:rPr>
+        <w:t>bertujuan</w:t>
+      </w:r>
+      <w:proofErr w:type="spellEnd"/>
+      <w:r>
+        <w:rPr>
+          <w:rFonts w:ascii="Times New Roman" w:hAnsi="Times New Roman" w:cs="Times New Roman"/>
+          <w:sz w:val="24"/>
+          <w:szCs w:val="24"/>
+          <w:lang w:val="en-US"/>
+        </w:rPr>
+        <w:t xml:space="preserve"> </w:t>
+      </w:r>
+      <w:proofErr w:type="spellStart"/>
+      <w:r>
+        <w:rPr>
+          <w:rFonts w:ascii="Times New Roman" w:hAnsi="Times New Roman" w:cs="Times New Roman"/>
+          <w:sz w:val="24"/>
+          <w:szCs w:val="24"/>
+          <w:lang w:val="en-US"/>
+        </w:rPr>
+        <w:t>untuk</w:t>
+      </w:r>
+      <w:proofErr w:type="spellEnd"/>
+      <w:r>
+        <w:rPr>
+          <w:rFonts w:ascii="Times New Roman" w:hAnsi="Times New Roman" w:cs="Times New Roman"/>
+          <w:sz w:val="24"/>
+          <w:szCs w:val="24"/>
+          <w:lang w:val="en-US"/>
+        </w:rPr>
+        <w:t xml:space="preserve"> </w:t>
+      </w:r>
+      <w:proofErr w:type="spellStart"/>
+      <w:r>
+        <w:rPr>
+          <w:rFonts w:ascii="Times New Roman" w:hAnsi="Times New Roman" w:cs="Times New Roman"/>
+          <w:sz w:val="24"/>
+          <w:szCs w:val="24"/>
+          <w:lang w:val="en-US"/>
+        </w:rPr>
+        <w:t>merancang</w:t>
+      </w:r>
+      <w:proofErr w:type="spellEnd"/>
+      <w:r>
+        <w:rPr>
+          <w:rFonts w:ascii="Times New Roman" w:hAnsi="Times New Roman" w:cs="Times New Roman"/>
+          <w:sz w:val="24"/>
+          <w:szCs w:val="24"/>
+          <w:lang w:val="en-US"/>
+        </w:rPr>
+        <w:t xml:space="preserve"> </w:t>
+      </w:r>
+      <w:proofErr w:type="spellStart"/>
+      <w:r>
+        <w:rPr>
+          <w:rFonts w:ascii="Times New Roman" w:hAnsi="Times New Roman" w:cs="Times New Roman"/>
+          <w:sz w:val="24"/>
+          <w:szCs w:val="24"/>
+          <w:lang w:val="en-US"/>
+        </w:rPr>
+        <w:t>metrik</w:t>
+      </w:r>
+      <w:proofErr w:type="spellEnd"/>
+      <w:r>
+        <w:rPr>
+          <w:rFonts w:ascii="Times New Roman" w:hAnsi="Times New Roman" w:cs="Times New Roman"/>
+          <w:sz w:val="24"/>
+          <w:szCs w:val="24"/>
+          <w:lang w:val="en-US"/>
+        </w:rPr>
+        <w:t xml:space="preserve"> </w:t>
+      </w:r>
+      <w:proofErr w:type="spellStart"/>
+      <w:r>
+        <w:rPr>
+          <w:rFonts w:ascii="Times New Roman" w:hAnsi="Times New Roman" w:cs="Times New Roman"/>
+          <w:sz w:val="24"/>
+          <w:szCs w:val="24"/>
+          <w:lang w:val="en-US"/>
+        </w:rPr>
+        <w:t>andal</w:t>
+      </w:r>
+      <w:proofErr w:type="spellEnd"/>
+      <w:r>
+        <w:rPr>
+          <w:rFonts w:ascii="Times New Roman" w:hAnsi="Times New Roman" w:cs="Times New Roman"/>
+          <w:sz w:val="24"/>
+          <w:szCs w:val="24"/>
+          <w:lang w:val="en-US"/>
+        </w:rPr>
+        <w:t xml:space="preserve"> yang </w:t>
+      </w:r>
+      <w:proofErr w:type="spellStart"/>
+      <w:r>
+        <w:rPr>
+          <w:rFonts w:ascii="Times New Roman" w:hAnsi="Times New Roman" w:cs="Times New Roman"/>
+          <w:sz w:val="24"/>
+          <w:szCs w:val="24"/>
+          <w:lang w:val="en-US"/>
+        </w:rPr>
+        <w:t>mampu</w:t>
+      </w:r>
+      <w:proofErr w:type="spellEnd"/>
+      <w:r>
+        <w:rPr>
+          <w:rFonts w:ascii="Times New Roman" w:hAnsi="Times New Roman" w:cs="Times New Roman"/>
+          <w:sz w:val="24"/>
+          <w:szCs w:val="24"/>
+          <w:lang w:val="en-US"/>
+        </w:rPr>
+        <w:t xml:space="preserve"> </w:t>
+      </w:r>
+      <w:proofErr w:type="spellStart"/>
+      <w:r>
+        <w:rPr>
+          <w:rFonts w:ascii="Times New Roman" w:hAnsi="Times New Roman" w:cs="Times New Roman"/>
+          <w:sz w:val="24"/>
+          <w:szCs w:val="24"/>
+          <w:lang w:val="en-US"/>
+        </w:rPr>
+        <w:t>membedakan</w:t>
+      </w:r>
+      <w:proofErr w:type="spellEnd"/>
+      <w:r>
+        <w:rPr>
+          <w:rFonts w:ascii="Times New Roman" w:hAnsi="Times New Roman" w:cs="Times New Roman"/>
+          <w:sz w:val="24"/>
+          <w:szCs w:val="24"/>
+          <w:lang w:val="en-US"/>
+        </w:rPr>
+        <w:t xml:space="preserve"> </w:t>
+      </w:r>
+      <w:proofErr w:type="spellStart"/>
+      <w:r>
+        <w:rPr>
+          <w:rFonts w:ascii="Times New Roman" w:hAnsi="Times New Roman" w:cs="Times New Roman"/>
+          <w:sz w:val="24"/>
+          <w:szCs w:val="24"/>
+          <w:lang w:val="en-US"/>
+        </w:rPr>
+        <w:t>antara</w:t>
+      </w:r>
+      <w:proofErr w:type="spellEnd"/>
+      <w:r>
+        <w:rPr>
+          <w:rFonts w:ascii="Times New Roman" w:hAnsi="Times New Roman" w:cs="Times New Roman"/>
+          <w:sz w:val="24"/>
+          <w:szCs w:val="24"/>
+          <w:lang w:val="en-US"/>
+        </w:rPr>
+        <w:t xml:space="preserve"> </w:t>
+      </w:r>
+      <w:proofErr w:type="spellStart"/>
+      <w:r>
+        <w:rPr>
+          <w:rFonts w:ascii="Times New Roman" w:hAnsi="Times New Roman" w:cs="Times New Roman"/>
+          <w:sz w:val="24"/>
+          <w:szCs w:val="24"/>
+          <w:lang w:val="en-US"/>
+        </w:rPr>
+        <w:t>gambar</w:t>
+      </w:r>
+      <w:proofErr w:type="spellEnd"/>
+      <w:r>
+        <w:rPr>
+          <w:rFonts w:ascii="Times New Roman" w:hAnsi="Times New Roman" w:cs="Times New Roman"/>
+          <w:sz w:val="24"/>
+          <w:szCs w:val="24"/>
+          <w:lang w:val="en-US"/>
+        </w:rPr>
+        <w:t xml:space="preserve"> </w:t>
+      </w:r>
+      <w:proofErr w:type="spellStart"/>
+      <w:r>
+        <w:rPr>
+          <w:rFonts w:ascii="Times New Roman" w:hAnsi="Times New Roman" w:cs="Times New Roman"/>
+          <w:sz w:val="24"/>
+          <w:szCs w:val="24"/>
+          <w:lang w:val="en-US"/>
+        </w:rPr>
+        <w:t>asli</w:t>
+      </w:r>
+      <w:proofErr w:type="spellEnd"/>
+      <w:r>
+        <w:rPr>
+          <w:rFonts w:ascii="Times New Roman" w:hAnsi="Times New Roman" w:cs="Times New Roman"/>
+          <w:sz w:val="24"/>
+          <w:szCs w:val="24"/>
+          <w:lang w:val="en-US"/>
+        </w:rPr>
+        <w:t xml:space="preserve"> </w:t>
+      </w:r>
+      <w:proofErr w:type="spellStart"/>
+      <w:r>
+        <w:rPr>
+          <w:rFonts w:ascii="Times New Roman" w:hAnsi="Times New Roman" w:cs="Times New Roman"/>
+          <w:sz w:val="24"/>
+          <w:szCs w:val="24"/>
+          <w:lang w:val="en-US"/>
+        </w:rPr>
+        <w:t>dan</w:t>
+      </w:r>
+      <w:proofErr w:type="spellEnd"/>
+      <w:r>
+        <w:rPr>
+          <w:rFonts w:ascii="Times New Roman" w:hAnsi="Times New Roman" w:cs="Times New Roman"/>
+          <w:sz w:val="24"/>
+          <w:szCs w:val="24"/>
+          <w:lang w:val="en-US"/>
+        </w:rPr>
+        <w:t xml:space="preserve"> </w:t>
+      </w:r>
+      <w:proofErr w:type="spellStart"/>
+      <w:r>
+        <w:rPr>
+          <w:rFonts w:ascii="Times New Roman" w:hAnsi="Times New Roman" w:cs="Times New Roman"/>
+          <w:sz w:val="24"/>
+          <w:szCs w:val="24"/>
+          <w:lang w:val="en-US"/>
+        </w:rPr>
+        <w:t>gambar</w:t>
+      </w:r>
+      <w:proofErr w:type="spellEnd"/>
+      <w:r>
+        <w:rPr>
+          <w:rFonts w:ascii="Times New Roman" w:hAnsi="Times New Roman" w:cs="Times New Roman"/>
+          <w:sz w:val="24"/>
+          <w:szCs w:val="24"/>
+          <w:lang w:val="en-US"/>
+        </w:rPr>
+        <w:t xml:space="preserve"> </w:t>
+      </w:r>
+      <w:proofErr w:type="spellStart"/>
+      <w:r>
+        <w:rPr>
+          <w:rFonts w:ascii="Times New Roman" w:hAnsi="Times New Roman" w:cs="Times New Roman"/>
+          <w:sz w:val="24"/>
+          <w:szCs w:val="24"/>
+          <w:lang w:val="en-US"/>
+        </w:rPr>
+        <w:t>uang</w:t>
+      </w:r>
+      <w:proofErr w:type="spellEnd"/>
+      <w:r>
+        <w:rPr>
+          <w:rFonts w:ascii="Times New Roman" w:hAnsi="Times New Roman" w:cs="Times New Roman"/>
+          <w:sz w:val="24"/>
+          <w:szCs w:val="24"/>
+          <w:lang w:val="en-US"/>
+        </w:rPr>
+        <w:t xml:space="preserve"> </w:t>
+      </w:r>
+      <w:proofErr w:type="spellStart"/>
+      <w:r>
+        <w:rPr>
+          <w:rFonts w:ascii="Times New Roman" w:hAnsi="Times New Roman" w:cs="Times New Roman"/>
+          <w:sz w:val="24"/>
+          <w:szCs w:val="24"/>
+          <w:lang w:val="en-US"/>
+        </w:rPr>
+        <w:t>dihasilkan</w:t>
+      </w:r>
+      <w:proofErr w:type="spellEnd"/>
+      <w:r>
+        <w:rPr>
+          <w:rFonts w:ascii="Times New Roman" w:hAnsi="Times New Roman" w:cs="Times New Roman"/>
+          <w:sz w:val="24"/>
+          <w:szCs w:val="24"/>
+          <w:lang w:val="en-US"/>
+        </w:rPr>
+        <w:t xml:space="preserve"> </w:t>
+      </w:r>
+      <w:proofErr w:type="spellStart"/>
+      <w:r>
+        <w:rPr>
+          <w:rFonts w:ascii="Times New Roman" w:hAnsi="Times New Roman" w:cs="Times New Roman"/>
+          <w:sz w:val="24"/>
+          <w:szCs w:val="24"/>
+          <w:lang w:val="en-US"/>
+        </w:rPr>
+        <w:t>secara</w:t>
+      </w:r>
+      <w:proofErr w:type="spellEnd"/>
+      <w:r>
+        <w:rPr>
+          <w:rFonts w:ascii="Times New Roman" w:hAnsi="Times New Roman" w:cs="Times New Roman"/>
+          <w:sz w:val="24"/>
+          <w:szCs w:val="24"/>
+          <w:lang w:val="en-US"/>
+        </w:rPr>
+        <w:t xml:space="preserve"> </w:t>
+      </w:r>
+      <w:proofErr w:type="spellStart"/>
+      <w:r>
+        <w:rPr>
+          <w:rFonts w:ascii="Times New Roman" w:hAnsi="Times New Roman" w:cs="Times New Roman"/>
+          <w:sz w:val="24"/>
+          <w:szCs w:val="24"/>
+          <w:lang w:val="en-US"/>
+        </w:rPr>
+        <w:t>sintesis</w:t>
+      </w:r>
+      <w:proofErr w:type="spellEnd"/>
+      <w:r>
+        <w:rPr>
+          <w:rFonts w:ascii="Times New Roman" w:hAnsi="Times New Roman" w:cs="Times New Roman"/>
+          <w:sz w:val="24"/>
+          <w:szCs w:val="24"/>
+          <w:lang w:val="en-US"/>
+        </w:rPr>
+        <w:t xml:space="preserve">. </w:t>
+      </w:r>
+      <w:proofErr w:type="spellStart"/>
+      <w:r>
+        <w:rPr>
+          <w:rFonts w:ascii="Times New Roman" w:hAnsi="Times New Roman" w:cs="Times New Roman"/>
+          <w:sz w:val="24"/>
+          <w:szCs w:val="24"/>
+          <w:lang w:val="en-US"/>
+        </w:rPr>
+        <w:t>Diskursus</w:t>
+      </w:r>
+      <w:proofErr w:type="spellEnd"/>
+      <w:r>
+        <w:rPr>
+          <w:rFonts w:ascii="Times New Roman" w:hAnsi="Times New Roman" w:cs="Times New Roman"/>
+          <w:sz w:val="24"/>
+          <w:szCs w:val="24"/>
+          <w:lang w:val="en-US"/>
+        </w:rPr>
+        <w:t xml:space="preserve"> </w:t>
+      </w:r>
+      <w:proofErr w:type="spellStart"/>
+      <w:r>
+        <w:rPr>
+          <w:rFonts w:ascii="Times New Roman" w:hAnsi="Times New Roman" w:cs="Times New Roman"/>
+          <w:sz w:val="24"/>
+          <w:szCs w:val="24"/>
+          <w:lang w:val="en-US"/>
+        </w:rPr>
+        <w:t>mengenai</w:t>
+      </w:r>
+      <w:proofErr w:type="spellEnd"/>
+      <w:r>
+        <w:rPr>
+          <w:rFonts w:ascii="Times New Roman" w:hAnsi="Times New Roman" w:cs="Times New Roman"/>
+          <w:sz w:val="24"/>
+          <w:szCs w:val="24"/>
+          <w:lang w:val="en-US"/>
+        </w:rPr>
+        <w:t xml:space="preserve"> </w:t>
+      </w:r>
+      <w:proofErr w:type="spellStart"/>
+      <w:r>
+        <w:rPr>
+          <w:rFonts w:ascii="Times New Roman" w:hAnsi="Times New Roman" w:cs="Times New Roman"/>
+          <w:sz w:val="24"/>
+          <w:szCs w:val="24"/>
+          <w:lang w:val="en-US"/>
+        </w:rPr>
+        <w:t>hal</w:t>
+      </w:r>
+      <w:proofErr w:type="spellEnd"/>
+      <w:r>
+        <w:rPr>
+          <w:rFonts w:ascii="Times New Roman" w:hAnsi="Times New Roman" w:cs="Times New Roman"/>
+          <w:sz w:val="24"/>
+          <w:szCs w:val="24"/>
+          <w:lang w:val="en-US"/>
+        </w:rPr>
+        <w:t xml:space="preserve"> </w:t>
+      </w:r>
+      <w:proofErr w:type="spellStart"/>
+      <w:r>
+        <w:rPr>
+          <w:rFonts w:ascii="Times New Roman" w:hAnsi="Times New Roman" w:cs="Times New Roman"/>
+          <w:sz w:val="24"/>
+          <w:szCs w:val="24"/>
+          <w:lang w:val="en-US"/>
+        </w:rPr>
+        <w:t>ini</w:t>
+      </w:r>
+      <w:proofErr w:type="spellEnd"/>
+      <w:r>
+        <w:rPr>
+          <w:rFonts w:ascii="Times New Roman" w:hAnsi="Times New Roman" w:cs="Times New Roman"/>
+          <w:sz w:val="24"/>
+          <w:szCs w:val="24"/>
+          <w:lang w:val="en-US"/>
+        </w:rPr>
+        <w:t xml:space="preserve"> </w:t>
+      </w:r>
+      <w:proofErr w:type="spellStart"/>
+      <w:r>
+        <w:rPr>
+          <w:rFonts w:ascii="Times New Roman" w:hAnsi="Times New Roman" w:cs="Times New Roman"/>
+          <w:sz w:val="24"/>
+          <w:szCs w:val="24"/>
+          <w:lang w:val="en-US"/>
+        </w:rPr>
+        <w:t>berdampak</w:t>
+      </w:r>
+      <w:proofErr w:type="spellEnd"/>
+      <w:r>
+        <w:rPr>
+          <w:rFonts w:ascii="Times New Roman" w:hAnsi="Times New Roman" w:cs="Times New Roman"/>
+          <w:sz w:val="24"/>
+          <w:szCs w:val="24"/>
+          <w:lang w:val="en-US"/>
+        </w:rPr>
+        <w:t xml:space="preserve"> </w:t>
+      </w:r>
+      <w:proofErr w:type="spellStart"/>
+      <w:r>
+        <w:rPr>
+          <w:rFonts w:ascii="Times New Roman" w:hAnsi="Times New Roman" w:cs="Times New Roman"/>
+          <w:sz w:val="24"/>
+          <w:szCs w:val="24"/>
+          <w:lang w:val="en-US"/>
+        </w:rPr>
+        <w:t>besar</w:t>
+      </w:r>
+      <w:proofErr w:type="spellEnd"/>
+      <w:r>
+        <w:rPr>
+          <w:rFonts w:ascii="Times New Roman" w:hAnsi="Times New Roman" w:cs="Times New Roman"/>
+          <w:sz w:val="24"/>
+          <w:szCs w:val="24"/>
+          <w:lang w:val="en-US"/>
+        </w:rPr>
+        <w:t xml:space="preserve"> </w:t>
+      </w:r>
+      <w:proofErr w:type="spellStart"/>
+      <w:r>
+        <w:rPr>
+          <w:rFonts w:ascii="Times New Roman" w:hAnsi="Times New Roman" w:cs="Times New Roman"/>
+          <w:sz w:val="24"/>
+          <w:szCs w:val="24"/>
+          <w:lang w:val="en-US"/>
+        </w:rPr>
+        <w:t>pada</w:t>
+      </w:r>
+      <w:proofErr w:type="spellEnd"/>
+      <w:r>
+        <w:rPr>
+          <w:rFonts w:ascii="Times New Roman" w:hAnsi="Times New Roman" w:cs="Times New Roman"/>
+          <w:sz w:val="24"/>
+          <w:szCs w:val="24"/>
+          <w:lang w:val="en-US"/>
+        </w:rPr>
+        <w:t xml:space="preserve"> masa </w:t>
+      </w:r>
+      <w:proofErr w:type="spellStart"/>
+      <w:r>
+        <w:rPr>
+          <w:rFonts w:ascii="Times New Roman" w:hAnsi="Times New Roman" w:cs="Times New Roman"/>
+          <w:sz w:val="24"/>
+          <w:szCs w:val="24"/>
+          <w:lang w:val="en-US"/>
+        </w:rPr>
+        <w:t>depan</w:t>
+      </w:r>
+      <w:proofErr w:type="spellEnd"/>
+      <w:r>
+        <w:rPr>
+          <w:rFonts w:ascii="Times New Roman" w:hAnsi="Times New Roman" w:cs="Times New Roman"/>
+          <w:sz w:val="24"/>
+          <w:szCs w:val="24"/>
+          <w:lang w:val="en-US"/>
+        </w:rPr>
+        <w:t xml:space="preserve"> </w:t>
+      </w:r>
+      <w:proofErr w:type="spellStart"/>
+      <w:r>
+        <w:rPr>
+          <w:rFonts w:ascii="Times New Roman" w:hAnsi="Times New Roman" w:cs="Times New Roman"/>
+          <w:sz w:val="24"/>
+          <w:szCs w:val="24"/>
+          <w:lang w:val="en-US"/>
+        </w:rPr>
+        <w:t>kurasi</w:t>
+      </w:r>
+      <w:proofErr w:type="spellEnd"/>
+      <w:r>
+        <w:rPr>
+          <w:rFonts w:ascii="Times New Roman" w:hAnsi="Times New Roman" w:cs="Times New Roman"/>
+          <w:sz w:val="24"/>
+          <w:szCs w:val="24"/>
+          <w:lang w:val="en-US"/>
+        </w:rPr>
+        <w:t xml:space="preserve"> </w:t>
+      </w:r>
+      <w:proofErr w:type="spellStart"/>
+      <w:r>
+        <w:rPr>
+          <w:rFonts w:ascii="Times New Roman" w:hAnsi="Times New Roman" w:cs="Times New Roman"/>
+          <w:sz w:val="24"/>
+          <w:szCs w:val="24"/>
+          <w:lang w:val="en-US"/>
+        </w:rPr>
+        <w:t>konten</w:t>
+      </w:r>
+      <w:proofErr w:type="spellEnd"/>
+      <w:r>
+        <w:rPr>
+          <w:rFonts w:ascii="Times New Roman" w:hAnsi="Times New Roman" w:cs="Times New Roman"/>
+          <w:sz w:val="24"/>
+          <w:szCs w:val="24"/>
+          <w:lang w:val="en-US"/>
+        </w:rPr>
+        <w:t xml:space="preserve"> digital </w:t>
+      </w:r>
+      <w:proofErr w:type="spellStart"/>
+      <w:r>
+        <w:rPr>
+          <w:rFonts w:ascii="Times New Roman" w:hAnsi="Times New Roman" w:cs="Times New Roman"/>
+          <w:sz w:val="24"/>
+          <w:szCs w:val="24"/>
+          <w:lang w:val="en-US"/>
+        </w:rPr>
+        <w:t>dan</w:t>
+      </w:r>
+      <w:proofErr w:type="spellEnd"/>
+      <w:r>
+        <w:rPr>
+          <w:rFonts w:ascii="Times New Roman" w:hAnsi="Times New Roman" w:cs="Times New Roman"/>
+          <w:sz w:val="24"/>
+          <w:szCs w:val="24"/>
+          <w:lang w:val="en-US"/>
+        </w:rPr>
+        <w:t xml:space="preserve"> </w:t>
+      </w:r>
+      <w:proofErr w:type="spellStart"/>
+      <w:r>
+        <w:rPr>
+          <w:rFonts w:ascii="Times New Roman" w:hAnsi="Times New Roman" w:cs="Times New Roman"/>
+          <w:sz w:val="24"/>
+          <w:szCs w:val="24"/>
+          <w:lang w:val="en-US"/>
+        </w:rPr>
+        <w:t>kepercayaan</w:t>
+      </w:r>
+      <w:proofErr w:type="spellEnd"/>
+      <w:r>
+        <w:rPr>
+          <w:rFonts w:ascii="Times New Roman" w:hAnsi="Times New Roman" w:cs="Times New Roman"/>
+          <w:sz w:val="24"/>
+          <w:szCs w:val="24"/>
+          <w:lang w:val="en-US"/>
+        </w:rPr>
+        <w:t xml:space="preserve"> </w:t>
+      </w:r>
+      <w:proofErr w:type="spellStart"/>
+      <w:r>
+        <w:rPr>
+          <w:rFonts w:ascii="Times New Roman" w:hAnsi="Times New Roman" w:cs="Times New Roman"/>
+          <w:sz w:val="24"/>
+          <w:szCs w:val="24"/>
+          <w:lang w:val="en-US"/>
+        </w:rPr>
+        <w:t>publik</w:t>
+      </w:r>
+      <w:proofErr w:type="spellEnd"/>
+      <w:r>
+        <w:rPr>
+          <w:rFonts w:ascii="Times New Roman" w:hAnsi="Times New Roman" w:cs="Times New Roman"/>
+          <w:sz w:val="24"/>
+          <w:szCs w:val="24"/>
+          <w:lang w:val="en-US"/>
+        </w:rPr>
+        <w:t xml:space="preserve">. </w:t>
+      </w:r>
+    </w:p>
+    <w:p>
+      <w:pPr>
+        <w:pStyle w:val="ListParagraph"/>
+        <w:numPr>
+          <w:ilvl w:val="0"/>
+          <w:numId w:val="4"/>
+        </w:numPr>
+        <w:spacing w:line="360" w:lineRule="auto"/>
+        <w:ind w:left="993"/>
+        <w:rPr>
+          <w:rFonts w:ascii="Times New Roman" w:hAnsi="Times New Roman" w:cs="Times New Roman"/>
+          <w:b/>
+          <w:sz w:val="24"/>
+          <w:szCs w:val="24"/>
+          <w:lang w:val="en-US"/>
+        </w:rPr>
+      </w:pPr>
+      <w:proofErr w:type="spellStart"/>
+      <w:r>
+        <w:rPr>
+          <w:rFonts w:ascii="Times New Roman" w:hAnsi="Times New Roman" w:cs="Times New Roman"/>
+          <w:b/>
+          <w:sz w:val="24"/>
+          <w:szCs w:val="24"/>
+          <w:lang w:val="en-US"/>
+        </w:rPr>
+        <w:t>Rumusan</w:t>
+      </w:r>
+      <w:proofErr w:type="spellEnd"/>
+      <w:r>
+        <w:rPr>
+          <w:rFonts w:ascii="Times New Roman" w:hAnsi="Times New Roman" w:cs="Times New Roman"/>
+          <w:b/>
+          <w:sz w:val="24"/>
+          <w:szCs w:val="24"/>
+          <w:lang w:val="en-US"/>
+        </w:rPr>
+        <w:t xml:space="preserve"> </w:t>
+      </w:r>
+      <w:proofErr w:type="spellStart"/>
+      <w:r>
+        <w:rPr>
+          <w:rFonts w:ascii="Times New Roman" w:hAnsi="Times New Roman" w:cs="Times New Roman"/>
+          <w:b/>
+          <w:sz w:val="24"/>
+          <w:szCs w:val="24"/>
+          <w:lang w:val="en-US"/>
+        </w:rPr>
+        <w:t>Masalah</w:t>
+      </w:r>
+      <w:proofErr w:type="spellEnd"/>
+    </w:p>
+    <w:p>
+      <w:pPr>
+        <w:pStyle w:val="ListParagraph"/>
+        <w:numPr>
+          <w:ilvl w:val="0"/>
+          <w:numId w:val="6"/>
+        </w:numPr>
+        <w:spacing w:line="360" w:lineRule="auto"/>
+        <w:jc w:val="both"/>
+        <w:rPr>
+          <w:rFonts w:ascii="Times New Roman" w:hAnsi="Times New Roman" w:cs="Times New Roman"/>
+          <w:sz w:val="24"/>
+          <w:szCs w:val="24"/>
+          <w:lang w:val="en-US"/>
+        </w:rPr>
+      </w:pPr>
+      <w:proofErr w:type="spellStart"/>
+      <w:r>
+        <w:rPr>
+          <w:rFonts w:ascii="Times New Roman" w:hAnsi="Times New Roman" w:cs="Times New Roman"/>
+          <w:sz w:val="24"/>
+          <w:szCs w:val="24"/>
+          <w:lang w:val="en-US"/>
+        </w:rPr>
+        <w:t>Apakah</w:t>
+      </w:r>
+      <w:proofErr w:type="spellEnd"/>
+      <w:r>
+        <w:rPr>
+          <w:rFonts w:ascii="Times New Roman" w:hAnsi="Times New Roman" w:cs="Times New Roman"/>
+          <w:sz w:val="24"/>
+          <w:szCs w:val="24"/>
+          <w:lang w:val="en-US"/>
+        </w:rPr>
+        <w:t xml:space="preserve"> </w:t>
+      </w:r>
+      <w:proofErr w:type="spellStart"/>
+      <w:r>
+        <w:rPr>
+          <w:rFonts w:ascii="Times New Roman" w:hAnsi="Times New Roman" w:cs="Times New Roman"/>
+          <w:sz w:val="24"/>
+          <w:szCs w:val="24"/>
+          <w:lang w:val="en-US"/>
+        </w:rPr>
+        <w:t>arsitektur</w:t>
+      </w:r>
+      <w:proofErr w:type="spellEnd"/>
+      <w:r>
+        <w:rPr>
+          <w:rFonts w:ascii="Times New Roman" w:hAnsi="Times New Roman" w:cs="Times New Roman"/>
+          <w:sz w:val="24"/>
+          <w:szCs w:val="24"/>
+          <w:lang w:val="en-US"/>
+        </w:rPr>
+        <w:t xml:space="preserve"> deep learning </w:t>
+      </w:r>
+      <w:proofErr w:type="spellStart"/>
+      <w:r>
+        <w:rPr>
+          <w:rFonts w:ascii="Times New Roman" w:hAnsi="Times New Roman" w:cs="Times New Roman"/>
+          <w:sz w:val="24"/>
+          <w:szCs w:val="24"/>
+          <w:lang w:val="en-US"/>
+        </w:rPr>
+        <w:t>sederhana</w:t>
+      </w:r>
+      <w:proofErr w:type="spellEnd"/>
+      <w:r>
+        <w:rPr>
+          <w:rFonts w:ascii="Times New Roman" w:hAnsi="Times New Roman" w:cs="Times New Roman"/>
+          <w:sz w:val="24"/>
+          <w:szCs w:val="24"/>
+          <w:lang w:val="en-US"/>
+        </w:rPr>
+        <w:t xml:space="preserve"> </w:t>
+      </w:r>
+      <w:proofErr w:type="spellStart"/>
+      <w:r>
+        <w:rPr>
+          <w:rFonts w:ascii="Times New Roman" w:hAnsi="Times New Roman" w:cs="Times New Roman"/>
+          <w:sz w:val="24"/>
+          <w:szCs w:val="24"/>
+          <w:lang w:val="en-US"/>
+        </w:rPr>
+        <w:t>mampu</w:t>
+      </w:r>
+      <w:proofErr w:type="spellEnd"/>
+      <w:r>
+        <w:rPr>
+          <w:rFonts w:ascii="Times New Roman" w:hAnsi="Times New Roman" w:cs="Times New Roman"/>
+          <w:sz w:val="24"/>
+          <w:szCs w:val="24"/>
+          <w:lang w:val="en-US"/>
+        </w:rPr>
+        <w:t xml:space="preserve"> </w:t>
+      </w:r>
+      <w:proofErr w:type="spellStart"/>
+      <w:r>
+        <w:rPr>
+          <w:rFonts w:ascii="Times New Roman" w:hAnsi="Times New Roman" w:cs="Times New Roman"/>
+          <w:sz w:val="24"/>
+          <w:szCs w:val="24"/>
+          <w:lang w:val="en-US"/>
+        </w:rPr>
+        <w:t>mengungguli</w:t>
+      </w:r>
+      <w:proofErr w:type="spellEnd"/>
+      <w:r>
+        <w:rPr>
+          <w:rFonts w:ascii="Times New Roman" w:hAnsi="Times New Roman" w:cs="Times New Roman"/>
+          <w:sz w:val="24"/>
+          <w:szCs w:val="24"/>
+          <w:lang w:val="en-US"/>
+        </w:rPr>
+        <w:t xml:space="preserve"> </w:t>
+      </w:r>
+      <w:proofErr w:type="spellStart"/>
+      <w:r>
+        <w:rPr>
+          <w:rFonts w:ascii="Times New Roman" w:hAnsi="Times New Roman" w:cs="Times New Roman"/>
+          <w:sz w:val="24"/>
+          <w:szCs w:val="24"/>
+          <w:lang w:val="en-US"/>
+        </w:rPr>
+        <w:t>performa</w:t>
+      </w:r>
+      <w:proofErr w:type="spellEnd"/>
+      <w:r>
+        <w:rPr>
+          <w:rFonts w:ascii="Times New Roman" w:hAnsi="Times New Roman" w:cs="Times New Roman"/>
+          <w:sz w:val="24"/>
+          <w:szCs w:val="24"/>
+          <w:lang w:val="en-US"/>
+        </w:rPr>
+        <w:t xml:space="preserve"> </w:t>
+      </w:r>
+      <w:proofErr w:type="spellStart"/>
+      <w:r>
+        <w:rPr>
+          <w:rFonts w:ascii="Times New Roman" w:hAnsi="Times New Roman" w:cs="Times New Roman"/>
+          <w:sz w:val="24"/>
+          <w:szCs w:val="24"/>
+          <w:lang w:val="en-US"/>
+        </w:rPr>
+        <w:lastRenderedPageBreak/>
+        <w:t>algoritma</w:t>
+      </w:r>
+      <w:proofErr w:type="spellEnd"/>
+      <w:r>
+        <w:rPr>
+          <w:rFonts w:ascii="Times New Roman" w:hAnsi="Times New Roman" w:cs="Times New Roman"/>
+          <w:sz w:val="24"/>
+          <w:szCs w:val="24"/>
+          <w:lang w:val="en-US"/>
+        </w:rPr>
+        <w:t xml:space="preserve"> </w:t>
+      </w:r>
+      <w:proofErr w:type="spellStart"/>
+      <w:r>
+        <w:rPr>
+          <w:rFonts w:ascii="Times New Roman" w:hAnsi="Times New Roman" w:cs="Times New Roman"/>
+          <w:sz w:val="24"/>
+          <w:szCs w:val="24"/>
+          <w:lang w:val="en-US"/>
+        </w:rPr>
+        <w:t>ekstraksi</w:t>
+      </w:r>
+      <w:proofErr w:type="spellEnd"/>
+      <w:r>
+        <w:rPr>
+          <w:rFonts w:ascii="Times New Roman" w:hAnsi="Times New Roman" w:cs="Times New Roman"/>
+          <w:sz w:val="24"/>
+          <w:szCs w:val="24"/>
+          <w:lang w:val="en-US"/>
+        </w:rPr>
+        <w:t xml:space="preserve"> </w:t>
+      </w:r>
+      <w:proofErr w:type="spellStart"/>
+      <w:r>
+        <w:rPr>
+          <w:rFonts w:ascii="Times New Roman" w:hAnsi="Times New Roman" w:cs="Times New Roman"/>
+          <w:sz w:val="24"/>
+          <w:szCs w:val="24"/>
+          <w:lang w:val="en-US"/>
+        </w:rPr>
+        <w:t>fitur</w:t>
+      </w:r>
+      <w:proofErr w:type="spellEnd"/>
+      <w:r>
+        <w:rPr>
+          <w:rFonts w:ascii="Times New Roman" w:hAnsi="Times New Roman" w:cs="Times New Roman"/>
+          <w:sz w:val="24"/>
+          <w:szCs w:val="24"/>
+          <w:lang w:val="en-US"/>
+        </w:rPr>
+        <w:t xml:space="preserve"> </w:t>
+      </w:r>
+      <w:proofErr w:type="spellStart"/>
+      <w:r>
+        <w:rPr>
+          <w:rFonts w:ascii="Times New Roman" w:hAnsi="Times New Roman" w:cs="Times New Roman"/>
+          <w:sz w:val="24"/>
+          <w:szCs w:val="24"/>
+          <w:lang w:val="en-US"/>
+        </w:rPr>
+        <w:t>buatan</w:t>
+      </w:r>
+      <w:proofErr w:type="spellEnd"/>
+      <w:r>
+        <w:rPr>
+          <w:rFonts w:ascii="Times New Roman" w:hAnsi="Times New Roman" w:cs="Times New Roman"/>
+          <w:sz w:val="24"/>
+          <w:szCs w:val="24"/>
+          <w:lang w:val="en-US"/>
+        </w:rPr>
+        <w:t xml:space="preserve"> </w:t>
+      </w:r>
+      <w:proofErr w:type="spellStart"/>
+      <w:r>
+        <w:rPr>
+          <w:rFonts w:ascii="Times New Roman" w:hAnsi="Times New Roman" w:cs="Times New Roman"/>
+          <w:sz w:val="24"/>
+          <w:szCs w:val="24"/>
+          <w:lang w:val="en-US"/>
+        </w:rPr>
+        <w:t>tangan</w:t>
+      </w:r>
+      <w:proofErr w:type="spellEnd"/>
+      <w:r>
+        <w:rPr>
+          <w:rFonts w:ascii="Times New Roman" w:hAnsi="Times New Roman" w:cs="Times New Roman"/>
+          <w:sz w:val="24"/>
+          <w:szCs w:val="24"/>
+          <w:lang w:val="en-US"/>
+        </w:rPr>
+        <w:t xml:space="preserve"> (</w:t>
+      </w:r>
+      <w:r>
+        <w:rPr>
+          <w:rFonts w:ascii="Times New Roman" w:hAnsi="Times New Roman" w:cs="Times New Roman"/>
+          <w:i/>
+          <w:sz w:val="24"/>
+          <w:szCs w:val="24"/>
+          <w:lang w:val="en-US"/>
+        </w:rPr>
+        <w:t>hand-crafted features</w:t>
+      </w:r>
+      <w:r>
+        <w:rPr>
+          <w:rFonts w:ascii="Times New Roman" w:hAnsi="Times New Roman" w:cs="Times New Roman"/>
+          <w:sz w:val="24"/>
+          <w:szCs w:val="24"/>
+          <w:lang w:val="en-US"/>
+        </w:rPr>
+        <w:t xml:space="preserve">) </w:t>
+      </w:r>
+      <w:proofErr w:type="spellStart"/>
+      <w:r>
+        <w:rPr>
+          <w:rFonts w:ascii="Times New Roman" w:hAnsi="Times New Roman" w:cs="Times New Roman"/>
+          <w:sz w:val="24"/>
+          <w:szCs w:val="24"/>
+          <w:lang w:val="en-US"/>
+        </w:rPr>
+        <w:t>seperti</w:t>
+      </w:r>
+      <w:proofErr w:type="spellEnd"/>
+      <w:r>
+        <w:rPr>
+          <w:rFonts w:ascii="Times New Roman" w:hAnsi="Times New Roman" w:cs="Times New Roman"/>
+          <w:sz w:val="24"/>
+          <w:szCs w:val="24"/>
+          <w:lang w:val="en-US"/>
+        </w:rPr>
+        <w:t xml:space="preserve"> </w:t>
+      </w:r>
+      <w:proofErr w:type="gramStart"/>
+      <w:r>
+        <w:rPr>
+          <w:rFonts w:ascii="Times New Roman" w:hAnsi="Times New Roman" w:cs="Times New Roman"/>
+          <w:sz w:val="24"/>
+          <w:szCs w:val="24"/>
+          <w:lang w:val="en-US"/>
+        </w:rPr>
+        <w:t>HOG ?</w:t>
+      </w:r>
+      <w:proofErr w:type="gramEnd"/>
+    </w:p>
+    <w:p>
+      <w:pPr>
+        <w:pStyle w:val="ListParagraph"/>
+        <w:numPr>
+          <w:ilvl w:val="0"/>
+          <w:numId w:val="6"/>
+        </w:numPr>
+        <w:spacing w:line="360" w:lineRule="auto"/>
+        <w:jc w:val="both"/>
+        <w:rPr>
+          <w:rFonts w:ascii="Times New Roman" w:hAnsi="Times New Roman" w:cs="Times New Roman"/>
+          <w:sz w:val="24"/>
+          <w:szCs w:val="24"/>
+          <w:lang w:val="en-US"/>
+        </w:rPr>
+      </w:pPr>
+      <w:proofErr w:type="spellStart"/>
+      <w:r>
+        <w:rPr>
+          <w:rFonts w:ascii="Times New Roman" w:hAnsi="Times New Roman" w:cs="Times New Roman"/>
+          <w:sz w:val="24"/>
+          <w:szCs w:val="24"/>
+          <w:lang w:val="en-US"/>
+        </w:rPr>
+        <w:t>Berapa</w:t>
+      </w:r>
+      <w:proofErr w:type="spellEnd"/>
+      <w:r>
+        <w:rPr>
+          <w:rFonts w:ascii="Times New Roman" w:hAnsi="Times New Roman" w:cs="Times New Roman"/>
+          <w:sz w:val="24"/>
+          <w:szCs w:val="24"/>
+          <w:lang w:val="en-US"/>
+        </w:rPr>
+        <w:t xml:space="preserve"> </w:t>
+      </w:r>
+      <w:proofErr w:type="spellStart"/>
+      <w:r>
+        <w:rPr>
+          <w:rFonts w:ascii="Times New Roman" w:hAnsi="Times New Roman" w:cs="Times New Roman"/>
+          <w:sz w:val="24"/>
+          <w:szCs w:val="24"/>
+          <w:lang w:val="en-US"/>
+        </w:rPr>
+        <w:t>tingkat</w:t>
+      </w:r>
+      <w:proofErr w:type="spellEnd"/>
+      <w:r>
+        <w:rPr>
+          <w:rFonts w:ascii="Times New Roman" w:hAnsi="Times New Roman" w:cs="Times New Roman"/>
+          <w:sz w:val="24"/>
+          <w:szCs w:val="24"/>
+          <w:lang w:val="en-US"/>
+        </w:rPr>
+        <w:t xml:space="preserve"> </w:t>
+      </w:r>
+      <w:proofErr w:type="spellStart"/>
+      <w:r>
+        <w:rPr>
+          <w:rFonts w:ascii="Times New Roman" w:hAnsi="Times New Roman" w:cs="Times New Roman"/>
+          <w:sz w:val="24"/>
+          <w:szCs w:val="24"/>
+          <w:lang w:val="en-US"/>
+        </w:rPr>
+        <w:t>akurasi</w:t>
+      </w:r>
+      <w:proofErr w:type="spellEnd"/>
+      <w:r>
+        <w:rPr>
+          <w:rFonts w:ascii="Times New Roman" w:hAnsi="Times New Roman" w:cs="Times New Roman"/>
+          <w:sz w:val="24"/>
+          <w:szCs w:val="24"/>
+          <w:lang w:val="en-US"/>
+        </w:rPr>
+        <w:t xml:space="preserve"> </w:t>
+      </w:r>
+      <w:proofErr w:type="spellStart"/>
+      <w:r>
+        <w:rPr>
+          <w:rFonts w:ascii="Times New Roman" w:hAnsi="Times New Roman" w:cs="Times New Roman"/>
+          <w:sz w:val="24"/>
+          <w:szCs w:val="24"/>
+          <w:lang w:val="en-US"/>
+        </w:rPr>
+        <w:t>masing-masing</w:t>
+      </w:r>
+      <w:proofErr w:type="spellEnd"/>
+      <w:r>
+        <w:rPr>
+          <w:rFonts w:ascii="Times New Roman" w:hAnsi="Times New Roman" w:cs="Times New Roman"/>
+          <w:sz w:val="24"/>
+          <w:szCs w:val="24"/>
+          <w:lang w:val="en-US"/>
+        </w:rPr>
+        <w:t xml:space="preserve"> </w:t>
+      </w:r>
+      <w:proofErr w:type="spellStart"/>
+      <w:proofErr w:type="gramStart"/>
+      <w:r>
+        <w:rPr>
+          <w:rFonts w:ascii="Times New Roman" w:hAnsi="Times New Roman" w:cs="Times New Roman"/>
+          <w:sz w:val="24"/>
+          <w:szCs w:val="24"/>
+          <w:lang w:val="en-US"/>
+        </w:rPr>
+        <w:t>arsitektur</w:t>
+      </w:r>
+      <w:proofErr w:type="spellEnd"/>
+      <w:r>
+        <w:rPr>
+          <w:rFonts w:ascii="Times New Roman" w:hAnsi="Times New Roman" w:cs="Times New Roman"/>
+          <w:sz w:val="24"/>
+          <w:szCs w:val="24"/>
+          <w:lang w:val="en-US"/>
+        </w:rPr>
+        <w:t xml:space="preserve"> ?</w:t>
+      </w:r>
+      <w:proofErr w:type="gramEnd"/>
+    </w:p>
+    <w:p>
+      <w:pPr>
+        <w:pStyle w:val="ListParagraph"/>
+        <w:numPr>
+          <w:ilvl w:val="0"/>
+          <w:numId w:val="4"/>
+        </w:numPr>
+        <w:spacing w:line="360" w:lineRule="auto"/>
+        <w:ind w:left="993"/>
+        <w:rPr>
+          <w:rFonts w:ascii="Times New Roman" w:hAnsi="Times New Roman" w:cs="Times New Roman"/>
+          <w:b/>
+          <w:sz w:val="24"/>
+          <w:szCs w:val="24"/>
+          <w:lang w:val="en-US"/>
+        </w:rPr>
+      </w:pPr>
+      <w:proofErr w:type="spellStart"/>
+      <w:r>
+        <w:rPr>
+          <w:rFonts w:ascii="Times New Roman" w:hAnsi="Times New Roman" w:cs="Times New Roman"/>
+          <w:b/>
+          <w:sz w:val="24"/>
+          <w:szCs w:val="24"/>
+          <w:lang w:val="en-US"/>
+        </w:rPr>
+        <w:t>Tujuan</w:t>
+      </w:r>
+      <w:proofErr w:type="spellEnd"/>
+      <w:r>
+        <w:rPr>
+          <w:rFonts w:ascii="Times New Roman" w:hAnsi="Times New Roman" w:cs="Times New Roman"/>
+          <w:b/>
+          <w:sz w:val="24"/>
+          <w:szCs w:val="24"/>
+          <w:lang w:val="en-US"/>
+        </w:rPr>
+        <w:t xml:space="preserve"> </w:t>
+      </w:r>
+      <w:proofErr w:type="spellStart"/>
+      <w:r>
+        <w:rPr>
+          <w:rFonts w:ascii="Times New Roman" w:hAnsi="Times New Roman" w:cs="Times New Roman"/>
+          <w:b/>
+          <w:sz w:val="24"/>
+          <w:szCs w:val="24"/>
+          <w:lang w:val="en-US"/>
+        </w:rPr>
+        <w:t>Penulisan</w:t>
+      </w:r>
+      <w:proofErr w:type="spellEnd"/>
+      <w:r>
+        <w:rPr>
+          <w:rFonts w:ascii="Times New Roman" w:hAnsi="Times New Roman" w:cs="Times New Roman"/>
+          <w:b/>
+          <w:sz w:val="24"/>
+          <w:szCs w:val="24"/>
+          <w:lang w:val="en-US"/>
+        </w:rPr>
+        <w:t xml:space="preserve"> </w:t>
+      </w:r>
+      <w:proofErr w:type="spellStart"/>
+      <w:r>
+        <w:rPr>
+          <w:rFonts w:ascii="Times New Roman" w:hAnsi="Times New Roman" w:cs="Times New Roman"/>
+          <w:b/>
+          <w:sz w:val="24"/>
+          <w:szCs w:val="24"/>
+          <w:lang w:val="en-US"/>
+        </w:rPr>
+        <w:t>dan</w:t>
+      </w:r>
+      <w:proofErr w:type="spellEnd"/>
+      <w:r>
+        <w:rPr>
+          <w:rFonts w:ascii="Times New Roman" w:hAnsi="Times New Roman" w:cs="Times New Roman"/>
+          <w:b/>
+          <w:sz w:val="24"/>
+          <w:szCs w:val="24"/>
+          <w:lang w:val="en-US"/>
+        </w:rPr>
+        <w:t xml:space="preserve"> </w:t>
+      </w:r>
+      <w:proofErr w:type="spellStart"/>
+      <w:r>
+        <w:rPr>
+          <w:rFonts w:ascii="Times New Roman" w:hAnsi="Times New Roman" w:cs="Times New Roman"/>
+          <w:b/>
+          <w:sz w:val="24"/>
+          <w:szCs w:val="24"/>
+          <w:lang w:val="en-US"/>
+        </w:rPr>
+        <w:t>Batasan</w:t>
+      </w:r>
+      <w:proofErr w:type="spellEnd"/>
+      <w:r>
+        <w:rPr>
+          <w:rFonts w:ascii="Times New Roman" w:hAnsi="Times New Roman" w:cs="Times New Roman"/>
+          <w:b/>
+          <w:sz w:val="24"/>
+          <w:szCs w:val="24"/>
+          <w:lang w:val="en-US"/>
+        </w:rPr>
+        <w:t xml:space="preserve"> </w:t>
+      </w:r>
+      <w:proofErr w:type="spellStart"/>
+      <w:r>
+        <w:rPr>
+          <w:rFonts w:ascii="Times New Roman" w:hAnsi="Times New Roman" w:cs="Times New Roman"/>
+          <w:b/>
+          <w:sz w:val="24"/>
+          <w:szCs w:val="24"/>
+          <w:lang w:val="en-US"/>
+        </w:rPr>
+        <w:t>Masalah</w:t>
+      </w:r>
+      <w:proofErr w:type="spellEnd"/>
+    </w:p>
+    <w:p>
+      <w:pPr>
+        <w:pStyle w:val="ListParagraph"/>
+        <w:spacing w:line="360" w:lineRule="auto"/>
+        <w:ind w:left="993"/>
+        <w:jc w:val="both"/>
+        <w:rPr>
+          <w:rFonts w:ascii="Times New Roman" w:hAnsi="Times New Roman" w:cs="Times New Roman"/>
+          <w:sz w:val="24"/>
+          <w:szCs w:val="24"/>
+          <w:lang w:val="en-US"/>
+        </w:rPr>
+      </w:pPr>
+      <w:proofErr w:type="spellStart"/>
+      <w:r>
+        <w:rPr>
+          <w:rFonts w:ascii="Times New Roman" w:hAnsi="Times New Roman" w:cs="Times New Roman"/>
+          <w:sz w:val="24"/>
+          <w:szCs w:val="24"/>
+          <w:lang w:val="en-US"/>
+        </w:rPr>
+        <w:t>Penelitian</w:t>
+      </w:r>
+      <w:proofErr w:type="spellEnd"/>
+      <w:r>
+        <w:rPr>
+          <w:rFonts w:ascii="Times New Roman" w:hAnsi="Times New Roman" w:cs="Times New Roman"/>
+          <w:sz w:val="24"/>
+          <w:szCs w:val="24"/>
+          <w:lang w:val="en-US"/>
+        </w:rPr>
+        <w:t xml:space="preserve"> </w:t>
+      </w:r>
+      <w:proofErr w:type="spellStart"/>
+      <w:r>
+        <w:rPr>
+          <w:rFonts w:ascii="Times New Roman" w:hAnsi="Times New Roman" w:cs="Times New Roman"/>
+          <w:sz w:val="24"/>
+          <w:szCs w:val="24"/>
+          <w:lang w:val="en-US"/>
+        </w:rPr>
+        <w:t>ini</w:t>
+      </w:r>
+      <w:proofErr w:type="spellEnd"/>
+      <w:r>
+        <w:rPr>
+          <w:rFonts w:ascii="Times New Roman" w:hAnsi="Times New Roman" w:cs="Times New Roman"/>
+          <w:sz w:val="24"/>
+          <w:szCs w:val="24"/>
+          <w:lang w:val="en-US"/>
+        </w:rPr>
+        <w:t xml:space="preserve"> </w:t>
+      </w:r>
+      <w:proofErr w:type="spellStart"/>
+      <w:r>
+        <w:rPr>
+          <w:rFonts w:ascii="Times New Roman" w:hAnsi="Times New Roman" w:cs="Times New Roman"/>
+          <w:sz w:val="24"/>
+          <w:szCs w:val="24"/>
+          <w:lang w:val="en-US"/>
+        </w:rPr>
+        <w:t>bertujuan</w:t>
+      </w:r>
+      <w:proofErr w:type="spellEnd"/>
+      <w:r>
+        <w:rPr>
+          <w:rFonts w:ascii="Times New Roman" w:hAnsi="Times New Roman" w:cs="Times New Roman"/>
+          <w:sz w:val="24"/>
+          <w:szCs w:val="24"/>
+          <w:lang w:val="en-US"/>
+        </w:rPr>
+        <w:t xml:space="preserve"> </w:t>
+      </w:r>
+      <w:proofErr w:type="spellStart"/>
+      <w:r>
+        <w:rPr>
+          <w:rFonts w:ascii="Times New Roman" w:hAnsi="Times New Roman" w:cs="Times New Roman"/>
+          <w:sz w:val="24"/>
+          <w:szCs w:val="24"/>
+          <w:lang w:val="en-US"/>
+        </w:rPr>
+        <w:t>membandingkan</w:t>
+      </w:r>
+      <w:proofErr w:type="spellEnd"/>
+      <w:r>
+        <w:rPr>
+          <w:rFonts w:ascii="Times New Roman" w:hAnsi="Times New Roman" w:cs="Times New Roman"/>
+          <w:sz w:val="24"/>
+          <w:szCs w:val="24"/>
+          <w:lang w:val="en-US"/>
+        </w:rPr>
+        <w:t xml:space="preserve"> </w:t>
+      </w:r>
+      <w:proofErr w:type="spellStart"/>
+      <w:r>
+        <w:rPr>
+          <w:rFonts w:ascii="Times New Roman" w:hAnsi="Times New Roman" w:cs="Times New Roman"/>
+          <w:sz w:val="24"/>
+          <w:szCs w:val="24"/>
+          <w:lang w:val="en-US"/>
+        </w:rPr>
+        <w:t>pendekatan</w:t>
+      </w:r>
+      <w:proofErr w:type="spellEnd"/>
+      <w:r>
+        <w:rPr>
+          <w:rFonts w:ascii="Times New Roman" w:hAnsi="Times New Roman" w:cs="Times New Roman"/>
+          <w:sz w:val="24"/>
+          <w:szCs w:val="24"/>
+          <w:lang w:val="en-US"/>
+        </w:rPr>
+        <w:t xml:space="preserve"> </w:t>
+      </w:r>
+      <w:proofErr w:type="spellStart"/>
+      <w:r>
+        <w:rPr>
+          <w:rFonts w:ascii="Times New Roman" w:hAnsi="Times New Roman" w:cs="Times New Roman"/>
+          <w:sz w:val="24"/>
+          <w:szCs w:val="24"/>
+          <w:lang w:val="en-US"/>
+        </w:rPr>
+        <w:t>klasik</w:t>
+      </w:r>
+      <w:proofErr w:type="spellEnd"/>
+      <w:r>
+        <w:rPr>
+          <w:rFonts w:ascii="Times New Roman" w:hAnsi="Times New Roman" w:cs="Times New Roman"/>
+          <w:sz w:val="24"/>
+          <w:szCs w:val="24"/>
+          <w:lang w:val="en-US"/>
+        </w:rPr>
+        <w:t xml:space="preserve"> </w:t>
+      </w:r>
+      <w:proofErr w:type="spellStart"/>
+      <w:r>
+        <w:rPr>
+          <w:rFonts w:ascii="Times New Roman" w:hAnsi="Times New Roman" w:cs="Times New Roman"/>
+          <w:sz w:val="24"/>
+          <w:szCs w:val="24"/>
+          <w:lang w:val="en-US"/>
+        </w:rPr>
+        <w:t>dan</w:t>
+      </w:r>
+      <w:proofErr w:type="spellEnd"/>
+      <w:r>
+        <w:rPr>
+          <w:rFonts w:ascii="Times New Roman" w:hAnsi="Times New Roman" w:cs="Times New Roman"/>
+          <w:sz w:val="24"/>
+          <w:szCs w:val="24"/>
+          <w:lang w:val="en-US"/>
+        </w:rPr>
+        <w:t xml:space="preserve"> </w:t>
+      </w:r>
+      <w:proofErr w:type="spellStart"/>
+      <w:r>
+        <w:rPr>
+          <w:rFonts w:ascii="Times New Roman" w:hAnsi="Times New Roman" w:cs="Times New Roman"/>
+          <w:sz w:val="24"/>
+          <w:szCs w:val="24"/>
+          <w:lang w:val="en-US"/>
+        </w:rPr>
+        <w:t>pendekatan</w:t>
+      </w:r>
+      <w:proofErr w:type="spellEnd"/>
+      <w:r>
+        <w:rPr>
+          <w:rFonts w:ascii="Times New Roman" w:hAnsi="Times New Roman" w:cs="Times New Roman"/>
+          <w:sz w:val="24"/>
+          <w:szCs w:val="24"/>
+          <w:lang w:val="en-US"/>
+        </w:rPr>
+        <w:t xml:space="preserve"> Deep Learning. </w:t>
+      </w:r>
+      <w:proofErr w:type="spellStart"/>
+      <w:r>
+        <w:rPr>
+          <w:rFonts w:ascii="Times New Roman" w:hAnsi="Times New Roman" w:cs="Times New Roman"/>
+          <w:sz w:val="24"/>
+          <w:szCs w:val="24"/>
+          <w:lang w:val="en-US"/>
+        </w:rPr>
+        <w:t>Pendekatan</w:t>
+      </w:r>
+      <w:proofErr w:type="spellEnd"/>
+      <w:r>
+        <w:rPr>
+          <w:rFonts w:ascii="Times New Roman" w:hAnsi="Times New Roman" w:cs="Times New Roman"/>
+          <w:sz w:val="24"/>
+          <w:szCs w:val="24"/>
+          <w:lang w:val="en-US"/>
+        </w:rPr>
+        <w:t xml:space="preserve"> </w:t>
+      </w:r>
+      <w:proofErr w:type="spellStart"/>
+      <w:r>
+        <w:rPr>
+          <w:rFonts w:ascii="Times New Roman" w:hAnsi="Times New Roman" w:cs="Times New Roman"/>
+          <w:sz w:val="24"/>
+          <w:szCs w:val="24"/>
+          <w:lang w:val="en-US"/>
+        </w:rPr>
+        <w:t>klasik</w:t>
+      </w:r>
+      <w:proofErr w:type="spellEnd"/>
+      <w:r>
+        <w:rPr>
+          <w:rFonts w:ascii="Times New Roman" w:hAnsi="Times New Roman" w:cs="Times New Roman"/>
+          <w:sz w:val="24"/>
+          <w:szCs w:val="24"/>
+          <w:lang w:val="en-US"/>
+        </w:rPr>
+        <w:t xml:space="preserve">, </w:t>
+      </w:r>
+      <w:proofErr w:type="spellStart"/>
+      <w:r>
+        <w:rPr>
+          <w:rFonts w:ascii="Times New Roman" w:hAnsi="Times New Roman" w:cs="Times New Roman"/>
+          <w:sz w:val="24"/>
+          <w:szCs w:val="24"/>
+          <w:lang w:val="en-US"/>
+        </w:rPr>
+        <w:t>seperi</w:t>
+      </w:r>
+      <w:proofErr w:type="spellEnd"/>
+      <w:r>
+        <w:rPr>
+          <w:rFonts w:ascii="Times New Roman" w:hAnsi="Times New Roman" w:cs="Times New Roman"/>
+          <w:sz w:val="24"/>
+          <w:szCs w:val="24"/>
+          <w:lang w:val="en-US"/>
+        </w:rPr>
+        <w:t xml:space="preserve"> </w:t>
+      </w:r>
+      <w:proofErr w:type="spellStart"/>
+      <w:r>
+        <w:rPr>
+          <w:rFonts w:ascii="Times New Roman" w:hAnsi="Times New Roman" w:cs="Times New Roman"/>
+          <w:sz w:val="24"/>
+          <w:szCs w:val="24"/>
+          <w:lang w:val="en-US"/>
+        </w:rPr>
+        <w:t>ekstraksi</w:t>
+      </w:r>
+      <w:proofErr w:type="spellEnd"/>
+      <w:r>
+        <w:rPr>
+          <w:rFonts w:ascii="Times New Roman" w:hAnsi="Times New Roman" w:cs="Times New Roman"/>
+          <w:sz w:val="24"/>
+          <w:szCs w:val="24"/>
+          <w:lang w:val="en-US"/>
+        </w:rPr>
+        <w:t xml:space="preserve"> </w:t>
+      </w:r>
+      <w:proofErr w:type="spellStart"/>
+      <w:r>
+        <w:rPr>
+          <w:rFonts w:ascii="Times New Roman" w:hAnsi="Times New Roman" w:cs="Times New Roman"/>
+          <w:sz w:val="24"/>
+          <w:szCs w:val="24"/>
+          <w:lang w:val="en-US"/>
+        </w:rPr>
+        <w:t>fitur</w:t>
+      </w:r>
+      <w:proofErr w:type="spellEnd"/>
+      <w:r>
+        <w:rPr>
+          <w:rFonts w:ascii="Times New Roman" w:hAnsi="Times New Roman" w:cs="Times New Roman"/>
+          <w:sz w:val="24"/>
+          <w:szCs w:val="24"/>
+          <w:lang w:val="en-US"/>
+        </w:rPr>
+        <w:t xml:space="preserve"> HOG yang </w:t>
+      </w:r>
+      <w:proofErr w:type="spellStart"/>
+      <w:r>
+        <w:rPr>
+          <w:rFonts w:ascii="Times New Roman" w:hAnsi="Times New Roman" w:cs="Times New Roman"/>
+          <w:sz w:val="24"/>
+          <w:szCs w:val="24"/>
+          <w:lang w:val="en-US"/>
+        </w:rPr>
+        <w:t>diklasifikasikan</w:t>
+      </w:r>
+      <w:proofErr w:type="spellEnd"/>
+      <w:r>
+        <w:rPr>
+          <w:rFonts w:ascii="Times New Roman" w:hAnsi="Times New Roman" w:cs="Times New Roman"/>
+          <w:sz w:val="24"/>
+          <w:szCs w:val="24"/>
+          <w:lang w:val="en-US"/>
+        </w:rPr>
+        <w:t xml:space="preserve"> </w:t>
+      </w:r>
+      <w:proofErr w:type="spellStart"/>
+      <w:r>
+        <w:rPr>
+          <w:rFonts w:ascii="Times New Roman" w:hAnsi="Times New Roman" w:cs="Times New Roman"/>
+          <w:sz w:val="24"/>
+          <w:szCs w:val="24"/>
+          <w:lang w:val="en-US"/>
+        </w:rPr>
+        <w:t>dengan</w:t>
+      </w:r>
+      <w:proofErr w:type="spellEnd"/>
+      <w:r>
+        <w:rPr>
+          <w:rFonts w:ascii="Times New Roman" w:hAnsi="Times New Roman" w:cs="Times New Roman"/>
+          <w:sz w:val="24"/>
+          <w:szCs w:val="24"/>
+          <w:lang w:val="en-US"/>
+        </w:rPr>
+        <w:t xml:space="preserve"> SVM, </w:t>
+      </w:r>
+      <w:proofErr w:type="spellStart"/>
+      <w:r>
+        <w:rPr>
+          <w:rFonts w:ascii="Times New Roman" w:hAnsi="Times New Roman" w:cs="Times New Roman"/>
+          <w:sz w:val="24"/>
+          <w:szCs w:val="24"/>
+          <w:lang w:val="en-US"/>
+        </w:rPr>
+        <w:t>sering</w:t>
+      </w:r>
+      <w:proofErr w:type="spellEnd"/>
+      <w:r>
+        <w:rPr>
+          <w:rFonts w:ascii="Times New Roman" w:hAnsi="Times New Roman" w:cs="Times New Roman"/>
+          <w:sz w:val="24"/>
+          <w:szCs w:val="24"/>
+          <w:lang w:val="en-US"/>
+        </w:rPr>
+        <w:t xml:space="preserve"> </w:t>
+      </w:r>
+      <w:proofErr w:type="spellStart"/>
+      <w:r>
+        <w:rPr>
+          <w:rFonts w:ascii="Times New Roman" w:hAnsi="Times New Roman" w:cs="Times New Roman"/>
+          <w:sz w:val="24"/>
+          <w:szCs w:val="24"/>
+          <w:lang w:val="en-US"/>
+        </w:rPr>
+        <w:t>diterapkan</w:t>
+      </w:r>
+      <w:proofErr w:type="spellEnd"/>
+      <w:r>
+        <w:rPr>
+          <w:rFonts w:ascii="Times New Roman" w:hAnsi="Times New Roman" w:cs="Times New Roman"/>
+          <w:sz w:val="24"/>
+          <w:szCs w:val="24"/>
+          <w:lang w:val="en-US"/>
+        </w:rPr>
+        <w:t xml:space="preserve"> </w:t>
+      </w:r>
+      <w:proofErr w:type="spellStart"/>
+      <w:r>
+        <w:rPr>
+          <w:rFonts w:ascii="Times New Roman" w:hAnsi="Times New Roman" w:cs="Times New Roman"/>
+          <w:sz w:val="24"/>
+          <w:szCs w:val="24"/>
+          <w:lang w:val="en-US"/>
+        </w:rPr>
+        <w:t>karena</w:t>
+      </w:r>
+      <w:proofErr w:type="spellEnd"/>
+      <w:r>
+        <w:rPr>
+          <w:rFonts w:ascii="Times New Roman" w:hAnsi="Times New Roman" w:cs="Times New Roman"/>
+          <w:sz w:val="24"/>
+          <w:szCs w:val="24"/>
+          <w:lang w:val="en-US"/>
+        </w:rPr>
+        <w:t xml:space="preserve"> </w:t>
+      </w:r>
+      <w:proofErr w:type="spellStart"/>
+      <w:r>
+        <w:rPr>
+          <w:rFonts w:ascii="Times New Roman" w:hAnsi="Times New Roman" w:cs="Times New Roman"/>
+          <w:sz w:val="24"/>
+          <w:szCs w:val="24"/>
+          <w:lang w:val="en-US"/>
+        </w:rPr>
+        <w:t>efektivitas</w:t>
+      </w:r>
+      <w:proofErr w:type="spellEnd"/>
+      <w:r>
+        <w:rPr>
+          <w:rFonts w:ascii="Times New Roman" w:hAnsi="Times New Roman" w:cs="Times New Roman"/>
+          <w:sz w:val="24"/>
+          <w:szCs w:val="24"/>
+          <w:lang w:val="en-US"/>
+        </w:rPr>
+        <w:t xml:space="preserve"> </w:t>
+      </w:r>
+      <w:proofErr w:type="spellStart"/>
+      <w:r>
+        <w:rPr>
+          <w:rFonts w:ascii="Times New Roman" w:hAnsi="Times New Roman" w:cs="Times New Roman"/>
+          <w:sz w:val="24"/>
+          <w:szCs w:val="24"/>
+          <w:lang w:val="en-US"/>
+        </w:rPr>
+        <w:t>representasi</w:t>
+      </w:r>
+      <w:proofErr w:type="spellEnd"/>
+      <w:r>
+        <w:rPr>
+          <w:rFonts w:ascii="Times New Roman" w:hAnsi="Times New Roman" w:cs="Times New Roman"/>
+          <w:sz w:val="24"/>
+          <w:szCs w:val="24"/>
+          <w:lang w:val="en-US"/>
+        </w:rPr>
+        <w:t xml:space="preserve"> </w:t>
+      </w:r>
+      <w:proofErr w:type="spellStart"/>
+      <w:r>
+        <w:rPr>
+          <w:rFonts w:ascii="Times New Roman" w:hAnsi="Times New Roman" w:cs="Times New Roman"/>
+          <w:sz w:val="24"/>
+          <w:szCs w:val="24"/>
+          <w:lang w:val="en-US"/>
+        </w:rPr>
+        <w:t>bentuk</w:t>
+      </w:r>
+      <w:proofErr w:type="spellEnd"/>
+      <w:r>
+        <w:rPr>
+          <w:rFonts w:ascii="Times New Roman" w:hAnsi="Times New Roman" w:cs="Times New Roman"/>
+          <w:sz w:val="24"/>
+          <w:szCs w:val="24"/>
+          <w:lang w:val="en-US"/>
+        </w:rPr>
+        <w:t xml:space="preserve"> </w:t>
+      </w:r>
+      <w:proofErr w:type="spellStart"/>
+      <w:r>
+        <w:rPr>
+          <w:rFonts w:ascii="Times New Roman" w:hAnsi="Times New Roman" w:cs="Times New Roman"/>
+          <w:sz w:val="24"/>
+          <w:szCs w:val="24"/>
+          <w:lang w:val="en-US"/>
+        </w:rPr>
+        <w:t>lokalnya</w:t>
+      </w:r>
+      <w:proofErr w:type="spellEnd"/>
+      <w:r>
+        <w:rPr>
+          <w:rFonts w:ascii="Times New Roman" w:hAnsi="Times New Roman" w:cs="Times New Roman"/>
+          <w:sz w:val="24"/>
+          <w:szCs w:val="24"/>
+          <w:lang w:val="en-US"/>
+        </w:rPr>
+        <w:t xml:space="preserve"> </w:t>
+      </w:r>
+      <w:proofErr w:type="spellStart"/>
+      <w:r>
+        <w:rPr>
+          <w:rFonts w:ascii="Times New Roman" w:hAnsi="Times New Roman" w:cs="Times New Roman"/>
+          <w:sz w:val="24"/>
+          <w:szCs w:val="24"/>
+          <w:lang w:val="en-US"/>
+        </w:rPr>
+        <w:t>pada</w:t>
+      </w:r>
+      <w:proofErr w:type="spellEnd"/>
+      <w:r>
+        <w:rPr>
+          <w:rFonts w:ascii="Times New Roman" w:hAnsi="Times New Roman" w:cs="Times New Roman"/>
+          <w:sz w:val="24"/>
+          <w:szCs w:val="24"/>
+          <w:lang w:val="en-US"/>
+        </w:rPr>
+        <w:t xml:space="preserve"> </w:t>
+      </w:r>
+      <w:proofErr w:type="spellStart"/>
+      <w:r>
+        <w:rPr>
+          <w:rFonts w:ascii="Times New Roman" w:hAnsi="Times New Roman" w:cs="Times New Roman"/>
+          <w:sz w:val="24"/>
+          <w:szCs w:val="24"/>
+          <w:lang w:val="en-US"/>
+        </w:rPr>
+        <w:t>lingkungan</w:t>
+      </w:r>
+      <w:proofErr w:type="spellEnd"/>
+      <w:r>
+        <w:rPr>
+          <w:rFonts w:ascii="Times New Roman" w:hAnsi="Times New Roman" w:cs="Times New Roman"/>
+          <w:sz w:val="24"/>
+          <w:szCs w:val="24"/>
+          <w:lang w:val="en-US"/>
+        </w:rPr>
+        <w:t xml:space="preserve"> </w:t>
+      </w:r>
+      <w:proofErr w:type="spellStart"/>
+      <w:r>
+        <w:rPr>
+          <w:rFonts w:ascii="Times New Roman" w:hAnsi="Times New Roman" w:cs="Times New Roman"/>
+          <w:sz w:val="24"/>
+          <w:szCs w:val="24"/>
+          <w:lang w:val="en-US"/>
+        </w:rPr>
+        <w:t>bersumber</w:t>
+      </w:r>
+      <w:proofErr w:type="spellEnd"/>
+      <w:r>
+        <w:rPr>
+          <w:rFonts w:ascii="Times New Roman" w:hAnsi="Times New Roman" w:cs="Times New Roman"/>
+          <w:sz w:val="24"/>
+          <w:szCs w:val="24"/>
+          <w:lang w:val="en-US"/>
+        </w:rPr>
+        <w:t xml:space="preserve"> </w:t>
+      </w:r>
+      <w:proofErr w:type="spellStart"/>
+      <w:r>
+        <w:rPr>
+          <w:rFonts w:ascii="Times New Roman" w:hAnsi="Times New Roman" w:cs="Times New Roman"/>
+          <w:sz w:val="24"/>
+          <w:szCs w:val="24"/>
+          <w:lang w:val="en-US"/>
+        </w:rPr>
+        <w:t>daya</w:t>
+      </w:r>
+      <w:proofErr w:type="spellEnd"/>
+      <w:r>
+        <w:rPr>
+          <w:rFonts w:ascii="Times New Roman" w:hAnsi="Times New Roman" w:cs="Times New Roman"/>
+          <w:sz w:val="24"/>
+          <w:szCs w:val="24"/>
+          <w:lang w:val="en-US"/>
+        </w:rPr>
+        <w:t xml:space="preserve"> </w:t>
+      </w:r>
+      <w:proofErr w:type="spellStart"/>
+      <w:r>
+        <w:rPr>
+          <w:rFonts w:ascii="Times New Roman" w:hAnsi="Times New Roman" w:cs="Times New Roman"/>
+          <w:sz w:val="24"/>
+          <w:szCs w:val="24"/>
+          <w:lang w:val="en-US"/>
+        </w:rPr>
+        <w:t>komputasi</w:t>
+      </w:r>
+      <w:proofErr w:type="spellEnd"/>
+      <w:r>
+        <w:rPr>
+          <w:rFonts w:ascii="Times New Roman" w:hAnsi="Times New Roman" w:cs="Times New Roman"/>
+          <w:sz w:val="24"/>
+          <w:szCs w:val="24"/>
+          <w:lang w:val="en-US"/>
+        </w:rPr>
+        <w:t xml:space="preserve"> </w:t>
+      </w:r>
+      <w:proofErr w:type="spellStart"/>
+      <w:r>
+        <w:rPr>
+          <w:rFonts w:ascii="Times New Roman" w:hAnsi="Times New Roman" w:cs="Times New Roman"/>
+          <w:sz w:val="24"/>
+          <w:szCs w:val="24"/>
+          <w:lang w:val="en-US"/>
+        </w:rPr>
+        <w:t>rendah</w:t>
+      </w:r>
+      <w:proofErr w:type="spellEnd"/>
+      <w:r>
+        <w:rPr>
+          <w:rFonts w:ascii="Times New Roman" w:hAnsi="Times New Roman" w:cs="Times New Roman"/>
+          <w:sz w:val="24"/>
+          <w:szCs w:val="24"/>
+          <w:lang w:val="en-US"/>
+        </w:rPr>
+        <w:t xml:space="preserve">. Di </w:t>
+      </w:r>
+      <w:proofErr w:type="spellStart"/>
+      <w:r>
+        <w:rPr>
+          <w:rFonts w:ascii="Times New Roman" w:hAnsi="Times New Roman" w:cs="Times New Roman"/>
+          <w:sz w:val="24"/>
+          <w:szCs w:val="24"/>
+          <w:lang w:val="en-US"/>
+        </w:rPr>
+        <w:t>sisi</w:t>
+      </w:r>
+      <w:proofErr w:type="spellEnd"/>
+      <w:r>
+        <w:rPr>
+          <w:rFonts w:ascii="Times New Roman" w:hAnsi="Times New Roman" w:cs="Times New Roman"/>
+          <w:sz w:val="24"/>
+          <w:szCs w:val="24"/>
+          <w:lang w:val="en-US"/>
+        </w:rPr>
+        <w:t xml:space="preserve"> </w:t>
+      </w:r>
+      <w:proofErr w:type="spellStart"/>
+      <w:r>
+        <w:rPr>
+          <w:rFonts w:ascii="Times New Roman" w:hAnsi="Times New Roman" w:cs="Times New Roman"/>
+          <w:sz w:val="24"/>
+          <w:szCs w:val="24"/>
+          <w:lang w:val="en-US"/>
+        </w:rPr>
+        <w:t>lain</w:t>
+      </w:r>
+      <w:proofErr w:type="spellEnd"/>
+      <w:r>
+        <w:rPr>
+          <w:rFonts w:ascii="Times New Roman" w:hAnsi="Times New Roman" w:cs="Times New Roman"/>
+          <w:sz w:val="24"/>
+          <w:szCs w:val="24"/>
+          <w:lang w:val="en-US"/>
+        </w:rPr>
+        <w:t xml:space="preserve">, CNN </w:t>
+      </w:r>
+      <w:proofErr w:type="spellStart"/>
+      <w:r>
+        <w:rPr>
+          <w:rFonts w:ascii="Times New Roman" w:hAnsi="Times New Roman" w:cs="Times New Roman"/>
+          <w:sz w:val="24"/>
+          <w:szCs w:val="24"/>
+          <w:lang w:val="en-US"/>
+        </w:rPr>
+        <w:t>menawarkan</w:t>
+      </w:r>
+      <w:proofErr w:type="spellEnd"/>
+      <w:r>
+        <w:rPr>
+          <w:rFonts w:ascii="Times New Roman" w:hAnsi="Times New Roman" w:cs="Times New Roman"/>
+          <w:sz w:val="24"/>
+          <w:szCs w:val="24"/>
+          <w:lang w:val="en-US"/>
+        </w:rPr>
+        <w:t xml:space="preserve"> </w:t>
+      </w:r>
+      <w:proofErr w:type="spellStart"/>
+      <w:r>
+        <w:rPr>
+          <w:rFonts w:ascii="Times New Roman" w:hAnsi="Times New Roman" w:cs="Times New Roman"/>
+          <w:sz w:val="24"/>
+          <w:szCs w:val="24"/>
+          <w:lang w:val="en-US"/>
+        </w:rPr>
+        <w:t>kemampuan</w:t>
+      </w:r>
+      <w:proofErr w:type="spellEnd"/>
+      <w:r>
+        <w:rPr>
+          <w:rFonts w:ascii="Times New Roman" w:hAnsi="Times New Roman" w:cs="Times New Roman"/>
+          <w:sz w:val="24"/>
+          <w:szCs w:val="24"/>
+          <w:lang w:val="en-US"/>
+        </w:rPr>
+        <w:t xml:space="preserve"> </w:t>
+      </w:r>
+      <w:proofErr w:type="spellStart"/>
+      <w:r>
+        <w:rPr>
+          <w:rFonts w:ascii="Times New Roman" w:hAnsi="Times New Roman" w:cs="Times New Roman"/>
+          <w:sz w:val="24"/>
+          <w:szCs w:val="24"/>
+          <w:lang w:val="en-US"/>
+        </w:rPr>
+        <w:t>pemrosesan</w:t>
+      </w:r>
+      <w:proofErr w:type="spellEnd"/>
+      <w:r>
+        <w:rPr>
+          <w:rFonts w:ascii="Times New Roman" w:hAnsi="Times New Roman" w:cs="Times New Roman"/>
+          <w:sz w:val="24"/>
+          <w:szCs w:val="24"/>
+          <w:lang w:val="en-US"/>
+        </w:rPr>
+        <w:t xml:space="preserve"> </w:t>
+      </w:r>
+      <w:proofErr w:type="spellStart"/>
+      <w:r>
+        <w:rPr>
+          <w:rFonts w:ascii="Times New Roman" w:hAnsi="Times New Roman" w:cs="Times New Roman"/>
+          <w:sz w:val="24"/>
+          <w:szCs w:val="24"/>
+          <w:lang w:val="en-US"/>
+        </w:rPr>
+        <w:t>fitur</w:t>
+      </w:r>
+      <w:proofErr w:type="spellEnd"/>
+      <w:r>
+        <w:rPr>
+          <w:rFonts w:ascii="Times New Roman" w:hAnsi="Times New Roman" w:cs="Times New Roman"/>
+          <w:sz w:val="24"/>
+          <w:szCs w:val="24"/>
+          <w:lang w:val="en-US"/>
+        </w:rPr>
+        <w:t xml:space="preserve"> </w:t>
+      </w:r>
+      <w:proofErr w:type="spellStart"/>
+      <w:r>
+        <w:rPr>
+          <w:rFonts w:ascii="Times New Roman" w:hAnsi="Times New Roman" w:cs="Times New Roman"/>
+          <w:sz w:val="24"/>
+          <w:szCs w:val="24"/>
+          <w:lang w:val="en-US"/>
+        </w:rPr>
+        <w:t>otomatis</w:t>
+      </w:r>
+      <w:proofErr w:type="spellEnd"/>
+      <w:r>
+        <w:rPr>
+          <w:rFonts w:ascii="Times New Roman" w:hAnsi="Times New Roman" w:cs="Times New Roman"/>
+          <w:sz w:val="24"/>
+          <w:szCs w:val="24"/>
+          <w:lang w:val="en-US"/>
+        </w:rPr>
+        <w:t xml:space="preserve"> </w:t>
+      </w:r>
+      <w:proofErr w:type="spellStart"/>
+      <w:r>
+        <w:rPr>
+          <w:rFonts w:ascii="Times New Roman" w:hAnsi="Times New Roman" w:cs="Times New Roman"/>
+          <w:sz w:val="24"/>
+          <w:szCs w:val="24"/>
+          <w:lang w:val="en-US"/>
+        </w:rPr>
+        <w:t>melalui</w:t>
+      </w:r>
+      <w:proofErr w:type="spellEnd"/>
+      <w:r>
+        <w:rPr>
+          <w:rFonts w:ascii="Times New Roman" w:hAnsi="Times New Roman" w:cs="Times New Roman"/>
+          <w:sz w:val="24"/>
+          <w:szCs w:val="24"/>
+          <w:lang w:val="en-US"/>
+        </w:rPr>
+        <w:t xml:space="preserve"> </w:t>
+      </w:r>
+      <w:proofErr w:type="spellStart"/>
+      <w:r>
+        <w:rPr>
+          <w:rFonts w:ascii="Times New Roman" w:hAnsi="Times New Roman" w:cs="Times New Roman"/>
+          <w:sz w:val="24"/>
+          <w:szCs w:val="24"/>
+          <w:lang w:val="en-US"/>
+        </w:rPr>
+        <w:t>lapisan</w:t>
+      </w:r>
+      <w:proofErr w:type="spellEnd"/>
+      <w:r>
+        <w:rPr>
+          <w:rFonts w:ascii="Times New Roman" w:hAnsi="Times New Roman" w:cs="Times New Roman"/>
+          <w:sz w:val="24"/>
+          <w:szCs w:val="24"/>
+          <w:lang w:val="en-US"/>
+        </w:rPr>
+        <w:t xml:space="preserve"> </w:t>
+      </w:r>
+      <w:proofErr w:type="spellStart"/>
+      <w:r>
+        <w:rPr>
+          <w:rFonts w:ascii="Times New Roman" w:hAnsi="Times New Roman" w:cs="Times New Roman"/>
+          <w:sz w:val="24"/>
+          <w:szCs w:val="24"/>
+          <w:lang w:val="en-US"/>
+        </w:rPr>
+        <w:t>konvolusi</w:t>
+      </w:r>
+      <w:proofErr w:type="spellEnd"/>
+      <w:r>
+        <w:rPr>
+          <w:rFonts w:ascii="Times New Roman" w:hAnsi="Times New Roman" w:cs="Times New Roman"/>
+          <w:sz w:val="24"/>
+          <w:szCs w:val="24"/>
+          <w:lang w:val="en-US"/>
+        </w:rPr>
+        <w:t xml:space="preserve"> </w:t>
+      </w:r>
+      <w:proofErr w:type="spellStart"/>
+      <w:r>
+        <w:rPr>
+          <w:rFonts w:ascii="Times New Roman" w:hAnsi="Times New Roman" w:cs="Times New Roman"/>
+          <w:sz w:val="24"/>
+          <w:szCs w:val="24"/>
+          <w:lang w:val="en-US"/>
+        </w:rPr>
+        <w:t>berhirarki</w:t>
+      </w:r>
+      <w:proofErr w:type="spellEnd"/>
+      <w:r>
+        <w:rPr>
+          <w:rFonts w:ascii="Times New Roman" w:hAnsi="Times New Roman" w:cs="Times New Roman"/>
+          <w:sz w:val="24"/>
+          <w:szCs w:val="24"/>
+          <w:lang w:val="en-US"/>
+        </w:rPr>
+        <w:t xml:space="preserve">. </w:t>
+      </w:r>
+      <w:proofErr w:type="spellStart"/>
+      <w:r>
+        <w:rPr>
+          <w:rFonts w:ascii="Times New Roman" w:hAnsi="Times New Roman" w:cs="Times New Roman"/>
+          <w:sz w:val="24"/>
+          <w:szCs w:val="24"/>
+          <w:lang w:val="en-US"/>
+        </w:rPr>
+        <w:t>Dengan</w:t>
+      </w:r>
+      <w:proofErr w:type="spellEnd"/>
+      <w:r>
+        <w:rPr>
+          <w:rFonts w:ascii="Times New Roman" w:hAnsi="Times New Roman" w:cs="Times New Roman"/>
+          <w:sz w:val="24"/>
+          <w:szCs w:val="24"/>
+          <w:lang w:val="en-US"/>
+        </w:rPr>
+        <w:t xml:space="preserve"> dataset </w:t>
+      </w:r>
+      <w:proofErr w:type="spellStart"/>
+      <w:r>
+        <w:rPr>
+          <w:rFonts w:ascii="Times New Roman" w:hAnsi="Times New Roman" w:cs="Times New Roman"/>
+          <w:sz w:val="24"/>
+          <w:szCs w:val="24"/>
+          <w:lang w:val="en-US"/>
+        </w:rPr>
+        <w:t>merupakan</w:t>
+      </w:r>
+      <w:proofErr w:type="spellEnd"/>
+      <w:r>
+        <w:rPr>
+          <w:rFonts w:ascii="Times New Roman" w:hAnsi="Times New Roman" w:cs="Times New Roman"/>
+          <w:sz w:val="24"/>
+          <w:szCs w:val="24"/>
+          <w:lang w:val="en-US"/>
+        </w:rPr>
+        <w:t xml:space="preserve"> </w:t>
+      </w:r>
+      <w:proofErr w:type="spellStart"/>
+      <w:r>
+        <w:rPr>
+          <w:rFonts w:ascii="Times New Roman" w:hAnsi="Times New Roman" w:cs="Times New Roman"/>
+          <w:sz w:val="24"/>
+          <w:szCs w:val="24"/>
+          <w:lang w:val="en-US"/>
+        </w:rPr>
+        <w:t>gambar</w:t>
+      </w:r>
+      <w:proofErr w:type="spellEnd"/>
+      <w:r>
+        <w:rPr>
+          <w:rFonts w:ascii="Times New Roman" w:hAnsi="Times New Roman" w:cs="Times New Roman"/>
+          <w:sz w:val="24"/>
+          <w:szCs w:val="24"/>
+          <w:lang w:val="en-US"/>
+        </w:rPr>
+        <w:t xml:space="preserve"> yang </w:t>
+      </w:r>
+      <w:proofErr w:type="spellStart"/>
+      <w:r>
+        <w:rPr>
+          <w:rFonts w:ascii="Times New Roman" w:hAnsi="Times New Roman" w:cs="Times New Roman"/>
+          <w:sz w:val="24"/>
+          <w:szCs w:val="24"/>
+          <w:lang w:val="en-US"/>
+        </w:rPr>
+        <w:t>diubah</w:t>
+      </w:r>
+      <w:proofErr w:type="spellEnd"/>
+      <w:r>
+        <w:rPr>
+          <w:rFonts w:ascii="Times New Roman" w:hAnsi="Times New Roman" w:cs="Times New Roman"/>
+          <w:sz w:val="24"/>
+          <w:szCs w:val="24"/>
+          <w:lang w:val="en-US"/>
+        </w:rPr>
+        <w:t xml:space="preserve"> </w:t>
+      </w:r>
+      <w:proofErr w:type="spellStart"/>
+      <w:r>
+        <w:rPr>
+          <w:rFonts w:ascii="Times New Roman" w:hAnsi="Times New Roman" w:cs="Times New Roman"/>
+          <w:sz w:val="24"/>
+          <w:szCs w:val="24"/>
+          <w:lang w:val="en-US"/>
+        </w:rPr>
+        <w:t>menjadi</w:t>
+      </w:r>
+      <w:proofErr w:type="spellEnd"/>
+      <w:r>
+        <w:rPr>
+          <w:rFonts w:ascii="Times New Roman" w:hAnsi="Times New Roman" w:cs="Times New Roman"/>
+          <w:sz w:val="24"/>
+          <w:szCs w:val="24"/>
+          <w:lang w:val="en-US"/>
+        </w:rPr>
+        <w:t xml:space="preserve"> </w:t>
+      </w:r>
+      <w:proofErr w:type="spellStart"/>
+      <w:r>
+        <w:rPr>
+          <w:rFonts w:ascii="Times New Roman" w:hAnsi="Times New Roman" w:cs="Times New Roman"/>
+          <w:sz w:val="24"/>
+          <w:szCs w:val="24"/>
+          <w:lang w:val="en-US"/>
+        </w:rPr>
+        <w:t>ukuran</w:t>
+      </w:r>
+      <w:proofErr w:type="spellEnd"/>
+      <w:r>
+        <w:rPr>
+          <w:rFonts w:ascii="Times New Roman" w:hAnsi="Times New Roman" w:cs="Times New Roman"/>
+          <w:sz w:val="24"/>
+          <w:szCs w:val="24"/>
+          <w:lang w:val="en-US"/>
+        </w:rPr>
+        <w:t xml:space="preserve"> 64 x 64 </w:t>
+      </w:r>
+      <w:proofErr w:type="spellStart"/>
+      <w:r>
+        <w:rPr>
+          <w:rFonts w:ascii="Times New Roman" w:hAnsi="Times New Roman" w:cs="Times New Roman"/>
+          <w:sz w:val="24"/>
+          <w:szCs w:val="24"/>
+          <w:lang w:val="en-US"/>
+        </w:rPr>
+        <w:t>dimana</w:t>
+      </w:r>
+      <w:proofErr w:type="spellEnd"/>
+      <w:r>
+        <w:rPr>
+          <w:rFonts w:ascii="Times New Roman" w:hAnsi="Times New Roman" w:cs="Times New Roman"/>
+          <w:sz w:val="24"/>
+          <w:szCs w:val="24"/>
+          <w:lang w:val="en-US"/>
+        </w:rPr>
+        <w:t xml:space="preserve"> </w:t>
+      </w:r>
+      <w:proofErr w:type="spellStart"/>
+      <w:r>
+        <w:rPr>
+          <w:rFonts w:ascii="Times New Roman" w:hAnsi="Times New Roman" w:cs="Times New Roman"/>
+          <w:sz w:val="24"/>
+          <w:szCs w:val="24"/>
+          <w:lang w:val="en-US"/>
+        </w:rPr>
+        <w:t>gambarnya</w:t>
+      </w:r>
+      <w:proofErr w:type="spellEnd"/>
+      <w:r>
+        <w:rPr>
+          <w:rFonts w:ascii="Times New Roman" w:hAnsi="Times New Roman" w:cs="Times New Roman"/>
+          <w:sz w:val="24"/>
+          <w:szCs w:val="24"/>
+          <w:lang w:val="en-US"/>
+        </w:rPr>
+        <w:t xml:space="preserve"> </w:t>
+      </w:r>
+      <w:proofErr w:type="spellStart"/>
+      <w:r>
+        <w:rPr>
+          <w:rFonts w:ascii="Times New Roman" w:hAnsi="Times New Roman" w:cs="Times New Roman"/>
+          <w:sz w:val="24"/>
+          <w:szCs w:val="24"/>
+          <w:lang w:val="en-US"/>
+        </w:rPr>
+        <w:t>berjumlah</w:t>
+      </w:r>
+      <w:proofErr w:type="spellEnd"/>
+      <w:r>
+        <w:rPr>
+          <w:rFonts w:ascii="Times New Roman" w:hAnsi="Times New Roman" w:cs="Times New Roman"/>
+          <w:sz w:val="24"/>
+          <w:szCs w:val="24"/>
+          <w:lang w:val="en-US"/>
+        </w:rPr>
+        <w:t xml:space="preserve"> 995 </w:t>
+      </w:r>
+      <w:proofErr w:type="spellStart"/>
+      <w:r>
+        <w:rPr>
+          <w:rFonts w:ascii="Times New Roman" w:hAnsi="Times New Roman" w:cs="Times New Roman"/>
+          <w:sz w:val="24"/>
+          <w:szCs w:val="24"/>
+          <w:lang w:val="en-US"/>
+        </w:rPr>
+        <w:t>gambar</w:t>
+      </w:r>
+      <w:proofErr w:type="spellEnd"/>
+      <w:r>
+        <w:rPr>
+          <w:rFonts w:ascii="Times New Roman" w:hAnsi="Times New Roman" w:cs="Times New Roman"/>
+          <w:sz w:val="24"/>
+          <w:szCs w:val="24"/>
+          <w:lang w:val="en-US"/>
+        </w:rPr>
+        <w:t>.</w:t>
+      </w:r>
+    </w:p>
+    <w:p>
+      <w:pPr>
+        <w:pStyle w:val="ListParagraph"/>
+        <w:numPr>
+          <w:ilvl w:val="0"/>
+          <w:numId w:val="3"/>
+        </w:numPr>
+        <w:spacing w:line="360" w:lineRule="auto"/>
+        <w:ind w:left="709"/>
+        <w:rPr>
+          <w:rFonts w:ascii="Times New Roman" w:hAnsi="Times New Roman" w:cs="Times New Roman"/>
+          <w:b/>
+          <w:sz w:val="24"/>
+          <w:szCs w:val="24"/>
+          <w:lang w:val="en-US"/>
+        </w:rPr>
+      </w:pPr>
+      <w:r>
+        <w:rPr>
+          <w:rFonts w:ascii="Times New Roman" w:hAnsi="Times New Roman" w:cs="Times New Roman"/>
+          <w:b/>
+          <w:sz w:val="24"/>
+          <w:szCs w:val="24"/>
+          <w:lang w:val="en-US"/>
+        </w:rPr>
+        <w:t>METODOLOGI</w:t>
+      </w:r>
+    </w:p>
+    <w:p>
+      <w:pPr>
+        <w:pStyle w:val="ListParagraph"/>
+        <w:numPr>
+          <w:ilvl w:val="0"/>
+          <w:numId w:val="5"/>
+        </w:numPr>
+        <w:spacing w:line="360" w:lineRule="auto"/>
+        <w:ind w:left="993"/>
+        <w:rPr>
+          <w:rFonts w:ascii="Times New Roman" w:hAnsi="Times New Roman" w:cs="Times New Roman"/>
+          <w:b/>
+          <w:sz w:val="24"/>
+          <w:szCs w:val="24"/>
+          <w:lang w:val="en-US"/>
+        </w:rPr>
+      </w:pPr>
+      <w:proofErr w:type="spellStart"/>
+      <w:r>
+        <w:rPr>
+          <w:rFonts w:ascii="Times New Roman" w:hAnsi="Times New Roman" w:cs="Times New Roman"/>
+          <w:b/>
+          <w:sz w:val="24"/>
+          <w:szCs w:val="24"/>
+          <w:lang w:val="en-US"/>
+        </w:rPr>
+        <w:t>Deskripsi</w:t>
+      </w:r>
+      <w:proofErr w:type="spellEnd"/>
+      <w:r>
+        <w:rPr>
+          <w:rFonts w:ascii="Times New Roman" w:hAnsi="Times New Roman" w:cs="Times New Roman"/>
+          <w:b/>
+          <w:sz w:val="24"/>
+          <w:szCs w:val="24"/>
+          <w:lang w:val="en-US"/>
+        </w:rPr>
+        <w:t xml:space="preserve"> Dataset</w:t>
+      </w:r>
+    </w:p>
+    <w:p>
+      <w:pPr>
+        <w:pStyle w:val="ListParagraph"/>
+        <w:spacing w:line="360" w:lineRule="auto"/>
+        <w:ind w:left="993"/>
+        <w:jc w:val="both"/>
+        <w:rPr>
+          <w:rFonts w:ascii="Times New Roman" w:hAnsi="Times New Roman" w:cs="Times New Roman"/>
+          <w:sz w:val="24"/>
+          <w:szCs w:val="24"/>
+          <w:lang w:val="en-US"/>
+        </w:rPr>
+      </w:pPr>
+      <w:proofErr w:type="spellStart"/>
+      <w:r>
+        <w:rPr>
+          <w:rFonts w:ascii="Times New Roman" w:hAnsi="Times New Roman" w:cs="Times New Roman"/>
+          <w:sz w:val="24"/>
+          <w:szCs w:val="24"/>
+          <w:lang w:val="en-US"/>
+        </w:rPr>
+        <w:t>Penelitian</w:t>
+      </w:r>
+      <w:proofErr w:type="spellEnd"/>
+      <w:r>
+        <w:rPr>
+          <w:rFonts w:ascii="Times New Roman" w:hAnsi="Times New Roman" w:cs="Times New Roman"/>
+          <w:sz w:val="24"/>
+          <w:szCs w:val="24"/>
+          <w:lang w:val="en-US"/>
+        </w:rPr>
+        <w:t xml:space="preserve"> </w:t>
+      </w:r>
+      <w:proofErr w:type="spellStart"/>
+      <w:r>
+        <w:rPr>
+          <w:rFonts w:ascii="Times New Roman" w:hAnsi="Times New Roman" w:cs="Times New Roman"/>
+          <w:sz w:val="24"/>
+          <w:szCs w:val="24"/>
+          <w:lang w:val="en-US"/>
+        </w:rPr>
+        <w:t>ini</w:t>
+      </w:r>
+      <w:proofErr w:type="spellEnd"/>
+      <w:r>
+        <w:rPr>
+          <w:rFonts w:ascii="Times New Roman" w:hAnsi="Times New Roman" w:cs="Times New Roman"/>
+          <w:sz w:val="24"/>
+          <w:szCs w:val="24"/>
+          <w:lang w:val="en-US"/>
+        </w:rPr>
+        <w:t xml:space="preserve"> </w:t>
+      </w:r>
+      <w:proofErr w:type="spellStart"/>
+      <w:r>
+        <w:rPr>
+          <w:rFonts w:ascii="Times New Roman" w:hAnsi="Times New Roman" w:cs="Times New Roman"/>
+          <w:sz w:val="24"/>
+          <w:szCs w:val="24"/>
+          <w:lang w:val="en-US"/>
+        </w:rPr>
+        <w:t>menggunakan</w:t>
+      </w:r>
+      <w:proofErr w:type="spellEnd"/>
+      <w:r>
+        <w:rPr>
+          <w:rFonts w:ascii="Times New Roman" w:hAnsi="Times New Roman" w:cs="Times New Roman"/>
+          <w:sz w:val="24"/>
+          <w:szCs w:val="24"/>
+          <w:lang w:val="en-US"/>
+        </w:rPr>
+        <w:t xml:space="preserve"> dataset “AI vs Real Images” </w:t>
+      </w:r>
+      <w:proofErr w:type="spellStart"/>
+      <w:r>
+        <w:rPr>
+          <w:rFonts w:ascii="Times New Roman" w:hAnsi="Times New Roman" w:cs="Times New Roman"/>
+          <w:sz w:val="24"/>
+          <w:szCs w:val="24"/>
+          <w:lang w:val="en-US"/>
+        </w:rPr>
+        <w:t>dari</w:t>
+      </w:r>
+      <w:proofErr w:type="spellEnd"/>
+      <w:r>
+        <w:rPr>
+          <w:rFonts w:ascii="Times New Roman" w:hAnsi="Times New Roman" w:cs="Times New Roman"/>
+          <w:sz w:val="24"/>
+          <w:szCs w:val="24"/>
+          <w:lang w:val="en-US"/>
+        </w:rPr>
+        <w:t xml:space="preserve"> repository public. </w:t>
+      </w:r>
+      <w:proofErr w:type="spellStart"/>
+      <w:r>
+        <w:rPr>
+          <w:rFonts w:ascii="Times New Roman" w:hAnsi="Times New Roman" w:cs="Times New Roman"/>
+          <w:sz w:val="24"/>
+          <w:szCs w:val="24"/>
+          <w:lang w:val="en-US"/>
+        </w:rPr>
+        <w:t>Seluruh</w:t>
+      </w:r>
+      <w:proofErr w:type="spellEnd"/>
+      <w:r>
+        <w:rPr>
+          <w:rFonts w:ascii="Times New Roman" w:hAnsi="Times New Roman" w:cs="Times New Roman"/>
+          <w:sz w:val="24"/>
+          <w:szCs w:val="24"/>
+          <w:lang w:val="en-US"/>
+        </w:rPr>
+        <w:t xml:space="preserve"> </w:t>
+      </w:r>
+      <w:proofErr w:type="spellStart"/>
+      <w:r>
+        <w:rPr>
+          <w:rFonts w:ascii="Times New Roman" w:hAnsi="Times New Roman" w:cs="Times New Roman"/>
+          <w:sz w:val="24"/>
+          <w:szCs w:val="24"/>
+          <w:lang w:val="en-US"/>
+        </w:rPr>
+        <w:t>citra</w:t>
+      </w:r>
+      <w:proofErr w:type="spellEnd"/>
+      <w:r>
+        <w:rPr>
+          <w:rFonts w:ascii="Times New Roman" w:hAnsi="Times New Roman" w:cs="Times New Roman"/>
+          <w:sz w:val="24"/>
+          <w:szCs w:val="24"/>
+          <w:lang w:val="en-US"/>
+        </w:rPr>
+        <w:t xml:space="preserve"> </w:t>
+      </w:r>
+      <w:proofErr w:type="spellStart"/>
+      <w:r>
+        <w:rPr>
+          <w:rFonts w:ascii="Times New Roman" w:hAnsi="Times New Roman" w:cs="Times New Roman"/>
+          <w:sz w:val="24"/>
+          <w:szCs w:val="24"/>
+          <w:lang w:val="en-US"/>
+        </w:rPr>
+        <w:t>diseragamkan</w:t>
+      </w:r>
+      <w:proofErr w:type="spellEnd"/>
+      <w:r>
+        <w:rPr>
+          <w:rFonts w:ascii="Times New Roman" w:hAnsi="Times New Roman" w:cs="Times New Roman"/>
+          <w:sz w:val="24"/>
+          <w:szCs w:val="24"/>
+          <w:lang w:val="en-US"/>
+        </w:rPr>
+        <w:t xml:space="preserve"> (</w:t>
+      </w:r>
+      <w:r>
+        <w:rPr>
+          <w:rFonts w:ascii="Times New Roman" w:hAnsi="Times New Roman" w:cs="Times New Roman"/>
+          <w:i/>
+          <w:sz w:val="24"/>
+          <w:szCs w:val="24"/>
+          <w:lang w:val="en-US"/>
+        </w:rPr>
+        <w:t>resize</w:t>
+      </w:r>
+      <w:r>
+        <w:rPr>
+          <w:rFonts w:ascii="Times New Roman" w:hAnsi="Times New Roman" w:cs="Times New Roman"/>
+          <w:sz w:val="24"/>
+          <w:szCs w:val="24"/>
+          <w:lang w:val="en-US"/>
+        </w:rPr>
+        <w:t xml:space="preserve">) </w:t>
+      </w:r>
+      <w:proofErr w:type="spellStart"/>
+      <w:r>
+        <w:rPr>
+          <w:rFonts w:ascii="Times New Roman" w:hAnsi="Times New Roman" w:cs="Times New Roman"/>
+          <w:sz w:val="24"/>
+          <w:szCs w:val="24"/>
+          <w:lang w:val="en-US"/>
+        </w:rPr>
+        <w:t>menjadi</w:t>
+      </w:r>
+      <w:proofErr w:type="spellEnd"/>
+      <w:r>
+        <w:rPr>
+          <w:rFonts w:ascii="Times New Roman" w:hAnsi="Times New Roman" w:cs="Times New Roman"/>
+          <w:sz w:val="24"/>
+          <w:szCs w:val="24"/>
+          <w:lang w:val="en-US"/>
+        </w:rPr>
+        <w:t xml:space="preserve"> </w:t>
+      </w:r>
+      <w:proofErr w:type="spellStart"/>
+      <w:r>
+        <w:rPr>
+          <w:rFonts w:ascii="Times New Roman" w:hAnsi="Times New Roman" w:cs="Times New Roman"/>
+          <w:sz w:val="24"/>
+          <w:szCs w:val="24"/>
+          <w:lang w:val="en-US"/>
+        </w:rPr>
+        <w:t>dimensi</w:t>
+      </w:r>
+      <w:proofErr w:type="spellEnd"/>
+      <w:r>
+        <w:rPr>
+          <w:rFonts w:ascii="Times New Roman" w:hAnsi="Times New Roman" w:cs="Times New Roman"/>
+          <w:sz w:val="24"/>
+          <w:szCs w:val="24"/>
+          <w:lang w:val="en-US"/>
+        </w:rPr>
+        <w:t xml:space="preserve"> 64 x 64 </w:t>
+      </w:r>
+      <w:proofErr w:type="spellStart"/>
+      <w:r>
+        <w:rPr>
+          <w:rFonts w:ascii="Times New Roman" w:hAnsi="Times New Roman" w:cs="Times New Roman"/>
+          <w:sz w:val="24"/>
+          <w:szCs w:val="24"/>
+          <w:lang w:val="en-US"/>
+        </w:rPr>
+        <w:t>piksel</w:t>
+      </w:r>
+      <w:proofErr w:type="spellEnd"/>
+      <w:r>
+        <w:rPr>
+          <w:rFonts w:ascii="Times New Roman" w:hAnsi="Times New Roman" w:cs="Times New Roman"/>
+          <w:sz w:val="24"/>
+          <w:szCs w:val="24"/>
+          <w:lang w:val="en-US"/>
+        </w:rPr>
+        <w:t xml:space="preserve"> </w:t>
+      </w:r>
+      <w:proofErr w:type="spellStart"/>
+      <w:r>
+        <w:rPr>
+          <w:rFonts w:ascii="Times New Roman" w:hAnsi="Times New Roman" w:cs="Times New Roman"/>
+          <w:sz w:val="24"/>
+          <w:szCs w:val="24"/>
+          <w:lang w:val="en-US"/>
+        </w:rPr>
+        <w:t>guna</w:t>
+      </w:r>
+      <w:proofErr w:type="spellEnd"/>
+      <w:r>
+        <w:rPr>
+          <w:rFonts w:ascii="Times New Roman" w:hAnsi="Times New Roman" w:cs="Times New Roman"/>
+          <w:sz w:val="24"/>
+          <w:szCs w:val="24"/>
+          <w:lang w:val="en-US"/>
+        </w:rPr>
+        <w:t xml:space="preserve"> </w:t>
+      </w:r>
+      <w:proofErr w:type="spellStart"/>
+      <w:r>
+        <w:rPr>
+          <w:rFonts w:ascii="Times New Roman" w:hAnsi="Times New Roman" w:cs="Times New Roman"/>
+          <w:sz w:val="24"/>
+          <w:szCs w:val="24"/>
+          <w:lang w:val="en-US"/>
+        </w:rPr>
+        <w:t>meringankan</w:t>
+      </w:r>
+      <w:proofErr w:type="spellEnd"/>
+      <w:r>
+        <w:rPr>
+          <w:rFonts w:ascii="Times New Roman" w:hAnsi="Times New Roman" w:cs="Times New Roman"/>
+          <w:sz w:val="24"/>
+          <w:szCs w:val="24"/>
+          <w:lang w:val="en-US"/>
+        </w:rPr>
+        <w:t xml:space="preserve"> </w:t>
+      </w:r>
+      <w:proofErr w:type="spellStart"/>
+      <w:r>
+        <w:rPr>
+          <w:rFonts w:ascii="Times New Roman" w:hAnsi="Times New Roman" w:cs="Times New Roman"/>
+          <w:sz w:val="24"/>
+          <w:szCs w:val="24"/>
+          <w:lang w:val="en-US"/>
+        </w:rPr>
+        <w:t>komputasi</w:t>
+      </w:r>
+      <w:proofErr w:type="spellEnd"/>
+      <w:r>
+        <w:rPr>
+          <w:rFonts w:ascii="Times New Roman" w:hAnsi="Times New Roman" w:cs="Times New Roman"/>
+          <w:sz w:val="24"/>
+          <w:szCs w:val="24"/>
+          <w:lang w:val="en-US"/>
+        </w:rPr>
+        <w:t xml:space="preserve"> </w:t>
+      </w:r>
+      <w:proofErr w:type="spellStart"/>
+      <w:r>
+        <w:rPr>
+          <w:rFonts w:ascii="Times New Roman" w:hAnsi="Times New Roman" w:cs="Times New Roman"/>
+          <w:sz w:val="24"/>
+          <w:szCs w:val="24"/>
+          <w:lang w:val="en-US"/>
+        </w:rPr>
+        <w:t>tanpa</w:t>
+      </w:r>
+      <w:proofErr w:type="spellEnd"/>
+      <w:r>
+        <w:rPr>
+          <w:rFonts w:ascii="Times New Roman" w:hAnsi="Times New Roman" w:cs="Times New Roman"/>
+          <w:sz w:val="24"/>
+          <w:szCs w:val="24"/>
+          <w:lang w:val="en-US"/>
+        </w:rPr>
+        <w:t xml:space="preserve"> </w:t>
+      </w:r>
+      <w:proofErr w:type="spellStart"/>
+      <w:r>
+        <w:rPr>
+          <w:rFonts w:ascii="Times New Roman" w:hAnsi="Times New Roman" w:cs="Times New Roman"/>
+          <w:sz w:val="24"/>
+          <w:szCs w:val="24"/>
+          <w:lang w:val="en-US"/>
+        </w:rPr>
+        <w:t>menghilangkan</w:t>
+      </w:r>
+      <w:proofErr w:type="spellEnd"/>
+      <w:r>
+        <w:rPr>
+          <w:rFonts w:ascii="Times New Roman" w:hAnsi="Times New Roman" w:cs="Times New Roman"/>
+          <w:sz w:val="24"/>
+          <w:szCs w:val="24"/>
+          <w:lang w:val="en-US"/>
+        </w:rPr>
+        <w:t xml:space="preserve"> </w:t>
+      </w:r>
+      <w:proofErr w:type="spellStart"/>
+      <w:r>
+        <w:rPr>
+          <w:rFonts w:ascii="Times New Roman" w:hAnsi="Times New Roman" w:cs="Times New Roman"/>
+          <w:sz w:val="24"/>
+          <w:szCs w:val="24"/>
+          <w:lang w:val="en-US"/>
+        </w:rPr>
+        <w:t>fitur</w:t>
+      </w:r>
+      <w:proofErr w:type="spellEnd"/>
+      <w:r>
+        <w:rPr>
+          <w:rFonts w:ascii="Times New Roman" w:hAnsi="Times New Roman" w:cs="Times New Roman"/>
+          <w:sz w:val="24"/>
+          <w:szCs w:val="24"/>
+          <w:lang w:val="en-US"/>
+        </w:rPr>
+        <w:t xml:space="preserve"> visual </w:t>
+      </w:r>
+      <w:proofErr w:type="spellStart"/>
+      <w:r>
+        <w:rPr>
+          <w:rFonts w:ascii="Times New Roman" w:hAnsi="Times New Roman" w:cs="Times New Roman"/>
+          <w:sz w:val="24"/>
+          <w:szCs w:val="24"/>
+          <w:lang w:val="en-US"/>
+        </w:rPr>
+        <w:t>penting</w:t>
+      </w:r>
+      <w:proofErr w:type="spellEnd"/>
+      <w:r>
+        <w:rPr>
+          <w:rFonts w:ascii="Times New Roman" w:hAnsi="Times New Roman" w:cs="Times New Roman"/>
+          <w:sz w:val="24"/>
+          <w:szCs w:val="24"/>
+          <w:lang w:val="en-US"/>
+        </w:rPr>
+        <w:t xml:space="preserve">. Total dataset </w:t>
+      </w:r>
+      <w:proofErr w:type="spellStart"/>
+      <w:r>
+        <w:rPr>
+          <w:rFonts w:ascii="Times New Roman" w:hAnsi="Times New Roman" w:cs="Times New Roman"/>
+          <w:sz w:val="24"/>
+          <w:szCs w:val="24"/>
+          <w:lang w:val="en-US"/>
+        </w:rPr>
+        <w:t>berjumlah</w:t>
+      </w:r>
+      <w:proofErr w:type="spellEnd"/>
+      <w:r>
+        <w:rPr>
+          <w:rFonts w:ascii="Times New Roman" w:hAnsi="Times New Roman" w:cs="Times New Roman"/>
+          <w:sz w:val="24"/>
+          <w:szCs w:val="24"/>
+          <w:lang w:val="en-US"/>
+        </w:rPr>
+        <w:t xml:space="preserve"> 955 </w:t>
+      </w:r>
+      <w:proofErr w:type="spellStart"/>
+      <w:r>
+        <w:rPr>
+          <w:rFonts w:ascii="Times New Roman" w:hAnsi="Times New Roman" w:cs="Times New Roman"/>
+          <w:sz w:val="24"/>
+          <w:szCs w:val="24"/>
+          <w:lang w:val="en-US"/>
+        </w:rPr>
+        <w:t>citra</w:t>
+      </w:r>
+      <w:proofErr w:type="spellEnd"/>
+      <w:r>
+        <w:rPr>
+          <w:rFonts w:ascii="Times New Roman" w:hAnsi="Times New Roman" w:cs="Times New Roman"/>
+          <w:sz w:val="24"/>
+          <w:szCs w:val="24"/>
+          <w:lang w:val="en-US"/>
+        </w:rPr>
+        <w:t xml:space="preserve">, yang </w:t>
+      </w:r>
+      <w:proofErr w:type="spellStart"/>
+      <w:r>
+        <w:rPr>
+          <w:rFonts w:ascii="Times New Roman" w:hAnsi="Times New Roman" w:cs="Times New Roman"/>
+          <w:sz w:val="24"/>
+          <w:szCs w:val="24"/>
+          <w:lang w:val="en-US"/>
+        </w:rPr>
+        <w:t>dibagi</w:t>
+      </w:r>
+      <w:proofErr w:type="spellEnd"/>
+      <w:r>
+        <w:rPr>
+          <w:rFonts w:ascii="Times New Roman" w:hAnsi="Times New Roman" w:cs="Times New Roman"/>
+          <w:sz w:val="24"/>
+          <w:szCs w:val="24"/>
+          <w:lang w:val="en-US"/>
+        </w:rPr>
+        <w:t xml:space="preserve"> </w:t>
+      </w:r>
+      <w:proofErr w:type="spellStart"/>
+      <w:r>
+        <w:rPr>
+          <w:rFonts w:ascii="Times New Roman" w:hAnsi="Times New Roman" w:cs="Times New Roman"/>
+          <w:sz w:val="24"/>
+          <w:szCs w:val="24"/>
+          <w:lang w:val="en-US"/>
+        </w:rPr>
+        <w:t>menjadi</w:t>
+      </w:r>
+      <w:proofErr w:type="spellEnd"/>
+      <w:r>
+        <w:rPr>
+          <w:rFonts w:ascii="Times New Roman" w:hAnsi="Times New Roman" w:cs="Times New Roman"/>
+          <w:sz w:val="24"/>
+          <w:szCs w:val="24"/>
+          <w:lang w:val="en-US"/>
+        </w:rPr>
+        <w:t xml:space="preserve"> 2 </w:t>
+      </w:r>
+      <w:proofErr w:type="spellStart"/>
+      <w:proofErr w:type="gramStart"/>
+      <w:r>
+        <w:rPr>
+          <w:rFonts w:ascii="Times New Roman" w:hAnsi="Times New Roman" w:cs="Times New Roman"/>
+          <w:sz w:val="24"/>
+          <w:szCs w:val="24"/>
+          <w:lang w:val="en-US"/>
+        </w:rPr>
+        <w:t>bagian</w:t>
+      </w:r>
+      <w:proofErr w:type="spellEnd"/>
+      <w:r>
+        <w:rPr>
+          <w:rFonts w:ascii="Times New Roman" w:hAnsi="Times New Roman" w:cs="Times New Roman"/>
+          <w:sz w:val="24"/>
+          <w:szCs w:val="24"/>
+          <w:lang w:val="en-US"/>
+        </w:rPr>
+        <w:t xml:space="preserve"> :</w:t>
+      </w:r>
+      <w:proofErr w:type="gramEnd"/>
+      <w:r>
+        <w:rPr>
+          <w:rFonts w:ascii="Times New Roman" w:hAnsi="Times New Roman" w:cs="Times New Roman"/>
+          <w:sz w:val="24"/>
+          <w:szCs w:val="24"/>
+          <w:lang w:val="en-US"/>
+        </w:rPr>
+        <w:t xml:space="preserve"> 75% </w:t>
+      </w:r>
+      <w:proofErr w:type="spellStart"/>
+      <w:r>
+        <w:rPr>
+          <w:rFonts w:ascii="Times New Roman" w:hAnsi="Times New Roman" w:cs="Times New Roman"/>
+          <w:sz w:val="24"/>
+          <w:szCs w:val="24"/>
+          <w:lang w:val="en-US"/>
+        </w:rPr>
+        <w:t>sebagai</w:t>
+      </w:r>
+      <w:proofErr w:type="spellEnd"/>
+      <w:r>
+        <w:rPr>
+          <w:rFonts w:ascii="Times New Roman" w:hAnsi="Times New Roman" w:cs="Times New Roman"/>
+          <w:sz w:val="24"/>
+          <w:szCs w:val="24"/>
+          <w:lang w:val="en-US"/>
+        </w:rPr>
+        <w:t xml:space="preserve"> data </w:t>
+      </w:r>
+      <w:proofErr w:type="spellStart"/>
+      <w:r>
+        <w:rPr>
+          <w:rFonts w:ascii="Times New Roman" w:hAnsi="Times New Roman" w:cs="Times New Roman"/>
+          <w:sz w:val="24"/>
+          <w:szCs w:val="24"/>
+          <w:lang w:val="en-US"/>
+        </w:rPr>
+        <w:t>latih</w:t>
+      </w:r>
+      <w:proofErr w:type="spellEnd"/>
+      <w:r>
+        <w:rPr>
+          <w:rFonts w:ascii="Times New Roman" w:hAnsi="Times New Roman" w:cs="Times New Roman"/>
+          <w:sz w:val="24"/>
+          <w:szCs w:val="24"/>
+          <w:lang w:val="en-US"/>
+        </w:rPr>
+        <w:t xml:space="preserve"> (746) </w:t>
+      </w:r>
+      <w:proofErr w:type="spellStart"/>
+      <w:r>
+        <w:rPr>
+          <w:rFonts w:ascii="Times New Roman" w:hAnsi="Times New Roman" w:cs="Times New Roman"/>
+          <w:sz w:val="24"/>
+          <w:szCs w:val="24"/>
+          <w:lang w:val="en-US"/>
+        </w:rPr>
+        <w:t>dan</w:t>
+      </w:r>
+      <w:proofErr w:type="spellEnd"/>
+      <w:r>
+        <w:rPr>
+          <w:rFonts w:ascii="Times New Roman" w:hAnsi="Times New Roman" w:cs="Times New Roman"/>
+          <w:sz w:val="24"/>
+          <w:szCs w:val="24"/>
+          <w:lang w:val="en-US"/>
+        </w:rPr>
+        <w:t xml:space="preserve"> 25% </w:t>
+      </w:r>
+      <w:proofErr w:type="spellStart"/>
+      <w:r>
+        <w:rPr>
+          <w:rFonts w:ascii="Times New Roman" w:hAnsi="Times New Roman" w:cs="Times New Roman"/>
+          <w:sz w:val="24"/>
+          <w:szCs w:val="24"/>
+          <w:lang w:val="en-US"/>
+        </w:rPr>
+        <w:t>sebagai</w:t>
+      </w:r>
+      <w:proofErr w:type="spellEnd"/>
+      <w:r>
+        <w:rPr>
+          <w:rFonts w:ascii="Times New Roman" w:hAnsi="Times New Roman" w:cs="Times New Roman"/>
+          <w:sz w:val="24"/>
+          <w:szCs w:val="24"/>
+          <w:lang w:val="en-US"/>
+        </w:rPr>
+        <w:t xml:space="preserve"> data </w:t>
+      </w:r>
+      <w:proofErr w:type="spellStart"/>
+      <w:r>
+        <w:rPr>
+          <w:rFonts w:ascii="Times New Roman" w:hAnsi="Times New Roman" w:cs="Times New Roman"/>
+          <w:sz w:val="24"/>
+          <w:szCs w:val="24"/>
+          <w:lang w:val="en-US"/>
+        </w:rPr>
+        <w:t>uji</w:t>
+      </w:r>
+      <w:proofErr w:type="spellEnd"/>
+      <w:r>
+        <w:rPr>
+          <w:rFonts w:ascii="Times New Roman" w:hAnsi="Times New Roman" w:cs="Times New Roman"/>
+          <w:sz w:val="24"/>
+          <w:szCs w:val="24"/>
+          <w:lang w:val="en-US"/>
+        </w:rPr>
+        <w:t xml:space="preserve"> (249). Citra </w:t>
+      </w:r>
+      <w:proofErr w:type="spellStart"/>
+      <w:r>
+        <w:rPr>
+          <w:rFonts w:ascii="Times New Roman" w:hAnsi="Times New Roman" w:cs="Times New Roman"/>
+          <w:sz w:val="24"/>
+          <w:szCs w:val="24"/>
+          <w:lang w:val="en-US"/>
+        </w:rPr>
+        <w:t>dikategorikan</w:t>
+      </w:r>
+      <w:proofErr w:type="spellEnd"/>
+      <w:r>
+        <w:rPr>
+          <w:rFonts w:ascii="Times New Roman" w:hAnsi="Times New Roman" w:cs="Times New Roman"/>
+          <w:sz w:val="24"/>
+          <w:szCs w:val="24"/>
+          <w:lang w:val="en-US"/>
+        </w:rPr>
+        <w:t xml:space="preserve"> </w:t>
+      </w:r>
+      <w:proofErr w:type="spellStart"/>
+      <w:r>
+        <w:rPr>
+          <w:rFonts w:ascii="Times New Roman" w:hAnsi="Times New Roman" w:cs="Times New Roman"/>
+          <w:sz w:val="24"/>
+          <w:szCs w:val="24"/>
+          <w:lang w:val="en-US"/>
+        </w:rPr>
+        <w:t>ke</w:t>
+      </w:r>
+      <w:proofErr w:type="spellEnd"/>
+      <w:r>
+        <w:rPr>
+          <w:rFonts w:ascii="Times New Roman" w:hAnsi="Times New Roman" w:cs="Times New Roman"/>
+          <w:sz w:val="24"/>
+          <w:szCs w:val="24"/>
+          <w:lang w:val="en-US"/>
+        </w:rPr>
+        <w:t xml:space="preserve"> </w:t>
+      </w:r>
+      <w:proofErr w:type="spellStart"/>
+      <w:r>
+        <w:rPr>
+          <w:rFonts w:ascii="Times New Roman" w:hAnsi="Times New Roman" w:cs="Times New Roman"/>
+          <w:sz w:val="24"/>
+          <w:szCs w:val="24"/>
+          <w:lang w:val="en-US"/>
+        </w:rPr>
+        <w:t>dalam</w:t>
+      </w:r>
+      <w:proofErr w:type="spellEnd"/>
+      <w:r>
+        <w:rPr>
+          <w:rFonts w:ascii="Times New Roman" w:hAnsi="Times New Roman" w:cs="Times New Roman"/>
+          <w:sz w:val="24"/>
+          <w:szCs w:val="24"/>
+          <w:lang w:val="en-US"/>
+        </w:rPr>
+        <w:t xml:space="preserve"> 5 </w:t>
+      </w:r>
+      <w:proofErr w:type="spellStart"/>
+      <w:r>
+        <w:rPr>
+          <w:rFonts w:ascii="Times New Roman" w:hAnsi="Times New Roman" w:cs="Times New Roman"/>
+          <w:sz w:val="24"/>
+          <w:szCs w:val="24"/>
+          <w:lang w:val="en-US"/>
+        </w:rPr>
+        <w:t>kelas</w:t>
+      </w:r>
+      <w:proofErr w:type="spellEnd"/>
+      <w:r>
+        <w:rPr>
+          <w:rFonts w:ascii="Times New Roman" w:hAnsi="Times New Roman" w:cs="Times New Roman"/>
+          <w:sz w:val="24"/>
+          <w:szCs w:val="24"/>
+          <w:lang w:val="en-US"/>
+        </w:rPr>
+        <w:t xml:space="preserve">, </w:t>
+      </w:r>
+      <w:proofErr w:type="spellStart"/>
+      <w:proofErr w:type="gramStart"/>
+      <w:r>
+        <w:rPr>
+          <w:rFonts w:ascii="Times New Roman" w:hAnsi="Times New Roman" w:cs="Times New Roman"/>
+          <w:sz w:val="24"/>
+          <w:szCs w:val="24"/>
+          <w:lang w:val="en-US"/>
+        </w:rPr>
+        <w:t>yakni</w:t>
+      </w:r>
+      <w:proofErr w:type="spellEnd"/>
+      <w:r>
+        <w:rPr>
+          <w:rFonts w:ascii="Times New Roman" w:hAnsi="Times New Roman" w:cs="Times New Roman"/>
+          <w:sz w:val="24"/>
+          <w:szCs w:val="24"/>
+          <w:lang w:val="en-US"/>
+        </w:rPr>
+        <w:t xml:space="preserve"> :</w:t>
+      </w:r>
+      <w:proofErr w:type="gramEnd"/>
+      <w:r>
+        <w:rPr>
+          <w:rFonts w:ascii="Times New Roman" w:hAnsi="Times New Roman" w:cs="Times New Roman"/>
+          <w:sz w:val="24"/>
+          <w:szCs w:val="24"/>
+          <w:lang w:val="en-US"/>
+        </w:rPr>
+        <w:t xml:space="preserve"> </w:t>
+      </w:r>
+      <w:r>
+        <w:rPr>
+          <w:rFonts w:ascii="Times New Roman" w:hAnsi="Times New Roman" w:cs="Times New Roman"/>
+          <w:i/>
+          <w:sz w:val="24"/>
+          <w:szCs w:val="24"/>
+          <w:lang w:val="en-US"/>
+        </w:rPr>
+        <w:t>animals, city, food, natur</w:t>
+      </w:r>
+      <w:r>
+        <w:rPr>
+          <w:rFonts w:ascii="Times New Roman" w:hAnsi="Times New Roman" w:cs="Times New Roman"/>
+          <w:i/>
+          <w:sz w:val="24"/>
+          <w:szCs w:val="24"/>
+          <w:lang w:val="en-US"/>
+        </w:rPr>
+        <w:t>e,</w:t>
+      </w:r>
+      <w:r>
+        <w:rPr>
+          <w:rFonts w:ascii="Times New Roman" w:hAnsi="Times New Roman" w:cs="Times New Roman"/>
+          <w:sz w:val="24"/>
+          <w:szCs w:val="24"/>
+          <w:lang w:val="en-US"/>
+        </w:rPr>
+        <w:t xml:space="preserve"> </w:t>
+      </w:r>
+      <w:proofErr w:type="spellStart"/>
+      <w:r>
+        <w:rPr>
+          <w:rFonts w:ascii="Times New Roman" w:hAnsi="Times New Roman" w:cs="Times New Roman"/>
+          <w:sz w:val="24"/>
+          <w:szCs w:val="24"/>
+          <w:lang w:val="en-US"/>
+        </w:rPr>
+        <w:t>dan</w:t>
+      </w:r>
+      <w:proofErr w:type="spellEnd"/>
+      <w:r>
+        <w:rPr>
+          <w:rFonts w:ascii="Times New Roman" w:hAnsi="Times New Roman" w:cs="Times New Roman"/>
+          <w:sz w:val="24"/>
+          <w:szCs w:val="24"/>
+          <w:lang w:val="en-US"/>
+        </w:rPr>
+        <w:t xml:space="preserve"> </w:t>
+      </w:r>
+      <w:r>
+        <w:rPr>
+          <w:rFonts w:ascii="Times New Roman" w:hAnsi="Times New Roman" w:cs="Times New Roman"/>
+          <w:i/>
+          <w:sz w:val="24"/>
+          <w:szCs w:val="24"/>
+          <w:lang w:val="en-US"/>
+        </w:rPr>
+        <w:t>people</w:t>
+      </w:r>
+    </w:p>
+    <w:p>
+      <w:pPr>
+        <w:pStyle w:val="ListParagraph"/>
+        <w:numPr>
+          <w:ilvl w:val="0"/>
+          <w:numId w:val="5"/>
+        </w:numPr>
+        <w:spacing w:line="360" w:lineRule="auto"/>
+        <w:ind w:left="993"/>
+        <w:rPr>
+          <w:rFonts w:ascii="Times New Roman" w:hAnsi="Times New Roman" w:cs="Times New Roman"/>
+          <w:b/>
+          <w:sz w:val="24"/>
+          <w:szCs w:val="24"/>
+          <w:lang w:val="en-US"/>
+        </w:rPr>
+      </w:pPr>
+      <w:proofErr w:type="spellStart"/>
+      <w:r>
+        <w:rPr>
+          <w:rFonts w:ascii="Times New Roman" w:hAnsi="Times New Roman" w:cs="Times New Roman"/>
+          <w:b/>
+          <w:sz w:val="24"/>
+          <w:szCs w:val="24"/>
+          <w:lang w:val="en-US"/>
+        </w:rPr>
+        <w:t>Alur</w:t>
+      </w:r>
+      <w:proofErr w:type="spellEnd"/>
+      <w:r>
+        <w:rPr>
+          <w:rFonts w:ascii="Times New Roman" w:hAnsi="Times New Roman" w:cs="Times New Roman"/>
+          <w:b/>
+          <w:sz w:val="24"/>
+          <w:szCs w:val="24"/>
+          <w:lang w:val="en-US"/>
+        </w:rPr>
+        <w:t xml:space="preserve"> </w:t>
+      </w:r>
+      <w:proofErr w:type="spellStart"/>
+      <w:r>
+        <w:rPr>
+          <w:rFonts w:ascii="Times New Roman" w:hAnsi="Times New Roman" w:cs="Times New Roman"/>
+          <w:b/>
+          <w:sz w:val="24"/>
+          <w:szCs w:val="24"/>
+          <w:lang w:val="en-US"/>
+        </w:rPr>
+        <w:t>Kerja</w:t>
+      </w:r>
+      <w:proofErr w:type="spellEnd"/>
+      <w:r>
+        <w:rPr>
+          <w:rFonts w:ascii="Times New Roman" w:hAnsi="Times New Roman" w:cs="Times New Roman"/>
+          <w:b/>
+          <w:sz w:val="24"/>
+          <w:szCs w:val="24"/>
+          <w:lang w:val="en-US"/>
+        </w:rPr>
+        <w:t xml:space="preserve"> </w:t>
+      </w:r>
+      <w:proofErr w:type="spellStart"/>
+      <w:r>
+        <w:rPr>
+          <w:rFonts w:ascii="Times New Roman" w:hAnsi="Times New Roman" w:cs="Times New Roman"/>
+          <w:b/>
+          <w:sz w:val="24"/>
+          <w:szCs w:val="24"/>
+          <w:lang w:val="en-US"/>
+        </w:rPr>
+        <w:t>Sistem</w:t>
+      </w:r>
+      <w:proofErr w:type="spellEnd"/>
+    </w:p>
+    <w:p>
+      <w:pPr>
+        <w:pStyle w:val="ListParagraph"/>
+        <w:spacing w:line="360" w:lineRule="auto"/>
+        <w:ind w:left="993"/>
+        <w:rPr>
+          <w:rFonts w:ascii="Times New Roman" w:hAnsi="Times New Roman" w:cs="Times New Roman"/>
+          <w:b/>
+          <w:sz w:val="24"/>
+          <w:szCs w:val="24"/>
           <w:lang w:val="en-US"/>
         </w:rPr>
       </w:pPr>
       <w:bookmarkStart w:id="0" w:name="_GoBack"/>
       <w:bookmarkEnd w:id="0"/>
     </w:p>
+    <w:p>
+      <w:pPr>
+        <w:pStyle w:val="ListParagraph"/>
+        <w:numPr>
+          <w:ilvl w:val="0"/>
+          <w:numId w:val="5"/>
+        </w:numPr>
+        <w:spacing w:line="360" w:lineRule="auto"/>
+        <w:ind w:left="993"/>
+        <w:rPr>
+          <w:rFonts w:ascii="Times New Roman" w:hAnsi="Times New Roman" w:cs="Times New Roman"/>
+          <w:b/>
+          <w:sz w:val="24"/>
+          <w:szCs w:val="24"/>
+          <w:lang w:val="en-US"/>
+        </w:rPr>
+      </w:pPr>
+      <w:proofErr w:type="spellStart"/>
+      <w:r>
+        <w:rPr>
+          <w:rFonts w:ascii="Times New Roman" w:hAnsi="Times New Roman" w:cs="Times New Roman"/>
+          <w:b/>
+          <w:sz w:val="24"/>
+          <w:szCs w:val="24"/>
+          <w:lang w:val="en-US"/>
+        </w:rPr>
+        <w:t>Arsitektur</w:t>
+      </w:r>
+      <w:proofErr w:type="spellEnd"/>
+      <w:r>
+        <w:rPr>
+          <w:rFonts w:ascii="Times New Roman" w:hAnsi="Times New Roman" w:cs="Times New Roman"/>
+          <w:b/>
+          <w:sz w:val="24"/>
+          <w:szCs w:val="24"/>
+          <w:lang w:val="en-US"/>
+        </w:rPr>
+        <w:t xml:space="preserve"> </w:t>
+      </w:r>
+      <w:proofErr w:type="spellStart"/>
+      <w:r>
+        <w:rPr>
+          <w:rFonts w:ascii="Times New Roman" w:hAnsi="Times New Roman" w:cs="Times New Roman"/>
+          <w:b/>
+          <w:sz w:val="24"/>
+          <w:szCs w:val="24"/>
+          <w:lang w:val="en-US"/>
+        </w:rPr>
+        <w:t>Metode</w:t>
+      </w:r>
+      <w:proofErr w:type="spellEnd"/>
+      <w:r>
+        <w:rPr>
+          <w:rFonts w:ascii="Times New Roman" w:hAnsi="Times New Roman" w:cs="Times New Roman"/>
+          <w:b/>
+          <w:sz w:val="24"/>
+          <w:szCs w:val="24"/>
+          <w:lang w:val="en-US"/>
+        </w:rPr>
+        <w:t xml:space="preserve"> </w:t>
+      </w:r>
+      <w:proofErr w:type="spellStart"/>
+      <w:r>
+        <w:rPr>
+          <w:rFonts w:ascii="Times New Roman" w:hAnsi="Times New Roman" w:cs="Times New Roman"/>
+          <w:b/>
+          <w:sz w:val="24"/>
+          <w:szCs w:val="24"/>
+          <w:lang w:val="en-US"/>
+        </w:rPr>
+        <w:t>Klasik</w:t>
+      </w:r>
+      <w:proofErr w:type="spellEnd"/>
+    </w:p>
+    <w:p>
+      <w:pPr>
+        <w:pStyle w:val="ListParagraph"/>
+        <w:spacing w:line="360" w:lineRule="auto"/>
+        <w:ind w:left="993"/>
+        <w:rPr>
+          <w:rFonts w:ascii="Times New Roman" w:hAnsi="Times New Roman" w:cs="Times New Roman"/>
+          <w:sz w:val="24"/>
+          <w:szCs w:val="24"/>
+          <w:lang w:val="en-US"/>
+        </w:rPr>
+      </w:pPr>
+      <w:proofErr w:type="spellStart"/>
+      <w:r>
+        <w:rPr>
+          <w:rFonts w:ascii="Times New Roman" w:hAnsi="Times New Roman" w:cs="Times New Roman"/>
+          <w:sz w:val="24"/>
+          <w:szCs w:val="24"/>
+          <w:lang w:val="en-US"/>
+        </w:rPr>
+        <w:t>Metode</w:t>
+      </w:r>
+      <w:proofErr w:type="spellEnd"/>
+      <w:r>
+        <w:rPr>
+          <w:rFonts w:ascii="Times New Roman" w:hAnsi="Times New Roman" w:cs="Times New Roman"/>
+          <w:sz w:val="24"/>
+          <w:szCs w:val="24"/>
+          <w:lang w:val="en-US"/>
+        </w:rPr>
+        <w:t xml:space="preserve"> histogram of Oriented Gradients (HOG) </w:t>
+      </w:r>
+      <w:proofErr w:type="spellStart"/>
+      <w:r>
+        <w:rPr>
+          <w:rFonts w:ascii="Times New Roman" w:hAnsi="Times New Roman" w:cs="Times New Roman"/>
+          <w:sz w:val="24"/>
+          <w:szCs w:val="24"/>
+          <w:lang w:val="en-US"/>
+        </w:rPr>
+        <w:t>membagi</w:t>
+      </w:r>
+      <w:proofErr w:type="spellEnd"/>
+      <w:r>
+        <w:rPr>
+          <w:rFonts w:ascii="Times New Roman" w:hAnsi="Times New Roman" w:cs="Times New Roman"/>
+          <w:sz w:val="24"/>
+          <w:szCs w:val="24"/>
+          <w:lang w:val="en-US"/>
+        </w:rPr>
+        <w:t xml:space="preserve"> </w:t>
+      </w:r>
+      <w:proofErr w:type="spellStart"/>
+      <w:r>
+        <w:rPr>
+          <w:rFonts w:ascii="Times New Roman" w:hAnsi="Times New Roman" w:cs="Times New Roman"/>
+          <w:sz w:val="24"/>
+          <w:szCs w:val="24"/>
+          <w:lang w:val="en-US"/>
+        </w:rPr>
+        <w:t>gambar</w:t>
+      </w:r>
+      <w:proofErr w:type="spellEnd"/>
+      <w:r>
+        <w:rPr>
+          <w:rFonts w:ascii="Times New Roman" w:hAnsi="Times New Roman" w:cs="Times New Roman"/>
+          <w:sz w:val="24"/>
+          <w:szCs w:val="24"/>
+          <w:lang w:val="en-US"/>
+        </w:rPr>
+        <w:t xml:space="preserve"> </w:t>
+      </w:r>
+      <w:proofErr w:type="spellStart"/>
+      <w:r>
+        <w:rPr>
+          <w:rFonts w:ascii="Times New Roman" w:hAnsi="Times New Roman" w:cs="Times New Roman"/>
+          <w:sz w:val="24"/>
+          <w:szCs w:val="24"/>
+          <w:lang w:val="en-US"/>
+        </w:rPr>
+        <w:t>menjadi</w:t>
+      </w:r>
+      <w:proofErr w:type="spellEnd"/>
+      <w:r>
+        <w:rPr>
+          <w:rFonts w:ascii="Times New Roman" w:hAnsi="Times New Roman" w:cs="Times New Roman"/>
+          <w:sz w:val="24"/>
+          <w:szCs w:val="24"/>
+          <w:lang w:val="en-US"/>
+        </w:rPr>
+        <w:t xml:space="preserve"> </w:t>
+      </w:r>
+      <w:proofErr w:type="spellStart"/>
+      <w:r>
+        <w:rPr>
+          <w:rFonts w:ascii="Times New Roman" w:hAnsi="Times New Roman" w:cs="Times New Roman"/>
+          <w:sz w:val="24"/>
+          <w:szCs w:val="24"/>
+          <w:lang w:val="en-US"/>
+        </w:rPr>
+        <w:t>sel-sel</w:t>
+      </w:r>
+      <w:proofErr w:type="spellEnd"/>
+      <w:r>
+        <w:rPr>
+          <w:rFonts w:ascii="Times New Roman" w:hAnsi="Times New Roman" w:cs="Times New Roman"/>
+          <w:sz w:val="24"/>
+          <w:szCs w:val="24"/>
+          <w:lang w:val="en-US"/>
+        </w:rPr>
+        <w:t xml:space="preserve"> </w:t>
+      </w:r>
+      <w:proofErr w:type="spellStart"/>
+      <w:r>
+        <w:rPr>
+          <w:rFonts w:ascii="Times New Roman" w:hAnsi="Times New Roman" w:cs="Times New Roman"/>
+          <w:sz w:val="24"/>
+          <w:szCs w:val="24"/>
+          <w:lang w:val="en-US"/>
+        </w:rPr>
+        <w:t>kecil</w:t>
+      </w:r>
+      <w:proofErr w:type="spellEnd"/>
+      <w:r>
+        <w:rPr>
+          <w:rFonts w:ascii="Times New Roman" w:hAnsi="Times New Roman" w:cs="Times New Roman"/>
+          <w:sz w:val="24"/>
+          <w:szCs w:val="24"/>
+          <w:lang w:val="en-US"/>
+        </w:rPr>
+        <w:t xml:space="preserve"> </w:t>
+      </w:r>
+      <w:proofErr w:type="spellStart"/>
+      <w:r>
+        <w:rPr>
+          <w:rFonts w:ascii="Times New Roman" w:hAnsi="Times New Roman" w:cs="Times New Roman"/>
+          <w:sz w:val="24"/>
+          <w:szCs w:val="24"/>
+          <w:lang w:val="en-US"/>
+        </w:rPr>
+        <w:t>dan</w:t>
+      </w:r>
+      <w:proofErr w:type="spellEnd"/>
+      <w:r>
+        <w:rPr>
+          <w:rFonts w:ascii="Times New Roman" w:hAnsi="Times New Roman" w:cs="Times New Roman"/>
+          <w:sz w:val="24"/>
+          <w:szCs w:val="24"/>
+          <w:lang w:val="en-US"/>
+        </w:rPr>
+        <w:t xml:space="preserve"> </w:t>
+      </w:r>
+      <w:proofErr w:type="spellStart"/>
+      <w:r>
+        <w:rPr>
+          <w:rFonts w:ascii="Times New Roman" w:hAnsi="Times New Roman" w:cs="Times New Roman"/>
+          <w:sz w:val="24"/>
+          <w:szCs w:val="24"/>
+          <w:lang w:val="en-US"/>
+        </w:rPr>
+        <w:t>menghitung</w:t>
+      </w:r>
+      <w:proofErr w:type="spellEnd"/>
+      <w:r>
+        <w:rPr>
+          <w:rFonts w:ascii="Times New Roman" w:hAnsi="Times New Roman" w:cs="Times New Roman"/>
+          <w:sz w:val="24"/>
+          <w:szCs w:val="24"/>
+          <w:lang w:val="en-US"/>
+        </w:rPr>
+        <w:t xml:space="preserve"> </w:t>
+      </w:r>
+      <w:proofErr w:type="spellStart"/>
+      <w:r>
+        <w:rPr>
+          <w:rFonts w:ascii="Times New Roman" w:hAnsi="Times New Roman" w:cs="Times New Roman"/>
+          <w:sz w:val="24"/>
+          <w:szCs w:val="24"/>
+          <w:lang w:val="en-US"/>
+        </w:rPr>
+        <w:t>orienteasi</w:t>
+      </w:r>
+      <w:proofErr w:type="spellEnd"/>
+      <w:r>
+        <w:rPr>
+          <w:rFonts w:ascii="Times New Roman" w:hAnsi="Times New Roman" w:cs="Times New Roman"/>
+          <w:sz w:val="24"/>
+          <w:szCs w:val="24"/>
+          <w:lang w:val="en-US"/>
+        </w:rPr>
+        <w:t xml:space="preserve"> gradient </w:t>
+      </w:r>
+      <w:proofErr w:type="spellStart"/>
+      <w:r>
+        <w:rPr>
+          <w:rFonts w:ascii="Times New Roman" w:hAnsi="Times New Roman" w:cs="Times New Roman"/>
+          <w:sz w:val="24"/>
+          <w:szCs w:val="24"/>
+          <w:lang w:val="en-US"/>
+        </w:rPr>
+        <w:t>tepi</w:t>
+      </w:r>
+      <w:proofErr w:type="spellEnd"/>
+      <w:r>
+        <w:rPr>
+          <w:rFonts w:ascii="Times New Roman" w:hAnsi="Times New Roman" w:cs="Times New Roman"/>
+          <w:sz w:val="24"/>
+          <w:szCs w:val="24"/>
+          <w:lang w:val="en-US"/>
+        </w:rPr>
+        <w:t xml:space="preserve"> </w:t>
+      </w:r>
+      <w:proofErr w:type="spellStart"/>
+      <w:r>
+        <w:rPr>
+          <w:rFonts w:ascii="Times New Roman" w:hAnsi="Times New Roman" w:cs="Times New Roman"/>
+          <w:sz w:val="24"/>
+          <w:szCs w:val="24"/>
+          <w:lang w:val="en-US"/>
+        </w:rPr>
+        <w:t>objek</w:t>
+      </w:r>
+      <w:proofErr w:type="spellEnd"/>
+      <w:r>
+        <w:rPr>
+          <w:rFonts w:ascii="Times New Roman" w:hAnsi="Times New Roman" w:cs="Times New Roman"/>
+          <w:sz w:val="24"/>
+          <w:szCs w:val="24"/>
+          <w:lang w:val="en-US"/>
+        </w:rPr>
+        <w:t xml:space="preserve"> di </w:t>
+      </w:r>
+      <w:proofErr w:type="spellStart"/>
+      <w:r>
+        <w:rPr>
+          <w:rFonts w:ascii="Times New Roman" w:hAnsi="Times New Roman" w:cs="Times New Roman"/>
+          <w:sz w:val="24"/>
+          <w:szCs w:val="24"/>
+          <w:lang w:val="en-US"/>
+        </w:rPr>
+        <w:t>dalam</w:t>
+      </w:r>
+      <w:proofErr w:type="spellEnd"/>
+      <w:r>
+        <w:rPr>
+          <w:rFonts w:ascii="Times New Roman" w:hAnsi="Times New Roman" w:cs="Times New Roman"/>
+          <w:sz w:val="24"/>
+          <w:szCs w:val="24"/>
+          <w:lang w:val="en-US"/>
+        </w:rPr>
+        <w:t xml:space="preserve"> </w:t>
+      </w:r>
+      <w:proofErr w:type="spellStart"/>
+      <w:r>
+        <w:rPr>
+          <w:rFonts w:ascii="Times New Roman" w:hAnsi="Times New Roman" w:cs="Times New Roman"/>
+          <w:sz w:val="24"/>
+          <w:szCs w:val="24"/>
+          <w:lang w:val="en-US"/>
+        </w:rPr>
+        <w:t>sel</w:t>
+      </w:r>
+      <w:proofErr w:type="spellEnd"/>
+      <w:r>
+        <w:rPr>
+          <w:rFonts w:ascii="Times New Roman" w:hAnsi="Times New Roman" w:cs="Times New Roman"/>
+          <w:sz w:val="24"/>
+          <w:szCs w:val="24"/>
+          <w:lang w:val="en-US"/>
+        </w:rPr>
+        <w:t xml:space="preserve"> </w:t>
+      </w:r>
+      <w:proofErr w:type="spellStart"/>
+      <w:r>
+        <w:rPr>
+          <w:rFonts w:ascii="Times New Roman" w:hAnsi="Times New Roman" w:cs="Times New Roman"/>
+          <w:sz w:val="24"/>
+          <w:szCs w:val="24"/>
+          <w:lang w:val="en-US"/>
+        </w:rPr>
+        <w:t>tersebut</w:t>
+      </w:r>
+      <w:proofErr w:type="spellEnd"/>
+      <w:r>
+        <w:rPr>
+          <w:rFonts w:ascii="Times New Roman" w:hAnsi="Times New Roman" w:cs="Times New Roman"/>
+          <w:sz w:val="24"/>
+          <w:szCs w:val="24"/>
+          <w:lang w:val="en-US"/>
+        </w:rPr>
+        <w:t xml:space="preserve">. </w:t>
+      </w:r>
+      <w:proofErr w:type="spellStart"/>
+      <w:r>
+        <w:rPr>
+          <w:rFonts w:ascii="Times New Roman" w:hAnsi="Times New Roman" w:cs="Times New Roman"/>
+          <w:sz w:val="24"/>
+          <w:szCs w:val="24"/>
+          <w:lang w:val="en-US"/>
+        </w:rPr>
+        <w:t>Fitur</w:t>
+      </w:r>
+      <w:proofErr w:type="spellEnd"/>
+      <w:r>
+        <w:rPr>
+          <w:rFonts w:ascii="Times New Roman" w:hAnsi="Times New Roman" w:cs="Times New Roman"/>
+          <w:sz w:val="24"/>
+          <w:szCs w:val="24"/>
+          <w:lang w:val="en-US"/>
+        </w:rPr>
+        <w:t xml:space="preserve"> – </w:t>
+      </w:r>
+      <w:proofErr w:type="spellStart"/>
+      <w:r>
+        <w:rPr>
+          <w:rFonts w:ascii="Times New Roman" w:hAnsi="Times New Roman" w:cs="Times New Roman"/>
+          <w:sz w:val="24"/>
+          <w:szCs w:val="24"/>
+          <w:lang w:val="en-US"/>
+        </w:rPr>
+        <w:t>fitur</w:t>
+      </w:r>
+      <w:proofErr w:type="spellEnd"/>
+      <w:r>
+        <w:rPr>
+          <w:rFonts w:ascii="Times New Roman" w:hAnsi="Times New Roman" w:cs="Times New Roman"/>
+          <w:sz w:val="24"/>
+          <w:szCs w:val="24"/>
+          <w:lang w:val="en-US"/>
+        </w:rPr>
+        <w:t xml:space="preserve"> HOG </w:t>
+      </w:r>
+      <w:proofErr w:type="spellStart"/>
+      <w:r>
+        <w:rPr>
+          <w:rFonts w:ascii="Times New Roman" w:hAnsi="Times New Roman" w:cs="Times New Roman"/>
+          <w:sz w:val="24"/>
+          <w:szCs w:val="24"/>
+          <w:lang w:val="en-US"/>
+        </w:rPr>
+        <w:t>selanjutnya</w:t>
+      </w:r>
+      <w:proofErr w:type="spellEnd"/>
+      <w:r>
+        <w:rPr>
+          <w:rFonts w:ascii="Times New Roman" w:hAnsi="Times New Roman" w:cs="Times New Roman"/>
+          <w:sz w:val="24"/>
+          <w:szCs w:val="24"/>
+          <w:lang w:val="en-US"/>
+        </w:rPr>
+        <w:t xml:space="preserve"> </w:t>
+      </w:r>
+      <w:proofErr w:type="spellStart"/>
+      <w:r>
+        <w:rPr>
+          <w:rFonts w:ascii="Times New Roman" w:hAnsi="Times New Roman" w:cs="Times New Roman"/>
+          <w:sz w:val="24"/>
+          <w:szCs w:val="24"/>
+          <w:lang w:val="en-US"/>
+        </w:rPr>
+        <w:t>digunakan</w:t>
+      </w:r>
+      <w:proofErr w:type="spellEnd"/>
+      <w:r>
+        <w:rPr>
+          <w:rFonts w:ascii="Times New Roman" w:hAnsi="Times New Roman" w:cs="Times New Roman"/>
+          <w:sz w:val="24"/>
+          <w:szCs w:val="24"/>
+          <w:lang w:val="en-US"/>
+        </w:rPr>
+        <w:t xml:space="preserve"> </w:t>
+      </w:r>
+      <w:proofErr w:type="spellStart"/>
+      <w:r>
+        <w:rPr>
+          <w:rFonts w:ascii="Times New Roman" w:hAnsi="Times New Roman" w:cs="Times New Roman"/>
+          <w:sz w:val="24"/>
+          <w:szCs w:val="24"/>
+          <w:lang w:val="en-US"/>
+        </w:rPr>
+        <w:t>untuk</w:t>
+      </w:r>
+      <w:proofErr w:type="spellEnd"/>
+      <w:r>
+        <w:rPr>
+          <w:rFonts w:ascii="Times New Roman" w:hAnsi="Times New Roman" w:cs="Times New Roman"/>
+          <w:sz w:val="24"/>
+          <w:szCs w:val="24"/>
+          <w:lang w:val="en-US"/>
+        </w:rPr>
+        <w:t xml:space="preserve"> </w:t>
+      </w:r>
+      <w:proofErr w:type="spellStart"/>
+      <w:r>
+        <w:rPr>
+          <w:rFonts w:ascii="Times New Roman" w:hAnsi="Times New Roman" w:cs="Times New Roman"/>
+          <w:sz w:val="24"/>
+          <w:szCs w:val="24"/>
+          <w:lang w:val="en-US"/>
+        </w:rPr>
+        <w:t>melatih</w:t>
+      </w:r>
+      <w:proofErr w:type="spellEnd"/>
+      <w:r>
+        <w:rPr>
+          <w:rFonts w:ascii="Times New Roman" w:hAnsi="Times New Roman" w:cs="Times New Roman"/>
+          <w:sz w:val="24"/>
+          <w:szCs w:val="24"/>
+          <w:lang w:val="en-US"/>
+        </w:rPr>
+        <w:t xml:space="preserve"> </w:t>
+      </w:r>
+      <w:r>
+        <w:rPr>
+          <w:rFonts w:ascii="Times New Roman" w:hAnsi="Times New Roman" w:cs="Times New Roman"/>
+          <w:i/>
+          <w:sz w:val="24"/>
+          <w:szCs w:val="24"/>
+          <w:lang w:val="en-US"/>
+        </w:rPr>
+        <w:t>Support Vector Machine</w:t>
+      </w:r>
+      <w:r>
+        <w:rPr>
+          <w:rFonts w:ascii="Times New Roman" w:hAnsi="Times New Roman" w:cs="Times New Roman"/>
+          <w:i/>
+          <w:sz w:val="24"/>
+          <w:szCs w:val="24"/>
+          <w:lang w:val="en-US"/>
+        </w:rPr>
+        <w:t xml:space="preserve"> </w:t>
+      </w:r>
+      <w:r>
+        <w:rPr>
+          <w:rFonts w:ascii="Times New Roman" w:hAnsi="Times New Roman" w:cs="Times New Roman"/>
+          <w:sz w:val="24"/>
+          <w:szCs w:val="24"/>
+          <w:lang w:val="en-US"/>
+        </w:rPr>
+        <w:t xml:space="preserve">(SVM) </w:t>
+      </w:r>
+      <w:proofErr w:type="spellStart"/>
+      <w:r>
+        <w:rPr>
+          <w:rFonts w:ascii="Times New Roman" w:hAnsi="Times New Roman" w:cs="Times New Roman"/>
+          <w:sz w:val="24"/>
+          <w:szCs w:val="24"/>
+          <w:lang w:val="en-US"/>
+        </w:rPr>
+        <w:t>dengan</w:t>
+      </w:r>
+      <w:proofErr w:type="spellEnd"/>
+      <w:r>
+        <w:rPr>
+          <w:rFonts w:ascii="Times New Roman" w:hAnsi="Times New Roman" w:cs="Times New Roman"/>
+          <w:sz w:val="24"/>
+          <w:szCs w:val="24"/>
+          <w:lang w:val="en-US"/>
+        </w:rPr>
+        <w:t xml:space="preserve"> kernel </w:t>
+      </w:r>
+      <w:r>
+        <w:rPr>
+          <w:rFonts w:ascii="Times New Roman" w:hAnsi="Times New Roman" w:cs="Times New Roman"/>
+          <w:i/>
+          <w:sz w:val="24"/>
+          <w:szCs w:val="24"/>
+          <w:lang w:val="en-US"/>
+        </w:rPr>
+        <w:t>linear</w:t>
+      </w:r>
+      <w:r>
+        <w:rPr>
+          <w:rFonts w:ascii="Times New Roman" w:hAnsi="Times New Roman" w:cs="Times New Roman"/>
+          <w:i/>
+          <w:sz w:val="24"/>
+          <w:szCs w:val="24"/>
+          <w:lang w:val="en-US"/>
+        </w:rPr>
+        <w:t xml:space="preserve">. </w:t>
+      </w:r>
+      <w:r>
+        <w:rPr>
+          <w:rFonts w:ascii="Times New Roman" w:hAnsi="Times New Roman" w:cs="Times New Roman"/>
+          <w:sz w:val="24"/>
+          <w:szCs w:val="24"/>
+          <w:lang w:val="en-US"/>
+        </w:rPr>
+        <w:t xml:space="preserve">SVM </w:t>
+      </w:r>
+      <w:proofErr w:type="spellStart"/>
+      <w:r>
+        <w:rPr>
+          <w:rFonts w:ascii="Times New Roman" w:hAnsi="Times New Roman" w:cs="Times New Roman"/>
+          <w:sz w:val="24"/>
+          <w:szCs w:val="24"/>
+          <w:lang w:val="en-US"/>
+        </w:rPr>
+        <w:t>bekerja</w:t>
+      </w:r>
+      <w:proofErr w:type="spellEnd"/>
+      <w:r>
+        <w:rPr>
+          <w:rFonts w:ascii="Times New Roman" w:hAnsi="Times New Roman" w:cs="Times New Roman"/>
+          <w:sz w:val="24"/>
+          <w:szCs w:val="24"/>
+          <w:lang w:val="en-US"/>
+        </w:rPr>
+        <w:t xml:space="preserve"> </w:t>
+      </w:r>
+      <w:proofErr w:type="spellStart"/>
+      <w:r>
+        <w:rPr>
+          <w:rFonts w:ascii="Times New Roman" w:hAnsi="Times New Roman" w:cs="Times New Roman"/>
+          <w:sz w:val="24"/>
+          <w:szCs w:val="24"/>
+          <w:lang w:val="en-US"/>
+        </w:rPr>
+        <w:t>dengan</w:t>
+      </w:r>
+      <w:proofErr w:type="spellEnd"/>
+      <w:r>
+        <w:rPr>
+          <w:rFonts w:ascii="Times New Roman" w:hAnsi="Times New Roman" w:cs="Times New Roman"/>
+          <w:sz w:val="24"/>
+          <w:szCs w:val="24"/>
+          <w:lang w:val="en-US"/>
+        </w:rPr>
+        <w:t xml:space="preserve"> </w:t>
+      </w:r>
+      <w:proofErr w:type="spellStart"/>
+      <w:r>
+        <w:rPr>
+          <w:rFonts w:ascii="Times New Roman" w:hAnsi="Times New Roman" w:cs="Times New Roman"/>
+          <w:sz w:val="24"/>
+          <w:szCs w:val="24"/>
+          <w:lang w:val="en-US"/>
+        </w:rPr>
+        <w:t>cara</w:t>
+      </w:r>
+      <w:proofErr w:type="spellEnd"/>
+      <w:r>
+        <w:rPr>
+          <w:rFonts w:ascii="Times New Roman" w:hAnsi="Times New Roman" w:cs="Times New Roman"/>
+          <w:sz w:val="24"/>
+          <w:szCs w:val="24"/>
+          <w:lang w:val="en-US"/>
+        </w:rPr>
+        <w:t xml:space="preserve"> </w:t>
+      </w:r>
+      <w:proofErr w:type="spellStart"/>
+      <w:r>
+        <w:rPr>
+          <w:rFonts w:ascii="Times New Roman" w:hAnsi="Times New Roman" w:cs="Times New Roman"/>
+          <w:sz w:val="24"/>
+          <w:szCs w:val="24"/>
+          <w:lang w:val="en-US"/>
+        </w:rPr>
+        <w:t>mencari</w:t>
+      </w:r>
+      <w:proofErr w:type="spellEnd"/>
+      <w:r>
+        <w:rPr>
+          <w:rFonts w:ascii="Times New Roman" w:hAnsi="Times New Roman" w:cs="Times New Roman"/>
+          <w:sz w:val="24"/>
+          <w:szCs w:val="24"/>
+          <w:lang w:val="en-US"/>
+        </w:rPr>
+        <w:t xml:space="preserve"> </w:t>
+      </w:r>
+      <w:proofErr w:type="spellStart"/>
+      <w:r>
+        <w:rPr>
+          <w:rFonts w:ascii="Times New Roman" w:hAnsi="Times New Roman" w:cs="Times New Roman"/>
+          <w:sz w:val="24"/>
+          <w:szCs w:val="24"/>
+          <w:lang w:val="en-US"/>
+        </w:rPr>
+        <w:t>garis</w:t>
+      </w:r>
+      <w:proofErr w:type="spellEnd"/>
+      <w:r>
+        <w:rPr>
+          <w:rFonts w:ascii="Times New Roman" w:hAnsi="Times New Roman" w:cs="Times New Roman"/>
+          <w:sz w:val="24"/>
+          <w:szCs w:val="24"/>
+          <w:lang w:val="en-US"/>
+        </w:rPr>
+        <w:t xml:space="preserve"> </w:t>
+      </w:r>
+      <w:proofErr w:type="spellStart"/>
+      <w:r>
+        <w:rPr>
+          <w:rFonts w:ascii="Times New Roman" w:hAnsi="Times New Roman" w:cs="Times New Roman"/>
+          <w:sz w:val="24"/>
+          <w:szCs w:val="24"/>
+          <w:lang w:val="en-US"/>
+        </w:rPr>
+        <w:t>batas</w:t>
+      </w:r>
+      <w:proofErr w:type="spellEnd"/>
+      <w:r>
+        <w:rPr>
+          <w:rFonts w:ascii="Times New Roman" w:hAnsi="Times New Roman" w:cs="Times New Roman"/>
+          <w:sz w:val="24"/>
+          <w:szCs w:val="24"/>
+          <w:lang w:val="en-US"/>
+        </w:rPr>
+        <w:t xml:space="preserve"> (hyperplane) optimal </w:t>
+      </w:r>
+      <w:proofErr w:type="spellStart"/>
+      <w:r>
+        <w:rPr>
+          <w:rFonts w:ascii="Times New Roman" w:hAnsi="Times New Roman" w:cs="Times New Roman"/>
+          <w:sz w:val="24"/>
+          <w:szCs w:val="24"/>
+          <w:lang w:val="en-US"/>
+        </w:rPr>
+        <w:t>untuk</w:t>
+      </w:r>
+      <w:proofErr w:type="spellEnd"/>
+      <w:r>
+        <w:rPr>
+          <w:rFonts w:ascii="Times New Roman" w:hAnsi="Times New Roman" w:cs="Times New Roman"/>
+          <w:sz w:val="24"/>
+          <w:szCs w:val="24"/>
+          <w:lang w:val="en-US"/>
+        </w:rPr>
+        <w:t xml:space="preserve"> </w:t>
+      </w:r>
+      <w:proofErr w:type="spellStart"/>
+      <w:r>
+        <w:rPr>
+          <w:rFonts w:ascii="Times New Roman" w:hAnsi="Times New Roman" w:cs="Times New Roman"/>
+          <w:sz w:val="24"/>
+          <w:szCs w:val="24"/>
+          <w:lang w:val="en-US"/>
+        </w:rPr>
+        <w:t>memisahkan</w:t>
+      </w:r>
+      <w:proofErr w:type="spellEnd"/>
+      <w:r>
+        <w:rPr>
+          <w:rFonts w:ascii="Times New Roman" w:hAnsi="Times New Roman" w:cs="Times New Roman"/>
+          <w:sz w:val="24"/>
+          <w:szCs w:val="24"/>
+          <w:lang w:val="en-US"/>
+        </w:rPr>
+        <w:t xml:space="preserve"> </w:t>
+      </w:r>
+      <w:proofErr w:type="spellStart"/>
+      <w:r>
+        <w:rPr>
+          <w:rFonts w:ascii="Times New Roman" w:hAnsi="Times New Roman" w:cs="Times New Roman"/>
+          <w:sz w:val="24"/>
+          <w:szCs w:val="24"/>
+          <w:lang w:val="en-US"/>
+        </w:rPr>
+        <w:t>kelas</w:t>
+      </w:r>
+      <w:proofErr w:type="spellEnd"/>
+      <w:r>
+        <w:rPr>
+          <w:rFonts w:ascii="Times New Roman" w:hAnsi="Times New Roman" w:cs="Times New Roman"/>
+          <w:sz w:val="24"/>
+          <w:szCs w:val="24"/>
+          <w:lang w:val="en-US"/>
+        </w:rPr>
+        <w:t xml:space="preserve"> </w:t>
+      </w:r>
+      <w:proofErr w:type="spellStart"/>
+      <w:r>
+        <w:rPr>
+          <w:rFonts w:ascii="Times New Roman" w:hAnsi="Times New Roman" w:cs="Times New Roman"/>
+          <w:sz w:val="24"/>
+          <w:szCs w:val="24"/>
+          <w:lang w:val="en-US"/>
+        </w:rPr>
+        <w:t>citra</w:t>
+      </w:r>
+      <w:proofErr w:type="spellEnd"/>
+      <w:r>
+        <w:rPr>
+          <w:rFonts w:ascii="Times New Roman" w:hAnsi="Times New Roman" w:cs="Times New Roman"/>
+          <w:sz w:val="24"/>
+          <w:szCs w:val="24"/>
+          <w:lang w:val="en-US"/>
+        </w:rPr>
+        <w:t xml:space="preserve">, yang </w:t>
+      </w:r>
+      <w:proofErr w:type="spellStart"/>
+      <w:r>
+        <w:rPr>
+          <w:rFonts w:ascii="Times New Roman" w:hAnsi="Times New Roman" w:cs="Times New Roman"/>
+          <w:sz w:val="24"/>
+          <w:szCs w:val="24"/>
+          <w:lang w:val="en-US"/>
+        </w:rPr>
+        <w:t>dirumuskan</w:t>
+      </w:r>
+      <w:proofErr w:type="spellEnd"/>
+      <w:r>
+        <w:rPr>
+          <w:rFonts w:ascii="Times New Roman" w:hAnsi="Times New Roman" w:cs="Times New Roman"/>
+          <w:sz w:val="24"/>
+          <w:szCs w:val="24"/>
+          <w:lang w:val="en-US"/>
+        </w:rPr>
+        <w:t xml:space="preserve"> </w:t>
+      </w:r>
+      <w:proofErr w:type="spellStart"/>
+      <w:r>
+        <w:rPr>
+          <w:rFonts w:ascii="Times New Roman" w:hAnsi="Times New Roman" w:cs="Times New Roman"/>
+          <w:sz w:val="24"/>
+          <w:szCs w:val="24"/>
+          <w:lang w:val="en-US"/>
+        </w:rPr>
+        <w:t>secara</w:t>
+      </w:r>
+      <w:proofErr w:type="spellEnd"/>
+      <w:r>
+        <w:rPr>
+          <w:rFonts w:ascii="Times New Roman" w:hAnsi="Times New Roman" w:cs="Times New Roman"/>
+          <w:sz w:val="24"/>
+          <w:szCs w:val="24"/>
+          <w:lang w:val="en-US"/>
+        </w:rPr>
+        <w:t xml:space="preserve"> </w:t>
+      </w:r>
+      <w:proofErr w:type="spellStart"/>
+      <w:r>
+        <w:rPr>
+          <w:rFonts w:ascii="Times New Roman" w:hAnsi="Times New Roman" w:cs="Times New Roman"/>
+          <w:sz w:val="24"/>
+          <w:szCs w:val="24"/>
+          <w:lang w:val="en-US"/>
+        </w:rPr>
+        <w:t>matematis</w:t>
+      </w:r>
+      <w:proofErr w:type="spellEnd"/>
+      <w:r>
+        <w:rPr>
+          <w:rFonts w:ascii="Times New Roman" w:hAnsi="Times New Roman" w:cs="Times New Roman"/>
+          <w:sz w:val="24"/>
+          <w:szCs w:val="24"/>
+          <w:lang w:val="en-US"/>
+        </w:rPr>
+        <w:t xml:space="preserve"> </w:t>
+      </w:r>
+      <w:proofErr w:type="spellStart"/>
+      <w:proofErr w:type="gramStart"/>
+      <w:r>
+        <w:rPr>
+          <w:rFonts w:ascii="Times New Roman" w:hAnsi="Times New Roman" w:cs="Times New Roman"/>
+          <w:sz w:val="24"/>
+          <w:szCs w:val="24"/>
+          <w:lang w:val="en-US"/>
+        </w:rPr>
+        <w:t>sebagai</w:t>
+      </w:r>
+      <w:proofErr w:type="spellEnd"/>
+      <w:r>
+        <w:rPr>
+          <w:rFonts w:ascii="Times New Roman" w:hAnsi="Times New Roman" w:cs="Times New Roman"/>
+          <w:sz w:val="24"/>
+          <w:szCs w:val="24"/>
+          <w:lang w:val="en-US"/>
+        </w:rPr>
+        <w:t xml:space="preserve"> :</w:t>
+      </w:r>
+      <w:proofErr w:type="gramEnd"/>
+      <w:r>
+        <w:rPr>
+          <w:rFonts w:ascii="Times New Roman" w:hAnsi="Times New Roman" w:cs="Times New Roman"/>
+          <w:sz w:val="24"/>
+          <w:szCs w:val="24"/>
+          <w:lang w:val="en-US"/>
+        </w:rPr>
+        <w:t xml:space="preserve"> </w:t>
+      </w:r>
+    </w:p>
+    <w:p>
+      <w:pPr>
+        <w:spacing w:line="360" w:lineRule="auto"/>
+        <w:rPr>
+          <w:rFonts w:ascii="Times New Roman" w:hAnsi="Times New Roman" w:cs="Times New Roman"/>
+          <w:sz w:val="24"/>
+          <w:szCs w:val="24"/>
+          <w:lang w:val="en-US"/>
+        </w:rPr>
+      </w:pPr>
+      <m:oMathPara>
+        <m:oMath>
+          <m:r>
+            <w:rPr>
+              <w:rFonts w:ascii="Cambria Math" w:hAnsi="Cambria Math" w:cs="Times New Roman"/>
+              <w:sz w:val="24"/>
+              <w:szCs w:val="24"/>
+              <w:lang w:val="en-US"/>
+            </w:rPr>
+            <m:t>f</m:t>
+          </m:r>
+          <m:d>
+            <m:dPr>
+              <m:ctrlPr>
+                <w:rPr>
+                  <w:rFonts w:ascii="Cambria Math" w:hAnsi="Cambria Math" w:cs="Times New Roman"/>
+                  <w:i/>
+                  <w:sz w:val="24"/>
+                  <w:szCs w:val="24"/>
+                  <w:lang w:val="en-US"/>
+                </w:rPr>
+              </m:ctrlPr>
+            </m:dPr>
+            <m:e>
+              <m:r>
+                <w:rPr>
+                  <w:rFonts w:ascii="Cambria Math" w:hAnsi="Cambria Math" w:cs="Times New Roman"/>
+                  <w:sz w:val="24"/>
+                  <w:szCs w:val="24"/>
+                  <w:lang w:val="en-US"/>
+                </w:rPr>
+                <m:t>x</m:t>
+              </m:r>
+            </m:e>
+          </m:d>
+          <m:r>
+            <w:rPr>
+              <w:rFonts w:ascii="Cambria Math" w:hAnsi="Cambria Math" w:cs="Times New Roman"/>
+              <w:sz w:val="24"/>
+              <w:szCs w:val="24"/>
+              <w:lang w:val="en-US"/>
+            </w:rPr>
+            <m:t xml:space="preserve">= </m:t>
+          </m:r>
+          <m:sSup>
+            <m:sSupPr>
+              <m:ctrlPr>
+                <w:rPr>
+                  <w:rFonts w:ascii="Cambria Math" w:hAnsi="Cambria Math" w:cs="Times New Roman"/>
+                  <w:i/>
+                  <w:sz w:val="24"/>
+                  <w:szCs w:val="24"/>
+                  <w:lang w:val="en-US"/>
+                </w:rPr>
+              </m:ctrlPr>
+            </m:sSupPr>
+            <m:e>
+              <m:r>
+                <w:rPr>
+                  <w:rFonts w:ascii="Cambria Math" w:hAnsi="Cambria Math" w:cs="Times New Roman"/>
+                  <w:sz w:val="24"/>
+                  <w:szCs w:val="24"/>
+                  <w:lang w:val="en-US"/>
+                </w:rPr>
+                <m:t>w</m:t>
+              </m:r>
+            </m:e>
+            <m:sup>
+              <m:r>
+                <w:rPr>
+                  <w:rFonts w:ascii="Cambria Math" w:hAnsi="Cambria Math" w:cs="Times New Roman"/>
+                  <w:sz w:val="24"/>
+                  <w:szCs w:val="24"/>
+                  <w:lang w:val="en-US"/>
+                </w:rPr>
+                <m:t>T</m:t>
+              </m:r>
+            </m:sup>
+          </m:sSup>
+          <m:r>
+            <w:rPr>
+              <w:rFonts w:ascii="Cambria Math" w:hAnsi="Cambria Math" w:cs="Times New Roman"/>
+              <w:sz w:val="24"/>
+              <w:szCs w:val="24"/>
+              <w:lang w:val="en-US"/>
+            </w:rPr>
+            <m:t>x+b</m:t>
+          </m:r>
+        </m:oMath>
+      </m:oMathPara>
+    </w:p>
+    <w:p>
+      <w:pPr>
+        <w:spacing w:line="360" w:lineRule="auto"/>
+        <w:ind w:left="993"/>
+        <w:jc w:val="both"/>
+        <w:rPr>
+          <w:rFonts w:ascii="Times New Roman" w:hAnsi="Times New Roman" w:cs="Times New Roman"/>
+          <w:sz w:val="24"/>
+          <w:szCs w:val="24"/>
+          <w:lang w:val="en-US"/>
+        </w:rPr>
+      </w:pPr>
+      <w:proofErr w:type="spellStart"/>
+      <w:r>
+        <w:rPr>
+          <w:rFonts w:ascii="Times New Roman" w:hAnsi="Times New Roman" w:cs="Times New Roman"/>
+          <w:sz w:val="24"/>
+          <w:szCs w:val="24"/>
+          <w:lang w:val="en-US"/>
+        </w:rPr>
+        <w:t>Dimana</w:t>
+      </w:r>
+      <w:proofErr w:type="spellEnd"/>
+      <w:r>
+        <w:rPr>
+          <w:rFonts w:ascii="Times New Roman" w:hAnsi="Times New Roman" w:cs="Times New Roman"/>
+          <w:sz w:val="24"/>
+          <w:szCs w:val="24"/>
+          <w:lang w:val="en-US"/>
+        </w:rPr>
+        <w:t xml:space="preserve"> w </w:t>
+      </w:r>
+      <w:proofErr w:type="spellStart"/>
+      <w:r>
+        <w:rPr>
+          <w:rFonts w:ascii="Times New Roman" w:hAnsi="Times New Roman" w:cs="Times New Roman"/>
+          <w:sz w:val="24"/>
+          <w:szCs w:val="24"/>
+          <w:lang w:val="en-US"/>
+        </w:rPr>
+        <w:t>merupakan</w:t>
+      </w:r>
+      <w:proofErr w:type="spellEnd"/>
+      <w:r>
+        <w:rPr>
+          <w:rFonts w:ascii="Times New Roman" w:hAnsi="Times New Roman" w:cs="Times New Roman"/>
+          <w:sz w:val="24"/>
+          <w:szCs w:val="24"/>
+          <w:lang w:val="en-US"/>
+        </w:rPr>
+        <w:t xml:space="preserve"> vector </w:t>
+      </w:r>
+      <w:proofErr w:type="spellStart"/>
+      <w:r>
+        <w:rPr>
+          <w:rFonts w:ascii="Times New Roman" w:hAnsi="Times New Roman" w:cs="Times New Roman"/>
+          <w:sz w:val="24"/>
+          <w:szCs w:val="24"/>
+          <w:lang w:val="en-US"/>
+        </w:rPr>
+        <w:t>bobot</w:t>
+      </w:r>
+      <w:proofErr w:type="spellEnd"/>
+      <w:r>
+        <w:rPr>
+          <w:rFonts w:ascii="Times New Roman" w:hAnsi="Times New Roman" w:cs="Times New Roman"/>
+          <w:sz w:val="24"/>
+          <w:szCs w:val="24"/>
+          <w:lang w:val="en-US"/>
+        </w:rPr>
+        <w:t xml:space="preserve"> </w:t>
+      </w:r>
+      <w:proofErr w:type="spellStart"/>
+      <w:r>
+        <w:rPr>
+          <w:rFonts w:ascii="Times New Roman" w:hAnsi="Times New Roman" w:cs="Times New Roman"/>
+          <w:sz w:val="24"/>
+          <w:szCs w:val="24"/>
+          <w:lang w:val="en-US"/>
+        </w:rPr>
+        <w:t>dan</w:t>
+      </w:r>
+      <w:proofErr w:type="spellEnd"/>
+      <w:r>
+        <w:rPr>
+          <w:rFonts w:ascii="Times New Roman" w:hAnsi="Times New Roman" w:cs="Times New Roman"/>
+          <w:sz w:val="24"/>
+          <w:szCs w:val="24"/>
+          <w:lang w:val="en-US"/>
+        </w:rPr>
+        <w:t xml:space="preserve"> b </w:t>
+      </w:r>
+      <w:proofErr w:type="spellStart"/>
+      <w:r>
+        <w:rPr>
+          <w:rFonts w:ascii="Times New Roman" w:hAnsi="Times New Roman" w:cs="Times New Roman"/>
+          <w:sz w:val="24"/>
+          <w:szCs w:val="24"/>
+          <w:lang w:val="en-US"/>
+        </w:rPr>
+        <w:t>adalah</w:t>
+      </w:r>
+      <w:proofErr w:type="spellEnd"/>
+      <w:r>
+        <w:rPr>
+          <w:rFonts w:ascii="Times New Roman" w:hAnsi="Times New Roman" w:cs="Times New Roman"/>
+          <w:sz w:val="24"/>
+          <w:szCs w:val="24"/>
+          <w:lang w:val="en-US"/>
+        </w:rPr>
+        <w:t xml:space="preserve"> </w:t>
+      </w:r>
+      <w:proofErr w:type="spellStart"/>
+      <w:r>
+        <w:rPr>
+          <w:rFonts w:ascii="Times New Roman" w:hAnsi="Times New Roman" w:cs="Times New Roman"/>
+          <w:sz w:val="24"/>
+          <w:szCs w:val="24"/>
+          <w:lang w:val="en-US"/>
+        </w:rPr>
+        <w:t>nilai</w:t>
+      </w:r>
+      <w:proofErr w:type="spellEnd"/>
+      <w:r>
+        <w:rPr>
+          <w:rFonts w:ascii="Times New Roman" w:hAnsi="Times New Roman" w:cs="Times New Roman"/>
+          <w:sz w:val="24"/>
+          <w:szCs w:val="24"/>
+          <w:lang w:val="en-US"/>
+        </w:rPr>
+        <w:t xml:space="preserve"> bias. SVM </w:t>
+      </w:r>
+      <w:proofErr w:type="spellStart"/>
+      <w:r>
+        <w:rPr>
+          <w:rFonts w:ascii="Times New Roman" w:hAnsi="Times New Roman" w:cs="Times New Roman"/>
+          <w:sz w:val="24"/>
+          <w:szCs w:val="24"/>
+          <w:lang w:val="en-US"/>
+        </w:rPr>
+        <w:t>diketahui</w:t>
+      </w:r>
+      <w:proofErr w:type="spellEnd"/>
+      <w:r>
+        <w:rPr>
+          <w:rFonts w:ascii="Times New Roman" w:hAnsi="Times New Roman" w:cs="Times New Roman"/>
+          <w:sz w:val="24"/>
+          <w:szCs w:val="24"/>
+          <w:lang w:val="en-US"/>
+        </w:rPr>
+        <w:t xml:space="preserve"> </w:t>
+      </w:r>
+      <w:proofErr w:type="spellStart"/>
+      <w:r>
+        <w:rPr>
+          <w:rFonts w:ascii="Times New Roman" w:hAnsi="Times New Roman" w:cs="Times New Roman"/>
+          <w:sz w:val="24"/>
+          <w:szCs w:val="24"/>
+          <w:lang w:val="en-US"/>
+        </w:rPr>
+        <w:t>memiliki</w:t>
+      </w:r>
+      <w:proofErr w:type="spellEnd"/>
+      <w:r>
+        <w:rPr>
+          <w:rFonts w:ascii="Times New Roman" w:hAnsi="Times New Roman" w:cs="Times New Roman"/>
+          <w:sz w:val="24"/>
+          <w:szCs w:val="24"/>
+          <w:lang w:val="en-US"/>
+        </w:rPr>
+        <w:t xml:space="preserve"> </w:t>
+      </w:r>
+      <w:proofErr w:type="spellStart"/>
+      <w:r>
+        <w:rPr>
+          <w:rFonts w:ascii="Times New Roman" w:hAnsi="Times New Roman" w:cs="Times New Roman"/>
+          <w:sz w:val="24"/>
+          <w:szCs w:val="24"/>
+          <w:lang w:val="en-US"/>
+        </w:rPr>
+        <w:t>efisiensi</w:t>
+      </w:r>
+      <w:proofErr w:type="spellEnd"/>
+      <w:r>
+        <w:rPr>
+          <w:rFonts w:ascii="Times New Roman" w:hAnsi="Times New Roman" w:cs="Times New Roman"/>
+          <w:sz w:val="24"/>
+          <w:szCs w:val="24"/>
+          <w:lang w:val="en-US"/>
+        </w:rPr>
+        <w:t xml:space="preserve"> </w:t>
+      </w:r>
+      <w:proofErr w:type="spellStart"/>
+      <w:r>
+        <w:rPr>
+          <w:rFonts w:ascii="Times New Roman" w:hAnsi="Times New Roman" w:cs="Times New Roman"/>
+          <w:sz w:val="24"/>
+          <w:szCs w:val="24"/>
+          <w:lang w:val="en-US"/>
+        </w:rPr>
+        <w:t>komputasi</w:t>
+      </w:r>
+      <w:proofErr w:type="spellEnd"/>
+      <w:r>
+        <w:rPr>
+          <w:rFonts w:ascii="Times New Roman" w:hAnsi="Times New Roman" w:cs="Times New Roman"/>
+          <w:sz w:val="24"/>
+          <w:szCs w:val="24"/>
+          <w:lang w:val="en-US"/>
+        </w:rPr>
+        <w:t xml:space="preserve"> </w:t>
+      </w:r>
+      <w:proofErr w:type="spellStart"/>
+      <w:r>
+        <w:rPr>
+          <w:rFonts w:ascii="Times New Roman" w:hAnsi="Times New Roman" w:cs="Times New Roman"/>
+          <w:sz w:val="24"/>
+          <w:szCs w:val="24"/>
+          <w:lang w:val="en-US"/>
+        </w:rPr>
+        <w:t>tinggi</w:t>
+      </w:r>
+      <w:proofErr w:type="spellEnd"/>
+      <w:r>
+        <w:rPr>
+          <w:rFonts w:ascii="Times New Roman" w:hAnsi="Times New Roman" w:cs="Times New Roman"/>
+          <w:sz w:val="24"/>
+          <w:szCs w:val="24"/>
+          <w:lang w:val="en-US"/>
+        </w:rPr>
+        <w:t xml:space="preserve"> </w:t>
+      </w:r>
+      <w:proofErr w:type="spellStart"/>
+      <w:r>
+        <w:rPr>
+          <w:rFonts w:ascii="Times New Roman" w:hAnsi="Times New Roman" w:cs="Times New Roman"/>
+          <w:sz w:val="24"/>
+          <w:szCs w:val="24"/>
+          <w:lang w:val="en-US"/>
+        </w:rPr>
+        <w:t>pada</w:t>
+      </w:r>
+      <w:proofErr w:type="spellEnd"/>
+      <w:r>
+        <w:rPr>
+          <w:rFonts w:ascii="Times New Roman" w:hAnsi="Times New Roman" w:cs="Times New Roman"/>
+          <w:sz w:val="24"/>
+          <w:szCs w:val="24"/>
+          <w:lang w:val="en-US"/>
+        </w:rPr>
+        <w:t xml:space="preserve"> set data </w:t>
+      </w:r>
+      <w:proofErr w:type="spellStart"/>
+      <w:r>
+        <w:rPr>
+          <w:rFonts w:ascii="Times New Roman" w:hAnsi="Times New Roman" w:cs="Times New Roman"/>
+          <w:sz w:val="24"/>
+          <w:szCs w:val="24"/>
+          <w:lang w:val="en-US"/>
+        </w:rPr>
+        <w:t>dengan</w:t>
+      </w:r>
+      <w:proofErr w:type="spellEnd"/>
+      <w:r>
+        <w:rPr>
+          <w:rFonts w:ascii="Times New Roman" w:hAnsi="Times New Roman" w:cs="Times New Roman"/>
+          <w:sz w:val="24"/>
+          <w:szCs w:val="24"/>
+          <w:lang w:val="en-US"/>
+        </w:rPr>
+        <w:t xml:space="preserve"> </w:t>
+      </w:r>
+      <w:proofErr w:type="spellStart"/>
+      <w:r>
+        <w:rPr>
+          <w:rFonts w:ascii="Times New Roman" w:hAnsi="Times New Roman" w:cs="Times New Roman"/>
+          <w:sz w:val="24"/>
+          <w:szCs w:val="24"/>
+          <w:lang w:val="en-US"/>
+        </w:rPr>
+        <w:t>ekstraksi</w:t>
+      </w:r>
+      <w:proofErr w:type="spellEnd"/>
+      <w:r>
+        <w:rPr>
+          <w:rFonts w:ascii="Times New Roman" w:hAnsi="Times New Roman" w:cs="Times New Roman"/>
+          <w:sz w:val="24"/>
+          <w:szCs w:val="24"/>
+          <w:lang w:val="en-US"/>
+        </w:rPr>
+        <w:t xml:space="preserve"> </w:t>
+      </w:r>
+      <w:proofErr w:type="spellStart"/>
+      <w:r>
+        <w:rPr>
+          <w:rFonts w:ascii="Times New Roman" w:hAnsi="Times New Roman" w:cs="Times New Roman"/>
+          <w:sz w:val="24"/>
+          <w:szCs w:val="24"/>
+          <w:lang w:val="en-US"/>
+        </w:rPr>
+        <w:t>fitur</w:t>
+      </w:r>
+      <w:proofErr w:type="spellEnd"/>
+      <w:r>
+        <w:rPr>
+          <w:rFonts w:ascii="Times New Roman" w:hAnsi="Times New Roman" w:cs="Times New Roman"/>
+          <w:sz w:val="24"/>
+          <w:szCs w:val="24"/>
+          <w:lang w:val="en-US"/>
+        </w:rPr>
+        <w:t xml:space="preserve"> HOG.</w:t>
+      </w:r>
+    </w:p>
+    <w:p>
+      <w:pPr>
+        <w:spacing w:line="360" w:lineRule="auto"/>
+        <w:ind w:left="993"/>
+        <w:jc w:val="both"/>
+        <w:rPr>
+          <w:rFonts w:ascii="Times New Roman" w:hAnsi="Times New Roman" w:cs="Times New Roman"/>
+          <w:sz w:val="24"/>
+          <w:szCs w:val="24"/>
+          <w:lang w:val="en-US"/>
+        </w:rPr>
+      </w:pPr>
+    </w:p>
+    <w:p>
+      <w:pPr>
+        <w:pStyle w:val="ListParagraph"/>
+        <w:numPr>
+          <w:ilvl w:val="0"/>
+          <w:numId w:val="5"/>
+        </w:numPr>
+        <w:spacing w:line="360" w:lineRule="auto"/>
+        <w:ind w:left="993"/>
+        <w:rPr>
+          <w:rFonts w:ascii="Times New Roman" w:hAnsi="Times New Roman" w:cs="Times New Roman"/>
+          <w:b/>
+          <w:sz w:val="24"/>
+          <w:szCs w:val="24"/>
+          <w:lang w:val="en-US"/>
+        </w:rPr>
+      </w:pPr>
+      <w:proofErr w:type="spellStart"/>
+      <w:r>
+        <w:rPr>
+          <w:rFonts w:ascii="Times New Roman" w:hAnsi="Times New Roman" w:cs="Times New Roman"/>
+          <w:b/>
+          <w:sz w:val="24"/>
+          <w:szCs w:val="24"/>
+          <w:lang w:val="en-US"/>
+        </w:rPr>
+        <w:t>Arsitektur</w:t>
+      </w:r>
+      <w:proofErr w:type="spellEnd"/>
+      <w:r>
+        <w:rPr>
+          <w:rFonts w:ascii="Times New Roman" w:hAnsi="Times New Roman" w:cs="Times New Roman"/>
+          <w:b/>
+          <w:sz w:val="24"/>
+          <w:szCs w:val="24"/>
+          <w:lang w:val="en-US"/>
+        </w:rPr>
+        <w:t xml:space="preserve"> </w:t>
+      </w:r>
+      <w:proofErr w:type="spellStart"/>
+      <w:r>
+        <w:rPr>
+          <w:rFonts w:ascii="Times New Roman" w:hAnsi="Times New Roman" w:cs="Times New Roman"/>
+          <w:b/>
+          <w:sz w:val="24"/>
+          <w:szCs w:val="24"/>
+          <w:lang w:val="en-US"/>
+        </w:rPr>
+        <w:t>Metode</w:t>
+      </w:r>
+      <w:proofErr w:type="spellEnd"/>
+      <w:r>
+        <w:rPr>
+          <w:rFonts w:ascii="Times New Roman" w:hAnsi="Times New Roman" w:cs="Times New Roman"/>
+          <w:b/>
+          <w:sz w:val="24"/>
+          <w:szCs w:val="24"/>
+          <w:lang w:val="en-US"/>
+        </w:rPr>
+        <w:t xml:space="preserve"> Modern</w:t>
+      </w:r>
+    </w:p>
+    <w:p>
+      <w:pPr>
+        <w:pStyle w:val="ListParagraph"/>
+        <w:spacing w:line="360" w:lineRule="auto"/>
+        <w:ind w:left="993"/>
+        <w:jc w:val="both"/>
+        <w:rPr>
+          <w:rFonts w:ascii="Times New Roman" w:hAnsi="Times New Roman" w:cs="Times New Roman"/>
+          <w:sz w:val="24"/>
+          <w:szCs w:val="24"/>
+          <w:lang w:val="en-US"/>
+        </w:rPr>
+      </w:pPr>
+      <w:r>
+        <w:rPr>
+          <w:rFonts w:ascii="Times New Roman" w:hAnsi="Times New Roman" w:cs="Times New Roman"/>
+          <w:sz w:val="24"/>
+          <w:szCs w:val="24"/>
+          <w:lang w:val="en-US"/>
+        </w:rPr>
+        <w:t xml:space="preserve">Model CNN </w:t>
+      </w:r>
+      <w:proofErr w:type="spellStart"/>
+      <w:r>
+        <w:rPr>
+          <w:rFonts w:ascii="Times New Roman" w:hAnsi="Times New Roman" w:cs="Times New Roman"/>
+          <w:sz w:val="24"/>
+          <w:szCs w:val="24"/>
+          <w:lang w:val="en-US"/>
+        </w:rPr>
+        <w:t>dibangun</w:t>
+      </w:r>
+      <w:proofErr w:type="spellEnd"/>
+      <w:r>
+        <w:rPr>
+          <w:rFonts w:ascii="Times New Roman" w:hAnsi="Times New Roman" w:cs="Times New Roman"/>
+          <w:sz w:val="24"/>
+          <w:szCs w:val="24"/>
+          <w:lang w:val="en-US"/>
+        </w:rPr>
+        <w:t xml:space="preserve"> </w:t>
+      </w:r>
+      <w:proofErr w:type="spellStart"/>
+      <w:r>
+        <w:rPr>
+          <w:rFonts w:ascii="Times New Roman" w:hAnsi="Times New Roman" w:cs="Times New Roman"/>
+          <w:sz w:val="24"/>
+          <w:szCs w:val="24"/>
+          <w:lang w:val="en-US"/>
+        </w:rPr>
+        <w:t>berlapis</w:t>
+      </w:r>
+      <w:proofErr w:type="spellEnd"/>
+      <w:r>
+        <w:rPr>
+          <w:rFonts w:ascii="Times New Roman" w:hAnsi="Times New Roman" w:cs="Times New Roman"/>
+          <w:sz w:val="24"/>
+          <w:szCs w:val="24"/>
+          <w:lang w:val="en-US"/>
+        </w:rPr>
+        <w:t xml:space="preserve"> (</w:t>
+      </w:r>
+      <w:r>
+        <w:rPr>
+          <w:rFonts w:ascii="Times New Roman" w:hAnsi="Times New Roman" w:cs="Times New Roman"/>
+          <w:i/>
+          <w:sz w:val="24"/>
+          <w:szCs w:val="24"/>
+          <w:lang w:val="en-US"/>
+        </w:rPr>
+        <w:t>Sequential</w:t>
+      </w:r>
+      <w:r>
+        <w:rPr>
+          <w:rFonts w:ascii="Times New Roman" w:hAnsi="Times New Roman" w:cs="Times New Roman"/>
+          <w:sz w:val="24"/>
+          <w:szCs w:val="24"/>
+          <w:lang w:val="en-US"/>
+        </w:rPr>
+        <w:t xml:space="preserve">) </w:t>
+      </w:r>
+      <w:proofErr w:type="spellStart"/>
+      <w:r>
+        <w:rPr>
+          <w:rFonts w:ascii="Times New Roman" w:hAnsi="Times New Roman" w:cs="Times New Roman"/>
+          <w:sz w:val="24"/>
+          <w:szCs w:val="24"/>
+          <w:lang w:val="en-US"/>
+        </w:rPr>
+        <w:t>memanfaatkan</w:t>
+      </w:r>
+      <w:proofErr w:type="spellEnd"/>
+      <w:r>
+        <w:rPr>
+          <w:rFonts w:ascii="Times New Roman" w:hAnsi="Times New Roman" w:cs="Times New Roman"/>
+          <w:sz w:val="24"/>
+          <w:szCs w:val="24"/>
+          <w:lang w:val="en-US"/>
+        </w:rPr>
+        <w:t xml:space="preserve"> framework </w:t>
+      </w:r>
+      <w:proofErr w:type="spellStart"/>
+      <w:r>
+        <w:rPr>
+          <w:rFonts w:ascii="Times New Roman" w:hAnsi="Times New Roman" w:cs="Times New Roman"/>
+          <w:sz w:val="24"/>
+          <w:szCs w:val="24"/>
+          <w:lang w:val="en-US"/>
+        </w:rPr>
+        <w:t>Pytorch</w:t>
+      </w:r>
+      <w:proofErr w:type="spellEnd"/>
+      <w:r>
+        <w:rPr>
+          <w:rFonts w:ascii="Times New Roman" w:hAnsi="Times New Roman" w:cs="Times New Roman"/>
+          <w:sz w:val="24"/>
+          <w:szCs w:val="24"/>
+          <w:lang w:val="en-US"/>
+        </w:rPr>
+        <w:t xml:space="preserve">. </w:t>
+      </w:r>
+      <w:proofErr w:type="spellStart"/>
+      <w:r>
+        <w:rPr>
+          <w:rFonts w:ascii="Times New Roman" w:hAnsi="Times New Roman" w:cs="Times New Roman"/>
+          <w:sz w:val="24"/>
+          <w:szCs w:val="24"/>
+          <w:lang w:val="en-US"/>
+        </w:rPr>
+        <w:t>Arsitektur</w:t>
+      </w:r>
+      <w:proofErr w:type="spellEnd"/>
+      <w:r>
+        <w:rPr>
+          <w:rFonts w:ascii="Times New Roman" w:hAnsi="Times New Roman" w:cs="Times New Roman"/>
+          <w:sz w:val="24"/>
+          <w:szCs w:val="24"/>
+          <w:lang w:val="en-US"/>
+        </w:rPr>
+        <w:t xml:space="preserve"> </w:t>
+      </w:r>
+      <w:proofErr w:type="spellStart"/>
+      <w:r>
+        <w:rPr>
+          <w:rFonts w:ascii="Times New Roman" w:hAnsi="Times New Roman" w:cs="Times New Roman"/>
+          <w:sz w:val="24"/>
+          <w:szCs w:val="24"/>
+          <w:lang w:val="en-US"/>
+        </w:rPr>
+        <w:t>terdiri</w:t>
+      </w:r>
+      <w:proofErr w:type="spellEnd"/>
+      <w:r>
+        <w:rPr>
+          <w:rFonts w:ascii="Times New Roman" w:hAnsi="Times New Roman" w:cs="Times New Roman"/>
+          <w:sz w:val="24"/>
+          <w:szCs w:val="24"/>
+          <w:lang w:val="en-US"/>
+        </w:rPr>
+        <w:t xml:space="preserve"> </w:t>
+      </w:r>
+      <w:proofErr w:type="spellStart"/>
+      <w:proofErr w:type="gramStart"/>
+      <w:r>
+        <w:rPr>
+          <w:rFonts w:ascii="Times New Roman" w:hAnsi="Times New Roman" w:cs="Times New Roman"/>
+          <w:sz w:val="24"/>
+          <w:szCs w:val="24"/>
+          <w:lang w:val="en-US"/>
+        </w:rPr>
+        <w:t>dari</w:t>
+      </w:r>
+      <w:proofErr w:type="spellEnd"/>
+      <w:r>
+        <w:rPr>
+          <w:rFonts w:ascii="Times New Roman" w:hAnsi="Times New Roman" w:cs="Times New Roman"/>
+          <w:sz w:val="24"/>
+          <w:szCs w:val="24"/>
+          <w:lang w:val="en-US"/>
+        </w:rPr>
+        <w:t xml:space="preserve"> :</w:t>
+      </w:r>
+      <w:proofErr w:type="gramEnd"/>
+      <w:r>
+        <w:rPr>
+          <w:rFonts w:ascii="Times New Roman" w:hAnsi="Times New Roman" w:cs="Times New Roman"/>
+          <w:sz w:val="24"/>
+          <w:szCs w:val="24"/>
+          <w:lang w:val="en-US"/>
+        </w:rPr>
+        <w:t xml:space="preserve"> </w:t>
+      </w:r>
+    </w:p>
+    <w:p>
+      <w:pPr>
+        <w:pStyle w:val="ListParagraph"/>
+        <w:numPr>
+          <w:ilvl w:val="0"/>
+          <w:numId w:val="7"/>
+        </w:numPr>
+        <w:spacing w:line="360" w:lineRule="auto"/>
+        <w:jc w:val="both"/>
+        <w:rPr>
+          <w:rFonts w:ascii="Times New Roman" w:hAnsi="Times New Roman" w:cs="Times New Roman"/>
+          <w:sz w:val="24"/>
+          <w:szCs w:val="24"/>
+          <w:lang w:val="en-US"/>
+        </w:rPr>
+      </w:pPr>
+      <w:proofErr w:type="spellStart"/>
+      <w:r>
+        <w:rPr>
+          <w:rFonts w:ascii="Times New Roman" w:hAnsi="Times New Roman" w:cs="Times New Roman"/>
+          <w:sz w:val="24"/>
+          <w:szCs w:val="24"/>
+          <w:lang w:val="en-US"/>
+        </w:rPr>
+        <w:t>Dua</w:t>
+      </w:r>
+      <w:proofErr w:type="spellEnd"/>
+      <w:r>
+        <w:rPr>
+          <w:rFonts w:ascii="Times New Roman" w:hAnsi="Times New Roman" w:cs="Times New Roman"/>
+          <w:sz w:val="24"/>
+          <w:szCs w:val="24"/>
+          <w:lang w:val="en-US"/>
+        </w:rPr>
+        <w:t xml:space="preserve"> </w:t>
+      </w:r>
+      <w:proofErr w:type="spellStart"/>
+      <w:r>
+        <w:rPr>
+          <w:rFonts w:ascii="Times New Roman" w:hAnsi="Times New Roman" w:cs="Times New Roman"/>
+          <w:sz w:val="24"/>
+          <w:szCs w:val="24"/>
+          <w:lang w:val="en-US"/>
+        </w:rPr>
+        <w:t>buah</w:t>
+      </w:r>
+      <w:proofErr w:type="spellEnd"/>
+      <w:r>
+        <w:rPr>
+          <w:rFonts w:ascii="Times New Roman" w:hAnsi="Times New Roman" w:cs="Times New Roman"/>
+          <w:sz w:val="24"/>
+          <w:szCs w:val="24"/>
+          <w:lang w:val="en-US"/>
+        </w:rPr>
+        <w:t xml:space="preserve"> </w:t>
+      </w:r>
+      <w:proofErr w:type="spellStart"/>
+      <w:r>
+        <w:rPr>
+          <w:rFonts w:ascii="Times New Roman" w:hAnsi="Times New Roman" w:cs="Times New Roman"/>
+          <w:sz w:val="24"/>
+          <w:szCs w:val="24"/>
+          <w:lang w:val="en-US"/>
+        </w:rPr>
+        <w:t>lapisan</w:t>
+      </w:r>
+      <w:proofErr w:type="spellEnd"/>
+      <w:r>
+        <w:rPr>
+          <w:rFonts w:ascii="Times New Roman" w:hAnsi="Times New Roman" w:cs="Times New Roman"/>
+          <w:sz w:val="24"/>
+          <w:szCs w:val="24"/>
+          <w:lang w:val="en-US"/>
+        </w:rPr>
+        <w:t xml:space="preserve"> Conv2d (</w:t>
+      </w:r>
+      <w:proofErr w:type="spellStart"/>
+      <w:r>
+        <w:rPr>
+          <w:rFonts w:ascii="Times New Roman" w:hAnsi="Times New Roman" w:cs="Times New Roman"/>
+          <w:sz w:val="24"/>
+          <w:szCs w:val="24"/>
+          <w:lang w:val="en-US"/>
+        </w:rPr>
+        <w:t>dengan</w:t>
+      </w:r>
+      <w:proofErr w:type="spellEnd"/>
+      <w:r>
+        <w:rPr>
+          <w:rFonts w:ascii="Times New Roman" w:hAnsi="Times New Roman" w:cs="Times New Roman"/>
+          <w:sz w:val="24"/>
+          <w:szCs w:val="24"/>
+          <w:lang w:val="en-US"/>
+        </w:rPr>
+        <w:t xml:space="preserve"> 32 </w:t>
+      </w:r>
+      <w:proofErr w:type="spellStart"/>
+      <w:r>
+        <w:rPr>
+          <w:rFonts w:ascii="Times New Roman" w:hAnsi="Times New Roman" w:cs="Times New Roman"/>
+          <w:sz w:val="24"/>
+          <w:szCs w:val="24"/>
+          <w:lang w:val="en-US"/>
+        </w:rPr>
+        <w:t>dan</w:t>
+      </w:r>
+      <w:proofErr w:type="spellEnd"/>
+      <w:r>
+        <w:rPr>
+          <w:rFonts w:ascii="Times New Roman" w:hAnsi="Times New Roman" w:cs="Times New Roman"/>
+          <w:sz w:val="24"/>
+          <w:szCs w:val="24"/>
+          <w:lang w:val="en-US"/>
+        </w:rPr>
+        <w:t xml:space="preserve"> 64 filter </w:t>
+      </w:r>
+      <w:proofErr w:type="spellStart"/>
+      <w:r>
+        <w:rPr>
+          <w:rFonts w:ascii="Times New Roman" w:hAnsi="Times New Roman" w:cs="Times New Roman"/>
+          <w:sz w:val="24"/>
+          <w:szCs w:val="24"/>
+          <w:lang w:val="en-US"/>
+        </w:rPr>
+        <w:t>ukuran</w:t>
+      </w:r>
+      <w:proofErr w:type="spellEnd"/>
+      <w:r>
+        <w:rPr>
+          <w:rFonts w:ascii="Times New Roman" w:hAnsi="Times New Roman" w:cs="Times New Roman"/>
+          <w:sz w:val="24"/>
+          <w:szCs w:val="24"/>
+          <w:lang w:val="en-US"/>
+        </w:rPr>
+        <w:t xml:space="preserve"> 3 x 3) </w:t>
+      </w:r>
+      <w:proofErr w:type="spellStart"/>
+      <w:r>
+        <w:rPr>
+          <w:rFonts w:ascii="Times New Roman" w:hAnsi="Times New Roman" w:cs="Times New Roman"/>
+          <w:sz w:val="24"/>
+          <w:szCs w:val="24"/>
+          <w:lang w:val="en-US"/>
+        </w:rPr>
+        <w:t>dan</w:t>
+      </w:r>
+      <w:proofErr w:type="spellEnd"/>
+      <w:r>
+        <w:rPr>
+          <w:rFonts w:ascii="Times New Roman" w:hAnsi="Times New Roman" w:cs="Times New Roman"/>
+          <w:sz w:val="24"/>
+          <w:szCs w:val="24"/>
+          <w:lang w:val="en-US"/>
+        </w:rPr>
+        <w:t xml:space="preserve"> </w:t>
+      </w:r>
+      <w:proofErr w:type="spellStart"/>
+      <w:r>
+        <w:rPr>
+          <w:rFonts w:ascii="Times New Roman" w:hAnsi="Times New Roman" w:cs="Times New Roman"/>
+          <w:sz w:val="24"/>
+          <w:szCs w:val="24"/>
+          <w:lang w:val="en-US"/>
+        </w:rPr>
+        <w:t>fungsi</w:t>
+      </w:r>
+      <w:proofErr w:type="spellEnd"/>
+      <w:r>
+        <w:rPr>
+          <w:rFonts w:ascii="Times New Roman" w:hAnsi="Times New Roman" w:cs="Times New Roman"/>
+          <w:sz w:val="24"/>
+          <w:szCs w:val="24"/>
+          <w:lang w:val="en-US"/>
+        </w:rPr>
+        <w:t xml:space="preserve"> </w:t>
+      </w:r>
+      <w:proofErr w:type="spellStart"/>
+      <w:r>
+        <w:rPr>
+          <w:rFonts w:ascii="Times New Roman" w:hAnsi="Times New Roman" w:cs="Times New Roman"/>
+          <w:sz w:val="24"/>
+          <w:szCs w:val="24"/>
+          <w:lang w:val="en-US"/>
+        </w:rPr>
+        <w:t>ReLU</w:t>
+      </w:r>
+      <w:proofErr w:type="spellEnd"/>
+      <w:r>
+        <w:rPr>
+          <w:rFonts w:ascii="Times New Roman" w:hAnsi="Times New Roman" w:cs="Times New Roman"/>
+          <w:sz w:val="24"/>
+          <w:szCs w:val="24"/>
+          <w:lang w:val="en-US"/>
+        </w:rPr>
+        <w:t>.</w:t>
+      </w:r>
+    </w:p>
+    <w:p>
+      <w:pPr>
+        <w:pStyle w:val="ListParagraph"/>
+        <w:numPr>
+          <w:ilvl w:val="0"/>
+          <w:numId w:val="7"/>
+        </w:numPr>
+        <w:spacing w:line="360" w:lineRule="auto"/>
+        <w:jc w:val="both"/>
+        <w:rPr>
+          <w:rFonts w:ascii="Times New Roman" w:hAnsi="Times New Roman" w:cs="Times New Roman"/>
+          <w:sz w:val="24"/>
+          <w:szCs w:val="24"/>
+          <w:lang w:val="en-US"/>
+        </w:rPr>
+      </w:pPr>
+      <w:proofErr w:type="spellStart"/>
+      <w:r>
+        <w:rPr>
+          <w:rFonts w:ascii="Times New Roman" w:hAnsi="Times New Roman" w:cs="Times New Roman"/>
+          <w:sz w:val="24"/>
+          <w:szCs w:val="24"/>
+          <w:lang w:val="en-US"/>
+        </w:rPr>
+        <w:t>Lapisan</w:t>
+      </w:r>
+      <w:proofErr w:type="spellEnd"/>
+      <w:r>
+        <w:rPr>
+          <w:rFonts w:ascii="Times New Roman" w:hAnsi="Times New Roman" w:cs="Times New Roman"/>
+          <w:sz w:val="24"/>
+          <w:szCs w:val="24"/>
+          <w:lang w:val="en-US"/>
+        </w:rPr>
+        <w:t xml:space="preserve"> MaxPool2d </w:t>
+      </w:r>
+      <w:proofErr w:type="spellStart"/>
+      <w:r>
+        <w:rPr>
+          <w:rFonts w:ascii="Times New Roman" w:hAnsi="Times New Roman" w:cs="Times New Roman"/>
+          <w:sz w:val="24"/>
+          <w:szCs w:val="24"/>
+          <w:lang w:val="en-US"/>
+        </w:rPr>
+        <w:t>ukuran</w:t>
+      </w:r>
+      <w:proofErr w:type="spellEnd"/>
+      <w:r>
+        <w:rPr>
+          <w:rFonts w:ascii="Times New Roman" w:hAnsi="Times New Roman" w:cs="Times New Roman"/>
+          <w:sz w:val="24"/>
+          <w:szCs w:val="24"/>
+          <w:lang w:val="en-US"/>
+        </w:rPr>
+        <w:t xml:space="preserve"> 2 x 2 </w:t>
+      </w:r>
+      <w:proofErr w:type="spellStart"/>
+      <w:r>
+        <w:rPr>
+          <w:rFonts w:ascii="Times New Roman" w:hAnsi="Times New Roman" w:cs="Times New Roman"/>
+          <w:sz w:val="24"/>
+          <w:szCs w:val="24"/>
+          <w:lang w:val="en-US"/>
+        </w:rPr>
+        <w:t>untuk</w:t>
+      </w:r>
+      <w:proofErr w:type="spellEnd"/>
+      <w:r>
+        <w:rPr>
+          <w:rFonts w:ascii="Times New Roman" w:hAnsi="Times New Roman" w:cs="Times New Roman"/>
+          <w:sz w:val="24"/>
+          <w:szCs w:val="24"/>
+          <w:lang w:val="en-US"/>
+        </w:rPr>
+        <w:t xml:space="preserve"> </w:t>
+      </w:r>
+      <w:proofErr w:type="spellStart"/>
+      <w:r>
+        <w:rPr>
+          <w:rFonts w:ascii="Times New Roman" w:hAnsi="Times New Roman" w:cs="Times New Roman"/>
+          <w:sz w:val="24"/>
+          <w:szCs w:val="24"/>
+          <w:lang w:val="en-US"/>
+        </w:rPr>
+        <w:t>mereduksi</w:t>
+      </w:r>
+      <w:proofErr w:type="spellEnd"/>
+      <w:r>
+        <w:rPr>
+          <w:rFonts w:ascii="Times New Roman" w:hAnsi="Times New Roman" w:cs="Times New Roman"/>
+          <w:sz w:val="24"/>
+          <w:szCs w:val="24"/>
+          <w:lang w:val="en-US"/>
+        </w:rPr>
+        <w:t xml:space="preserve"> </w:t>
+      </w:r>
+      <w:proofErr w:type="spellStart"/>
+      <w:r>
+        <w:rPr>
+          <w:rFonts w:ascii="Times New Roman" w:hAnsi="Times New Roman" w:cs="Times New Roman"/>
+          <w:sz w:val="24"/>
+          <w:szCs w:val="24"/>
+          <w:lang w:val="en-US"/>
+        </w:rPr>
+        <w:t>dimensi</w:t>
+      </w:r>
+      <w:proofErr w:type="spellEnd"/>
+      <w:r>
+        <w:rPr>
+          <w:rFonts w:ascii="Times New Roman" w:hAnsi="Times New Roman" w:cs="Times New Roman"/>
+          <w:sz w:val="24"/>
+          <w:szCs w:val="24"/>
+          <w:lang w:val="en-US"/>
+        </w:rPr>
+        <w:t xml:space="preserve"> </w:t>
+      </w:r>
+      <w:proofErr w:type="spellStart"/>
+      <w:r>
+        <w:rPr>
+          <w:rFonts w:ascii="Times New Roman" w:hAnsi="Times New Roman" w:cs="Times New Roman"/>
+          <w:sz w:val="24"/>
+          <w:szCs w:val="24"/>
+          <w:lang w:val="en-US"/>
+        </w:rPr>
+        <w:t>spasial</w:t>
+      </w:r>
+      <w:proofErr w:type="spellEnd"/>
+      <w:r>
+        <w:rPr>
+          <w:rFonts w:ascii="Times New Roman" w:hAnsi="Times New Roman" w:cs="Times New Roman"/>
+          <w:sz w:val="24"/>
+          <w:szCs w:val="24"/>
+          <w:lang w:val="en-US"/>
+        </w:rPr>
+        <w:t xml:space="preserve"> </w:t>
+      </w:r>
+      <w:proofErr w:type="spellStart"/>
+      <w:r>
+        <w:rPr>
+          <w:rFonts w:ascii="Times New Roman" w:hAnsi="Times New Roman" w:cs="Times New Roman"/>
+          <w:sz w:val="24"/>
+          <w:szCs w:val="24"/>
+          <w:lang w:val="en-US"/>
+        </w:rPr>
+        <w:t>citra</w:t>
+      </w:r>
+      <w:proofErr w:type="spellEnd"/>
+      <w:r>
+        <w:rPr>
+          <w:rFonts w:ascii="Times New Roman" w:hAnsi="Times New Roman" w:cs="Times New Roman"/>
+          <w:sz w:val="24"/>
+          <w:szCs w:val="24"/>
+          <w:lang w:val="en-US"/>
+        </w:rPr>
+        <w:t>.</w:t>
+      </w:r>
+    </w:p>
+    <w:p>
+      <w:pPr>
+        <w:pStyle w:val="ListParagraph"/>
+        <w:numPr>
+          <w:ilvl w:val="0"/>
+          <w:numId w:val="7"/>
+        </w:numPr>
+        <w:spacing w:line="360" w:lineRule="auto"/>
+        <w:jc w:val="both"/>
+        <w:rPr>
+          <w:rFonts w:ascii="Times New Roman" w:hAnsi="Times New Roman" w:cs="Times New Roman"/>
+          <w:sz w:val="24"/>
+          <w:szCs w:val="24"/>
+          <w:lang w:val="en-US"/>
+        </w:rPr>
+      </w:pPr>
+      <w:proofErr w:type="spellStart"/>
+      <w:r>
+        <w:rPr>
+          <w:rFonts w:ascii="Times New Roman" w:hAnsi="Times New Roman" w:cs="Times New Roman"/>
+          <w:sz w:val="24"/>
+          <w:szCs w:val="24"/>
+          <w:lang w:val="en-US"/>
+        </w:rPr>
+        <w:t>Lapisan</w:t>
+      </w:r>
+      <w:proofErr w:type="spellEnd"/>
+      <w:r>
+        <w:rPr>
+          <w:rFonts w:ascii="Times New Roman" w:hAnsi="Times New Roman" w:cs="Times New Roman"/>
+          <w:sz w:val="24"/>
+          <w:szCs w:val="24"/>
+          <w:lang w:val="en-US"/>
+        </w:rPr>
+        <w:t xml:space="preserve"> Flatter </w:t>
+      </w:r>
+      <w:proofErr w:type="spellStart"/>
+      <w:r>
+        <w:rPr>
+          <w:rFonts w:ascii="Times New Roman" w:hAnsi="Times New Roman" w:cs="Times New Roman"/>
+          <w:sz w:val="24"/>
+          <w:szCs w:val="24"/>
+          <w:lang w:val="en-US"/>
+        </w:rPr>
+        <w:t>dan</w:t>
+      </w:r>
+      <w:proofErr w:type="spellEnd"/>
+      <w:r>
+        <w:rPr>
+          <w:rFonts w:ascii="Times New Roman" w:hAnsi="Times New Roman" w:cs="Times New Roman"/>
+          <w:sz w:val="24"/>
+          <w:szCs w:val="24"/>
+          <w:lang w:val="en-US"/>
+        </w:rPr>
+        <w:t xml:space="preserve"> Linear (Dense) </w:t>
+      </w:r>
+      <w:proofErr w:type="spellStart"/>
+      <w:r>
+        <w:rPr>
+          <w:rFonts w:ascii="Times New Roman" w:hAnsi="Times New Roman" w:cs="Times New Roman"/>
+          <w:sz w:val="24"/>
+          <w:szCs w:val="24"/>
+          <w:lang w:val="en-US"/>
+        </w:rPr>
+        <w:t>untuk</w:t>
+      </w:r>
+      <w:proofErr w:type="spellEnd"/>
+      <w:r>
+        <w:rPr>
+          <w:rFonts w:ascii="Times New Roman" w:hAnsi="Times New Roman" w:cs="Times New Roman"/>
+          <w:sz w:val="24"/>
+          <w:szCs w:val="24"/>
+          <w:lang w:val="en-US"/>
+        </w:rPr>
+        <w:t xml:space="preserve"> </w:t>
+      </w:r>
+      <w:proofErr w:type="spellStart"/>
+      <w:r>
+        <w:rPr>
+          <w:rFonts w:ascii="Times New Roman" w:hAnsi="Times New Roman" w:cs="Times New Roman"/>
+          <w:sz w:val="24"/>
+          <w:szCs w:val="24"/>
+          <w:lang w:val="en-US"/>
+        </w:rPr>
+        <w:t>klasifikasi</w:t>
+      </w:r>
+      <w:proofErr w:type="spellEnd"/>
+      <w:r>
+        <w:rPr>
+          <w:rFonts w:ascii="Times New Roman" w:hAnsi="Times New Roman" w:cs="Times New Roman"/>
+          <w:sz w:val="24"/>
+          <w:szCs w:val="24"/>
+          <w:lang w:val="en-US"/>
+        </w:rPr>
+        <w:t xml:space="preserve"> </w:t>
+      </w:r>
+      <w:proofErr w:type="spellStart"/>
+      <w:r>
+        <w:rPr>
+          <w:rFonts w:ascii="Times New Roman" w:hAnsi="Times New Roman" w:cs="Times New Roman"/>
+          <w:sz w:val="24"/>
+          <w:szCs w:val="24"/>
+          <w:lang w:val="en-US"/>
+        </w:rPr>
+        <w:t>akhir</w:t>
+      </w:r>
+      <w:proofErr w:type="spellEnd"/>
+      <w:r>
+        <w:rPr>
+          <w:rFonts w:ascii="Times New Roman" w:hAnsi="Times New Roman" w:cs="Times New Roman"/>
+          <w:sz w:val="24"/>
+          <w:szCs w:val="24"/>
+          <w:lang w:val="en-US"/>
+        </w:rPr>
+        <w:t>.</w:t>
+      </w:r>
+    </w:p>
+    <w:p>
+      <w:pPr>
+        <w:spacing w:line="360" w:lineRule="auto"/>
+        <w:ind w:left="993"/>
+        <w:jc w:val="both"/>
+        <w:rPr>
+          <w:rFonts w:ascii="Times New Roman" w:hAnsi="Times New Roman" w:cs="Times New Roman"/>
+          <w:sz w:val="24"/>
+          <w:szCs w:val="24"/>
+          <w:lang w:val="en-US"/>
+        </w:rPr>
+      </w:pPr>
+      <w:proofErr w:type="spellStart"/>
+      <w:r>
+        <w:rPr>
+          <w:rFonts w:ascii="Times New Roman" w:hAnsi="Times New Roman" w:cs="Times New Roman"/>
+          <w:sz w:val="24"/>
+          <w:szCs w:val="24"/>
+          <w:lang w:val="en-US"/>
+        </w:rPr>
+        <w:t>Optimasi</w:t>
+      </w:r>
+      <w:proofErr w:type="spellEnd"/>
+      <w:r>
+        <w:rPr>
+          <w:rFonts w:ascii="Times New Roman" w:hAnsi="Times New Roman" w:cs="Times New Roman"/>
+          <w:sz w:val="24"/>
+          <w:szCs w:val="24"/>
+          <w:lang w:val="en-US"/>
+        </w:rPr>
+        <w:t xml:space="preserve"> </w:t>
+      </w:r>
+      <w:proofErr w:type="spellStart"/>
+      <w:r>
+        <w:rPr>
+          <w:rFonts w:ascii="Times New Roman" w:hAnsi="Times New Roman" w:cs="Times New Roman"/>
+          <w:sz w:val="24"/>
+          <w:szCs w:val="24"/>
+          <w:lang w:val="en-US"/>
+        </w:rPr>
+        <w:t>bobot</w:t>
+      </w:r>
+      <w:proofErr w:type="spellEnd"/>
+      <w:r>
+        <w:rPr>
+          <w:rFonts w:ascii="Times New Roman" w:hAnsi="Times New Roman" w:cs="Times New Roman"/>
+          <w:sz w:val="24"/>
+          <w:szCs w:val="24"/>
+          <w:lang w:val="en-US"/>
+        </w:rPr>
+        <w:t xml:space="preserve"> model </w:t>
+      </w:r>
+      <w:proofErr w:type="spellStart"/>
+      <w:r>
+        <w:rPr>
+          <w:rFonts w:ascii="Times New Roman" w:hAnsi="Times New Roman" w:cs="Times New Roman"/>
+          <w:sz w:val="24"/>
+          <w:szCs w:val="24"/>
+          <w:lang w:val="en-US"/>
+        </w:rPr>
+        <w:t>dievaluasi</w:t>
+      </w:r>
+      <w:proofErr w:type="spellEnd"/>
+      <w:r>
+        <w:rPr>
+          <w:rFonts w:ascii="Times New Roman" w:hAnsi="Times New Roman" w:cs="Times New Roman"/>
+          <w:sz w:val="24"/>
+          <w:szCs w:val="24"/>
+          <w:lang w:val="en-US"/>
+        </w:rPr>
+        <w:t xml:space="preserve"> </w:t>
+      </w:r>
+      <w:proofErr w:type="spellStart"/>
+      <w:r>
+        <w:rPr>
+          <w:rFonts w:ascii="Times New Roman" w:hAnsi="Times New Roman" w:cs="Times New Roman"/>
+          <w:sz w:val="24"/>
+          <w:szCs w:val="24"/>
+          <w:lang w:val="en-US"/>
+        </w:rPr>
+        <w:t>melalui</w:t>
+      </w:r>
+      <w:proofErr w:type="spellEnd"/>
+      <w:r>
+        <w:rPr>
+          <w:rFonts w:ascii="Times New Roman" w:hAnsi="Times New Roman" w:cs="Times New Roman"/>
+          <w:sz w:val="24"/>
+          <w:szCs w:val="24"/>
+          <w:lang w:val="en-US"/>
+        </w:rPr>
+        <w:t xml:space="preserve"> </w:t>
+      </w:r>
+      <w:proofErr w:type="spellStart"/>
+      <w:r>
+        <w:rPr>
+          <w:rFonts w:ascii="Times New Roman" w:hAnsi="Times New Roman" w:cs="Times New Roman"/>
+          <w:sz w:val="24"/>
+          <w:szCs w:val="24"/>
+          <w:lang w:val="en-US"/>
+        </w:rPr>
+        <w:t>fungsi</w:t>
+      </w:r>
+      <w:proofErr w:type="spellEnd"/>
+      <w:r>
+        <w:rPr>
+          <w:rFonts w:ascii="Times New Roman" w:hAnsi="Times New Roman" w:cs="Times New Roman"/>
+          <w:sz w:val="24"/>
+          <w:szCs w:val="24"/>
+          <w:lang w:val="en-US"/>
+        </w:rPr>
+        <w:t xml:space="preserve"> Cross-Entropy Loss:</w:t>
+      </w:r>
+    </w:p>
+    <w:p>
+      <w:pPr>
+        <w:spacing w:line="360" w:lineRule="auto"/>
+        <w:jc w:val="both"/>
+        <w:rPr>
+          <w:rFonts w:ascii="Times New Roman" w:hAnsi="Times New Roman" w:cs="Times New Roman"/>
+          <w:sz w:val="24"/>
+          <w:szCs w:val="24"/>
+          <w:lang w:val="en-US"/>
+        </w:rPr>
+      </w:pPr>
+      <m:oMathPara>
+        <m:oMath>
+          <m:r>
+            <w:rPr>
+              <w:rFonts w:ascii="Cambria Math" w:hAnsi="Cambria Math" w:cs="Times New Roman"/>
+              <w:sz w:val="24"/>
+              <w:szCs w:val="24"/>
+              <w:lang w:val="en-US"/>
+            </w:rPr>
+            <m:t xml:space="preserve">L= - </m:t>
+          </m:r>
+          <m:nary>
+            <m:naryPr>
+              <m:chr m:val="∑"/>
+              <m:limLoc m:val="undOvr"/>
+              <m:ctrlPr>
+                <w:rPr>
+                  <w:rFonts w:ascii="Cambria Math" w:hAnsi="Cambria Math" w:cs="Times New Roman"/>
+                  <w:i/>
+                  <w:sz w:val="24"/>
+                  <w:szCs w:val="24"/>
+                  <w:lang w:val="en-US"/>
+                </w:rPr>
+              </m:ctrlPr>
+            </m:naryPr>
+            <m:sub>
+              <m:r>
+                <w:rPr>
+                  <w:rFonts w:ascii="Cambria Math" w:hAnsi="Cambria Math" w:cs="Times New Roman"/>
+                  <w:sz w:val="24"/>
+                  <w:szCs w:val="24"/>
+                  <w:lang w:val="en-US"/>
+                </w:rPr>
+                <m:t>i=1</m:t>
+              </m:r>
+            </m:sub>
+            <m:sup>
+              <m:r>
+                <w:rPr>
+                  <w:rFonts w:ascii="Cambria Math" w:hAnsi="Cambria Math" w:cs="Times New Roman"/>
+                  <w:sz w:val="24"/>
+                  <w:szCs w:val="24"/>
+                  <w:lang w:val="en-US"/>
+                </w:rPr>
+                <m:t>N</m:t>
+              </m:r>
+            </m:sup>
+            <m:e>
+              <m:r>
+                <w:rPr>
+                  <w:rFonts w:ascii="Cambria Math" w:hAnsi="Cambria Math" w:cs="Times New Roman"/>
+                  <w:sz w:val="24"/>
+                  <w:szCs w:val="24"/>
+                  <w:lang w:val="en-US"/>
+                </w:rPr>
+                <m:t xml:space="preserve">yi </m:t>
+              </m:r>
+              <m:r>
+                <m:rPr>
+                  <m:sty m:val="p"/>
+                </m:rPr>
+                <w:rPr>
+                  <w:rFonts w:ascii="Cambria Math" w:hAnsi="Cambria Math" w:cs="Times New Roman"/>
+                  <w:sz w:val="24"/>
+                  <w:szCs w:val="24"/>
+                  <w:lang w:val="en-US"/>
+                </w:rPr>
+                <m:t>log⁡</m:t>
+              </m:r>
+              <m:r>
+                <w:rPr>
+                  <w:rFonts w:ascii="Cambria Math" w:hAnsi="Cambria Math" w:cs="Times New Roman"/>
+                  <w:sz w:val="24"/>
+                  <w:szCs w:val="24"/>
+                  <w:lang w:val="en-US"/>
+                </w:rPr>
+                <m:t>(</m:t>
+              </m:r>
+              <m:acc>
+                <m:accPr>
+                  <m:ctrlPr>
+                    <w:rPr>
+                      <w:rFonts w:ascii="Cambria Math" w:hAnsi="Cambria Math" w:cs="Times New Roman"/>
+                      <w:i/>
+                      <w:sz w:val="24"/>
+                      <w:szCs w:val="24"/>
+                      <w:lang w:val="en-US"/>
+                    </w:rPr>
+                  </m:ctrlPr>
+                </m:accPr>
+                <m:e>
+                  <m:r>
+                    <w:rPr>
+                      <w:rFonts w:ascii="Cambria Math" w:hAnsi="Cambria Math" w:cs="Times New Roman"/>
+                      <w:sz w:val="24"/>
+                      <w:szCs w:val="24"/>
+                      <w:lang w:val="en-US"/>
+                    </w:rPr>
+                    <m:t>y</m:t>
+                  </m:r>
+                </m:e>
+              </m:acc>
+              <m:r>
+                <w:rPr>
+                  <w:rFonts w:ascii="Cambria Math" w:hAnsi="Cambria Math" w:cs="Times New Roman"/>
+                  <w:sz w:val="24"/>
+                  <w:szCs w:val="24"/>
+                  <w:lang w:val="en-US"/>
+                </w:rPr>
+                <m:t>i)</m:t>
+              </m:r>
+            </m:e>
+          </m:nary>
+        </m:oMath>
+      </m:oMathPara>
+    </w:p>
+    <w:p>
+      <w:pPr>
+        <w:spacing w:line="360" w:lineRule="auto"/>
+        <w:ind w:left="993"/>
+        <w:jc w:val="both"/>
+        <w:rPr>
+          <w:rFonts w:ascii="Times New Roman" w:hAnsi="Times New Roman" w:cs="Times New Roman"/>
+          <w:sz w:val="24"/>
+          <w:szCs w:val="24"/>
+          <w:lang w:val="en-US"/>
+        </w:rPr>
+      </w:pPr>
+      <w:proofErr w:type="spellStart"/>
+      <w:r>
+        <w:rPr>
+          <w:rFonts w:ascii="Times New Roman" w:hAnsi="Times New Roman" w:cs="Times New Roman"/>
+          <w:sz w:val="24"/>
+          <w:szCs w:val="24"/>
+          <w:lang w:val="en-US"/>
+        </w:rPr>
+        <w:t>Dimana</w:t>
+      </w:r>
+      <w:proofErr w:type="spellEnd"/>
+      <w:r>
+        <w:rPr>
+          <w:rFonts w:ascii="Times New Roman" w:hAnsi="Times New Roman" w:cs="Times New Roman"/>
+          <w:sz w:val="24"/>
+          <w:szCs w:val="24"/>
+          <w:lang w:val="en-US"/>
+        </w:rPr>
+        <w:t xml:space="preserve"> </w:t>
+      </w:r>
+      <w:proofErr w:type="spellStart"/>
+      <w:r>
+        <w:rPr>
+          <w:rFonts w:ascii="Times New Roman" w:hAnsi="Times New Roman" w:cs="Times New Roman"/>
+          <w:sz w:val="24"/>
+          <w:szCs w:val="24"/>
+          <w:lang w:val="en-US"/>
+        </w:rPr>
+        <w:t>yi</w:t>
+      </w:r>
+      <w:proofErr w:type="spellEnd"/>
+      <w:r>
+        <w:rPr>
+          <w:rFonts w:ascii="Times New Roman" w:hAnsi="Times New Roman" w:cs="Times New Roman"/>
+          <w:sz w:val="24"/>
+          <w:szCs w:val="24"/>
+          <w:lang w:val="en-US"/>
+        </w:rPr>
+        <w:t xml:space="preserve"> </w:t>
+      </w:r>
+      <w:proofErr w:type="spellStart"/>
+      <w:r>
+        <w:rPr>
+          <w:rFonts w:ascii="Times New Roman" w:hAnsi="Times New Roman" w:cs="Times New Roman"/>
+          <w:sz w:val="24"/>
+          <w:szCs w:val="24"/>
+          <w:lang w:val="en-US"/>
+        </w:rPr>
+        <w:t>merepresentasikan</w:t>
+      </w:r>
+      <w:proofErr w:type="spellEnd"/>
+      <w:r>
+        <w:rPr>
+          <w:rFonts w:ascii="Times New Roman" w:hAnsi="Times New Roman" w:cs="Times New Roman"/>
+          <w:sz w:val="24"/>
+          <w:szCs w:val="24"/>
+          <w:lang w:val="en-US"/>
+        </w:rPr>
+        <w:t xml:space="preserve"> </w:t>
+      </w:r>
+      <w:proofErr w:type="spellStart"/>
+      <w:r>
+        <w:rPr>
+          <w:rFonts w:ascii="Times New Roman" w:hAnsi="Times New Roman" w:cs="Times New Roman"/>
+          <w:sz w:val="24"/>
+          <w:szCs w:val="24"/>
+          <w:lang w:val="en-US"/>
+        </w:rPr>
+        <w:t>probabilitas</w:t>
+      </w:r>
+      <w:proofErr w:type="spellEnd"/>
+      <w:r>
+        <w:rPr>
+          <w:rFonts w:ascii="Times New Roman" w:hAnsi="Times New Roman" w:cs="Times New Roman"/>
+          <w:sz w:val="24"/>
+          <w:szCs w:val="24"/>
+          <w:lang w:val="en-US"/>
+        </w:rPr>
+        <w:t xml:space="preserve"> actual </w:t>
+      </w:r>
+      <w:proofErr w:type="spellStart"/>
+      <w:r>
+        <w:rPr>
+          <w:rFonts w:ascii="Times New Roman" w:hAnsi="Times New Roman" w:cs="Times New Roman"/>
+          <w:sz w:val="24"/>
+          <w:szCs w:val="24"/>
+          <w:lang w:val="en-US"/>
+        </w:rPr>
+        <w:t>citra</w:t>
+      </w:r>
+      <w:proofErr w:type="spellEnd"/>
+      <w:r>
+        <w:rPr>
+          <w:rFonts w:ascii="Times New Roman" w:hAnsi="Times New Roman" w:cs="Times New Roman"/>
+          <w:sz w:val="24"/>
+          <w:szCs w:val="24"/>
+          <w:lang w:val="en-US"/>
+        </w:rPr>
+        <w:t xml:space="preserve"> </w:t>
+      </w:r>
+      <w:proofErr w:type="spellStart"/>
+      <w:r>
+        <w:rPr>
+          <w:rFonts w:ascii="Times New Roman" w:hAnsi="Times New Roman" w:cs="Times New Roman"/>
+          <w:sz w:val="24"/>
+          <w:szCs w:val="24"/>
+          <w:lang w:val="en-US"/>
+        </w:rPr>
+        <w:t>asli</w:t>
+      </w:r>
+      <w:proofErr w:type="spellEnd"/>
+      <w:r>
+        <w:rPr>
+          <w:rFonts w:ascii="Times New Roman" w:hAnsi="Times New Roman" w:cs="Times New Roman"/>
+          <w:sz w:val="24"/>
+          <w:szCs w:val="24"/>
+          <w:lang w:val="en-US"/>
+        </w:rPr>
+        <w:t xml:space="preserve"> </w:t>
+      </w:r>
+      <w:proofErr w:type="spellStart"/>
+      <w:r>
+        <w:rPr>
+          <w:rFonts w:ascii="Times New Roman" w:hAnsi="Times New Roman" w:cs="Times New Roman"/>
+          <w:sz w:val="24"/>
+          <w:szCs w:val="24"/>
+          <w:lang w:val="en-US"/>
+        </w:rPr>
+        <w:t>dan</w:t>
+      </w:r>
+      <w:proofErr w:type="spellEnd"/>
+      <w:r>
+        <w:rPr>
+          <w:rFonts w:ascii="Times New Roman" w:hAnsi="Times New Roman" w:cs="Times New Roman"/>
+          <w:sz w:val="24"/>
+          <w:szCs w:val="24"/>
+          <w:lang w:val="en-US"/>
+        </w:rPr>
+        <w:t xml:space="preserve"> </w:t>
+      </w:r>
+      <w:proofErr w:type="spellStart"/>
+      <w:r>
+        <w:rPr>
+          <w:rFonts w:ascii="Sylfaen" w:hAnsi="Sylfaen" w:cs="Times New Roman"/>
+          <w:sz w:val="24"/>
+          <w:szCs w:val="24"/>
+          <w:lang w:val="en-US"/>
+        </w:rPr>
+        <w:t>ŷ</w:t>
+      </w:r>
+      <w:r>
+        <w:rPr>
+          <w:rFonts w:ascii="Times New Roman" w:hAnsi="Times New Roman" w:cs="Times New Roman"/>
+          <w:sz w:val="24"/>
+          <w:szCs w:val="24"/>
+          <w:lang w:val="en-US"/>
+        </w:rPr>
+        <w:t>i</w:t>
+      </w:r>
+      <w:proofErr w:type="spellEnd"/>
+      <w:r>
+        <w:rPr>
+          <w:rFonts w:ascii="Times New Roman" w:hAnsi="Times New Roman" w:cs="Times New Roman"/>
+          <w:sz w:val="24"/>
+          <w:szCs w:val="24"/>
+          <w:lang w:val="en-US"/>
+        </w:rPr>
+        <w:t xml:space="preserve"> </w:t>
+      </w:r>
+      <w:proofErr w:type="spellStart"/>
+      <w:r>
+        <w:rPr>
+          <w:rFonts w:ascii="Times New Roman" w:hAnsi="Times New Roman" w:cs="Times New Roman"/>
+          <w:sz w:val="24"/>
+          <w:szCs w:val="24"/>
+          <w:lang w:val="en-US"/>
+        </w:rPr>
+        <w:t>adalah</w:t>
+      </w:r>
+      <w:proofErr w:type="spellEnd"/>
+      <w:r>
+        <w:rPr>
+          <w:rFonts w:ascii="Times New Roman" w:hAnsi="Times New Roman" w:cs="Times New Roman"/>
+          <w:sz w:val="24"/>
+          <w:szCs w:val="24"/>
+          <w:lang w:val="en-US"/>
+        </w:rPr>
+        <w:t xml:space="preserve"> </w:t>
+      </w:r>
+      <w:proofErr w:type="spellStart"/>
+      <w:r>
+        <w:rPr>
+          <w:rFonts w:ascii="Times New Roman" w:hAnsi="Times New Roman" w:cs="Times New Roman"/>
+          <w:sz w:val="24"/>
+          <w:szCs w:val="24"/>
+          <w:lang w:val="en-US"/>
+        </w:rPr>
+        <w:t>prediksi</w:t>
+      </w:r>
+      <w:proofErr w:type="spellEnd"/>
+      <w:r>
+        <w:rPr>
+          <w:rFonts w:ascii="Times New Roman" w:hAnsi="Times New Roman" w:cs="Times New Roman"/>
+          <w:sz w:val="24"/>
+          <w:szCs w:val="24"/>
+          <w:lang w:val="en-US"/>
+        </w:rPr>
+        <w:t xml:space="preserve"> model.</w:t>
+      </w:r>
+    </w:p>
+    <w:p>
+      <w:pPr>
+        <w:pStyle w:val="ListParagraph"/>
+        <w:numPr>
+          <w:ilvl w:val="0"/>
+          <w:numId w:val="3"/>
+        </w:numPr>
+        <w:spacing w:line="360" w:lineRule="auto"/>
+        <w:ind w:left="709"/>
+        <w:rPr>
+          <w:rFonts w:ascii="Times New Roman" w:hAnsi="Times New Roman" w:cs="Times New Roman"/>
+          <w:b/>
+          <w:sz w:val="24"/>
+          <w:szCs w:val="24"/>
+          <w:lang w:val="en-US"/>
+        </w:rPr>
+      </w:pPr>
+      <w:r>
+        <w:rPr>
+          <w:rFonts w:ascii="Times New Roman" w:hAnsi="Times New Roman" w:cs="Times New Roman"/>
+          <w:b/>
+          <w:sz w:val="24"/>
+          <w:szCs w:val="24"/>
+          <w:lang w:val="en-US"/>
+        </w:rPr>
+        <w:t>HASIL DAN PEMBAHASAN</w:t>
+      </w:r>
+    </w:p>
+    <w:p>
+      <w:pPr>
+        <w:pStyle w:val="ListParagraph"/>
+        <w:spacing w:line="360" w:lineRule="auto"/>
+        <w:ind w:left="709"/>
+        <w:rPr>
+          <w:rFonts w:ascii="Times New Roman" w:hAnsi="Times New Roman" w:cs="Times New Roman"/>
+          <w:b/>
+          <w:sz w:val="24"/>
+          <w:szCs w:val="24"/>
+          <w:lang w:val="en-US"/>
+        </w:rPr>
+      </w:pPr>
+    </w:p>
+    <w:p>
+      <w:pPr>
+        <w:pStyle w:val="ListParagraph"/>
+        <w:numPr>
+          <w:ilvl w:val="0"/>
+          <w:numId w:val="3"/>
+        </w:numPr>
+        <w:spacing w:line="360" w:lineRule="auto"/>
+        <w:ind w:left="709"/>
+        <w:rPr>
+          <w:rFonts w:ascii="Times New Roman" w:hAnsi="Times New Roman" w:cs="Times New Roman"/>
+          <w:b/>
+          <w:sz w:val="24"/>
+          <w:szCs w:val="24"/>
+          <w:lang w:val="en-US"/>
+        </w:rPr>
+      </w:pPr>
+      <w:r>
+        <w:rPr>
+          <w:rFonts w:ascii="Times New Roman" w:hAnsi="Times New Roman" w:cs="Times New Roman"/>
+          <w:b/>
+          <w:sz w:val="24"/>
+          <w:szCs w:val="24"/>
+          <w:lang w:val="en-US"/>
+        </w:rPr>
+        <w:t>KESIMPULAN</w:t>
+      </w:r>
+    </w:p>
+    <w:p>
+      <w:pPr>
+        <w:spacing w:line="360" w:lineRule="auto"/>
+        <w:jc w:val="center"/>
+        <w:rPr>
+          <w:rFonts w:ascii="Times New Roman" w:hAnsi="Times New Roman" w:cs="Times New Roman"/>
+          <w:sz w:val="28"/>
+          <w:szCs w:val="28"/>
+          <w:lang w:val="en-US"/>
+        </w:rPr>
+      </w:pPr>
+    </w:p>
     <w:sectPr>
       <w:pgSz w:w="11906" w:h="16838"/>
       <w:pgMar w:top="1440" w:right="1440" w:bottom="1440" w:left="1440" w:header="708" w:footer="708" w:gutter="0"/>
-      <w:cols w:space="708"/>
+      <w:cols w:num="2" w:space="708"/>
       <w:docGrid w:linePitch="360"/>
     </w:sectPr>
   </w:body>
 </w:document>
+</file>
+
+<file path=word/numbering.xml><?xml version="1.0" encoding="utf-8"?>
+<w:numbering xmlns:wpc="http://schemas.microsoft.com/office/word/2010/wordprocessingCanvas" xmlns:cx="http://schemas.microsoft.com/office/drawing/2014/chartex" xmlns:cx1="http://schemas.microsoft.com/office/drawing/2015/9/8/chartex" xmlns:mc="http://schemas.openxmlformats.org/markup-compatibility/2006" xmlns:o="urn:schemas-microsoft-com:office:office" xmlns:r="http://schemas.openxmlformats.org/officeDocument/2006/relationships" xmlns:m="http://schemas.openxmlformats.org/officeDocument/2006/math" xmlns:v="urn:schemas-microsoft-com:vml" xmlns:wp14="http://schemas.microsoft.com/office/word/2010/wordprocessingDrawing" xmlns:wp="http://schemas.openxmlformats.org/drawingml/2006/wordprocessingDrawing" xmlns:w10="urn:schemas-microsoft-com:office:word" xmlns:w="http://schemas.openxmlformats.org/wordprocessingml/2006/main" xmlns:w14="http://schemas.microsoft.com/office/word/2010/wordml" xmlns:w15="http://schemas.microsoft.com/office/word/2012/wordml" xmlns:w16se="http://schemas.microsoft.com/office/word/2015/wordml/symex" xmlns:wpg="http://schemas.microsoft.com/office/word/2010/wordprocessingGroup" xmlns:wpi="http://schemas.microsoft.com/office/word/2010/wordprocessingInk" xmlns:wne="http://schemas.microsoft.com/office/word/2006/wordml" xmlns:wps="http://schemas.microsoft.com/office/word/2010/wordprocessingShape" mc:Ignorable="w14 w15 w16se wp14">
+  <w:abstractNum w:abstractNumId="0" w15:restartNumberingAfterBreak="0">
+    <w:nsid w:val="0E1C69FD"/>
+    <w:multiLevelType w:val="hybridMultilevel"/>
+    <w:tmpl w:val="8F542CFC"/>
+    <w:lvl w:ilvl="0" w:tplc="04090015">
+      <w:start w:val="1"/>
+      <w:numFmt w:val="upperLetter"/>
+      <w:lvlText w:val="%1."/>
+      <w:lvlJc w:val="left"/>
+      <w:pPr>
+        <w:ind w:left="720" w:hanging="360"/>
+      </w:pPr>
+      <w:rPr>
+        <w:rFonts w:hint="default"/>
+      </w:rPr>
+    </w:lvl>
+    <w:lvl w:ilvl="1" w:tplc="04090019" w:tentative="1">
+      <w:start w:val="1"/>
+      <w:numFmt w:val="lowerLetter"/>
+      <w:lvlText w:val="%2."/>
+      <w:lvlJc w:val="left"/>
+      <w:pPr>
+        <w:ind w:left="1440" w:hanging="360"/>
+      </w:pPr>
+    </w:lvl>
+    <w:lvl w:ilvl="2" w:tplc="0409001B" w:tentative="1">
+      <w:start w:val="1"/>
+      <w:numFmt w:val="lowerRoman"/>
+      <w:lvlText w:val="%3."/>
+      <w:lvlJc w:val="right"/>
+      <w:pPr>
+        <w:ind w:left="2160" w:hanging="180"/>
+      </w:pPr>
+    </w:lvl>
+    <w:lvl w:ilvl="3" w:tplc="0409000F" w:tentative="1">
+      <w:start w:val="1"/>
+      <w:numFmt w:val="decimal"/>
+      <w:lvlText w:val="%4."/>
+      <w:lvlJc w:val="left"/>
+      <w:pPr>
+        <w:ind w:left="2880" w:hanging="360"/>
+      </w:pPr>
+    </w:lvl>
+    <w:lvl w:ilvl="4" w:tplc="04090019" w:tentative="1">
+      <w:start w:val="1"/>
+      <w:numFmt w:val="lowerLetter"/>
+      <w:lvlText w:val="%5."/>
+      <w:lvlJc w:val="left"/>
+      <w:pPr>
+        <w:ind w:left="3600" w:hanging="360"/>
+      </w:pPr>
+    </w:lvl>
+    <w:lvl w:ilvl="5" w:tplc="0409001B" w:tentative="1">
+      <w:start w:val="1"/>
+      <w:numFmt w:val="lowerRoman"/>
+      <w:lvlText w:val="%6."/>
+      <w:lvlJc w:val="right"/>
+      <w:pPr>
+        <w:ind w:left="4320" w:hanging="180"/>
+      </w:pPr>
+    </w:lvl>
+    <w:lvl w:ilvl="6" w:tplc="0409000F" w:tentative="1">
+      <w:start w:val="1"/>
+      <w:numFmt w:val="decimal"/>
+      <w:lvlText w:val="%7."/>
+      <w:lvlJc w:val="left"/>
+      <w:pPr>
+        <w:ind w:left="5040" w:hanging="360"/>
+      </w:pPr>
+    </w:lvl>
+    <w:lvl w:ilvl="7" w:tplc="04090019" w:tentative="1">
+      <w:start w:val="1"/>
+      <w:numFmt w:val="lowerLetter"/>
+      <w:lvlText w:val="%8."/>
+      <w:lvlJc w:val="left"/>
+      <w:pPr>
+        <w:ind w:left="5760" w:hanging="360"/>
+      </w:pPr>
+    </w:lvl>
+    <w:lvl w:ilvl="8" w:tplc="0409001B" w:tentative="1">
+      <w:start w:val="1"/>
+      <w:numFmt w:val="lowerRoman"/>
+      <w:lvlText w:val="%9."/>
+      <w:lvlJc w:val="right"/>
+      <w:pPr>
+        <w:ind w:left="6480" w:hanging="180"/>
+      </w:pPr>
+    </w:lvl>
+  </w:abstractNum>
+  <w:abstractNum w:abstractNumId="1" w15:restartNumberingAfterBreak="0">
+    <w:nsid w:val="15DC5CDF"/>
+    <w:multiLevelType w:val="hybridMultilevel"/>
+    <w:tmpl w:val="79A66CEA"/>
+    <w:lvl w:ilvl="0" w:tplc="CBCE51DA">
+      <w:start w:val="1"/>
+      <w:numFmt w:val="upperLetter"/>
+      <w:lvlText w:val="%1."/>
+      <w:lvlJc w:val="left"/>
+      <w:pPr>
+        <w:ind w:left="1440" w:hanging="360"/>
+      </w:pPr>
+      <w:rPr>
+        <w:rFonts w:hint="default"/>
+      </w:rPr>
+    </w:lvl>
+    <w:lvl w:ilvl="1" w:tplc="04090019" w:tentative="1">
+      <w:start w:val="1"/>
+      <w:numFmt w:val="lowerLetter"/>
+      <w:lvlText w:val="%2."/>
+      <w:lvlJc w:val="left"/>
+      <w:pPr>
+        <w:ind w:left="2160" w:hanging="360"/>
+      </w:pPr>
+    </w:lvl>
+    <w:lvl w:ilvl="2" w:tplc="0409001B" w:tentative="1">
+      <w:start w:val="1"/>
+      <w:numFmt w:val="lowerRoman"/>
+      <w:lvlText w:val="%3."/>
+      <w:lvlJc w:val="right"/>
+      <w:pPr>
+        <w:ind w:left="2880" w:hanging="180"/>
+      </w:pPr>
+    </w:lvl>
+    <w:lvl w:ilvl="3" w:tplc="0409000F" w:tentative="1">
+      <w:start w:val="1"/>
+      <w:numFmt w:val="decimal"/>
+      <w:lvlText w:val="%4."/>
+      <w:lvlJc w:val="left"/>
+      <w:pPr>
+        <w:ind w:left="3600" w:hanging="360"/>
+      </w:pPr>
+    </w:lvl>
+    <w:lvl w:ilvl="4" w:tplc="04090019" w:tentative="1">
+      <w:start w:val="1"/>
+      <w:numFmt w:val="lowerLetter"/>
+      <w:lvlText w:val="%5."/>
+      <w:lvlJc w:val="left"/>
+      <w:pPr>
+        <w:ind w:left="4320" w:hanging="360"/>
+      </w:pPr>
+    </w:lvl>
+    <w:lvl w:ilvl="5" w:tplc="0409001B" w:tentative="1">
+      <w:start w:val="1"/>
+      <w:numFmt w:val="lowerRoman"/>
+      <w:lvlText w:val="%6."/>
+      <w:lvlJc w:val="right"/>
+      <w:pPr>
+        <w:ind w:left="5040" w:hanging="180"/>
+      </w:pPr>
+    </w:lvl>
+    <w:lvl w:ilvl="6" w:tplc="0409000F" w:tentative="1">
+      <w:start w:val="1"/>
+      <w:numFmt w:val="decimal"/>
+      <w:lvlText w:val="%7."/>
+      <w:lvlJc w:val="left"/>
+      <w:pPr>
+        <w:ind w:left="5760" w:hanging="360"/>
+      </w:pPr>
+    </w:lvl>
+    <w:lvl w:ilvl="7" w:tplc="04090019" w:tentative="1">
+      <w:start w:val="1"/>
+      <w:numFmt w:val="lowerLetter"/>
+      <w:lvlText w:val="%8."/>
+      <w:lvlJc w:val="left"/>
+      <w:pPr>
+        <w:ind w:left="6480" w:hanging="360"/>
+      </w:pPr>
+    </w:lvl>
+    <w:lvl w:ilvl="8" w:tplc="0409001B" w:tentative="1">
+      <w:start w:val="1"/>
+      <w:numFmt w:val="lowerRoman"/>
+      <w:lvlText w:val="%9."/>
+      <w:lvlJc w:val="right"/>
+      <w:pPr>
+        <w:ind w:left="7200" w:hanging="180"/>
+      </w:pPr>
+    </w:lvl>
+  </w:abstractNum>
+  <w:abstractNum w:abstractNumId="2" w15:restartNumberingAfterBreak="0">
+    <w:nsid w:val="1FC865C9"/>
+    <w:multiLevelType w:val="hybridMultilevel"/>
+    <w:tmpl w:val="1F50C2C2"/>
+    <w:lvl w:ilvl="0" w:tplc="187A83EA">
+      <w:start w:val="1"/>
+      <w:numFmt w:val="decimal"/>
+      <w:lvlText w:val="%1."/>
+      <w:lvlJc w:val="left"/>
+      <w:pPr>
+        <w:ind w:left="1353" w:hanging="360"/>
+      </w:pPr>
+      <w:rPr>
+        <w:rFonts w:hint="default"/>
+      </w:rPr>
+    </w:lvl>
+    <w:lvl w:ilvl="1" w:tplc="04090019" w:tentative="1">
+      <w:start w:val="1"/>
+      <w:numFmt w:val="lowerLetter"/>
+      <w:lvlText w:val="%2."/>
+      <w:lvlJc w:val="left"/>
+      <w:pPr>
+        <w:ind w:left="2073" w:hanging="360"/>
+      </w:pPr>
+    </w:lvl>
+    <w:lvl w:ilvl="2" w:tplc="0409001B" w:tentative="1">
+      <w:start w:val="1"/>
+      <w:numFmt w:val="lowerRoman"/>
+      <w:lvlText w:val="%3."/>
+      <w:lvlJc w:val="right"/>
+      <w:pPr>
+        <w:ind w:left="2793" w:hanging="180"/>
+      </w:pPr>
+    </w:lvl>
+    <w:lvl w:ilvl="3" w:tplc="0409000F" w:tentative="1">
+      <w:start w:val="1"/>
+      <w:numFmt w:val="decimal"/>
+      <w:lvlText w:val="%4."/>
+      <w:lvlJc w:val="left"/>
+      <w:pPr>
+        <w:ind w:left="3513" w:hanging="360"/>
+      </w:pPr>
+    </w:lvl>
+    <w:lvl w:ilvl="4" w:tplc="04090019" w:tentative="1">
+      <w:start w:val="1"/>
+      <w:numFmt w:val="lowerLetter"/>
+      <w:lvlText w:val="%5."/>
+      <w:lvlJc w:val="left"/>
+      <w:pPr>
+        <w:ind w:left="4233" w:hanging="360"/>
+      </w:pPr>
+    </w:lvl>
+    <w:lvl w:ilvl="5" w:tplc="0409001B" w:tentative="1">
+      <w:start w:val="1"/>
+      <w:numFmt w:val="lowerRoman"/>
+      <w:lvlText w:val="%6."/>
+      <w:lvlJc w:val="right"/>
+      <w:pPr>
+        <w:ind w:left="4953" w:hanging="180"/>
+      </w:pPr>
+    </w:lvl>
+    <w:lvl w:ilvl="6" w:tplc="0409000F" w:tentative="1">
+      <w:start w:val="1"/>
+      <w:numFmt w:val="decimal"/>
+      <w:lvlText w:val="%7."/>
+      <w:lvlJc w:val="left"/>
+      <w:pPr>
+        <w:ind w:left="5673" w:hanging="360"/>
+      </w:pPr>
+    </w:lvl>
+    <w:lvl w:ilvl="7" w:tplc="04090019" w:tentative="1">
+      <w:start w:val="1"/>
+      <w:numFmt w:val="lowerLetter"/>
+      <w:lvlText w:val="%8."/>
+      <w:lvlJc w:val="left"/>
+      <w:pPr>
+        <w:ind w:left="6393" w:hanging="360"/>
+      </w:pPr>
+    </w:lvl>
+    <w:lvl w:ilvl="8" w:tplc="0409001B" w:tentative="1">
+      <w:start w:val="1"/>
+      <w:numFmt w:val="lowerRoman"/>
+      <w:lvlText w:val="%9."/>
+      <w:lvlJc w:val="right"/>
+      <w:pPr>
+        <w:ind w:left="7113" w:hanging="180"/>
+      </w:pPr>
+    </w:lvl>
+  </w:abstractNum>
+  <w:abstractNum w:abstractNumId="3" w15:restartNumberingAfterBreak="0">
+    <w:nsid w:val="41132CBA"/>
+    <w:multiLevelType w:val="hybridMultilevel"/>
+    <w:tmpl w:val="2CBED8C6"/>
+    <w:lvl w:ilvl="0" w:tplc="E43218BC">
+      <w:start w:val="1"/>
+      <w:numFmt w:val="decimal"/>
+      <w:lvlText w:val="%1."/>
+      <w:lvlJc w:val="left"/>
+      <w:pPr>
+        <w:ind w:left="1353" w:hanging="360"/>
+      </w:pPr>
+      <w:rPr>
+        <w:rFonts w:hint="default"/>
+      </w:rPr>
+    </w:lvl>
+    <w:lvl w:ilvl="1" w:tplc="04090019" w:tentative="1">
+      <w:start w:val="1"/>
+      <w:numFmt w:val="lowerLetter"/>
+      <w:lvlText w:val="%2."/>
+      <w:lvlJc w:val="left"/>
+      <w:pPr>
+        <w:ind w:left="2073" w:hanging="360"/>
+      </w:pPr>
+    </w:lvl>
+    <w:lvl w:ilvl="2" w:tplc="0409001B" w:tentative="1">
+      <w:start w:val="1"/>
+      <w:numFmt w:val="lowerRoman"/>
+      <w:lvlText w:val="%3."/>
+      <w:lvlJc w:val="right"/>
+      <w:pPr>
+        <w:ind w:left="2793" w:hanging="180"/>
+      </w:pPr>
+    </w:lvl>
+    <w:lvl w:ilvl="3" w:tplc="0409000F" w:tentative="1">
+      <w:start w:val="1"/>
+      <w:numFmt w:val="decimal"/>
+      <w:lvlText w:val="%4."/>
+      <w:lvlJc w:val="left"/>
+      <w:pPr>
+        <w:ind w:left="3513" w:hanging="360"/>
+      </w:pPr>
+    </w:lvl>
+    <w:lvl w:ilvl="4" w:tplc="04090019" w:tentative="1">
+      <w:start w:val="1"/>
+      <w:numFmt w:val="lowerLetter"/>
+      <w:lvlText w:val="%5."/>
+      <w:lvlJc w:val="left"/>
+      <w:pPr>
+        <w:ind w:left="4233" w:hanging="360"/>
+      </w:pPr>
+    </w:lvl>
+    <w:lvl w:ilvl="5" w:tplc="0409001B" w:tentative="1">
+      <w:start w:val="1"/>
+      <w:numFmt w:val="lowerRoman"/>
+      <w:lvlText w:val="%6."/>
+      <w:lvlJc w:val="right"/>
+      <w:pPr>
+        <w:ind w:left="4953" w:hanging="180"/>
+      </w:pPr>
+    </w:lvl>
+    <w:lvl w:ilvl="6" w:tplc="0409000F" w:tentative="1">
+      <w:start w:val="1"/>
+      <w:numFmt w:val="decimal"/>
+      <w:lvlText w:val="%7."/>
+      <w:lvlJc w:val="left"/>
+      <w:pPr>
+        <w:ind w:left="5673" w:hanging="360"/>
+      </w:pPr>
+    </w:lvl>
+    <w:lvl w:ilvl="7" w:tplc="04090019" w:tentative="1">
+      <w:start w:val="1"/>
+      <w:numFmt w:val="lowerLetter"/>
+      <w:lvlText w:val="%8."/>
+      <w:lvlJc w:val="left"/>
+      <w:pPr>
+        <w:ind w:left="6393" w:hanging="360"/>
+      </w:pPr>
+    </w:lvl>
+    <w:lvl w:ilvl="8" w:tplc="0409001B" w:tentative="1">
+      <w:start w:val="1"/>
+      <w:numFmt w:val="lowerRoman"/>
+      <w:lvlText w:val="%9."/>
+      <w:lvlJc w:val="right"/>
+      <w:pPr>
+        <w:ind w:left="7113" w:hanging="180"/>
+      </w:pPr>
+    </w:lvl>
+  </w:abstractNum>
+  <w:abstractNum w:abstractNumId="4" w15:restartNumberingAfterBreak="0">
+    <w:nsid w:val="55D22F15"/>
+    <w:multiLevelType w:val="hybridMultilevel"/>
+    <w:tmpl w:val="9AA8BEA8"/>
+    <w:lvl w:ilvl="0" w:tplc="9646885C">
+      <w:start w:val="1"/>
+      <w:numFmt w:val="upperLetter"/>
+      <w:lvlText w:val="%1&gt;"/>
+      <w:lvlJc w:val="left"/>
+      <w:pPr>
+        <w:ind w:left="720" w:hanging="360"/>
+      </w:pPr>
+      <w:rPr>
+        <w:rFonts w:hint="default"/>
+      </w:rPr>
+    </w:lvl>
+    <w:lvl w:ilvl="1" w:tplc="04090019" w:tentative="1">
+      <w:start w:val="1"/>
+      <w:numFmt w:val="lowerLetter"/>
+      <w:lvlText w:val="%2."/>
+      <w:lvlJc w:val="left"/>
+      <w:pPr>
+        <w:ind w:left="1440" w:hanging="360"/>
+      </w:pPr>
+    </w:lvl>
+    <w:lvl w:ilvl="2" w:tplc="0409001B" w:tentative="1">
+      <w:start w:val="1"/>
+      <w:numFmt w:val="lowerRoman"/>
+      <w:lvlText w:val="%3."/>
+      <w:lvlJc w:val="right"/>
+      <w:pPr>
+        <w:ind w:left="2160" w:hanging="180"/>
+      </w:pPr>
+    </w:lvl>
+    <w:lvl w:ilvl="3" w:tplc="0409000F" w:tentative="1">
+      <w:start w:val="1"/>
+      <w:numFmt w:val="decimal"/>
+      <w:lvlText w:val="%4."/>
+      <w:lvlJc w:val="left"/>
+      <w:pPr>
+        <w:ind w:left="2880" w:hanging="360"/>
+      </w:pPr>
+    </w:lvl>
+    <w:lvl w:ilvl="4" w:tplc="04090019" w:tentative="1">
+      <w:start w:val="1"/>
+      <w:numFmt w:val="lowerLetter"/>
+      <w:lvlText w:val="%5."/>
+      <w:lvlJc w:val="left"/>
+      <w:pPr>
+        <w:ind w:left="3600" w:hanging="360"/>
+      </w:pPr>
+    </w:lvl>
+    <w:lvl w:ilvl="5" w:tplc="0409001B" w:tentative="1">
+      <w:start w:val="1"/>
+      <w:numFmt w:val="lowerRoman"/>
+      <w:lvlText w:val="%6."/>
+      <w:lvlJc w:val="right"/>
+      <w:pPr>
+        <w:ind w:left="4320" w:hanging="180"/>
+      </w:pPr>
+    </w:lvl>
+    <w:lvl w:ilvl="6" w:tplc="0409000F" w:tentative="1">
+      <w:start w:val="1"/>
+      <w:numFmt w:val="decimal"/>
+      <w:lvlText w:val="%7."/>
+      <w:lvlJc w:val="left"/>
+      <w:pPr>
+        <w:ind w:left="5040" w:hanging="360"/>
+      </w:pPr>
+    </w:lvl>
+    <w:lvl w:ilvl="7" w:tplc="04090019" w:tentative="1">
+      <w:start w:val="1"/>
+      <w:numFmt w:val="lowerLetter"/>
+      <w:lvlText w:val="%8."/>
+      <w:lvlJc w:val="left"/>
+      <w:pPr>
+        <w:ind w:left="5760" w:hanging="360"/>
+      </w:pPr>
+    </w:lvl>
+    <w:lvl w:ilvl="8" w:tplc="0409001B" w:tentative="1">
+      <w:start w:val="1"/>
+      <w:numFmt w:val="lowerRoman"/>
+      <w:lvlText w:val="%9."/>
+      <w:lvlJc w:val="right"/>
+      <w:pPr>
+        <w:ind w:left="6480" w:hanging="180"/>
+      </w:pPr>
+    </w:lvl>
+  </w:abstractNum>
+  <w:abstractNum w:abstractNumId="5" w15:restartNumberingAfterBreak="0">
+    <w:nsid w:val="565E0D16"/>
+    <w:multiLevelType w:val="hybridMultilevel"/>
+    <w:tmpl w:val="221E57A0"/>
+    <w:lvl w:ilvl="0" w:tplc="4AB6AFBA">
+      <w:start w:val="1"/>
+      <w:numFmt w:val="upperRoman"/>
+      <w:lvlText w:val="%1."/>
+      <w:lvlJc w:val="left"/>
+      <w:pPr>
+        <w:ind w:left="1080" w:hanging="720"/>
+      </w:pPr>
+      <w:rPr>
+        <w:rFonts w:hint="default"/>
+      </w:rPr>
+    </w:lvl>
+    <w:lvl w:ilvl="1" w:tplc="04090019" w:tentative="1">
+      <w:start w:val="1"/>
+      <w:numFmt w:val="lowerLetter"/>
+      <w:lvlText w:val="%2."/>
+      <w:lvlJc w:val="left"/>
+      <w:pPr>
+        <w:ind w:left="1440" w:hanging="360"/>
+      </w:pPr>
+    </w:lvl>
+    <w:lvl w:ilvl="2" w:tplc="0409001B" w:tentative="1">
+      <w:start w:val="1"/>
+      <w:numFmt w:val="lowerRoman"/>
+      <w:lvlText w:val="%3."/>
+      <w:lvlJc w:val="right"/>
+      <w:pPr>
+        <w:ind w:left="2160" w:hanging="180"/>
+      </w:pPr>
+    </w:lvl>
+    <w:lvl w:ilvl="3" w:tplc="0409000F" w:tentative="1">
+      <w:start w:val="1"/>
+      <w:numFmt w:val="decimal"/>
+      <w:lvlText w:val="%4."/>
+      <w:lvlJc w:val="left"/>
+      <w:pPr>
+        <w:ind w:left="2880" w:hanging="360"/>
+      </w:pPr>
+    </w:lvl>
+    <w:lvl w:ilvl="4" w:tplc="04090019" w:tentative="1">
+      <w:start w:val="1"/>
+      <w:numFmt w:val="lowerLetter"/>
+      <w:lvlText w:val="%5."/>
+      <w:lvlJc w:val="left"/>
+      <w:pPr>
+        <w:ind w:left="3600" w:hanging="360"/>
+      </w:pPr>
+    </w:lvl>
+    <w:lvl w:ilvl="5" w:tplc="0409001B" w:tentative="1">
+      <w:start w:val="1"/>
+      <w:numFmt w:val="lowerRoman"/>
+      <w:lvlText w:val="%6."/>
+      <w:lvlJc w:val="right"/>
+      <w:pPr>
+        <w:ind w:left="4320" w:hanging="180"/>
+      </w:pPr>
+    </w:lvl>
+    <w:lvl w:ilvl="6" w:tplc="0409000F" w:tentative="1">
+      <w:start w:val="1"/>
+      <w:numFmt w:val="decimal"/>
+      <w:lvlText w:val="%7."/>
+      <w:lvlJc w:val="left"/>
+      <w:pPr>
+        <w:ind w:left="5040" w:hanging="360"/>
+      </w:pPr>
+    </w:lvl>
+    <w:lvl w:ilvl="7" w:tplc="04090019" w:tentative="1">
+      <w:start w:val="1"/>
+      <w:numFmt w:val="lowerLetter"/>
+      <w:lvlText w:val="%8."/>
+      <w:lvlJc w:val="left"/>
+      <w:pPr>
+        <w:ind w:left="5760" w:hanging="360"/>
+      </w:pPr>
+    </w:lvl>
+    <w:lvl w:ilvl="8" w:tplc="0409001B" w:tentative="1">
+      <w:start w:val="1"/>
+      <w:numFmt w:val="lowerRoman"/>
+      <w:lvlText w:val="%9."/>
+      <w:lvlJc w:val="right"/>
+      <w:pPr>
+        <w:ind w:left="6480" w:hanging="180"/>
+      </w:pPr>
+    </w:lvl>
+  </w:abstractNum>
+  <w:abstractNum w:abstractNumId="6" w15:restartNumberingAfterBreak="0">
+    <w:nsid w:val="79592E9B"/>
+    <w:multiLevelType w:val="hybridMultilevel"/>
+    <w:tmpl w:val="995CE8C4"/>
+    <w:lvl w:ilvl="0" w:tplc="0E02C330">
+      <w:start w:val="1"/>
+      <w:numFmt w:val="upperLetter"/>
+      <w:lvlText w:val="%1."/>
+      <w:lvlJc w:val="left"/>
+      <w:pPr>
+        <w:ind w:left="1440" w:hanging="360"/>
+      </w:pPr>
+      <w:rPr>
+        <w:rFonts w:hint="default"/>
+      </w:rPr>
+    </w:lvl>
+    <w:lvl w:ilvl="1" w:tplc="04090019" w:tentative="1">
+      <w:start w:val="1"/>
+      <w:numFmt w:val="lowerLetter"/>
+      <w:lvlText w:val="%2."/>
+      <w:lvlJc w:val="left"/>
+      <w:pPr>
+        <w:ind w:left="2160" w:hanging="360"/>
+      </w:pPr>
+    </w:lvl>
+    <w:lvl w:ilvl="2" w:tplc="0409001B" w:tentative="1">
+      <w:start w:val="1"/>
+      <w:numFmt w:val="lowerRoman"/>
+      <w:lvlText w:val="%3."/>
+      <w:lvlJc w:val="right"/>
+      <w:pPr>
+        <w:ind w:left="2880" w:hanging="180"/>
+      </w:pPr>
+    </w:lvl>
+    <w:lvl w:ilvl="3" w:tplc="0409000F" w:tentative="1">
+      <w:start w:val="1"/>
+      <w:numFmt w:val="decimal"/>
+      <w:lvlText w:val="%4."/>
+      <w:lvlJc w:val="left"/>
+      <w:pPr>
+        <w:ind w:left="3600" w:hanging="360"/>
+      </w:pPr>
+    </w:lvl>
+    <w:lvl w:ilvl="4" w:tplc="04090019" w:tentative="1">
+      <w:start w:val="1"/>
+      <w:numFmt w:val="lowerLetter"/>
+      <w:lvlText w:val="%5."/>
+      <w:lvlJc w:val="left"/>
+      <w:pPr>
+        <w:ind w:left="4320" w:hanging="360"/>
+      </w:pPr>
+    </w:lvl>
+    <w:lvl w:ilvl="5" w:tplc="0409001B" w:tentative="1">
+      <w:start w:val="1"/>
+      <w:numFmt w:val="lowerRoman"/>
+      <w:lvlText w:val="%6."/>
+      <w:lvlJc w:val="right"/>
+      <w:pPr>
+        <w:ind w:left="5040" w:hanging="180"/>
+      </w:pPr>
+    </w:lvl>
+    <w:lvl w:ilvl="6" w:tplc="0409000F" w:tentative="1">
+      <w:start w:val="1"/>
+      <w:numFmt w:val="decimal"/>
+      <w:lvlText w:val="%7."/>
+      <w:lvlJc w:val="left"/>
+      <w:pPr>
+        <w:ind w:left="5760" w:hanging="360"/>
+      </w:pPr>
+    </w:lvl>
+    <w:lvl w:ilvl="7" w:tplc="04090019" w:tentative="1">
+      <w:start w:val="1"/>
+      <w:numFmt w:val="lowerLetter"/>
+      <w:lvlText w:val="%8."/>
+      <w:lvlJc w:val="left"/>
+      <w:pPr>
+        <w:ind w:left="6480" w:hanging="360"/>
+      </w:pPr>
+    </w:lvl>
+    <w:lvl w:ilvl="8" w:tplc="0409001B" w:tentative="1">
+      <w:start w:val="1"/>
+      <w:numFmt w:val="lowerRoman"/>
+      <w:lvlText w:val="%9."/>
+      <w:lvlJc w:val="right"/>
+      <w:pPr>
+        <w:ind w:left="7200" w:hanging="180"/>
+      </w:pPr>
+    </w:lvl>
+  </w:abstractNum>
+  <w:num w:numId="1">
+    <w:abstractNumId w:val="4"/>
+  </w:num>
+  <w:num w:numId="2">
+    <w:abstractNumId w:val="0"/>
+  </w:num>
+  <w:num w:numId="3">
+    <w:abstractNumId w:val="5"/>
+  </w:num>
+  <w:num w:numId="4">
+    <w:abstractNumId w:val="6"/>
+  </w:num>
+  <w:num w:numId="5">
+    <w:abstractNumId w:val="1"/>
+  </w:num>
+  <w:num w:numId="6">
+    <w:abstractNumId w:val="3"/>
+  </w:num>
+  <w:num w:numId="7">
+    <w:abstractNumId w:val="2"/>
+  </w:num>
+</w:numbering>
 </file>
 
 <file path=word/styles.xml><?xml version="1.0" encoding="utf-8"?>
@@ -1027,7 +10794,6 @@
   <w:style w:type="character" w:default="1" w:styleId="DefaultParagraphFont">
     <w:name w:val="Default Paragraph Font"/>
     <w:uiPriority w:val="1"/>
-    <w:semiHidden/>
     <w:unhideWhenUsed/>
   </w:style>
   <w:style w:type="table" w:default="1" w:styleId="TableNormal">
@@ -1050,6 +10816,27 @@
     <w:uiPriority w:val="99"/>
     <w:semiHidden/>
     <w:unhideWhenUsed/>
+  </w:style>
+  <w:style w:type="paragraph" w:styleId="ListParagraph">
+    <w:name w:val="List Paragraph"/>
+    <w:basedOn w:val="Normal"/>
+    <w:uiPriority w:val="34"/>
+    <w:qFormat/>
+    <w:rsid w:val="00412CBA"/>
+    <w:pPr>
+      <w:ind w:left="720"/>
+      <w:contextualSpacing/>
+    </w:pPr>
+  </w:style>
+  <w:style w:type="character" w:styleId="PlaceholderText">
+    <w:name w:val="Placeholder Text"/>
+    <w:basedOn w:val="DefaultParagraphFont"/>
+    <w:uiPriority w:val="99"/>
+    <w:semiHidden/>
+    <w:rsid w:val="00555C10"/>
+    <w:rPr>
+      <w:color w:val="808080"/>
+    </w:rPr>
   </w:style>
 </w:styles>
 </file>
@@ -1313,4 +11100,16 @@
     </a:ext>
   </a:extLst>
 </a:theme>
+</file>
+
+<file path=customXml/item1.xml><?xml version="1.0" encoding="utf-8"?>
+<b:Sources xmlns:b="http://schemas.openxmlformats.org/officeDocument/2006/bibliography" xmlns="http://schemas.openxmlformats.org/officeDocument/2006/bibliography" SelectedStyle="\APASixthEditionOfficeOnline.xsl" StyleName="APA" Version="6"/>
+</file>
+
+<file path=customXml/itemProps1.xml><?xml version="1.0" encoding="utf-8"?>
+<ds:datastoreItem xmlns:ds="http://schemas.openxmlformats.org/officeDocument/2006/customXml" ds:itemID="{27DD5674-0ECA-4B95-B016-3B7D3B2E37E2}">
+  <ds:schemaRefs>
+    <ds:schemaRef ds:uri="http://schemas.openxmlformats.org/officeDocument/2006/bibliography"/>
+  </ds:schemaRefs>
+</ds:datastoreItem>
 </file>
--- a/Tugas 3 Kelompok.docx
+++ b/Tugas 3 Kelompok.docx
@@ -171,9 +171,8 @@
           <w:szCs w:val="32"/>
           <w:lang w:val="en-US"/>
         </w:rPr>
-        <w:t>Klasifikasi</w:t>
-      </w:r>
-      <w:proofErr w:type="spellEnd"/>
+        <w:t>Klasifik</w:t>
+      </w:r>
       <w:r>
         <w:rPr>
           <w:rFonts w:ascii="Times New Roman" w:hAnsi="Times New Roman" w:cs="Times New Roman"/>
@@ -181,6 +180,16 @@
           <w:szCs w:val="32"/>
           <w:lang w:val="en-US"/>
         </w:rPr>
+        <w:t>asi</w:t>
+      </w:r>
+      <w:proofErr w:type="spellEnd"/>
+      <w:r>
+        <w:rPr>
+          <w:rFonts w:ascii="Times New Roman" w:hAnsi="Times New Roman" w:cs="Times New Roman"/>
+          <w:sz w:val="32"/>
+          <w:szCs w:val="32"/>
+          <w:lang w:val="en-US"/>
+        </w:rPr>
         <w:br/>
         <w:t xml:space="preserve">Citra </w:t>
       </w:r>
@@ -202,8 +211,28 @@
           <w:szCs w:val="32"/>
           <w:lang w:val="en-US"/>
         </w:rPr>
-        <w:t xml:space="preserve"> AI vs Citra Rill</w:t>
-      </w:r>
+        <w:t xml:space="preserve"> AI vs Citra </w:t>
+      </w:r>
+      <w:proofErr w:type="spellStart"/>
+      <w:r>
+        <w:rPr>
+          <w:rFonts w:ascii="Times New Roman" w:hAnsi="Times New Roman" w:cs="Times New Roman"/>
+          <w:sz w:val="32"/>
+          <w:szCs w:val="32"/>
+          <w:lang w:val="en-US"/>
+        </w:rPr>
+        <w:t>Rii</w:t>
+      </w:r>
+      <w:r>
+        <w:rPr>
+          <w:rFonts w:ascii="Times New Roman" w:hAnsi="Times New Roman" w:cs="Times New Roman"/>
+          <w:sz w:val="32"/>
+          <w:szCs w:val="32"/>
+          <w:lang w:val="en-US"/>
+        </w:rPr>
+        <w:t>l</w:t>
+      </w:r>
+      <w:proofErr w:type="spellEnd"/>
     </w:p>
     <w:p>
       <w:pPr>
@@ -1693,7 +1722,16 @@
           <w:szCs w:val="24"/>
           <w:lang w:val="en-US"/>
         </w:rPr>
-        <w:t>kemudian</w:t>
+        <w:t>ke</w:t>
+      </w:r>
+      <w:r>
+        <w:rPr>
+          <w:rFonts w:ascii="Times New Roman" w:hAnsi="Times New Roman" w:cs="Times New Roman"/>
+          <w:sz w:val="24"/>
+          <w:szCs w:val="24"/>
+          <w:lang w:val="en-US"/>
+        </w:rPr>
+        <w:t>mudian</w:t>
       </w:r>
       <w:proofErr w:type="spellEnd"/>
       <w:r>
@@ -1763,7 +1801,105 @@
           <w:szCs w:val="24"/>
           <w:lang w:val="en-US"/>
         </w:rPr>
-        <w:t xml:space="preserve"> 80</w:t>
+        <w:t xml:space="preserve"> 75% </w:t>
+      </w:r>
+      <w:proofErr w:type="spellStart"/>
+      <w:r>
+        <w:rPr>
+          <w:rFonts w:ascii="Times New Roman" w:hAnsi="Times New Roman" w:cs="Times New Roman"/>
+          <w:sz w:val="24"/>
+          <w:szCs w:val="24"/>
+          <w:lang w:val="en-US"/>
+        </w:rPr>
+        <w:t>untuk</w:t>
+      </w:r>
+      <w:proofErr w:type="spellEnd"/>
+      <w:r>
+        <w:rPr>
+          <w:rFonts w:ascii="Times New Roman" w:hAnsi="Times New Roman" w:cs="Times New Roman"/>
+          <w:sz w:val="24"/>
+          <w:szCs w:val="24"/>
+          <w:lang w:val="en-US"/>
+        </w:rPr>
+        <w:t xml:space="preserve"> data </w:t>
+      </w:r>
+      <w:proofErr w:type="spellStart"/>
+      <w:r>
+        <w:rPr>
+          <w:rFonts w:ascii="Times New Roman" w:hAnsi="Times New Roman" w:cs="Times New Roman"/>
+          <w:sz w:val="24"/>
+          <w:szCs w:val="24"/>
+          <w:lang w:val="en-US"/>
+        </w:rPr>
+        <w:t>latih</w:t>
+      </w:r>
+      <w:proofErr w:type="spellEnd"/>
+      <w:r>
+        <w:rPr>
+          <w:rFonts w:ascii="Times New Roman" w:hAnsi="Times New Roman" w:cs="Times New Roman"/>
+          <w:sz w:val="24"/>
+          <w:szCs w:val="24"/>
+          <w:lang w:val="en-US"/>
+        </w:rPr>
+        <w:t xml:space="preserve"> (74</w:t>
+      </w:r>
+      <w:r>
+        <w:rPr>
+          <w:rFonts w:ascii="Times New Roman" w:hAnsi="Times New Roman" w:cs="Times New Roman"/>
+          <w:sz w:val="24"/>
+          <w:szCs w:val="24"/>
+          <w:lang w:val="en-US"/>
+        </w:rPr>
+        <w:t xml:space="preserve">6 </w:t>
+      </w:r>
+      <w:proofErr w:type="spellStart"/>
+      <w:r>
+        <w:rPr>
+          <w:rFonts w:ascii="Times New Roman" w:hAnsi="Times New Roman" w:cs="Times New Roman"/>
+          <w:sz w:val="24"/>
+          <w:szCs w:val="24"/>
+          <w:lang w:val="en-US"/>
+        </w:rPr>
+        <w:t>gambar</w:t>
+      </w:r>
+      <w:proofErr w:type="spellEnd"/>
+      <w:r>
+        <w:rPr>
+          <w:rFonts w:ascii="Times New Roman" w:hAnsi="Times New Roman" w:cs="Times New Roman"/>
+          <w:sz w:val="24"/>
+          <w:szCs w:val="24"/>
+          <w:lang w:val="en-US"/>
+        </w:rPr>
+        <w:t xml:space="preserve">) </w:t>
+      </w:r>
+      <w:r>
+        <w:rPr>
+          <w:rFonts w:ascii="Times New Roman" w:hAnsi="Times New Roman" w:cs="Times New Roman"/>
+          <w:sz w:val="24"/>
+          <w:szCs w:val="24"/>
+          <w:lang w:val="en-US"/>
+        </w:rPr>
+        <w:t xml:space="preserve"> </w:t>
+      </w:r>
+      <w:proofErr w:type="spellStart"/>
+      <w:r>
+        <w:rPr>
+          <w:rFonts w:ascii="Times New Roman" w:hAnsi="Times New Roman" w:cs="Times New Roman"/>
+          <w:sz w:val="24"/>
+          <w:szCs w:val="24"/>
+          <w:lang w:val="en-US"/>
+        </w:rPr>
+        <w:t>dan</w:t>
+      </w:r>
+      <w:proofErr w:type="spellEnd"/>
+      <w:r>
+        <w:rPr>
+          <w:rFonts w:ascii="Times New Roman" w:hAnsi="Times New Roman" w:cs="Times New Roman"/>
+          <w:sz w:val="24"/>
+          <w:szCs w:val="24"/>
+          <w:lang w:val="en-US"/>
+        </w:rPr>
+        <w:t xml:space="preserve"> 25</w:t>
       </w:r>
       <w:r>
         <w:rPr>
@@ -1802,95 +1938,6 @@
           <w:szCs w:val="24"/>
           <w:lang w:val="en-US"/>
         </w:rPr>
-        <w:t>latih</w:t>
-      </w:r>
-      <w:proofErr w:type="spellEnd"/>
-      <w:r>
-        <w:rPr>
-          <w:rFonts w:ascii="Times New Roman" w:hAnsi="Times New Roman" w:cs="Times New Roman"/>
-          <w:sz w:val="24"/>
-          <w:szCs w:val="24"/>
-          <w:lang w:val="en-US"/>
-        </w:rPr>
-        <w:t xml:space="preserve"> (796 </w:t>
-      </w:r>
-      <w:proofErr w:type="spellStart"/>
-      <w:r>
-        <w:rPr>
-          <w:rFonts w:ascii="Times New Roman" w:hAnsi="Times New Roman" w:cs="Times New Roman"/>
-          <w:sz w:val="24"/>
-          <w:szCs w:val="24"/>
-          <w:lang w:val="en-US"/>
-        </w:rPr>
-        <w:t>gambar</w:t>
-      </w:r>
-      <w:proofErr w:type="spellEnd"/>
-      <w:r>
-        <w:rPr>
-          <w:rFonts w:ascii="Times New Roman" w:hAnsi="Times New Roman" w:cs="Times New Roman"/>
-          <w:sz w:val="24"/>
-          <w:szCs w:val="24"/>
-          <w:lang w:val="en-US"/>
-        </w:rPr>
-        <w:t xml:space="preserve">) </w:t>
-      </w:r>
-      <w:r>
-        <w:rPr>
-          <w:rFonts w:ascii="Times New Roman" w:hAnsi="Times New Roman" w:cs="Times New Roman"/>
-          <w:sz w:val="24"/>
-          <w:szCs w:val="24"/>
-          <w:lang w:val="en-US"/>
-        </w:rPr>
-        <w:t xml:space="preserve"> </w:t>
-      </w:r>
-      <w:proofErr w:type="spellStart"/>
-      <w:r>
-        <w:rPr>
-          <w:rFonts w:ascii="Times New Roman" w:hAnsi="Times New Roman" w:cs="Times New Roman"/>
-          <w:sz w:val="24"/>
-          <w:szCs w:val="24"/>
-          <w:lang w:val="en-US"/>
-        </w:rPr>
-        <w:t>dan</w:t>
-      </w:r>
-      <w:proofErr w:type="spellEnd"/>
-      <w:r>
-        <w:rPr>
-          <w:rFonts w:ascii="Times New Roman" w:hAnsi="Times New Roman" w:cs="Times New Roman"/>
-          <w:sz w:val="24"/>
-          <w:szCs w:val="24"/>
-          <w:lang w:val="en-US"/>
-        </w:rPr>
-        <w:t xml:space="preserve"> 20% </w:t>
-      </w:r>
-      <w:proofErr w:type="spellStart"/>
-      <w:r>
-        <w:rPr>
-          <w:rFonts w:ascii="Times New Roman" w:hAnsi="Times New Roman" w:cs="Times New Roman"/>
-          <w:sz w:val="24"/>
-          <w:szCs w:val="24"/>
-          <w:lang w:val="en-US"/>
-        </w:rPr>
-        <w:t>untuk</w:t>
-      </w:r>
-      <w:proofErr w:type="spellEnd"/>
-      <w:r>
-        <w:rPr>
-          <w:rFonts w:ascii="Times New Roman" w:hAnsi="Times New Roman" w:cs="Times New Roman"/>
-          <w:sz w:val="24"/>
-          <w:szCs w:val="24"/>
-          <w:lang w:val="en-US"/>
-        </w:rPr>
-        <w:t xml:space="preserve"> data </w:t>
-      </w:r>
-      <w:proofErr w:type="spellStart"/>
-      <w:r>
-        <w:rPr>
-          <w:rFonts w:ascii="Times New Roman" w:hAnsi="Times New Roman" w:cs="Times New Roman"/>
-          <w:sz w:val="24"/>
-          <w:szCs w:val="24"/>
-          <w:lang w:val="en-US"/>
-        </w:rPr>
         <w:t>uji</w:t>
       </w:r>
       <w:proofErr w:type="spellEnd"/>
@@ -1901,7 +1948,16 @@
           <w:szCs w:val="24"/>
           <w:lang w:val="en-US"/>
         </w:rPr>
-        <w:t xml:space="preserve"> (199 </w:t>
+        <w:t xml:space="preserve"> (24</w:t>
+      </w:r>
+      <w:r>
+        <w:rPr>
+          <w:rFonts w:ascii="Times New Roman" w:hAnsi="Times New Roman" w:cs="Times New Roman"/>
+          <w:sz w:val="24"/>
+          <w:szCs w:val="24"/>
+          <w:lang w:val="en-US"/>
+        </w:rPr>
+        <w:t xml:space="preserve">9 </w:t>
       </w:r>
       <w:proofErr w:type="spellStart"/>
       <w:r>
@@ -7182,8 +7238,6 @@
           <w:lang w:val="en-US"/>
         </w:rPr>
       </w:pPr>
-      <w:bookmarkStart w:id="0" w:name="_GoBack"/>
-      <w:bookmarkEnd w:id="0"/>
     </w:p>
     <w:p>
       <w:pPr>
@@ -9687,6 +9741,10 @@
     <w:p>
       <w:pPr>
         <w:pStyle w:val="ListParagraph"/>
+        <w:numPr>
+          <w:ilvl w:val="0"/>
+          <w:numId w:val="8"/>
+        </w:numPr>
         <w:spacing w:line="360" w:lineRule="auto"/>
         <w:ind w:left="709"/>
         <w:rPr>
@@ -9697,6 +9755,2308 @@
           <w:lang w:val="en-US"/>
         </w:rPr>
       </w:pPr>
+      <w:proofErr w:type="spellStart"/>
+      <w:r>
+        <w:rPr>
+          <w:rFonts w:ascii="Times New Roman" w:hAnsi="Times New Roman" w:cs="Times New Roman"/>
+          <w:b/>
+          <w:sz w:val="24"/>
+          <w:szCs w:val="24"/>
+          <w:lang w:val="en-US"/>
+        </w:rPr>
+        <w:t>Evaluasi</w:t>
+      </w:r>
+      <w:proofErr w:type="spellEnd"/>
+      <w:r>
+        <w:rPr>
+          <w:rFonts w:ascii="Times New Roman" w:hAnsi="Times New Roman" w:cs="Times New Roman"/>
+          <w:b/>
+          <w:sz w:val="24"/>
+          <w:szCs w:val="24"/>
+          <w:lang w:val="en-US"/>
+        </w:rPr>
+        <w:t xml:space="preserve"> Performa SVM + HOG</w:t>
+      </w:r>
+    </w:p>
+    <w:p>
+      <w:pPr>
+        <w:pStyle w:val="ListParagraph"/>
+        <w:spacing w:line="360" w:lineRule="auto"/>
+        <w:ind w:left="709"/>
+        <w:jc w:val="both"/>
+        <w:rPr>
+          <w:rFonts w:ascii="Times New Roman" w:hAnsi="Times New Roman" w:cs="Times New Roman"/>
+          <w:sz w:val="24"/>
+          <w:szCs w:val="24"/>
+          <w:lang w:val="en-US"/>
+        </w:rPr>
+      </w:pPr>
+      <w:proofErr w:type="spellStart"/>
+      <w:r>
+        <w:rPr>
+          <w:rFonts w:ascii="Times New Roman" w:hAnsi="Times New Roman" w:cs="Times New Roman"/>
+          <w:sz w:val="24"/>
+          <w:szCs w:val="24"/>
+          <w:lang w:val="en-US"/>
+        </w:rPr>
+        <w:t>Berdasarkan</w:t>
+      </w:r>
+      <w:proofErr w:type="spellEnd"/>
+      <w:r>
+        <w:rPr>
+          <w:rFonts w:ascii="Times New Roman" w:hAnsi="Times New Roman" w:cs="Times New Roman"/>
+          <w:sz w:val="24"/>
+          <w:szCs w:val="24"/>
+          <w:lang w:val="en-US"/>
+        </w:rPr>
+        <w:t xml:space="preserve"> </w:t>
+      </w:r>
+      <w:proofErr w:type="spellStart"/>
+      <w:r>
+        <w:rPr>
+          <w:rFonts w:ascii="Times New Roman" w:hAnsi="Times New Roman" w:cs="Times New Roman"/>
+          <w:sz w:val="24"/>
+          <w:szCs w:val="24"/>
+          <w:lang w:val="en-US"/>
+        </w:rPr>
+        <w:t>hasil</w:t>
+      </w:r>
+      <w:proofErr w:type="spellEnd"/>
+      <w:r>
+        <w:rPr>
+          <w:rFonts w:ascii="Times New Roman" w:hAnsi="Times New Roman" w:cs="Times New Roman"/>
+          <w:sz w:val="24"/>
+          <w:szCs w:val="24"/>
+          <w:lang w:val="en-US"/>
+        </w:rPr>
+        <w:t xml:space="preserve"> </w:t>
+      </w:r>
+      <w:proofErr w:type="spellStart"/>
+      <w:r>
+        <w:rPr>
+          <w:rFonts w:ascii="Times New Roman" w:hAnsi="Times New Roman" w:cs="Times New Roman"/>
+          <w:sz w:val="24"/>
+          <w:szCs w:val="24"/>
+          <w:lang w:val="en-US"/>
+        </w:rPr>
+        <w:t>uji</w:t>
+      </w:r>
+      <w:proofErr w:type="spellEnd"/>
+      <w:r>
+        <w:rPr>
+          <w:rFonts w:ascii="Times New Roman" w:hAnsi="Times New Roman" w:cs="Times New Roman"/>
+          <w:sz w:val="24"/>
+          <w:szCs w:val="24"/>
+          <w:lang w:val="en-US"/>
+        </w:rPr>
+        <w:t xml:space="preserve"> </w:t>
+      </w:r>
+      <w:proofErr w:type="spellStart"/>
+      <w:r>
+        <w:rPr>
+          <w:rFonts w:ascii="Times New Roman" w:hAnsi="Times New Roman" w:cs="Times New Roman"/>
+          <w:sz w:val="24"/>
+          <w:szCs w:val="24"/>
+          <w:lang w:val="en-US"/>
+        </w:rPr>
+        <w:t>evaluasi</w:t>
+      </w:r>
+      <w:proofErr w:type="spellEnd"/>
+      <w:r>
+        <w:rPr>
+          <w:rFonts w:ascii="Times New Roman" w:hAnsi="Times New Roman" w:cs="Times New Roman"/>
+          <w:sz w:val="24"/>
+          <w:szCs w:val="24"/>
+          <w:lang w:val="en-US"/>
+        </w:rPr>
+        <w:t xml:space="preserve"> </w:t>
+      </w:r>
+      <w:proofErr w:type="spellStart"/>
+      <w:r>
+        <w:rPr>
+          <w:rFonts w:ascii="Times New Roman" w:hAnsi="Times New Roman" w:cs="Times New Roman"/>
+          <w:sz w:val="24"/>
+          <w:szCs w:val="24"/>
+          <w:lang w:val="en-US"/>
+        </w:rPr>
+        <w:t>terhadap</w:t>
+      </w:r>
+      <w:proofErr w:type="spellEnd"/>
+      <w:r>
+        <w:rPr>
+          <w:rFonts w:ascii="Times New Roman" w:hAnsi="Times New Roman" w:cs="Times New Roman"/>
+          <w:sz w:val="24"/>
+          <w:szCs w:val="24"/>
+          <w:lang w:val="en-US"/>
+        </w:rPr>
+        <w:t xml:space="preserve"> </w:t>
+      </w:r>
+      <w:r>
+        <w:rPr>
+          <w:rFonts w:ascii="Times New Roman" w:hAnsi="Times New Roman" w:cs="Times New Roman"/>
+          <w:sz w:val="24"/>
+          <w:szCs w:val="24"/>
+          <w:lang w:val="en-US"/>
+        </w:rPr>
+        <w:t xml:space="preserve">249 data </w:t>
+      </w:r>
+      <w:proofErr w:type="spellStart"/>
+      <w:r>
+        <w:rPr>
+          <w:rFonts w:ascii="Times New Roman" w:hAnsi="Times New Roman" w:cs="Times New Roman"/>
+          <w:sz w:val="24"/>
+          <w:szCs w:val="24"/>
+          <w:lang w:val="en-US"/>
+        </w:rPr>
+        <w:t>uji</w:t>
+      </w:r>
+      <w:proofErr w:type="spellEnd"/>
+      <w:r>
+        <w:rPr>
+          <w:rFonts w:ascii="Times New Roman" w:hAnsi="Times New Roman" w:cs="Times New Roman"/>
+          <w:sz w:val="24"/>
+          <w:szCs w:val="24"/>
+          <w:lang w:val="en-US"/>
+        </w:rPr>
+        <w:t xml:space="preserve">, model HOG + SVM </w:t>
+      </w:r>
+      <w:proofErr w:type="spellStart"/>
+      <w:r>
+        <w:rPr>
+          <w:rFonts w:ascii="Times New Roman" w:hAnsi="Times New Roman" w:cs="Times New Roman"/>
+          <w:sz w:val="24"/>
+          <w:szCs w:val="24"/>
+          <w:lang w:val="en-US"/>
+        </w:rPr>
+        <w:t>hanya</w:t>
+      </w:r>
+      <w:proofErr w:type="spellEnd"/>
+      <w:r>
+        <w:rPr>
+          <w:rFonts w:ascii="Times New Roman" w:hAnsi="Times New Roman" w:cs="Times New Roman"/>
+          <w:sz w:val="24"/>
+          <w:szCs w:val="24"/>
+          <w:lang w:val="en-US"/>
+        </w:rPr>
+        <w:t xml:space="preserve"> </w:t>
+      </w:r>
+      <w:proofErr w:type="spellStart"/>
+      <w:r>
+        <w:rPr>
+          <w:rFonts w:ascii="Times New Roman" w:hAnsi="Times New Roman" w:cs="Times New Roman"/>
+          <w:sz w:val="24"/>
+          <w:szCs w:val="24"/>
+          <w:lang w:val="en-US"/>
+        </w:rPr>
+        <w:t>me</w:t>
+      </w:r>
+      <w:r>
+        <w:rPr>
+          <w:rFonts w:ascii="Times New Roman" w:hAnsi="Times New Roman" w:cs="Times New Roman"/>
+          <w:sz w:val="24"/>
+          <w:szCs w:val="24"/>
+          <w:lang w:val="en-US"/>
+        </w:rPr>
+        <w:t>mperoleh</w:t>
+      </w:r>
+      <w:proofErr w:type="spellEnd"/>
+      <w:r>
+        <w:rPr>
+          <w:rFonts w:ascii="Times New Roman" w:hAnsi="Times New Roman" w:cs="Times New Roman"/>
+          <w:sz w:val="24"/>
+          <w:szCs w:val="24"/>
+          <w:lang w:val="en-US"/>
+        </w:rPr>
+        <w:t xml:space="preserve"> </w:t>
+      </w:r>
+      <w:proofErr w:type="spellStart"/>
+      <w:r>
+        <w:rPr>
+          <w:rFonts w:ascii="Times New Roman" w:hAnsi="Times New Roman" w:cs="Times New Roman"/>
+          <w:sz w:val="24"/>
+          <w:szCs w:val="24"/>
+          <w:lang w:val="en-US"/>
+        </w:rPr>
+        <w:t>tingkat</w:t>
+      </w:r>
+      <w:proofErr w:type="spellEnd"/>
+      <w:r>
+        <w:rPr>
+          <w:rFonts w:ascii="Times New Roman" w:hAnsi="Times New Roman" w:cs="Times New Roman"/>
+          <w:sz w:val="24"/>
+          <w:szCs w:val="24"/>
+          <w:lang w:val="en-US"/>
+        </w:rPr>
+        <w:t xml:space="preserve"> </w:t>
+      </w:r>
+      <w:proofErr w:type="spellStart"/>
+      <w:r>
+        <w:rPr>
+          <w:rFonts w:ascii="Times New Roman" w:hAnsi="Times New Roman" w:cs="Times New Roman"/>
+          <w:sz w:val="24"/>
+          <w:szCs w:val="24"/>
+          <w:lang w:val="en-US"/>
+        </w:rPr>
+        <w:t>akur</w:t>
+      </w:r>
+      <w:r>
+        <w:rPr>
+          <w:rFonts w:ascii="Times New Roman" w:hAnsi="Times New Roman" w:cs="Times New Roman"/>
+          <w:sz w:val="24"/>
+          <w:szCs w:val="24"/>
+          <w:lang w:val="en-US"/>
+        </w:rPr>
+        <w:t>asi</w:t>
+      </w:r>
+      <w:proofErr w:type="spellEnd"/>
+      <w:r>
+        <w:rPr>
+          <w:rFonts w:ascii="Times New Roman" w:hAnsi="Times New Roman" w:cs="Times New Roman"/>
+          <w:sz w:val="24"/>
+          <w:szCs w:val="24"/>
+          <w:lang w:val="en-US"/>
+        </w:rPr>
+        <w:t xml:space="preserve"> 47%.</w:t>
+      </w:r>
+      <w:r>
+        <w:rPr>
+          <w:rFonts w:ascii="Times New Roman" w:hAnsi="Times New Roman" w:cs="Times New Roman"/>
+          <w:sz w:val="24"/>
+          <w:szCs w:val="24"/>
+          <w:lang w:val="en-US"/>
+        </w:rPr>
+        <w:t xml:space="preserve"> </w:t>
+      </w:r>
+      <w:proofErr w:type="spellStart"/>
+      <w:r>
+        <w:rPr>
+          <w:rFonts w:ascii="Times New Roman" w:hAnsi="Times New Roman" w:cs="Times New Roman"/>
+          <w:sz w:val="24"/>
+          <w:szCs w:val="24"/>
+          <w:lang w:val="en-US"/>
+        </w:rPr>
+        <w:t>Tinjauan</w:t>
+      </w:r>
+      <w:proofErr w:type="spellEnd"/>
+      <w:r>
+        <w:rPr>
+          <w:rFonts w:ascii="Times New Roman" w:hAnsi="Times New Roman" w:cs="Times New Roman"/>
+          <w:sz w:val="24"/>
+          <w:szCs w:val="24"/>
+          <w:lang w:val="en-US"/>
+        </w:rPr>
+        <w:t xml:space="preserve"> </w:t>
+      </w:r>
+      <w:proofErr w:type="spellStart"/>
+      <w:r>
+        <w:rPr>
+          <w:rFonts w:ascii="Times New Roman" w:hAnsi="Times New Roman" w:cs="Times New Roman"/>
+          <w:sz w:val="24"/>
+          <w:szCs w:val="24"/>
+          <w:lang w:val="en-US"/>
+        </w:rPr>
+        <w:t>lebih</w:t>
+      </w:r>
+      <w:proofErr w:type="spellEnd"/>
+      <w:r>
+        <w:rPr>
+          <w:rFonts w:ascii="Times New Roman" w:hAnsi="Times New Roman" w:cs="Times New Roman"/>
+          <w:sz w:val="24"/>
+          <w:szCs w:val="24"/>
+          <w:lang w:val="en-US"/>
+        </w:rPr>
+        <w:t xml:space="preserve"> </w:t>
+      </w:r>
+      <w:proofErr w:type="spellStart"/>
+      <w:r>
+        <w:rPr>
+          <w:rFonts w:ascii="Times New Roman" w:hAnsi="Times New Roman" w:cs="Times New Roman"/>
+          <w:sz w:val="24"/>
+          <w:szCs w:val="24"/>
+          <w:lang w:val="en-US"/>
+        </w:rPr>
+        <w:t>lanjut</w:t>
+      </w:r>
+      <w:proofErr w:type="spellEnd"/>
+      <w:r>
+        <w:rPr>
+          <w:rFonts w:ascii="Times New Roman" w:hAnsi="Times New Roman" w:cs="Times New Roman"/>
+          <w:sz w:val="24"/>
+          <w:szCs w:val="24"/>
+          <w:lang w:val="en-US"/>
+        </w:rPr>
+        <w:t xml:space="preserve"> </w:t>
+      </w:r>
+      <w:proofErr w:type="spellStart"/>
+      <w:r>
+        <w:rPr>
+          <w:rFonts w:ascii="Times New Roman" w:hAnsi="Times New Roman" w:cs="Times New Roman"/>
+          <w:sz w:val="24"/>
+          <w:szCs w:val="24"/>
+          <w:lang w:val="en-US"/>
+        </w:rPr>
+        <w:t>terhadap</w:t>
+      </w:r>
+      <w:proofErr w:type="spellEnd"/>
+      <w:r>
+        <w:rPr>
+          <w:rFonts w:ascii="Times New Roman" w:hAnsi="Times New Roman" w:cs="Times New Roman"/>
+          <w:sz w:val="24"/>
+          <w:szCs w:val="24"/>
+          <w:lang w:val="en-US"/>
+        </w:rPr>
+        <w:t xml:space="preserve"> </w:t>
+      </w:r>
+      <w:r>
+        <w:rPr>
+          <w:rFonts w:ascii="Times New Roman" w:hAnsi="Times New Roman" w:cs="Times New Roman"/>
+          <w:i/>
+          <w:sz w:val="24"/>
+          <w:szCs w:val="24"/>
+          <w:lang w:val="en-US"/>
+        </w:rPr>
+        <w:t>Classification Report</w:t>
+      </w:r>
+      <w:r>
+        <w:rPr>
+          <w:rFonts w:ascii="Times New Roman" w:hAnsi="Times New Roman" w:cs="Times New Roman"/>
+          <w:sz w:val="24"/>
+          <w:szCs w:val="24"/>
+          <w:lang w:val="en-US"/>
+        </w:rPr>
+        <w:t xml:space="preserve"> </w:t>
+      </w:r>
+      <w:proofErr w:type="spellStart"/>
+      <w:r>
+        <w:rPr>
+          <w:rFonts w:ascii="Times New Roman" w:hAnsi="Times New Roman" w:cs="Times New Roman"/>
+          <w:sz w:val="24"/>
+          <w:szCs w:val="24"/>
+          <w:lang w:val="en-US"/>
+        </w:rPr>
+        <w:t>menunjuan</w:t>
+      </w:r>
+      <w:proofErr w:type="spellEnd"/>
+      <w:r>
+        <w:rPr>
+          <w:rFonts w:ascii="Times New Roman" w:hAnsi="Times New Roman" w:cs="Times New Roman"/>
+          <w:sz w:val="24"/>
+          <w:szCs w:val="24"/>
+          <w:lang w:val="en-US"/>
+        </w:rPr>
+        <w:t xml:space="preserve"> </w:t>
+      </w:r>
+      <w:proofErr w:type="spellStart"/>
+      <w:r>
+        <w:rPr>
+          <w:rFonts w:ascii="Times New Roman" w:hAnsi="Times New Roman" w:cs="Times New Roman"/>
+          <w:sz w:val="24"/>
+          <w:szCs w:val="24"/>
+          <w:lang w:val="en-US"/>
+        </w:rPr>
+        <w:t>bahwa</w:t>
+      </w:r>
+      <w:proofErr w:type="spellEnd"/>
+      <w:r>
+        <w:rPr>
+          <w:rFonts w:ascii="Times New Roman" w:hAnsi="Times New Roman" w:cs="Times New Roman"/>
+          <w:sz w:val="24"/>
+          <w:szCs w:val="24"/>
+          <w:lang w:val="en-US"/>
+        </w:rPr>
+        <w:t xml:space="preserve"> </w:t>
+      </w:r>
+      <w:proofErr w:type="spellStart"/>
+      <w:r>
+        <w:rPr>
+          <w:rFonts w:ascii="Times New Roman" w:hAnsi="Times New Roman" w:cs="Times New Roman"/>
+          <w:sz w:val="24"/>
+          <w:szCs w:val="24"/>
+          <w:lang w:val="en-US"/>
+        </w:rPr>
+        <w:t>performa</w:t>
+      </w:r>
+      <w:proofErr w:type="spellEnd"/>
+      <w:r>
+        <w:rPr>
+          <w:rFonts w:ascii="Times New Roman" w:hAnsi="Times New Roman" w:cs="Times New Roman"/>
+          <w:sz w:val="24"/>
+          <w:szCs w:val="24"/>
+          <w:lang w:val="en-US"/>
+        </w:rPr>
+        <w:t xml:space="preserve"> </w:t>
+      </w:r>
+      <w:proofErr w:type="spellStart"/>
+      <w:r>
+        <w:rPr>
+          <w:rFonts w:ascii="Times New Roman" w:hAnsi="Times New Roman" w:cs="Times New Roman"/>
+          <w:sz w:val="24"/>
+          <w:szCs w:val="24"/>
+          <w:lang w:val="en-US"/>
+        </w:rPr>
+        <w:t>terbaik</w:t>
+      </w:r>
+      <w:proofErr w:type="spellEnd"/>
+      <w:r>
+        <w:rPr>
+          <w:rFonts w:ascii="Times New Roman" w:hAnsi="Times New Roman" w:cs="Times New Roman"/>
+          <w:sz w:val="24"/>
+          <w:szCs w:val="24"/>
+          <w:lang w:val="en-US"/>
+        </w:rPr>
+        <w:t xml:space="preserve"> SVM </w:t>
+      </w:r>
+      <w:proofErr w:type="spellStart"/>
+      <w:r>
+        <w:rPr>
+          <w:rFonts w:ascii="Times New Roman" w:hAnsi="Times New Roman" w:cs="Times New Roman"/>
+          <w:sz w:val="24"/>
+          <w:szCs w:val="24"/>
+          <w:lang w:val="en-US"/>
+        </w:rPr>
+        <w:t>berada</w:t>
+      </w:r>
+      <w:proofErr w:type="spellEnd"/>
+      <w:r>
+        <w:rPr>
+          <w:rFonts w:ascii="Times New Roman" w:hAnsi="Times New Roman" w:cs="Times New Roman"/>
+          <w:sz w:val="24"/>
+          <w:szCs w:val="24"/>
+          <w:lang w:val="en-US"/>
+        </w:rPr>
+        <w:t xml:space="preserve"> </w:t>
+      </w:r>
+      <w:proofErr w:type="spellStart"/>
+      <w:r>
+        <w:rPr>
+          <w:rFonts w:ascii="Times New Roman" w:hAnsi="Times New Roman" w:cs="Times New Roman"/>
+          <w:sz w:val="24"/>
+          <w:szCs w:val="24"/>
+          <w:lang w:val="en-US"/>
+        </w:rPr>
+        <w:t>pada</w:t>
+      </w:r>
+      <w:proofErr w:type="spellEnd"/>
+      <w:r>
+        <w:rPr>
+          <w:rFonts w:ascii="Times New Roman" w:hAnsi="Times New Roman" w:cs="Times New Roman"/>
+          <w:sz w:val="24"/>
+          <w:szCs w:val="24"/>
+          <w:lang w:val="en-US"/>
+        </w:rPr>
+        <w:t xml:space="preserve"> </w:t>
+      </w:r>
+      <w:proofErr w:type="spellStart"/>
+      <w:r>
+        <w:rPr>
+          <w:rFonts w:ascii="Times New Roman" w:hAnsi="Times New Roman" w:cs="Times New Roman"/>
+          <w:sz w:val="24"/>
+          <w:szCs w:val="24"/>
+          <w:lang w:val="en-US"/>
+        </w:rPr>
+        <w:t>pengenalan</w:t>
+      </w:r>
+      <w:proofErr w:type="spellEnd"/>
+      <w:r>
+        <w:rPr>
+          <w:rFonts w:ascii="Times New Roman" w:hAnsi="Times New Roman" w:cs="Times New Roman"/>
+          <w:sz w:val="24"/>
+          <w:szCs w:val="24"/>
+          <w:lang w:val="en-US"/>
+        </w:rPr>
+        <w:t xml:space="preserve"> </w:t>
+      </w:r>
+      <w:proofErr w:type="spellStart"/>
+      <w:r>
+        <w:rPr>
+          <w:rFonts w:ascii="Times New Roman" w:hAnsi="Times New Roman" w:cs="Times New Roman"/>
+          <w:sz w:val="24"/>
+          <w:szCs w:val="24"/>
+          <w:lang w:val="en-US"/>
+        </w:rPr>
+        <w:t>citra</w:t>
+      </w:r>
+      <w:proofErr w:type="spellEnd"/>
+      <w:r>
+        <w:rPr>
+          <w:rFonts w:ascii="Times New Roman" w:hAnsi="Times New Roman" w:cs="Times New Roman"/>
+          <w:sz w:val="24"/>
+          <w:szCs w:val="24"/>
+          <w:lang w:val="en-US"/>
+        </w:rPr>
+        <w:t xml:space="preserve"> </w:t>
+      </w:r>
+      <w:proofErr w:type="spellStart"/>
+      <w:r>
+        <w:rPr>
+          <w:rFonts w:ascii="Times New Roman" w:hAnsi="Times New Roman" w:cs="Times New Roman"/>
+          <w:sz w:val="24"/>
+          <w:szCs w:val="24"/>
+          <w:lang w:val="en-US"/>
+        </w:rPr>
+        <w:t>berkelas</w:t>
+      </w:r>
+      <w:proofErr w:type="spellEnd"/>
+      <w:r>
+        <w:rPr>
+          <w:rFonts w:ascii="Times New Roman" w:hAnsi="Times New Roman" w:cs="Times New Roman"/>
+          <w:sz w:val="24"/>
+          <w:szCs w:val="24"/>
+          <w:lang w:val="en-US"/>
+        </w:rPr>
+        <w:t xml:space="preserve"> </w:t>
+      </w:r>
+      <w:r>
+        <w:rPr>
+          <w:rFonts w:ascii="Times New Roman" w:hAnsi="Times New Roman" w:cs="Times New Roman"/>
+          <w:i/>
+          <w:sz w:val="24"/>
+          <w:szCs w:val="24"/>
+          <w:lang w:val="en-US"/>
+        </w:rPr>
+        <w:t>city</w:t>
+      </w:r>
+      <w:r>
+        <w:rPr>
+          <w:rFonts w:ascii="Times New Roman" w:hAnsi="Times New Roman" w:cs="Times New Roman"/>
+          <w:i/>
+          <w:sz w:val="24"/>
+          <w:szCs w:val="24"/>
+          <w:lang w:val="en-US"/>
+        </w:rPr>
+        <w:t xml:space="preserve"> </w:t>
+      </w:r>
+      <w:r>
+        <w:rPr>
+          <w:rFonts w:ascii="Times New Roman" w:hAnsi="Times New Roman" w:cs="Times New Roman"/>
+          <w:sz w:val="24"/>
+          <w:szCs w:val="24"/>
+          <w:lang w:val="en-US"/>
+        </w:rPr>
+        <w:t xml:space="preserve">(F1-score 0.64 </w:t>
+      </w:r>
+      <w:proofErr w:type="spellStart"/>
+      <w:r>
+        <w:rPr>
+          <w:rFonts w:ascii="Times New Roman" w:hAnsi="Times New Roman" w:cs="Times New Roman"/>
+          <w:sz w:val="24"/>
+          <w:szCs w:val="24"/>
+          <w:lang w:val="en-US"/>
+        </w:rPr>
+        <w:t>atau</w:t>
+      </w:r>
+      <w:proofErr w:type="spellEnd"/>
+      <w:r>
+        <w:rPr>
+          <w:rFonts w:ascii="Times New Roman" w:hAnsi="Times New Roman" w:cs="Times New Roman"/>
+          <w:sz w:val="24"/>
+          <w:szCs w:val="24"/>
+          <w:lang w:val="en-US"/>
+        </w:rPr>
+        <w:t xml:space="preserve"> </w:t>
+      </w:r>
+      <w:proofErr w:type="spellStart"/>
+      <w:r>
+        <w:rPr>
+          <w:rFonts w:ascii="Times New Roman" w:hAnsi="Times New Roman" w:cs="Times New Roman"/>
+          <w:sz w:val="24"/>
+          <w:szCs w:val="24"/>
+          <w:lang w:val="en-US"/>
+        </w:rPr>
+        <w:t>sekitar</w:t>
+      </w:r>
+      <w:proofErr w:type="spellEnd"/>
+      <w:r>
+        <w:rPr>
+          <w:rFonts w:ascii="Times New Roman" w:hAnsi="Times New Roman" w:cs="Times New Roman"/>
+          <w:sz w:val="24"/>
+          <w:szCs w:val="24"/>
+          <w:lang w:val="en-US"/>
+        </w:rPr>
+        <w:t xml:space="preserve"> 64%). </w:t>
+      </w:r>
+    </w:p>
+    <w:p>
+      <w:pPr>
+        <w:pStyle w:val="ListParagraph"/>
+        <w:spacing w:line="360" w:lineRule="auto"/>
+        <w:ind w:left="709"/>
+        <w:jc w:val="both"/>
+        <w:rPr>
+          <w:rFonts w:ascii="Times New Roman" w:hAnsi="Times New Roman" w:cs="Times New Roman"/>
+          <w:sz w:val="24"/>
+          <w:szCs w:val="24"/>
+          <w:lang w:val="en-US"/>
+        </w:rPr>
+      </w:pPr>
+      <w:r>
+        <w:rPr>
+          <w:rFonts w:ascii="Times New Roman" w:hAnsi="Times New Roman" w:cs="Times New Roman"/>
+          <w:sz w:val="24"/>
+          <w:szCs w:val="24"/>
+          <w:lang w:val="en-US"/>
+        </w:rPr>
+        <w:drawing>
+          <wp:inline distT="0" distB="0" distL="0" distR="0" wp14:anchorId="4DD3A747" wp14:editId="23109A03">
+            <wp:extent cx="2202180" cy="1809543"/>
+            <wp:effectExtent l="0" t="0" r="7620" b="635"/>
+            <wp:docPr id="2" name="Picture 2"/>
+            <wp:cNvGraphicFramePr>
+              <a:graphicFrameLocks xmlns:a="http://schemas.openxmlformats.org/drawingml/2006/main" noChangeAspect="1"/>
+            </wp:cNvGraphicFramePr>
+            <a:graphic xmlns:a="http://schemas.openxmlformats.org/drawingml/2006/main">
+              <a:graphicData uri="http://schemas.openxmlformats.org/drawingml/2006/picture">
+                <pic:pic xmlns:pic="http://schemas.openxmlformats.org/drawingml/2006/picture">
+                  <pic:nvPicPr>
+                    <pic:cNvPr id="1" name=""/>
+                    <pic:cNvPicPr/>
+                  </pic:nvPicPr>
+                  <pic:blipFill rotWithShape="1">
+                    <a:blip r:embed="rId7"/>
+                    <a:srcRect r="37966"/>
+                    <a:stretch/>
+                  </pic:blipFill>
+                  <pic:spPr bwMode="auto">
+                    <a:xfrm>
+                      <a:off x="0" y="0"/>
+                      <a:ext cx="2217370" cy="1822025"/>
+                    </a:xfrm>
+                    <a:prstGeom prst="rect">
+                      <a:avLst/>
+                    </a:prstGeom>
+                    <a:ln>
+                      <a:noFill/>
+                    </a:ln>
+                    <a:extLst>
+                      <a:ext uri="{53640926-AAD7-44D8-BBD7-CCE9431645EC}">
+                        <a14:shadowObscured xmlns:a14="http://schemas.microsoft.com/office/drawing/2010/main"/>
+                      </a:ext>
+                    </a:extLst>
+                  </pic:spPr>
+                </pic:pic>
+              </a:graphicData>
+            </a:graphic>
+          </wp:inline>
+        </w:drawing>
+      </w:r>
+      <w:r>
+        <w:rPr>
+          <w:rFonts w:ascii="Times New Roman" w:hAnsi="Times New Roman" w:cs="Times New Roman"/>
+          <w:sz w:val="24"/>
+          <w:szCs w:val="24"/>
+          <w:lang w:val="en-US"/>
+        </w:rPr>
+        <w:t xml:space="preserve"> </w:t>
+      </w:r>
+    </w:p>
+    <w:p>
+      <w:pPr>
+        <w:pStyle w:val="ListParagraph"/>
+        <w:spacing w:line="360" w:lineRule="auto"/>
+        <w:ind w:left="709"/>
+        <w:jc w:val="both"/>
+        <w:rPr>
+          <w:rFonts w:ascii="Times New Roman" w:hAnsi="Times New Roman" w:cs="Times New Roman"/>
+          <w:sz w:val="24"/>
+          <w:szCs w:val="24"/>
+          <w:lang w:val="en-US"/>
+        </w:rPr>
+      </w:pPr>
+      <w:proofErr w:type="spellStart"/>
+      <w:r>
+        <w:rPr>
+          <w:rFonts w:ascii="Times New Roman" w:hAnsi="Times New Roman" w:cs="Times New Roman"/>
+          <w:sz w:val="24"/>
+          <w:szCs w:val="24"/>
+          <w:lang w:val="en-US"/>
+        </w:rPr>
+        <w:t>Struktur</w:t>
+      </w:r>
+      <w:proofErr w:type="spellEnd"/>
+      <w:r>
+        <w:rPr>
+          <w:rFonts w:ascii="Times New Roman" w:hAnsi="Times New Roman" w:cs="Times New Roman"/>
+          <w:sz w:val="24"/>
+          <w:szCs w:val="24"/>
+          <w:lang w:val="en-US"/>
+        </w:rPr>
+        <w:t xml:space="preserve"> </w:t>
+      </w:r>
+      <w:proofErr w:type="spellStart"/>
+      <w:r>
+        <w:rPr>
+          <w:rFonts w:ascii="Times New Roman" w:hAnsi="Times New Roman" w:cs="Times New Roman"/>
+          <w:sz w:val="24"/>
+          <w:szCs w:val="24"/>
+          <w:lang w:val="en-US"/>
+        </w:rPr>
+        <w:t>gedung</w:t>
+      </w:r>
+      <w:proofErr w:type="spellEnd"/>
+      <w:r>
+        <w:rPr>
+          <w:rFonts w:ascii="Times New Roman" w:hAnsi="Times New Roman" w:cs="Times New Roman"/>
+          <w:sz w:val="24"/>
+          <w:szCs w:val="24"/>
+          <w:lang w:val="en-US"/>
+        </w:rPr>
+        <w:t xml:space="preserve"> yang </w:t>
+      </w:r>
+      <w:proofErr w:type="spellStart"/>
+      <w:r>
+        <w:rPr>
+          <w:rFonts w:ascii="Times New Roman" w:hAnsi="Times New Roman" w:cs="Times New Roman"/>
+          <w:sz w:val="24"/>
+          <w:szCs w:val="24"/>
+          <w:lang w:val="en-US"/>
+        </w:rPr>
+        <w:t>kaku</w:t>
+      </w:r>
+      <w:proofErr w:type="spellEnd"/>
+      <w:r>
+        <w:rPr>
+          <w:rFonts w:ascii="Times New Roman" w:hAnsi="Times New Roman" w:cs="Times New Roman"/>
+          <w:sz w:val="24"/>
+          <w:szCs w:val="24"/>
+          <w:lang w:val="en-US"/>
+        </w:rPr>
+        <w:t xml:space="preserve"> </w:t>
+      </w:r>
+      <w:proofErr w:type="spellStart"/>
+      <w:r>
+        <w:rPr>
+          <w:rFonts w:ascii="Times New Roman" w:hAnsi="Times New Roman" w:cs="Times New Roman"/>
+          <w:sz w:val="24"/>
+          <w:szCs w:val="24"/>
+          <w:lang w:val="en-US"/>
+        </w:rPr>
+        <w:t>sangat</w:t>
+      </w:r>
+      <w:proofErr w:type="spellEnd"/>
+      <w:r>
+        <w:rPr>
+          <w:rFonts w:ascii="Times New Roman" w:hAnsi="Times New Roman" w:cs="Times New Roman"/>
+          <w:sz w:val="24"/>
+          <w:szCs w:val="24"/>
+          <w:lang w:val="en-US"/>
+        </w:rPr>
+        <w:t xml:space="preserve"> </w:t>
+      </w:r>
+      <w:proofErr w:type="spellStart"/>
+      <w:r>
+        <w:rPr>
+          <w:rFonts w:ascii="Times New Roman" w:hAnsi="Times New Roman" w:cs="Times New Roman"/>
+          <w:sz w:val="24"/>
+          <w:szCs w:val="24"/>
+          <w:lang w:val="en-US"/>
+        </w:rPr>
+        <w:t>cocok</w:t>
+      </w:r>
+      <w:proofErr w:type="spellEnd"/>
+      <w:r>
+        <w:rPr>
+          <w:rFonts w:ascii="Times New Roman" w:hAnsi="Times New Roman" w:cs="Times New Roman"/>
+          <w:sz w:val="24"/>
+          <w:szCs w:val="24"/>
+          <w:lang w:val="en-US"/>
+        </w:rPr>
+        <w:t xml:space="preserve"> </w:t>
+      </w:r>
+      <w:proofErr w:type="spellStart"/>
+      <w:r>
+        <w:rPr>
+          <w:rFonts w:ascii="Times New Roman" w:hAnsi="Times New Roman" w:cs="Times New Roman"/>
+          <w:sz w:val="24"/>
+          <w:szCs w:val="24"/>
+          <w:lang w:val="en-US"/>
+        </w:rPr>
+        <w:t>direpresentasikan</w:t>
+      </w:r>
+      <w:proofErr w:type="spellEnd"/>
+      <w:r>
+        <w:rPr>
+          <w:rFonts w:ascii="Times New Roman" w:hAnsi="Times New Roman" w:cs="Times New Roman"/>
+          <w:sz w:val="24"/>
+          <w:szCs w:val="24"/>
+          <w:lang w:val="en-US"/>
+        </w:rPr>
+        <w:t xml:space="preserve"> </w:t>
+      </w:r>
+      <w:proofErr w:type="spellStart"/>
+      <w:r>
+        <w:rPr>
+          <w:rFonts w:ascii="Times New Roman" w:hAnsi="Times New Roman" w:cs="Times New Roman"/>
+          <w:sz w:val="24"/>
+          <w:szCs w:val="24"/>
+          <w:lang w:val="en-US"/>
+        </w:rPr>
+        <w:t>oleh</w:t>
+      </w:r>
+      <w:proofErr w:type="spellEnd"/>
+      <w:r>
+        <w:rPr>
+          <w:rFonts w:ascii="Times New Roman" w:hAnsi="Times New Roman" w:cs="Times New Roman"/>
+          <w:sz w:val="24"/>
+          <w:szCs w:val="24"/>
+          <w:lang w:val="en-US"/>
+        </w:rPr>
+        <w:t xml:space="preserve"> gradient linear HOG. </w:t>
+      </w:r>
+      <w:proofErr w:type="spellStart"/>
+      <w:r>
+        <w:rPr>
+          <w:rFonts w:ascii="Times New Roman" w:hAnsi="Times New Roman" w:cs="Times New Roman"/>
+          <w:sz w:val="24"/>
+          <w:szCs w:val="24"/>
+          <w:lang w:val="en-US"/>
+        </w:rPr>
+        <w:t>Sebaliknya</w:t>
+      </w:r>
+      <w:proofErr w:type="spellEnd"/>
+      <w:r>
+        <w:rPr>
+          <w:rFonts w:ascii="Times New Roman" w:hAnsi="Times New Roman" w:cs="Times New Roman"/>
+          <w:sz w:val="24"/>
+          <w:szCs w:val="24"/>
+          <w:lang w:val="en-US"/>
+        </w:rPr>
+        <w:t xml:space="preserve">, model paling </w:t>
+      </w:r>
+      <w:proofErr w:type="spellStart"/>
+      <w:r>
+        <w:rPr>
+          <w:rFonts w:ascii="Times New Roman" w:hAnsi="Times New Roman" w:cs="Times New Roman"/>
+          <w:sz w:val="24"/>
+          <w:szCs w:val="24"/>
+          <w:lang w:val="en-US"/>
+        </w:rPr>
+        <w:t>kesulitan</w:t>
+      </w:r>
+      <w:proofErr w:type="spellEnd"/>
+      <w:r>
+        <w:rPr>
+          <w:rFonts w:ascii="Times New Roman" w:hAnsi="Times New Roman" w:cs="Times New Roman"/>
+          <w:sz w:val="24"/>
+          <w:szCs w:val="24"/>
+          <w:lang w:val="en-US"/>
+        </w:rPr>
+        <w:t xml:space="preserve"> </w:t>
+      </w:r>
+      <w:proofErr w:type="spellStart"/>
+      <w:r>
+        <w:rPr>
+          <w:rFonts w:ascii="Times New Roman" w:hAnsi="Times New Roman" w:cs="Times New Roman"/>
+          <w:sz w:val="24"/>
+          <w:szCs w:val="24"/>
+          <w:lang w:val="en-US"/>
+        </w:rPr>
+        <w:t>diidentifikasi</w:t>
+      </w:r>
+      <w:proofErr w:type="spellEnd"/>
+      <w:r>
+        <w:rPr>
+          <w:rFonts w:ascii="Times New Roman" w:hAnsi="Times New Roman" w:cs="Times New Roman"/>
+          <w:sz w:val="24"/>
+          <w:szCs w:val="24"/>
+          <w:lang w:val="en-US"/>
+        </w:rPr>
+        <w:t xml:space="preserve"> </w:t>
+      </w:r>
+      <w:proofErr w:type="spellStart"/>
+      <w:r>
+        <w:rPr>
+          <w:rFonts w:ascii="Times New Roman" w:hAnsi="Times New Roman" w:cs="Times New Roman"/>
+          <w:sz w:val="24"/>
+          <w:szCs w:val="24"/>
+          <w:lang w:val="en-US"/>
+        </w:rPr>
+        <w:t>adalah</w:t>
+      </w:r>
+      <w:proofErr w:type="spellEnd"/>
+      <w:r>
+        <w:rPr>
+          <w:rFonts w:ascii="Times New Roman" w:hAnsi="Times New Roman" w:cs="Times New Roman"/>
+          <w:sz w:val="24"/>
+          <w:szCs w:val="24"/>
+          <w:lang w:val="en-US"/>
+        </w:rPr>
+        <w:t xml:space="preserve"> </w:t>
+      </w:r>
+      <w:proofErr w:type="gramStart"/>
+      <w:r>
+        <w:rPr>
+          <w:rFonts w:ascii="Times New Roman" w:hAnsi="Times New Roman" w:cs="Times New Roman"/>
+          <w:i/>
+          <w:sz w:val="24"/>
+          <w:szCs w:val="24"/>
+          <w:lang w:val="en-US"/>
+        </w:rPr>
+        <w:t>animals</w:t>
+      </w:r>
+      <w:proofErr w:type="gramEnd"/>
+      <w:r>
+        <w:rPr>
+          <w:rFonts w:ascii="Times New Roman" w:hAnsi="Times New Roman" w:cs="Times New Roman"/>
+          <w:sz w:val="24"/>
+          <w:szCs w:val="24"/>
+          <w:lang w:val="en-US"/>
+        </w:rPr>
+        <w:t xml:space="preserve"> yang </w:t>
+      </w:r>
+      <w:proofErr w:type="spellStart"/>
+      <w:r>
+        <w:rPr>
+          <w:rFonts w:ascii="Times New Roman" w:hAnsi="Times New Roman" w:cs="Times New Roman"/>
+          <w:sz w:val="24"/>
+          <w:szCs w:val="24"/>
+          <w:lang w:val="en-US"/>
+        </w:rPr>
+        <w:t>hanya</w:t>
+      </w:r>
+      <w:proofErr w:type="spellEnd"/>
+      <w:r>
+        <w:rPr>
+          <w:rFonts w:ascii="Times New Roman" w:hAnsi="Times New Roman" w:cs="Times New Roman"/>
+          <w:sz w:val="24"/>
+          <w:szCs w:val="24"/>
+          <w:lang w:val="en-US"/>
+        </w:rPr>
+        <w:t xml:space="preserve"> </w:t>
+      </w:r>
+      <w:proofErr w:type="spellStart"/>
+      <w:r>
+        <w:rPr>
+          <w:rFonts w:ascii="Times New Roman" w:hAnsi="Times New Roman" w:cs="Times New Roman"/>
+          <w:sz w:val="24"/>
+          <w:szCs w:val="24"/>
+          <w:lang w:val="en-US"/>
+        </w:rPr>
+        <w:t>meraih</w:t>
+      </w:r>
+      <w:proofErr w:type="spellEnd"/>
+      <w:r>
+        <w:rPr>
+          <w:rFonts w:ascii="Times New Roman" w:hAnsi="Times New Roman" w:cs="Times New Roman"/>
+          <w:sz w:val="24"/>
+          <w:szCs w:val="24"/>
+          <w:lang w:val="en-US"/>
+        </w:rPr>
+        <w:t xml:space="preserve"> F1-score </w:t>
+      </w:r>
+      <w:proofErr w:type="spellStart"/>
+      <w:r>
+        <w:rPr>
+          <w:rFonts w:ascii="Times New Roman" w:hAnsi="Times New Roman" w:cs="Times New Roman"/>
+          <w:sz w:val="24"/>
+          <w:szCs w:val="24"/>
+          <w:lang w:val="en-US"/>
+        </w:rPr>
+        <w:t>sebesar</w:t>
+      </w:r>
+      <w:proofErr w:type="spellEnd"/>
+      <w:r>
+        <w:rPr>
+          <w:rFonts w:ascii="Times New Roman" w:hAnsi="Times New Roman" w:cs="Times New Roman"/>
+          <w:sz w:val="24"/>
+          <w:szCs w:val="24"/>
+          <w:lang w:val="en-US"/>
+        </w:rPr>
+        <w:t xml:space="preserve"> 0.35. </w:t>
+      </w:r>
+      <w:proofErr w:type="spellStart"/>
+      <w:r>
+        <w:rPr>
+          <w:rFonts w:ascii="Times New Roman" w:hAnsi="Times New Roman" w:cs="Times New Roman"/>
+          <w:sz w:val="24"/>
+          <w:szCs w:val="24"/>
+          <w:lang w:val="en-US"/>
+        </w:rPr>
+        <w:t>Rendahnya</w:t>
+      </w:r>
+      <w:proofErr w:type="spellEnd"/>
+      <w:r>
+        <w:rPr>
+          <w:rFonts w:ascii="Times New Roman" w:hAnsi="Times New Roman" w:cs="Times New Roman"/>
+          <w:sz w:val="24"/>
+          <w:szCs w:val="24"/>
+          <w:lang w:val="en-US"/>
+        </w:rPr>
+        <w:t xml:space="preserve"> </w:t>
+      </w:r>
+      <w:proofErr w:type="spellStart"/>
+      <w:r>
+        <w:rPr>
+          <w:rFonts w:ascii="Times New Roman" w:hAnsi="Times New Roman" w:cs="Times New Roman"/>
+          <w:sz w:val="24"/>
+          <w:szCs w:val="24"/>
+          <w:lang w:val="en-US"/>
+        </w:rPr>
+        <w:t>performa</w:t>
+      </w:r>
+      <w:proofErr w:type="spellEnd"/>
+      <w:r>
+        <w:rPr>
+          <w:rFonts w:ascii="Times New Roman" w:hAnsi="Times New Roman" w:cs="Times New Roman"/>
+          <w:sz w:val="24"/>
+          <w:szCs w:val="24"/>
+          <w:lang w:val="en-US"/>
+        </w:rPr>
+        <w:t xml:space="preserve"> </w:t>
+      </w:r>
+      <w:proofErr w:type="spellStart"/>
+      <w:r>
+        <w:rPr>
+          <w:rFonts w:ascii="Times New Roman" w:hAnsi="Times New Roman" w:cs="Times New Roman"/>
+          <w:sz w:val="24"/>
+          <w:szCs w:val="24"/>
+          <w:lang w:val="en-US"/>
+        </w:rPr>
+        <w:t>ini</w:t>
+      </w:r>
+      <w:proofErr w:type="spellEnd"/>
+      <w:r>
+        <w:rPr>
+          <w:rFonts w:ascii="Times New Roman" w:hAnsi="Times New Roman" w:cs="Times New Roman"/>
+          <w:sz w:val="24"/>
+          <w:szCs w:val="24"/>
+          <w:lang w:val="en-US"/>
+        </w:rPr>
+        <w:t xml:space="preserve"> </w:t>
+      </w:r>
+      <w:proofErr w:type="spellStart"/>
+      <w:r>
+        <w:rPr>
+          <w:rFonts w:ascii="Times New Roman" w:hAnsi="Times New Roman" w:cs="Times New Roman"/>
+          <w:sz w:val="24"/>
+          <w:szCs w:val="24"/>
+          <w:lang w:val="en-US"/>
+        </w:rPr>
+        <w:t>disebabkan</w:t>
+      </w:r>
+      <w:proofErr w:type="spellEnd"/>
+      <w:r>
+        <w:rPr>
+          <w:rFonts w:ascii="Times New Roman" w:hAnsi="Times New Roman" w:cs="Times New Roman"/>
+          <w:sz w:val="24"/>
+          <w:szCs w:val="24"/>
+          <w:lang w:val="en-US"/>
+        </w:rPr>
+        <w:t xml:space="preserve"> </w:t>
+      </w:r>
+      <w:proofErr w:type="spellStart"/>
+      <w:r>
+        <w:rPr>
+          <w:rFonts w:ascii="Times New Roman" w:hAnsi="Times New Roman" w:cs="Times New Roman"/>
+          <w:sz w:val="24"/>
+          <w:szCs w:val="24"/>
+          <w:lang w:val="en-US"/>
+        </w:rPr>
+        <w:t>oleh</w:t>
+      </w:r>
+      <w:proofErr w:type="spellEnd"/>
+      <w:r>
+        <w:rPr>
+          <w:rFonts w:ascii="Times New Roman" w:hAnsi="Times New Roman" w:cs="Times New Roman"/>
+          <w:sz w:val="24"/>
+          <w:szCs w:val="24"/>
+          <w:lang w:val="en-US"/>
+        </w:rPr>
+        <w:t xml:space="preserve"> </w:t>
+      </w:r>
+      <w:proofErr w:type="spellStart"/>
+      <w:r>
+        <w:rPr>
+          <w:rFonts w:ascii="Times New Roman" w:hAnsi="Times New Roman" w:cs="Times New Roman"/>
+          <w:sz w:val="24"/>
+          <w:szCs w:val="24"/>
+          <w:lang w:val="en-US"/>
+        </w:rPr>
+        <w:t>variasi</w:t>
+      </w:r>
+      <w:proofErr w:type="spellEnd"/>
+      <w:r>
+        <w:rPr>
+          <w:rFonts w:ascii="Times New Roman" w:hAnsi="Times New Roman" w:cs="Times New Roman"/>
+          <w:sz w:val="24"/>
+          <w:szCs w:val="24"/>
+          <w:lang w:val="en-US"/>
+        </w:rPr>
+        <w:t xml:space="preserve"> </w:t>
+      </w:r>
+      <w:proofErr w:type="spellStart"/>
+      <w:r>
+        <w:rPr>
+          <w:rFonts w:ascii="Times New Roman" w:hAnsi="Times New Roman" w:cs="Times New Roman"/>
+          <w:sz w:val="24"/>
+          <w:szCs w:val="24"/>
+          <w:lang w:val="en-US"/>
+        </w:rPr>
+        <w:t>objek</w:t>
+      </w:r>
+      <w:proofErr w:type="spellEnd"/>
+      <w:r>
+        <w:rPr>
+          <w:rFonts w:ascii="Times New Roman" w:hAnsi="Times New Roman" w:cs="Times New Roman"/>
+          <w:sz w:val="24"/>
+          <w:szCs w:val="24"/>
+          <w:lang w:val="en-US"/>
+        </w:rPr>
+        <w:t xml:space="preserve"> </w:t>
+      </w:r>
+      <w:proofErr w:type="spellStart"/>
+      <w:r>
+        <w:rPr>
+          <w:rFonts w:ascii="Times New Roman" w:hAnsi="Times New Roman" w:cs="Times New Roman"/>
+          <w:sz w:val="24"/>
+          <w:szCs w:val="24"/>
+          <w:lang w:val="en-US"/>
+        </w:rPr>
+        <w:t>hewan</w:t>
+      </w:r>
+      <w:proofErr w:type="spellEnd"/>
+      <w:r>
+        <w:rPr>
+          <w:rFonts w:ascii="Times New Roman" w:hAnsi="Times New Roman" w:cs="Times New Roman"/>
+          <w:sz w:val="24"/>
+          <w:szCs w:val="24"/>
+          <w:lang w:val="en-US"/>
+        </w:rPr>
+        <w:t xml:space="preserve"> yang </w:t>
+      </w:r>
+      <w:proofErr w:type="spellStart"/>
+      <w:r>
+        <w:rPr>
+          <w:rFonts w:ascii="Times New Roman" w:hAnsi="Times New Roman" w:cs="Times New Roman"/>
+          <w:sz w:val="24"/>
+          <w:szCs w:val="24"/>
+          <w:lang w:val="en-US"/>
+        </w:rPr>
+        <w:t>menyulitkan</w:t>
+      </w:r>
+      <w:proofErr w:type="spellEnd"/>
+      <w:r>
+        <w:rPr>
+          <w:rFonts w:ascii="Times New Roman" w:hAnsi="Times New Roman" w:cs="Times New Roman"/>
+          <w:sz w:val="24"/>
+          <w:szCs w:val="24"/>
+          <w:lang w:val="en-US"/>
+        </w:rPr>
+        <w:t xml:space="preserve"> HOG </w:t>
+      </w:r>
+      <w:proofErr w:type="spellStart"/>
+      <w:r>
+        <w:rPr>
+          <w:rFonts w:ascii="Times New Roman" w:hAnsi="Times New Roman" w:cs="Times New Roman"/>
+          <w:sz w:val="24"/>
+          <w:szCs w:val="24"/>
+          <w:lang w:val="en-US"/>
+        </w:rPr>
+        <w:t>untuk</w:t>
+      </w:r>
+      <w:proofErr w:type="spellEnd"/>
+      <w:r>
+        <w:rPr>
+          <w:rFonts w:ascii="Times New Roman" w:hAnsi="Times New Roman" w:cs="Times New Roman"/>
+          <w:sz w:val="24"/>
+          <w:szCs w:val="24"/>
+          <w:lang w:val="en-US"/>
+        </w:rPr>
+        <w:t xml:space="preserve"> </w:t>
+      </w:r>
+      <w:proofErr w:type="spellStart"/>
+      <w:r>
+        <w:rPr>
+          <w:rFonts w:ascii="Times New Roman" w:hAnsi="Times New Roman" w:cs="Times New Roman"/>
+          <w:sz w:val="24"/>
+          <w:szCs w:val="24"/>
+          <w:lang w:val="en-US"/>
+        </w:rPr>
+        <w:t>membentuk</w:t>
+      </w:r>
+      <w:proofErr w:type="spellEnd"/>
+      <w:r>
+        <w:rPr>
+          <w:rFonts w:ascii="Times New Roman" w:hAnsi="Times New Roman" w:cs="Times New Roman"/>
+          <w:sz w:val="24"/>
+          <w:szCs w:val="24"/>
+          <w:lang w:val="en-US"/>
+        </w:rPr>
+        <w:t xml:space="preserve"> </w:t>
+      </w:r>
+      <w:proofErr w:type="spellStart"/>
+      <w:r>
+        <w:rPr>
+          <w:rFonts w:ascii="Times New Roman" w:hAnsi="Times New Roman" w:cs="Times New Roman"/>
+          <w:sz w:val="24"/>
+          <w:szCs w:val="24"/>
+          <w:lang w:val="en-US"/>
+        </w:rPr>
+        <w:t>tepi</w:t>
+      </w:r>
+      <w:proofErr w:type="spellEnd"/>
+      <w:r>
+        <w:rPr>
+          <w:rFonts w:ascii="Times New Roman" w:hAnsi="Times New Roman" w:cs="Times New Roman"/>
+          <w:sz w:val="24"/>
+          <w:szCs w:val="24"/>
+          <w:lang w:val="en-US"/>
+        </w:rPr>
+        <w:t xml:space="preserve"> yang </w:t>
+      </w:r>
+      <w:proofErr w:type="spellStart"/>
+      <w:r>
+        <w:rPr>
+          <w:rFonts w:ascii="Times New Roman" w:hAnsi="Times New Roman" w:cs="Times New Roman"/>
+          <w:sz w:val="24"/>
+          <w:szCs w:val="24"/>
+          <w:lang w:val="en-US"/>
+        </w:rPr>
+        <w:t>konsisten</w:t>
+      </w:r>
+      <w:proofErr w:type="spellEnd"/>
+      <w:r>
+        <w:rPr>
+          <w:rFonts w:ascii="Times New Roman" w:hAnsi="Times New Roman" w:cs="Times New Roman"/>
+          <w:sz w:val="24"/>
+          <w:szCs w:val="24"/>
+          <w:lang w:val="en-US"/>
+        </w:rPr>
+        <w:t xml:space="preserve"> </w:t>
+      </w:r>
+      <w:proofErr w:type="spellStart"/>
+      <w:r>
+        <w:rPr>
+          <w:rFonts w:ascii="Times New Roman" w:hAnsi="Times New Roman" w:cs="Times New Roman"/>
+          <w:sz w:val="24"/>
+          <w:szCs w:val="24"/>
+          <w:lang w:val="en-US"/>
+        </w:rPr>
+        <w:t>pada</w:t>
+      </w:r>
+      <w:proofErr w:type="spellEnd"/>
+      <w:r>
+        <w:rPr>
+          <w:rFonts w:ascii="Times New Roman" w:hAnsi="Times New Roman" w:cs="Times New Roman"/>
+          <w:sz w:val="24"/>
+          <w:szCs w:val="24"/>
+          <w:lang w:val="en-US"/>
+        </w:rPr>
+        <w:t xml:space="preserve"> </w:t>
+      </w:r>
+      <w:proofErr w:type="spellStart"/>
+      <w:r>
+        <w:rPr>
+          <w:rFonts w:ascii="Times New Roman" w:hAnsi="Times New Roman" w:cs="Times New Roman"/>
+          <w:sz w:val="24"/>
+          <w:szCs w:val="24"/>
+          <w:lang w:val="en-US"/>
+        </w:rPr>
+        <w:t>citra</w:t>
+      </w:r>
+      <w:proofErr w:type="spellEnd"/>
+      <w:r>
+        <w:rPr>
+          <w:rFonts w:ascii="Times New Roman" w:hAnsi="Times New Roman" w:cs="Times New Roman"/>
+          <w:sz w:val="24"/>
+          <w:szCs w:val="24"/>
+          <w:lang w:val="en-US"/>
+        </w:rPr>
+        <w:t xml:space="preserve"> </w:t>
+      </w:r>
+      <w:proofErr w:type="spellStart"/>
+      <w:r>
+        <w:rPr>
+          <w:rFonts w:ascii="Times New Roman" w:hAnsi="Times New Roman" w:cs="Times New Roman"/>
+          <w:sz w:val="24"/>
+          <w:szCs w:val="24"/>
+          <w:lang w:val="en-US"/>
+        </w:rPr>
+        <w:t>hasil</w:t>
+      </w:r>
+      <w:proofErr w:type="spellEnd"/>
+      <w:r>
+        <w:rPr>
+          <w:rFonts w:ascii="Times New Roman" w:hAnsi="Times New Roman" w:cs="Times New Roman"/>
+          <w:sz w:val="24"/>
+          <w:szCs w:val="24"/>
+          <w:lang w:val="en-US"/>
+        </w:rPr>
+        <w:t xml:space="preserve"> </w:t>
+      </w:r>
+      <w:proofErr w:type="spellStart"/>
+      <w:r>
+        <w:rPr>
+          <w:rFonts w:ascii="Times New Roman" w:hAnsi="Times New Roman" w:cs="Times New Roman"/>
+          <w:sz w:val="24"/>
+          <w:szCs w:val="24"/>
+          <w:lang w:val="en-US"/>
+        </w:rPr>
+        <w:t>fabrikasi</w:t>
+      </w:r>
+      <w:proofErr w:type="spellEnd"/>
+      <w:r>
+        <w:rPr>
+          <w:rFonts w:ascii="Times New Roman" w:hAnsi="Times New Roman" w:cs="Times New Roman"/>
+          <w:sz w:val="24"/>
+          <w:szCs w:val="24"/>
+          <w:lang w:val="en-US"/>
+        </w:rPr>
+        <w:t xml:space="preserve"> AI </w:t>
+      </w:r>
+    </w:p>
+    <w:p>
+      <w:pPr>
+        <w:pStyle w:val="ListParagraph"/>
+        <w:numPr>
+          <w:ilvl w:val="0"/>
+          <w:numId w:val="8"/>
+        </w:numPr>
+        <w:spacing w:line="360" w:lineRule="auto"/>
+        <w:ind w:left="709"/>
+        <w:rPr>
+          <w:rFonts w:ascii="Times New Roman" w:hAnsi="Times New Roman" w:cs="Times New Roman"/>
+          <w:b/>
+          <w:sz w:val="24"/>
+          <w:szCs w:val="24"/>
+          <w:lang w:val="en-US"/>
+        </w:rPr>
+      </w:pPr>
+      <w:proofErr w:type="spellStart"/>
+      <w:r>
+        <w:rPr>
+          <w:rFonts w:ascii="Times New Roman" w:hAnsi="Times New Roman" w:cs="Times New Roman"/>
+          <w:b/>
+          <w:sz w:val="24"/>
+          <w:szCs w:val="24"/>
+          <w:lang w:val="en-US"/>
+        </w:rPr>
+        <w:t>Evaluasi</w:t>
+      </w:r>
+      <w:proofErr w:type="spellEnd"/>
+      <w:r>
+        <w:rPr>
+          <w:rFonts w:ascii="Times New Roman" w:hAnsi="Times New Roman" w:cs="Times New Roman"/>
+          <w:b/>
+          <w:sz w:val="24"/>
+          <w:szCs w:val="24"/>
+          <w:lang w:val="en-US"/>
+        </w:rPr>
+        <w:t xml:space="preserve"> Performa CNN </w:t>
+      </w:r>
+      <w:proofErr w:type="spellStart"/>
+      <w:r>
+        <w:rPr>
+          <w:rFonts w:ascii="Times New Roman" w:hAnsi="Times New Roman" w:cs="Times New Roman"/>
+          <w:b/>
+          <w:sz w:val="24"/>
+          <w:szCs w:val="24"/>
+          <w:lang w:val="en-US"/>
+        </w:rPr>
+        <w:t>Dasar</w:t>
+      </w:r>
+      <w:proofErr w:type="spellEnd"/>
+    </w:p>
+    <w:p>
+      <w:pPr>
+        <w:pStyle w:val="ListParagraph"/>
+        <w:spacing w:line="360" w:lineRule="auto"/>
+        <w:ind w:left="709"/>
+        <w:jc w:val="both"/>
+        <w:rPr>
+          <w:rFonts w:ascii="Times New Roman" w:hAnsi="Times New Roman" w:cs="Times New Roman"/>
+          <w:sz w:val="24"/>
+          <w:szCs w:val="24"/>
+          <w:lang w:val="en-US"/>
+        </w:rPr>
+      </w:pPr>
+      <w:proofErr w:type="spellStart"/>
+      <w:r>
+        <w:rPr>
+          <w:rFonts w:ascii="Times New Roman" w:hAnsi="Times New Roman" w:cs="Times New Roman"/>
+          <w:sz w:val="24"/>
+          <w:szCs w:val="24"/>
+          <w:lang w:val="en-US"/>
+        </w:rPr>
+        <w:t>Pengujian</w:t>
+      </w:r>
+      <w:proofErr w:type="spellEnd"/>
+      <w:r>
+        <w:rPr>
+          <w:rFonts w:ascii="Times New Roman" w:hAnsi="Times New Roman" w:cs="Times New Roman"/>
+          <w:sz w:val="24"/>
+          <w:szCs w:val="24"/>
+          <w:lang w:val="en-US"/>
+        </w:rPr>
+        <w:t xml:space="preserve"> </w:t>
+      </w:r>
+      <w:proofErr w:type="spellStart"/>
+      <w:r>
+        <w:rPr>
+          <w:rFonts w:ascii="Times New Roman" w:hAnsi="Times New Roman" w:cs="Times New Roman"/>
+          <w:sz w:val="24"/>
+          <w:szCs w:val="24"/>
+          <w:lang w:val="en-US"/>
+        </w:rPr>
+        <w:t>pada</w:t>
+      </w:r>
+      <w:proofErr w:type="spellEnd"/>
+      <w:r>
+        <w:rPr>
+          <w:rFonts w:ascii="Times New Roman" w:hAnsi="Times New Roman" w:cs="Times New Roman"/>
+          <w:sz w:val="24"/>
+          <w:szCs w:val="24"/>
+          <w:lang w:val="en-US"/>
+        </w:rPr>
+        <w:t xml:space="preserve"> </w:t>
+      </w:r>
+      <w:proofErr w:type="spellStart"/>
+      <w:r>
+        <w:rPr>
+          <w:rFonts w:ascii="Times New Roman" w:hAnsi="Times New Roman" w:cs="Times New Roman"/>
+          <w:sz w:val="24"/>
+          <w:szCs w:val="24"/>
+          <w:lang w:val="en-US"/>
+        </w:rPr>
+        <w:t>arsitektur</w:t>
+      </w:r>
+      <w:proofErr w:type="spellEnd"/>
+      <w:r>
+        <w:rPr>
+          <w:rFonts w:ascii="Times New Roman" w:hAnsi="Times New Roman" w:cs="Times New Roman"/>
+          <w:sz w:val="24"/>
+          <w:szCs w:val="24"/>
+          <w:lang w:val="en-US"/>
+        </w:rPr>
+        <w:t xml:space="preserve"> CNN </w:t>
+      </w:r>
+      <w:proofErr w:type="spellStart"/>
+      <w:r>
+        <w:rPr>
+          <w:rFonts w:ascii="Times New Roman" w:hAnsi="Times New Roman" w:cs="Times New Roman"/>
+          <w:sz w:val="24"/>
+          <w:szCs w:val="24"/>
+          <w:lang w:val="en-US"/>
+        </w:rPr>
+        <w:t>dasar</w:t>
+      </w:r>
+      <w:proofErr w:type="spellEnd"/>
+      <w:r>
+        <w:rPr>
+          <w:rFonts w:ascii="Times New Roman" w:hAnsi="Times New Roman" w:cs="Times New Roman"/>
+          <w:sz w:val="24"/>
+          <w:szCs w:val="24"/>
+          <w:lang w:val="en-US"/>
+        </w:rPr>
+        <w:t xml:space="preserve"> </w:t>
+      </w:r>
+      <w:proofErr w:type="spellStart"/>
+      <w:r>
+        <w:rPr>
+          <w:rFonts w:ascii="Times New Roman" w:hAnsi="Times New Roman" w:cs="Times New Roman"/>
+          <w:sz w:val="24"/>
+          <w:szCs w:val="24"/>
+          <w:lang w:val="en-US"/>
+        </w:rPr>
+        <w:t>selama</w:t>
+      </w:r>
+      <w:proofErr w:type="spellEnd"/>
+      <w:r>
+        <w:rPr>
+          <w:rFonts w:ascii="Times New Roman" w:hAnsi="Times New Roman" w:cs="Times New Roman"/>
+          <w:sz w:val="24"/>
+          <w:szCs w:val="24"/>
+          <w:lang w:val="en-US"/>
+        </w:rPr>
+        <w:t xml:space="preserve"> 5 </w:t>
+      </w:r>
+      <w:proofErr w:type="spellStart"/>
+      <w:r>
+        <w:rPr>
+          <w:rFonts w:ascii="Times New Roman" w:hAnsi="Times New Roman" w:cs="Times New Roman"/>
+          <w:sz w:val="24"/>
+          <w:szCs w:val="24"/>
+          <w:lang w:val="en-US"/>
+        </w:rPr>
+        <w:t>iterasi</w:t>
+      </w:r>
+      <w:proofErr w:type="spellEnd"/>
+      <w:r>
+        <w:rPr>
+          <w:rFonts w:ascii="Times New Roman" w:hAnsi="Times New Roman" w:cs="Times New Roman"/>
+          <w:sz w:val="24"/>
+          <w:szCs w:val="24"/>
+          <w:lang w:val="en-US"/>
+        </w:rPr>
+        <w:t xml:space="preserve"> (</w:t>
+      </w:r>
+      <w:r>
+        <w:rPr>
+          <w:rFonts w:ascii="Times New Roman" w:hAnsi="Times New Roman" w:cs="Times New Roman"/>
+          <w:i/>
+          <w:sz w:val="24"/>
+          <w:szCs w:val="24"/>
+          <w:lang w:val="en-US"/>
+        </w:rPr>
+        <w:t>epochs</w:t>
+      </w:r>
+      <w:r>
+        <w:rPr>
+          <w:rFonts w:ascii="Times New Roman" w:hAnsi="Times New Roman" w:cs="Times New Roman"/>
+          <w:sz w:val="24"/>
+          <w:szCs w:val="24"/>
+          <w:lang w:val="en-US"/>
+        </w:rPr>
+        <w:t xml:space="preserve">) </w:t>
+      </w:r>
+      <w:proofErr w:type="spellStart"/>
+      <w:r>
+        <w:rPr>
+          <w:rFonts w:ascii="Times New Roman" w:hAnsi="Times New Roman" w:cs="Times New Roman"/>
+          <w:sz w:val="24"/>
+          <w:szCs w:val="24"/>
+          <w:lang w:val="en-US"/>
+        </w:rPr>
+        <w:t>menunjukan</w:t>
+      </w:r>
+      <w:proofErr w:type="spellEnd"/>
+      <w:r>
+        <w:rPr>
+          <w:rFonts w:ascii="Times New Roman" w:hAnsi="Times New Roman" w:cs="Times New Roman"/>
+          <w:sz w:val="24"/>
+          <w:szCs w:val="24"/>
+          <w:lang w:val="en-US"/>
+        </w:rPr>
+        <w:t xml:space="preserve"> </w:t>
+      </w:r>
+      <w:proofErr w:type="spellStart"/>
+      <w:r>
+        <w:rPr>
+          <w:rFonts w:ascii="Times New Roman" w:hAnsi="Times New Roman" w:cs="Times New Roman"/>
+          <w:sz w:val="24"/>
+          <w:szCs w:val="24"/>
+          <w:lang w:val="en-US"/>
+        </w:rPr>
+        <w:t>peningkatan</w:t>
+      </w:r>
+      <w:proofErr w:type="spellEnd"/>
+      <w:r>
+        <w:rPr>
+          <w:rFonts w:ascii="Times New Roman" w:hAnsi="Times New Roman" w:cs="Times New Roman"/>
+          <w:sz w:val="24"/>
+          <w:szCs w:val="24"/>
+          <w:lang w:val="en-US"/>
+        </w:rPr>
+        <w:t xml:space="preserve"> </w:t>
+      </w:r>
+      <w:proofErr w:type="spellStart"/>
+      <w:r>
+        <w:rPr>
+          <w:rFonts w:ascii="Times New Roman" w:hAnsi="Times New Roman" w:cs="Times New Roman"/>
+          <w:sz w:val="24"/>
+          <w:szCs w:val="24"/>
+          <w:lang w:val="en-US"/>
+        </w:rPr>
+        <w:t>akurasi</w:t>
+      </w:r>
+      <w:proofErr w:type="spellEnd"/>
+      <w:r>
+        <w:rPr>
+          <w:rFonts w:ascii="Times New Roman" w:hAnsi="Times New Roman" w:cs="Times New Roman"/>
+          <w:sz w:val="24"/>
+          <w:szCs w:val="24"/>
+          <w:lang w:val="en-US"/>
+        </w:rPr>
+        <w:t xml:space="preserve"> </w:t>
+      </w:r>
+      <w:proofErr w:type="spellStart"/>
+      <w:r>
+        <w:rPr>
+          <w:rFonts w:ascii="Times New Roman" w:hAnsi="Times New Roman" w:cs="Times New Roman"/>
+          <w:sz w:val="24"/>
+          <w:szCs w:val="24"/>
+          <w:lang w:val="en-US"/>
+        </w:rPr>
+        <w:t>dan</w:t>
+      </w:r>
+      <w:proofErr w:type="spellEnd"/>
+      <w:r>
+        <w:rPr>
+          <w:rFonts w:ascii="Times New Roman" w:hAnsi="Times New Roman" w:cs="Times New Roman"/>
+          <w:sz w:val="24"/>
+          <w:szCs w:val="24"/>
+          <w:lang w:val="en-US"/>
+        </w:rPr>
+        <w:t xml:space="preserve"> </w:t>
+      </w:r>
+      <w:proofErr w:type="spellStart"/>
+      <w:r>
+        <w:rPr>
+          <w:rFonts w:ascii="Times New Roman" w:hAnsi="Times New Roman" w:cs="Times New Roman"/>
+          <w:sz w:val="24"/>
+          <w:szCs w:val="24"/>
+          <w:lang w:val="en-US"/>
+        </w:rPr>
+        <w:t>penurunan</w:t>
+      </w:r>
+      <w:proofErr w:type="spellEnd"/>
+      <w:r>
+        <w:rPr>
+          <w:rFonts w:ascii="Times New Roman" w:hAnsi="Times New Roman" w:cs="Times New Roman"/>
+          <w:sz w:val="24"/>
+          <w:szCs w:val="24"/>
+          <w:lang w:val="en-US"/>
+        </w:rPr>
+        <w:t xml:space="preserve"> </w:t>
+      </w:r>
+      <w:proofErr w:type="spellStart"/>
+      <w:r>
+        <w:rPr>
+          <w:rFonts w:ascii="Times New Roman" w:hAnsi="Times New Roman" w:cs="Times New Roman"/>
+          <w:sz w:val="24"/>
+          <w:szCs w:val="24"/>
+          <w:lang w:val="en-US"/>
+        </w:rPr>
+        <w:t>matriks</w:t>
+      </w:r>
+      <w:proofErr w:type="spellEnd"/>
+      <w:r>
+        <w:rPr>
+          <w:rFonts w:ascii="Times New Roman" w:hAnsi="Times New Roman" w:cs="Times New Roman"/>
+          <w:sz w:val="24"/>
+          <w:szCs w:val="24"/>
+          <w:lang w:val="en-US"/>
+        </w:rPr>
+        <w:t xml:space="preserve"> loss </w:t>
+      </w:r>
+      <w:proofErr w:type="spellStart"/>
+      <w:r>
+        <w:rPr>
+          <w:rFonts w:ascii="Times New Roman" w:hAnsi="Times New Roman" w:cs="Times New Roman"/>
+          <w:sz w:val="24"/>
+          <w:szCs w:val="24"/>
+          <w:lang w:val="en-US"/>
+        </w:rPr>
+        <w:t>secara</w:t>
+      </w:r>
+      <w:proofErr w:type="spellEnd"/>
+      <w:r>
+        <w:rPr>
+          <w:rFonts w:ascii="Times New Roman" w:hAnsi="Times New Roman" w:cs="Times New Roman"/>
+          <w:sz w:val="24"/>
+          <w:szCs w:val="24"/>
+          <w:lang w:val="en-US"/>
+        </w:rPr>
+        <w:t xml:space="preserve"> </w:t>
+      </w:r>
+      <w:proofErr w:type="spellStart"/>
+      <w:r>
+        <w:rPr>
+          <w:rFonts w:ascii="Times New Roman" w:hAnsi="Times New Roman" w:cs="Times New Roman"/>
+          <w:sz w:val="24"/>
+          <w:szCs w:val="24"/>
+          <w:lang w:val="en-US"/>
+        </w:rPr>
+        <w:t>konvergen</w:t>
+      </w:r>
+      <w:proofErr w:type="spellEnd"/>
+      <w:r>
+        <w:rPr>
+          <w:rFonts w:ascii="Times New Roman" w:hAnsi="Times New Roman" w:cs="Times New Roman"/>
+          <w:sz w:val="24"/>
+          <w:szCs w:val="24"/>
+          <w:lang w:val="en-US"/>
+        </w:rPr>
+        <w:t xml:space="preserve">. </w:t>
+      </w:r>
+    </w:p>
+    <w:p>
+      <w:pPr>
+        <w:pStyle w:val="ListParagraph"/>
+        <w:spacing w:line="360" w:lineRule="auto"/>
+        <w:ind w:left="0"/>
+        <w:rPr>
+          <w:rFonts w:ascii="Times New Roman" w:hAnsi="Times New Roman" w:cs="Times New Roman"/>
+          <w:sz w:val="24"/>
+          <w:szCs w:val="24"/>
+          <w:lang w:val="en-US"/>
+        </w:rPr>
+      </w:pPr>
+      <w:r>
+        <w:rPr>
+          <w:rFonts w:ascii="Times New Roman" w:hAnsi="Times New Roman" w:cs="Times New Roman"/>
+          <w:noProof/>
+          <w:sz w:val="24"/>
+          <w:szCs w:val="24"/>
+          <w:lang w:val="en-US"/>
+        </w:rPr>
+        <w:drawing>
+          <wp:inline distT="0" distB="0" distL="0" distR="0">
+            <wp:extent cx="2640965" cy="1100455"/>
+            <wp:effectExtent l="0" t="0" r="6985" b="4445"/>
+            <wp:docPr id="3" name="Picture 3"/>
+            <wp:cNvGraphicFramePr>
+              <a:graphicFrameLocks xmlns:a="http://schemas.openxmlformats.org/drawingml/2006/main" noChangeAspect="1"/>
+            </wp:cNvGraphicFramePr>
+            <a:graphic xmlns:a="http://schemas.openxmlformats.org/drawingml/2006/main">
+              <a:graphicData uri="http://schemas.openxmlformats.org/drawingml/2006/picture">
+                <pic:pic xmlns:pic="http://schemas.openxmlformats.org/drawingml/2006/picture">
+                  <pic:nvPicPr>
+                    <pic:cNvPr id="3" name="akurasi dan loss CNN.png"/>
+                    <pic:cNvPicPr/>
+                  </pic:nvPicPr>
+                  <pic:blipFill>
+                    <a:blip r:embed="rId8" cstate="print">
+                      <a:extLst>
+                        <a:ext uri="{28A0092B-C50C-407E-A947-70E740481C1C}">
+                          <a14:useLocalDpi xmlns:a14="http://schemas.microsoft.com/office/drawing/2010/main" val="0"/>
+                        </a:ext>
+                      </a:extLst>
+                    </a:blip>
+                    <a:stretch>
+                      <a:fillRect/>
+                    </a:stretch>
+                  </pic:blipFill>
+                  <pic:spPr>
+                    <a:xfrm>
+                      <a:off x="0" y="0"/>
+                      <a:ext cx="2640965" cy="1100455"/>
+                    </a:xfrm>
+                    <a:prstGeom prst="rect">
+                      <a:avLst/>
+                    </a:prstGeom>
+                  </pic:spPr>
+                </pic:pic>
+              </a:graphicData>
+            </a:graphic>
+          </wp:inline>
+        </w:drawing>
+      </w:r>
+    </w:p>
+    <w:p>
+      <w:pPr>
+        <w:pStyle w:val="ListParagraph"/>
+        <w:spacing w:line="360" w:lineRule="auto"/>
+        <w:ind w:left="709"/>
+        <w:jc w:val="both"/>
+        <w:rPr>
+          <w:rFonts w:ascii="Times New Roman" w:hAnsi="Times New Roman" w:cs="Times New Roman"/>
+          <w:sz w:val="24"/>
+          <w:szCs w:val="24"/>
+          <w:lang w:val="en-US"/>
+        </w:rPr>
+      </w:pPr>
+      <w:r>
+        <w:rPr>
+          <w:rFonts w:ascii="Times New Roman" w:hAnsi="Times New Roman" w:cs="Times New Roman"/>
+          <w:sz w:val="24"/>
+          <w:szCs w:val="24"/>
+          <w:lang w:val="en-US"/>
+        </w:rPr>
+        <w:lastRenderedPageBreak/>
+        <w:t xml:space="preserve">CNN </w:t>
+      </w:r>
+      <w:proofErr w:type="spellStart"/>
+      <w:r>
+        <w:rPr>
+          <w:rFonts w:ascii="Times New Roman" w:hAnsi="Times New Roman" w:cs="Times New Roman"/>
+          <w:sz w:val="24"/>
+          <w:szCs w:val="24"/>
+          <w:lang w:val="en-US"/>
+        </w:rPr>
+        <w:t>terbukti</w:t>
+      </w:r>
+      <w:proofErr w:type="spellEnd"/>
+      <w:r>
+        <w:rPr>
+          <w:rFonts w:ascii="Times New Roman" w:hAnsi="Times New Roman" w:cs="Times New Roman"/>
+          <w:sz w:val="24"/>
+          <w:szCs w:val="24"/>
+          <w:lang w:val="en-US"/>
+        </w:rPr>
+        <w:t xml:space="preserve"> </w:t>
+      </w:r>
+      <w:proofErr w:type="spellStart"/>
+      <w:r>
+        <w:rPr>
+          <w:rFonts w:ascii="Times New Roman" w:hAnsi="Times New Roman" w:cs="Times New Roman"/>
+          <w:sz w:val="24"/>
+          <w:szCs w:val="24"/>
+          <w:lang w:val="en-US"/>
+        </w:rPr>
+        <w:t>jauh</w:t>
+      </w:r>
+      <w:proofErr w:type="spellEnd"/>
+      <w:r>
+        <w:rPr>
+          <w:rFonts w:ascii="Times New Roman" w:hAnsi="Times New Roman" w:cs="Times New Roman"/>
+          <w:sz w:val="24"/>
+          <w:szCs w:val="24"/>
+          <w:lang w:val="en-US"/>
+        </w:rPr>
+        <w:t xml:space="preserve"> </w:t>
+      </w:r>
+      <w:proofErr w:type="spellStart"/>
+      <w:r>
+        <w:rPr>
+          <w:rFonts w:ascii="Times New Roman" w:hAnsi="Times New Roman" w:cs="Times New Roman"/>
+          <w:sz w:val="24"/>
+          <w:szCs w:val="24"/>
+          <w:lang w:val="en-US"/>
+        </w:rPr>
+        <w:t>melampaui</w:t>
+      </w:r>
+      <w:proofErr w:type="spellEnd"/>
+      <w:r>
+        <w:rPr>
+          <w:rFonts w:ascii="Times New Roman" w:hAnsi="Times New Roman" w:cs="Times New Roman"/>
+          <w:sz w:val="24"/>
+          <w:szCs w:val="24"/>
+          <w:lang w:val="en-US"/>
+        </w:rPr>
+        <w:t xml:space="preserve"> </w:t>
+      </w:r>
+      <w:proofErr w:type="spellStart"/>
+      <w:r>
+        <w:rPr>
+          <w:rFonts w:ascii="Times New Roman" w:hAnsi="Times New Roman" w:cs="Times New Roman"/>
+          <w:sz w:val="24"/>
+          <w:szCs w:val="24"/>
+          <w:lang w:val="en-US"/>
+        </w:rPr>
+        <w:t>kemampuan</w:t>
+      </w:r>
+      <w:proofErr w:type="spellEnd"/>
+      <w:r>
+        <w:rPr>
+          <w:rFonts w:ascii="Times New Roman" w:hAnsi="Times New Roman" w:cs="Times New Roman"/>
+          <w:sz w:val="24"/>
+          <w:szCs w:val="24"/>
+          <w:lang w:val="en-US"/>
+        </w:rPr>
+        <w:t xml:space="preserve"> SVM </w:t>
+      </w:r>
+      <w:proofErr w:type="spellStart"/>
+      <w:r>
+        <w:rPr>
+          <w:rFonts w:ascii="Times New Roman" w:hAnsi="Times New Roman" w:cs="Times New Roman"/>
+          <w:sz w:val="24"/>
+          <w:szCs w:val="24"/>
+          <w:lang w:val="en-US"/>
+        </w:rPr>
+        <w:t>karena</w:t>
+      </w:r>
+      <w:proofErr w:type="spellEnd"/>
+      <w:r>
+        <w:rPr>
+          <w:rFonts w:ascii="Times New Roman" w:hAnsi="Times New Roman" w:cs="Times New Roman"/>
+          <w:sz w:val="24"/>
+          <w:szCs w:val="24"/>
+          <w:lang w:val="en-US"/>
+        </w:rPr>
+        <w:t xml:space="preserve"> </w:t>
+      </w:r>
+      <w:proofErr w:type="spellStart"/>
+      <w:r>
+        <w:rPr>
+          <w:rFonts w:ascii="Times New Roman" w:hAnsi="Times New Roman" w:cs="Times New Roman"/>
+          <w:sz w:val="24"/>
+          <w:szCs w:val="24"/>
+          <w:lang w:val="en-US"/>
+        </w:rPr>
+        <w:t>mekanisme</w:t>
+      </w:r>
+      <w:proofErr w:type="spellEnd"/>
+      <w:r>
+        <w:rPr>
+          <w:rFonts w:ascii="Times New Roman" w:hAnsi="Times New Roman" w:cs="Times New Roman"/>
+          <w:sz w:val="24"/>
+          <w:szCs w:val="24"/>
+          <w:lang w:val="en-US"/>
+        </w:rPr>
+        <w:t xml:space="preserve"> </w:t>
+      </w:r>
+      <w:proofErr w:type="spellStart"/>
+      <w:r>
+        <w:rPr>
+          <w:rFonts w:ascii="Times New Roman" w:hAnsi="Times New Roman" w:cs="Times New Roman"/>
+          <w:sz w:val="24"/>
+          <w:szCs w:val="24"/>
+          <w:lang w:val="en-US"/>
+        </w:rPr>
+        <w:t>konvolusinya</w:t>
+      </w:r>
+      <w:proofErr w:type="spellEnd"/>
+      <w:r>
+        <w:rPr>
+          <w:rFonts w:ascii="Times New Roman" w:hAnsi="Times New Roman" w:cs="Times New Roman"/>
+          <w:sz w:val="24"/>
+          <w:szCs w:val="24"/>
+          <w:lang w:val="en-US"/>
+        </w:rPr>
+        <w:t xml:space="preserve"> </w:t>
+      </w:r>
+      <w:proofErr w:type="spellStart"/>
+      <w:r>
+        <w:rPr>
+          <w:rFonts w:ascii="Times New Roman" w:hAnsi="Times New Roman" w:cs="Times New Roman"/>
+          <w:sz w:val="24"/>
+          <w:szCs w:val="24"/>
+          <w:lang w:val="en-US"/>
+        </w:rPr>
+        <w:t>sanggup</w:t>
+      </w:r>
+      <w:proofErr w:type="spellEnd"/>
+      <w:r>
+        <w:rPr>
+          <w:rFonts w:ascii="Times New Roman" w:hAnsi="Times New Roman" w:cs="Times New Roman"/>
+          <w:sz w:val="24"/>
+          <w:szCs w:val="24"/>
+          <w:lang w:val="en-US"/>
+        </w:rPr>
+        <w:t xml:space="preserve"> </w:t>
+      </w:r>
+      <w:proofErr w:type="spellStart"/>
+      <w:r>
+        <w:rPr>
+          <w:rFonts w:ascii="Times New Roman" w:hAnsi="Times New Roman" w:cs="Times New Roman"/>
+          <w:sz w:val="24"/>
+          <w:szCs w:val="24"/>
+          <w:lang w:val="en-US"/>
+        </w:rPr>
+        <w:t>menangkap</w:t>
+      </w:r>
+      <w:proofErr w:type="spellEnd"/>
+      <w:r>
+        <w:rPr>
+          <w:rFonts w:ascii="Times New Roman" w:hAnsi="Times New Roman" w:cs="Times New Roman"/>
+          <w:sz w:val="24"/>
+          <w:szCs w:val="24"/>
+          <w:lang w:val="en-US"/>
+        </w:rPr>
+        <w:t xml:space="preserve"> </w:t>
+      </w:r>
+      <w:proofErr w:type="spellStart"/>
+      <w:r>
+        <w:rPr>
+          <w:rFonts w:ascii="Times New Roman" w:hAnsi="Times New Roman" w:cs="Times New Roman"/>
+          <w:sz w:val="24"/>
+          <w:szCs w:val="24"/>
+          <w:lang w:val="en-US"/>
+        </w:rPr>
+        <w:t>tekstur</w:t>
+      </w:r>
+      <w:proofErr w:type="spellEnd"/>
+      <w:r>
+        <w:rPr>
+          <w:rFonts w:ascii="Times New Roman" w:hAnsi="Times New Roman" w:cs="Times New Roman"/>
+          <w:sz w:val="24"/>
+          <w:szCs w:val="24"/>
+          <w:lang w:val="en-US"/>
+        </w:rPr>
+        <w:t xml:space="preserve"> </w:t>
+      </w:r>
+      <w:proofErr w:type="spellStart"/>
+      <w:r>
+        <w:rPr>
+          <w:rFonts w:ascii="Times New Roman" w:hAnsi="Times New Roman" w:cs="Times New Roman"/>
+          <w:sz w:val="24"/>
+          <w:szCs w:val="24"/>
+          <w:lang w:val="en-US"/>
+        </w:rPr>
+        <w:t>mikroskopis</w:t>
+      </w:r>
+      <w:proofErr w:type="spellEnd"/>
+      <w:r>
+        <w:rPr>
+          <w:rFonts w:ascii="Times New Roman" w:hAnsi="Times New Roman" w:cs="Times New Roman"/>
+          <w:sz w:val="24"/>
+          <w:szCs w:val="24"/>
+          <w:lang w:val="en-US"/>
+        </w:rPr>
+        <w:t xml:space="preserve"> </w:t>
+      </w:r>
+      <w:proofErr w:type="spellStart"/>
+      <w:r>
+        <w:rPr>
+          <w:rFonts w:ascii="Times New Roman" w:hAnsi="Times New Roman" w:cs="Times New Roman"/>
+          <w:sz w:val="24"/>
+          <w:szCs w:val="24"/>
+          <w:lang w:val="en-US"/>
+        </w:rPr>
+        <w:t>dan</w:t>
+      </w:r>
+      <w:proofErr w:type="spellEnd"/>
+      <w:r>
+        <w:rPr>
+          <w:rFonts w:ascii="Times New Roman" w:hAnsi="Times New Roman" w:cs="Times New Roman"/>
+          <w:sz w:val="24"/>
+          <w:szCs w:val="24"/>
+          <w:lang w:val="en-US"/>
+        </w:rPr>
+        <w:t xml:space="preserve"> </w:t>
+      </w:r>
+      <w:proofErr w:type="spellStart"/>
+      <w:r>
+        <w:rPr>
+          <w:rFonts w:ascii="Times New Roman" w:hAnsi="Times New Roman" w:cs="Times New Roman"/>
+          <w:sz w:val="24"/>
+          <w:szCs w:val="24"/>
+          <w:lang w:val="en-US"/>
+        </w:rPr>
+        <w:t>pola</w:t>
+      </w:r>
+      <w:proofErr w:type="spellEnd"/>
+      <w:r>
+        <w:rPr>
+          <w:rFonts w:ascii="Times New Roman" w:hAnsi="Times New Roman" w:cs="Times New Roman"/>
+          <w:sz w:val="24"/>
+          <w:szCs w:val="24"/>
+          <w:lang w:val="en-US"/>
+        </w:rPr>
+        <w:t xml:space="preserve"> </w:t>
+      </w:r>
+      <w:proofErr w:type="spellStart"/>
+      <w:r>
+        <w:rPr>
+          <w:rFonts w:ascii="Times New Roman" w:hAnsi="Times New Roman" w:cs="Times New Roman"/>
+          <w:sz w:val="24"/>
+          <w:szCs w:val="24"/>
+          <w:lang w:val="en-US"/>
+        </w:rPr>
+        <w:t>asimetris</w:t>
+      </w:r>
+      <w:proofErr w:type="spellEnd"/>
+      <w:r>
+        <w:rPr>
+          <w:rFonts w:ascii="Times New Roman" w:hAnsi="Times New Roman" w:cs="Times New Roman"/>
+          <w:sz w:val="24"/>
+          <w:szCs w:val="24"/>
+          <w:lang w:val="en-US"/>
+        </w:rPr>
+        <w:t xml:space="preserve"> (“</w:t>
+      </w:r>
+      <w:proofErr w:type="spellStart"/>
+      <w:r>
+        <w:rPr>
+          <w:rFonts w:ascii="Times New Roman" w:hAnsi="Times New Roman" w:cs="Times New Roman"/>
+          <w:sz w:val="24"/>
+          <w:szCs w:val="24"/>
+          <w:lang w:val="en-US"/>
+        </w:rPr>
+        <w:t>artefak</w:t>
+      </w:r>
+      <w:proofErr w:type="spellEnd"/>
+      <w:r>
+        <w:rPr>
+          <w:rFonts w:ascii="Times New Roman" w:hAnsi="Times New Roman" w:cs="Times New Roman"/>
+          <w:sz w:val="24"/>
+          <w:szCs w:val="24"/>
+          <w:lang w:val="en-US"/>
+        </w:rPr>
+        <w:t xml:space="preserve">”) </w:t>
+      </w:r>
+      <w:proofErr w:type="spellStart"/>
+      <w:r>
+        <w:rPr>
+          <w:rFonts w:ascii="Times New Roman" w:hAnsi="Times New Roman" w:cs="Times New Roman"/>
+          <w:sz w:val="24"/>
+          <w:szCs w:val="24"/>
+          <w:lang w:val="en-US"/>
+        </w:rPr>
+        <w:t>dari</w:t>
+      </w:r>
+      <w:proofErr w:type="spellEnd"/>
+      <w:r>
+        <w:rPr>
+          <w:rFonts w:ascii="Times New Roman" w:hAnsi="Times New Roman" w:cs="Times New Roman"/>
+          <w:sz w:val="24"/>
+          <w:szCs w:val="24"/>
+          <w:lang w:val="en-US"/>
+        </w:rPr>
+        <w:t xml:space="preserve"> generator AI yang </w:t>
+      </w:r>
+      <w:proofErr w:type="spellStart"/>
+      <w:r>
+        <w:rPr>
+          <w:rFonts w:ascii="Times New Roman" w:hAnsi="Times New Roman" w:cs="Times New Roman"/>
+          <w:sz w:val="24"/>
+          <w:szCs w:val="24"/>
+          <w:lang w:val="en-US"/>
+        </w:rPr>
+        <w:t>tak</w:t>
+      </w:r>
+      <w:proofErr w:type="spellEnd"/>
+      <w:r>
+        <w:rPr>
+          <w:rFonts w:ascii="Times New Roman" w:hAnsi="Times New Roman" w:cs="Times New Roman"/>
+          <w:sz w:val="24"/>
+          <w:szCs w:val="24"/>
+          <w:lang w:val="en-US"/>
+        </w:rPr>
+        <w:t xml:space="preserve"> </w:t>
+      </w:r>
+      <w:proofErr w:type="spellStart"/>
+      <w:r>
+        <w:rPr>
+          <w:rFonts w:ascii="Times New Roman" w:hAnsi="Times New Roman" w:cs="Times New Roman"/>
+          <w:sz w:val="24"/>
+          <w:szCs w:val="24"/>
+          <w:lang w:val="en-US"/>
+        </w:rPr>
+        <w:t>kasat</w:t>
+      </w:r>
+      <w:proofErr w:type="spellEnd"/>
+      <w:r>
+        <w:rPr>
+          <w:rFonts w:ascii="Times New Roman" w:hAnsi="Times New Roman" w:cs="Times New Roman"/>
+          <w:sz w:val="24"/>
+          <w:szCs w:val="24"/>
+          <w:lang w:val="en-US"/>
+        </w:rPr>
+        <w:t xml:space="preserve"> </w:t>
+      </w:r>
+      <w:proofErr w:type="spellStart"/>
+      <w:r>
+        <w:rPr>
+          <w:rFonts w:ascii="Times New Roman" w:hAnsi="Times New Roman" w:cs="Times New Roman"/>
+          <w:sz w:val="24"/>
+          <w:szCs w:val="24"/>
+          <w:lang w:val="en-US"/>
+        </w:rPr>
+        <w:t>mata</w:t>
+      </w:r>
+      <w:proofErr w:type="spellEnd"/>
+      <w:r>
+        <w:rPr>
+          <w:rFonts w:ascii="Times New Roman" w:hAnsi="Times New Roman" w:cs="Times New Roman"/>
+          <w:sz w:val="24"/>
+          <w:szCs w:val="24"/>
+          <w:lang w:val="en-US"/>
+        </w:rPr>
+        <w:t xml:space="preserve"> </w:t>
+      </w:r>
+      <w:proofErr w:type="spellStart"/>
+      <w:r>
+        <w:rPr>
+          <w:rFonts w:ascii="Times New Roman" w:hAnsi="Times New Roman" w:cs="Times New Roman"/>
+          <w:sz w:val="24"/>
+          <w:szCs w:val="24"/>
+          <w:lang w:val="en-US"/>
+        </w:rPr>
+        <w:t>jika</w:t>
+      </w:r>
+      <w:proofErr w:type="spellEnd"/>
+      <w:r>
+        <w:rPr>
+          <w:rFonts w:ascii="Times New Roman" w:hAnsi="Times New Roman" w:cs="Times New Roman"/>
+          <w:sz w:val="24"/>
+          <w:szCs w:val="24"/>
+          <w:lang w:val="en-US"/>
+        </w:rPr>
+        <w:t xml:space="preserve"> </w:t>
+      </w:r>
+      <w:proofErr w:type="spellStart"/>
+      <w:r>
+        <w:rPr>
+          <w:rFonts w:ascii="Times New Roman" w:hAnsi="Times New Roman" w:cs="Times New Roman"/>
+          <w:sz w:val="24"/>
+          <w:szCs w:val="24"/>
+          <w:lang w:val="en-US"/>
+        </w:rPr>
+        <w:t>hanya</w:t>
+      </w:r>
+      <w:proofErr w:type="spellEnd"/>
+      <w:r>
+        <w:rPr>
+          <w:rFonts w:ascii="Times New Roman" w:hAnsi="Times New Roman" w:cs="Times New Roman"/>
+          <w:sz w:val="24"/>
+          <w:szCs w:val="24"/>
+          <w:lang w:val="en-US"/>
+        </w:rPr>
+        <w:t xml:space="preserve"> </w:t>
+      </w:r>
+      <w:proofErr w:type="spellStart"/>
+      <w:r>
+        <w:rPr>
+          <w:rFonts w:ascii="Times New Roman" w:hAnsi="Times New Roman" w:cs="Times New Roman"/>
+          <w:sz w:val="24"/>
+          <w:szCs w:val="24"/>
+          <w:lang w:val="en-US"/>
+        </w:rPr>
+        <w:t>mengandalkan</w:t>
+      </w:r>
+      <w:bookmarkStart w:id="0" w:name="_GoBack"/>
+      <w:bookmarkEnd w:id="0"/>
+      <w:proofErr w:type="spellEnd"/>
+      <w:r>
+        <w:rPr>
+          <w:rFonts w:ascii="Times New Roman" w:hAnsi="Times New Roman" w:cs="Times New Roman"/>
+          <w:sz w:val="24"/>
+          <w:szCs w:val="24"/>
+          <w:lang w:val="en-US"/>
+        </w:rPr>
+        <w:t xml:space="preserve"> </w:t>
+      </w:r>
+      <w:proofErr w:type="spellStart"/>
+      <w:r>
+        <w:rPr>
+          <w:rFonts w:ascii="Times New Roman" w:hAnsi="Times New Roman" w:cs="Times New Roman"/>
+          <w:sz w:val="24"/>
+          <w:szCs w:val="24"/>
+          <w:lang w:val="en-US"/>
+        </w:rPr>
+        <w:t>deteksi</w:t>
+      </w:r>
+      <w:proofErr w:type="spellEnd"/>
+      <w:r>
+        <w:rPr>
+          <w:rFonts w:ascii="Times New Roman" w:hAnsi="Times New Roman" w:cs="Times New Roman"/>
+          <w:sz w:val="24"/>
+          <w:szCs w:val="24"/>
+          <w:lang w:val="en-US"/>
+        </w:rPr>
+        <w:t xml:space="preserve"> </w:t>
+      </w:r>
+      <w:proofErr w:type="spellStart"/>
+      <w:r>
+        <w:rPr>
+          <w:rFonts w:ascii="Times New Roman" w:hAnsi="Times New Roman" w:cs="Times New Roman"/>
+          <w:sz w:val="24"/>
+          <w:szCs w:val="24"/>
+          <w:lang w:val="en-US"/>
+        </w:rPr>
+        <w:t>tepi</w:t>
+      </w:r>
+      <w:proofErr w:type="spellEnd"/>
+      <w:r>
+        <w:rPr>
+          <w:rFonts w:ascii="Times New Roman" w:hAnsi="Times New Roman" w:cs="Times New Roman"/>
+          <w:sz w:val="24"/>
+          <w:szCs w:val="24"/>
+          <w:lang w:val="en-US"/>
+        </w:rPr>
+        <w:t xml:space="preserve"> </w:t>
+      </w:r>
+      <w:proofErr w:type="spellStart"/>
+      <w:r>
+        <w:rPr>
+          <w:rFonts w:ascii="Times New Roman" w:hAnsi="Times New Roman" w:cs="Times New Roman"/>
+          <w:sz w:val="24"/>
+          <w:szCs w:val="24"/>
+          <w:lang w:val="en-US"/>
+        </w:rPr>
+        <w:t>konvensional</w:t>
+      </w:r>
+      <w:proofErr w:type="spellEnd"/>
+      <w:r>
+        <w:rPr>
+          <w:rFonts w:ascii="Times New Roman" w:hAnsi="Times New Roman" w:cs="Times New Roman"/>
+          <w:sz w:val="24"/>
+          <w:szCs w:val="24"/>
+          <w:lang w:val="en-US"/>
+        </w:rPr>
+        <w:t>.</w:t>
+      </w:r>
     </w:p>
     <w:p>
       <w:pPr>
@@ -9724,6 +12084,1529 @@
           <w:lang w:val="en-US"/>
         </w:rPr>
         <w:t>KESIMPULAN</w:t>
+      </w:r>
+    </w:p>
+    <w:p>
+      <w:pPr>
+        <w:pStyle w:val="ListParagraph"/>
+        <w:spacing w:line="360" w:lineRule="auto"/>
+        <w:ind w:left="709"/>
+        <w:jc w:val="both"/>
+        <w:rPr>
+          <w:rFonts w:ascii="Times New Roman" w:hAnsi="Times New Roman" w:cs="Times New Roman"/>
+          <w:sz w:val="24"/>
+          <w:szCs w:val="24"/>
+          <w:lang w:val="en-US"/>
+        </w:rPr>
+      </w:pPr>
+      <w:proofErr w:type="spellStart"/>
+      <w:r>
+        <w:rPr>
+          <w:rFonts w:ascii="Times New Roman" w:hAnsi="Times New Roman" w:cs="Times New Roman"/>
+          <w:sz w:val="24"/>
+          <w:szCs w:val="24"/>
+          <w:lang w:val="en-US"/>
+        </w:rPr>
+        <w:t>Penelitian</w:t>
+      </w:r>
+      <w:proofErr w:type="spellEnd"/>
+      <w:r>
+        <w:rPr>
+          <w:rFonts w:ascii="Times New Roman" w:hAnsi="Times New Roman" w:cs="Times New Roman"/>
+          <w:sz w:val="24"/>
+          <w:szCs w:val="24"/>
+          <w:lang w:val="en-US"/>
+        </w:rPr>
+        <w:t xml:space="preserve"> in </w:t>
+      </w:r>
+      <w:proofErr w:type="spellStart"/>
+      <w:r>
+        <w:rPr>
+          <w:rFonts w:ascii="Times New Roman" w:hAnsi="Times New Roman" w:cs="Times New Roman"/>
+          <w:sz w:val="24"/>
+          <w:szCs w:val="24"/>
+          <w:lang w:val="en-US"/>
+        </w:rPr>
+        <w:t>berhasil</w:t>
+      </w:r>
+      <w:proofErr w:type="spellEnd"/>
+      <w:r>
+        <w:rPr>
+          <w:rFonts w:ascii="Times New Roman" w:hAnsi="Times New Roman" w:cs="Times New Roman"/>
+          <w:sz w:val="24"/>
+          <w:szCs w:val="24"/>
+          <w:lang w:val="en-US"/>
+        </w:rPr>
+        <w:t xml:space="preserve"> </w:t>
+      </w:r>
+      <w:proofErr w:type="spellStart"/>
+      <w:r>
+        <w:rPr>
+          <w:rFonts w:ascii="Times New Roman" w:hAnsi="Times New Roman" w:cs="Times New Roman"/>
+          <w:sz w:val="24"/>
+          <w:szCs w:val="24"/>
+          <w:lang w:val="en-US"/>
+        </w:rPr>
+        <w:t>membandingkan</w:t>
+      </w:r>
+      <w:proofErr w:type="spellEnd"/>
+      <w:r>
+        <w:rPr>
+          <w:rFonts w:ascii="Times New Roman" w:hAnsi="Times New Roman" w:cs="Times New Roman"/>
+          <w:sz w:val="24"/>
+          <w:szCs w:val="24"/>
+          <w:lang w:val="en-US"/>
+        </w:rPr>
+        <w:t xml:space="preserve"> </w:t>
+      </w:r>
+      <w:proofErr w:type="spellStart"/>
+      <w:r>
+        <w:rPr>
+          <w:rFonts w:ascii="Times New Roman" w:hAnsi="Times New Roman" w:cs="Times New Roman"/>
+          <w:sz w:val="24"/>
+          <w:szCs w:val="24"/>
+          <w:lang w:val="en-US"/>
+        </w:rPr>
+        <w:t>dua</w:t>
+      </w:r>
+      <w:proofErr w:type="spellEnd"/>
+      <w:r>
+        <w:rPr>
+          <w:rFonts w:ascii="Times New Roman" w:hAnsi="Times New Roman" w:cs="Times New Roman"/>
+          <w:sz w:val="24"/>
+          <w:szCs w:val="24"/>
+          <w:lang w:val="en-US"/>
+        </w:rPr>
+        <w:t xml:space="preserve"> </w:t>
+      </w:r>
+      <w:proofErr w:type="spellStart"/>
+      <w:r>
+        <w:rPr>
+          <w:rFonts w:ascii="Times New Roman" w:hAnsi="Times New Roman" w:cs="Times New Roman"/>
+          <w:sz w:val="24"/>
+          <w:szCs w:val="24"/>
+          <w:lang w:val="en-US"/>
+        </w:rPr>
+        <w:t>pendekatan</w:t>
+      </w:r>
+      <w:proofErr w:type="spellEnd"/>
+      <w:r>
+        <w:rPr>
+          <w:rFonts w:ascii="Times New Roman" w:hAnsi="Times New Roman" w:cs="Times New Roman"/>
+          <w:sz w:val="24"/>
+          <w:szCs w:val="24"/>
+          <w:lang w:val="en-US"/>
+        </w:rPr>
+        <w:t xml:space="preserve"> </w:t>
+      </w:r>
+      <w:proofErr w:type="spellStart"/>
+      <w:r>
+        <w:rPr>
+          <w:rFonts w:ascii="Times New Roman" w:hAnsi="Times New Roman" w:cs="Times New Roman"/>
+          <w:sz w:val="24"/>
+          <w:szCs w:val="24"/>
+          <w:lang w:val="en-US"/>
+        </w:rPr>
+        <w:t>klasifikasi</w:t>
+      </w:r>
+      <w:proofErr w:type="spellEnd"/>
+      <w:r>
+        <w:rPr>
+          <w:rFonts w:ascii="Times New Roman" w:hAnsi="Times New Roman" w:cs="Times New Roman"/>
+          <w:sz w:val="24"/>
+          <w:szCs w:val="24"/>
+          <w:lang w:val="en-US"/>
+        </w:rPr>
+        <w:t xml:space="preserve"> </w:t>
+      </w:r>
+      <w:proofErr w:type="spellStart"/>
+      <w:r>
+        <w:rPr>
+          <w:rFonts w:ascii="Times New Roman" w:hAnsi="Times New Roman" w:cs="Times New Roman"/>
+          <w:sz w:val="24"/>
+          <w:szCs w:val="24"/>
+          <w:lang w:val="en-US"/>
+        </w:rPr>
+        <w:t>citra</w:t>
+      </w:r>
+      <w:proofErr w:type="spellEnd"/>
+      <w:r>
+        <w:rPr>
+          <w:rFonts w:ascii="Times New Roman" w:hAnsi="Times New Roman" w:cs="Times New Roman"/>
+          <w:sz w:val="24"/>
+          <w:szCs w:val="24"/>
+          <w:lang w:val="en-US"/>
+        </w:rPr>
+        <w:t xml:space="preserve"> </w:t>
+      </w:r>
+      <w:proofErr w:type="spellStart"/>
+      <w:r>
+        <w:rPr>
+          <w:rFonts w:ascii="Times New Roman" w:hAnsi="Times New Roman" w:cs="Times New Roman"/>
+          <w:sz w:val="24"/>
+          <w:szCs w:val="24"/>
+          <w:lang w:val="en-US"/>
+        </w:rPr>
+        <w:t>pada</w:t>
+      </w:r>
+      <w:proofErr w:type="spellEnd"/>
+      <w:r>
+        <w:rPr>
+          <w:rFonts w:ascii="Times New Roman" w:hAnsi="Times New Roman" w:cs="Times New Roman"/>
+          <w:sz w:val="24"/>
+          <w:szCs w:val="24"/>
+          <w:lang w:val="en-US"/>
+        </w:rPr>
+        <w:t xml:space="preserve"> </w:t>
+      </w:r>
+      <w:proofErr w:type="spellStart"/>
+      <w:r>
+        <w:rPr>
+          <w:rFonts w:ascii="Times New Roman" w:hAnsi="Times New Roman" w:cs="Times New Roman"/>
+          <w:sz w:val="24"/>
+          <w:szCs w:val="24"/>
+          <w:lang w:val="en-US"/>
+        </w:rPr>
+        <w:t>daaset</w:t>
+      </w:r>
+      <w:proofErr w:type="spellEnd"/>
+      <w:r>
+        <w:rPr>
+          <w:rFonts w:ascii="Times New Roman" w:hAnsi="Times New Roman" w:cs="Times New Roman"/>
+          <w:sz w:val="24"/>
+          <w:szCs w:val="24"/>
+          <w:lang w:val="en-US"/>
+        </w:rPr>
+        <w:t xml:space="preserve"> “AI vs Real Images”/ </w:t>
+      </w:r>
+      <w:proofErr w:type="spellStart"/>
+      <w:r>
+        <w:rPr>
+          <w:rFonts w:ascii="Times New Roman" w:hAnsi="Times New Roman" w:cs="Times New Roman"/>
+          <w:sz w:val="24"/>
+          <w:szCs w:val="24"/>
+          <w:lang w:val="en-US"/>
+        </w:rPr>
+        <w:t>Hasil</w:t>
+      </w:r>
+      <w:proofErr w:type="spellEnd"/>
+      <w:r>
+        <w:rPr>
+          <w:rFonts w:ascii="Times New Roman" w:hAnsi="Times New Roman" w:cs="Times New Roman"/>
+          <w:sz w:val="24"/>
+          <w:szCs w:val="24"/>
+          <w:lang w:val="en-US"/>
+        </w:rPr>
+        <w:t xml:space="preserve"> </w:t>
+      </w:r>
+      <w:proofErr w:type="spellStart"/>
+      <w:r>
+        <w:rPr>
+          <w:rFonts w:ascii="Times New Roman" w:hAnsi="Times New Roman" w:cs="Times New Roman"/>
+          <w:sz w:val="24"/>
+          <w:szCs w:val="24"/>
+          <w:lang w:val="en-US"/>
+        </w:rPr>
+        <w:t>pengujian</w:t>
+      </w:r>
+      <w:proofErr w:type="spellEnd"/>
+      <w:r>
+        <w:rPr>
+          <w:rFonts w:ascii="Times New Roman" w:hAnsi="Times New Roman" w:cs="Times New Roman"/>
+          <w:sz w:val="24"/>
+          <w:szCs w:val="24"/>
+          <w:lang w:val="en-US"/>
+        </w:rPr>
+        <w:t xml:space="preserve"> </w:t>
+      </w:r>
+      <w:proofErr w:type="spellStart"/>
+      <w:r>
+        <w:rPr>
+          <w:rFonts w:ascii="Times New Roman" w:hAnsi="Times New Roman" w:cs="Times New Roman"/>
+          <w:sz w:val="24"/>
+          <w:szCs w:val="24"/>
+          <w:lang w:val="en-US"/>
+        </w:rPr>
+        <w:t>mendemonstrasikan</w:t>
+      </w:r>
+      <w:proofErr w:type="spellEnd"/>
+      <w:r>
+        <w:rPr>
+          <w:rFonts w:ascii="Times New Roman" w:hAnsi="Times New Roman" w:cs="Times New Roman"/>
+          <w:sz w:val="24"/>
+          <w:szCs w:val="24"/>
+          <w:lang w:val="en-US"/>
+        </w:rPr>
+        <w:t xml:space="preserve"> </w:t>
+      </w:r>
+      <w:proofErr w:type="spellStart"/>
+      <w:r>
+        <w:rPr>
+          <w:rFonts w:ascii="Times New Roman" w:hAnsi="Times New Roman" w:cs="Times New Roman"/>
+          <w:sz w:val="24"/>
+          <w:szCs w:val="24"/>
+          <w:lang w:val="en-US"/>
+        </w:rPr>
+        <w:t>bahwa</w:t>
+      </w:r>
+      <w:proofErr w:type="spellEnd"/>
+      <w:r>
+        <w:rPr>
+          <w:rFonts w:ascii="Times New Roman" w:hAnsi="Times New Roman" w:cs="Times New Roman"/>
+          <w:sz w:val="24"/>
+          <w:szCs w:val="24"/>
+          <w:lang w:val="en-US"/>
+        </w:rPr>
+        <w:t xml:space="preserve"> </w:t>
+      </w:r>
+      <w:proofErr w:type="spellStart"/>
+      <w:r>
+        <w:rPr>
+          <w:rFonts w:ascii="Times New Roman" w:hAnsi="Times New Roman" w:cs="Times New Roman"/>
+          <w:sz w:val="24"/>
+          <w:szCs w:val="24"/>
+          <w:lang w:val="en-US"/>
+        </w:rPr>
+        <w:t>pendekatan</w:t>
+      </w:r>
+      <w:proofErr w:type="spellEnd"/>
+      <w:r>
+        <w:rPr>
+          <w:rFonts w:ascii="Times New Roman" w:hAnsi="Times New Roman" w:cs="Times New Roman"/>
+          <w:sz w:val="24"/>
+          <w:szCs w:val="24"/>
+          <w:lang w:val="en-US"/>
+        </w:rPr>
+        <w:t xml:space="preserve"> modern Deep Learning (CNN) </w:t>
+      </w:r>
+      <w:proofErr w:type="spellStart"/>
+      <w:r>
+        <w:rPr>
+          <w:rFonts w:ascii="Times New Roman" w:hAnsi="Times New Roman" w:cs="Times New Roman"/>
+          <w:sz w:val="24"/>
+          <w:szCs w:val="24"/>
+          <w:lang w:val="en-US"/>
+        </w:rPr>
+        <w:t>Dasar</w:t>
+      </w:r>
+      <w:proofErr w:type="spellEnd"/>
+      <w:r>
+        <w:rPr>
+          <w:rFonts w:ascii="Times New Roman" w:hAnsi="Times New Roman" w:cs="Times New Roman"/>
+          <w:sz w:val="24"/>
+          <w:szCs w:val="24"/>
+          <w:lang w:val="en-US"/>
+        </w:rPr>
+        <w:t xml:space="preserve">) </w:t>
+      </w:r>
+      <w:proofErr w:type="spellStart"/>
+      <w:r>
+        <w:rPr>
+          <w:rFonts w:ascii="Times New Roman" w:hAnsi="Times New Roman" w:cs="Times New Roman"/>
+          <w:sz w:val="24"/>
+          <w:szCs w:val="24"/>
+          <w:lang w:val="en-US"/>
+        </w:rPr>
+        <w:t>mengungguli</w:t>
+      </w:r>
+      <w:proofErr w:type="spellEnd"/>
+      <w:r>
+        <w:rPr>
+          <w:rFonts w:ascii="Times New Roman" w:hAnsi="Times New Roman" w:cs="Times New Roman"/>
+          <w:sz w:val="24"/>
+          <w:szCs w:val="24"/>
+          <w:lang w:val="en-US"/>
+        </w:rPr>
+        <w:t xml:space="preserve"> </w:t>
+      </w:r>
+      <w:proofErr w:type="spellStart"/>
+      <w:r>
+        <w:rPr>
+          <w:rFonts w:ascii="Times New Roman" w:hAnsi="Times New Roman" w:cs="Times New Roman"/>
+          <w:sz w:val="24"/>
+          <w:szCs w:val="24"/>
+          <w:lang w:val="en-US"/>
+        </w:rPr>
+        <w:t>kombinasi</w:t>
+      </w:r>
+      <w:proofErr w:type="spellEnd"/>
+      <w:r>
+        <w:rPr>
+          <w:rFonts w:ascii="Times New Roman" w:hAnsi="Times New Roman" w:cs="Times New Roman"/>
+          <w:sz w:val="24"/>
+          <w:szCs w:val="24"/>
+          <w:lang w:val="en-US"/>
+        </w:rPr>
+        <w:t xml:space="preserve"> </w:t>
+      </w:r>
+      <w:proofErr w:type="spellStart"/>
+      <w:r>
+        <w:rPr>
+          <w:rFonts w:ascii="Times New Roman" w:hAnsi="Times New Roman" w:cs="Times New Roman"/>
+          <w:sz w:val="24"/>
+          <w:szCs w:val="24"/>
+          <w:lang w:val="en-US"/>
+        </w:rPr>
+        <w:t>arsitektur</w:t>
+      </w:r>
+      <w:proofErr w:type="spellEnd"/>
+      <w:r>
+        <w:rPr>
+          <w:rFonts w:ascii="Times New Roman" w:hAnsi="Times New Roman" w:cs="Times New Roman"/>
+          <w:sz w:val="24"/>
+          <w:szCs w:val="24"/>
+          <w:lang w:val="en-US"/>
+        </w:rPr>
+        <w:t xml:space="preserve"> </w:t>
+      </w:r>
+      <w:proofErr w:type="spellStart"/>
+      <w:r>
+        <w:rPr>
+          <w:rFonts w:ascii="Times New Roman" w:hAnsi="Times New Roman" w:cs="Times New Roman"/>
+          <w:sz w:val="24"/>
+          <w:szCs w:val="24"/>
+          <w:lang w:val="en-US"/>
+        </w:rPr>
+        <w:t>algoritma</w:t>
+      </w:r>
+      <w:proofErr w:type="spellEnd"/>
+      <w:r>
+        <w:rPr>
+          <w:rFonts w:ascii="Times New Roman" w:hAnsi="Times New Roman" w:cs="Times New Roman"/>
+          <w:sz w:val="24"/>
+          <w:szCs w:val="24"/>
+          <w:lang w:val="en-US"/>
+        </w:rPr>
+        <w:t xml:space="preserve"> </w:t>
+      </w:r>
+      <w:proofErr w:type="spellStart"/>
+      <w:r>
+        <w:rPr>
+          <w:rFonts w:ascii="Times New Roman" w:hAnsi="Times New Roman" w:cs="Times New Roman"/>
+          <w:sz w:val="24"/>
+          <w:szCs w:val="24"/>
+          <w:lang w:val="en-US"/>
+        </w:rPr>
+        <w:t>klasik</w:t>
+      </w:r>
+      <w:proofErr w:type="spellEnd"/>
+      <w:r>
+        <w:rPr>
+          <w:rFonts w:ascii="Times New Roman" w:hAnsi="Times New Roman" w:cs="Times New Roman"/>
+          <w:sz w:val="24"/>
+          <w:szCs w:val="24"/>
+          <w:lang w:val="en-US"/>
+        </w:rPr>
+        <w:t xml:space="preserve"> (HOG+SVM) yang </w:t>
+      </w:r>
+      <w:proofErr w:type="spellStart"/>
+      <w:r>
+        <w:rPr>
+          <w:rFonts w:ascii="Times New Roman" w:hAnsi="Times New Roman" w:cs="Times New Roman"/>
+          <w:sz w:val="24"/>
+          <w:szCs w:val="24"/>
+          <w:lang w:val="en-US"/>
+        </w:rPr>
+        <w:t>hanya</w:t>
+      </w:r>
+      <w:proofErr w:type="spellEnd"/>
+      <w:r>
+        <w:rPr>
+          <w:rFonts w:ascii="Times New Roman" w:hAnsi="Times New Roman" w:cs="Times New Roman"/>
+          <w:sz w:val="24"/>
+          <w:szCs w:val="24"/>
+          <w:lang w:val="en-US"/>
+        </w:rPr>
+        <w:t xml:space="preserve"> </w:t>
+      </w:r>
+      <w:proofErr w:type="spellStart"/>
+      <w:r>
+        <w:rPr>
+          <w:rFonts w:ascii="Times New Roman" w:hAnsi="Times New Roman" w:cs="Times New Roman"/>
+          <w:sz w:val="24"/>
+          <w:szCs w:val="24"/>
+          <w:lang w:val="en-US"/>
+        </w:rPr>
+        <w:t>mampu</w:t>
+      </w:r>
+      <w:proofErr w:type="spellEnd"/>
+      <w:r>
+        <w:rPr>
+          <w:rFonts w:ascii="Times New Roman" w:hAnsi="Times New Roman" w:cs="Times New Roman"/>
+          <w:sz w:val="24"/>
+          <w:szCs w:val="24"/>
+          <w:lang w:val="en-US"/>
+        </w:rPr>
+        <w:t xml:space="preserve"> </w:t>
+      </w:r>
+      <w:proofErr w:type="spellStart"/>
+      <w:r>
+        <w:rPr>
+          <w:rFonts w:ascii="Times New Roman" w:hAnsi="Times New Roman" w:cs="Times New Roman"/>
+          <w:sz w:val="24"/>
+          <w:szCs w:val="24"/>
+          <w:lang w:val="en-US"/>
+        </w:rPr>
+        <w:t>memprediksi</w:t>
+      </w:r>
+      <w:proofErr w:type="spellEnd"/>
+      <w:r>
+        <w:rPr>
+          <w:rFonts w:ascii="Times New Roman" w:hAnsi="Times New Roman" w:cs="Times New Roman"/>
+          <w:sz w:val="24"/>
+          <w:szCs w:val="24"/>
+          <w:lang w:val="en-US"/>
+        </w:rPr>
+        <w:t xml:space="preserve"> </w:t>
+      </w:r>
+      <w:proofErr w:type="spellStart"/>
+      <w:r>
+        <w:rPr>
+          <w:rFonts w:ascii="Times New Roman" w:hAnsi="Times New Roman" w:cs="Times New Roman"/>
+          <w:sz w:val="24"/>
+          <w:szCs w:val="24"/>
+          <w:lang w:val="en-US"/>
+        </w:rPr>
+        <w:t>secara</w:t>
+      </w:r>
+      <w:proofErr w:type="spellEnd"/>
+      <w:r>
+        <w:rPr>
+          <w:rFonts w:ascii="Times New Roman" w:hAnsi="Times New Roman" w:cs="Times New Roman"/>
+          <w:sz w:val="24"/>
+          <w:szCs w:val="24"/>
+          <w:lang w:val="en-US"/>
+        </w:rPr>
+        <w:t xml:space="preserve"> </w:t>
+      </w:r>
+      <w:proofErr w:type="spellStart"/>
+      <w:r>
+        <w:rPr>
+          <w:rFonts w:ascii="Times New Roman" w:hAnsi="Times New Roman" w:cs="Times New Roman"/>
+          <w:sz w:val="24"/>
+          <w:szCs w:val="24"/>
+          <w:lang w:val="en-US"/>
+        </w:rPr>
+        <w:t>tepat</w:t>
+      </w:r>
+      <w:proofErr w:type="spellEnd"/>
+      <w:r>
+        <w:rPr>
+          <w:rFonts w:ascii="Times New Roman" w:hAnsi="Times New Roman" w:cs="Times New Roman"/>
+          <w:sz w:val="24"/>
+          <w:szCs w:val="24"/>
+          <w:lang w:val="en-US"/>
+        </w:rPr>
+        <w:t xml:space="preserve"> 47% </w:t>
+      </w:r>
+      <w:proofErr w:type="spellStart"/>
+      <w:r>
+        <w:rPr>
+          <w:rFonts w:ascii="Times New Roman" w:hAnsi="Times New Roman" w:cs="Times New Roman"/>
+          <w:sz w:val="24"/>
+          <w:szCs w:val="24"/>
+          <w:lang w:val="en-US"/>
+        </w:rPr>
+        <w:t>daa</w:t>
+      </w:r>
+      <w:proofErr w:type="spellEnd"/>
+      <w:r>
+        <w:rPr>
+          <w:rFonts w:ascii="Times New Roman" w:hAnsi="Times New Roman" w:cs="Times New Roman"/>
+          <w:sz w:val="24"/>
+          <w:szCs w:val="24"/>
+          <w:lang w:val="en-US"/>
+        </w:rPr>
+        <w:t xml:space="preserve"> di </w:t>
+      </w:r>
+      <w:proofErr w:type="spellStart"/>
+      <w:r>
+        <w:rPr>
+          <w:rFonts w:ascii="Times New Roman" w:hAnsi="Times New Roman" w:cs="Times New Roman"/>
+          <w:sz w:val="24"/>
+          <w:szCs w:val="24"/>
+          <w:lang w:val="en-US"/>
+        </w:rPr>
+        <w:t>luar</w:t>
+      </w:r>
+      <w:proofErr w:type="spellEnd"/>
+      <w:r>
+        <w:rPr>
+          <w:rFonts w:ascii="Times New Roman" w:hAnsi="Times New Roman" w:cs="Times New Roman"/>
+          <w:sz w:val="24"/>
+          <w:szCs w:val="24"/>
+          <w:lang w:val="en-US"/>
+        </w:rPr>
+        <w:t xml:space="preserve"> data </w:t>
+      </w:r>
+      <w:proofErr w:type="spellStart"/>
+      <w:r>
+        <w:rPr>
+          <w:rFonts w:ascii="Times New Roman" w:hAnsi="Times New Roman" w:cs="Times New Roman"/>
+          <w:sz w:val="24"/>
+          <w:szCs w:val="24"/>
+          <w:lang w:val="en-US"/>
+        </w:rPr>
+        <w:t>latihan</w:t>
+      </w:r>
+      <w:proofErr w:type="spellEnd"/>
+      <w:r>
+        <w:rPr>
+          <w:rFonts w:ascii="Times New Roman" w:hAnsi="Times New Roman" w:cs="Times New Roman"/>
+          <w:sz w:val="24"/>
+          <w:szCs w:val="24"/>
+          <w:lang w:val="en-US"/>
+        </w:rPr>
+        <w:t xml:space="preserve">. </w:t>
+      </w:r>
+      <w:proofErr w:type="spellStart"/>
+      <w:r>
+        <w:rPr>
+          <w:rFonts w:ascii="Times New Roman" w:hAnsi="Times New Roman" w:cs="Times New Roman"/>
+          <w:sz w:val="24"/>
+          <w:szCs w:val="24"/>
+          <w:lang w:val="en-US"/>
+        </w:rPr>
+        <w:t>Kedalaman</w:t>
+      </w:r>
+      <w:proofErr w:type="spellEnd"/>
+      <w:r>
+        <w:rPr>
+          <w:rFonts w:ascii="Times New Roman" w:hAnsi="Times New Roman" w:cs="Times New Roman"/>
+          <w:sz w:val="24"/>
+          <w:szCs w:val="24"/>
+          <w:lang w:val="en-US"/>
+        </w:rPr>
+        <w:t xml:space="preserve"> </w:t>
+      </w:r>
+      <w:proofErr w:type="spellStart"/>
+      <w:r>
+        <w:rPr>
+          <w:rFonts w:ascii="Times New Roman" w:hAnsi="Times New Roman" w:cs="Times New Roman"/>
+          <w:sz w:val="24"/>
+          <w:szCs w:val="24"/>
+          <w:lang w:val="en-US"/>
+        </w:rPr>
+        <w:t>lapisan</w:t>
+      </w:r>
+      <w:proofErr w:type="spellEnd"/>
+      <w:r>
+        <w:rPr>
+          <w:rFonts w:ascii="Times New Roman" w:hAnsi="Times New Roman" w:cs="Times New Roman"/>
+          <w:sz w:val="24"/>
+          <w:szCs w:val="24"/>
+          <w:lang w:val="en-US"/>
+        </w:rPr>
+        <w:t xml:space="preserve"> </w:t>
+      </w:r>
+      <w:proofErr w:type="spellStart"/>
+      <w:r>
+        <w:rPr>
+          <w:rFonts w:ascii="Times New Roman" w:hAnsi="Times New Roman" w:cs="Times New Roman"/>
+          <w:sz w:val="24"/>
+          <w:szCs w:val="24"/>
+          <w:lang w:val="en-US"/>
+        </w:rPr>
+        <w:t>konvolusi</w:t>
+      </w:r>
+      <w:proofErr w:type="spellEnd"/>
+      <w:r>
+        <w:rPr>
+          <w:rFonts w:ascii="Times New Roman" w:hAnsi="Times New Roman" w:cs="Times New Roman"/>
+          <w:sz w:val="24"/>
+          <w:szCs w:val="24"/>
+          <w:lang w:val="en-US"/>
+        </w:rPr>
+        <w:t xml:space="preserve"> </w:t>
+      </w:r>
+      <w:proofErr w:type="spellStart"/>
+      <w:r>
+        <w:rPr>
+          <w:rFonts w:ascii="Times New Roman" w:hAnsi="Times New Roman" w:cs="Times New Roman"/>
+          <w:sz w:val="24"/>
+          <w:szCs w:val="24"/>
+          <w:lang w:val="en-US"/>
+        </w:rPr>
+        <w:t>mampu</w:t>
+      </w:r>
+      <w:proofErr w:type="spellEnd"/>
+      <w:r>
+        <w:rPr>
+          <w:rFonts w:ascii="Times New Roman" w:hAnsi="Times New Roman" w:cs="Times New Roman"/>
+          <w:sz w:val="24"/>
+          <w:szCs w:val="24"/>
+          <w:lang w:val="en-US"/>
+        </w:rPr>
+        <w:t xml:space="preserve"> </w:t>
+      </w:r>
+      <w:proofErr w:type="spellStart"/>
+      <w:r>
+        <w:rPr>
+          <w:rFonts w:ascii="Times New Roman" w:hAnsi="Times New Roman" w:cs="Times New Roman"/>
+          <w:sz w:val="24"/>
+          <w:szCs w:val="24"/>
+          <w:lang w:val="en-US"/>
+        </w:rPr>
+        <w:t>mengatasi</w:t>
+      </w:r>
+      <w:proofErr w:type="spellEnd"/>
+      <w:r>
+        <w:rPr>
+          <w:rFonts w:ascii="Times New Roman" w:hAnsi="Times New Roman" w:cs="Times New Roman"/>
+          <w:sz w:val="24"/>
+          <w:szCs w:val="24"/>
+          <w:lang w:val="en-US"/>
+        </w:rPr>
+        <w:t xml:space="preserve"> </w:t>
+      </w:r>
+      <w:proofErr w:type="spellStart"/>
+      <w:r>
+        <w:rPr>
+          <w:rFonts w:ascii="Times New Roman" w:hAnsi="Times New Roman" w:cs="Times New Roman"/>
+          <w:sz w:val="24"/>
+          <w:szCs w:val="24"/>
+          <w:lang w:val="en-US"/>
+        </w:rPr>
+        <w:t>batasan</w:t>
+      </w:r>
+      <w:proofErr w:type="spellEnd"/>
+      <w:r>
+        <w:rPr>
+          <w:rFonts w:ascii="Times New Roman" w:hAnsi="Times New Roman" w:cs="Times New Roman"/>
+          <w:sz w:val="24"/>
+          <w:szCs w:val="24"/>
+          <w:lang w:val="en-US"/>
+        </w:rPr>
+        <w:t xml:space="preserve"> </w:t>
+      </w:r>
+      <w:proofErr w:type="spellStart"/>
+      <w:r>
+        <w:rPr>
+          <w:rFonts w:ascii="Times New Roman" w:hAnsi="Times New Roman" w:cs="Times New Roman"/>
+          <w:sz w:val="24"/>
+          <w:szCs w:val="24"/>
+          <w:lang w:val="en-US"/>
+        </w:rPr>
+        <w:t>manualisasi</w:t>
+      </w:r>
+      <w:proofErr w:type="spellEnd"/>
+      <w:r>
+        <w:rPr>
+          <w:rFonts w:ascii="Times New Roman" w:hAnsi="Times New Roman" w:cs="Times New Roman"/>
+          <w:sz w:val="24"/>
+          <w:szCs w:val="24"/>
+          <w:lang w:val="en-US"/>
+        </w:rPr>
+        <w:t xml:space="preserve"> </w:t>
+      </w:r>
+      <w:proofErr w:type="spellStart"/>
+      <w:r>
+        <w:rPr>
+          <w:rFonts w:ascii="Times New Roman" w:hAnsi="Times New Roman" w:cs="Times New Roman"/>
+          <w:sz w:val="24"/>
+          <w:szCs w:val="24"/>
+          <w:lang w:val="en-US"/>
+        </w:rPr>
+        <w:t>ekstraksi</w:t>
+      </w:r>
+      <w:proofErr w:type="spellEnd"/>
+      <w:r>
+        <w:rPr>
+          <w:rFonts w:ascii="Times New Roman" w:hAnsi="Times New Roman" w:cs="Times New Roman"/>
+          <w:sz w:val="24"/>
+          <w:szCs w:val="24"/>
+          <w:lang w:val="en-US"/>
+        </w:rPr>
+        <w:t xml:space="preserve"> </w:t>
+      </w:r>
+      <w:proofErr w:type="spellStart"/>
+      <w:r>
+        <w:rPr>
+          <w:rFonts w:ascii="Times New Roman" w:hAnsi="Times New Roman" w:cs="Times New Roman"/>
+          <w:sz w:val="24"/>
+          <w:szCs w:val="24"/>
+          <w:lang w:val="en-US"/>
+        </w:rPr>
+        <w:t>fitur</w:t>
+      </w:r>
+      <w:proofErr w:type="spellEnd"/>
+      <w:r>
+        <w:rPr>
+          <w:rFonts w:ascii="Times New Roman" w:hAnsi="Times New Roman" w:cs="Times New Roman"/>
+          <w:sz w:val="24"/>
+          <w:szCs w:val="24"/>
+          <w:lang w:val="en-US"/>
+        </w:rPr>
+        <w:t xml:space="preserve"> </w:t>
+      </w:r>
+      <w:proofErr w:type="spellStart"/>
+      <w:r>
+        <w:rPr>
+          <w:rFonts w:ascii="Times New Roman" w:hAnsi="Times New Roman" w:cs="Times New Roman"/>
+          <w:sz w:val="24"/>
+          <w:szCs w:val="24"/>
+          <w:lang w:val="en-US"/>
+        </w:rPr>
+        <w:t>pada</w:t>
+      </w:r>
+      <w:proofErr w:type="spellEnd"/>
+      <w:r>
+        <w:rPr>
+          <w:rFonts w:ascii="Times New Roman" w:hAnsi="Times New Roman" w:cs="Times New Roman"/>
+          <w:sz w:val="24"/>
+          <w:szCs w:val="24"/>
+          <w:lang w:val="en-US"/>
+        </w:rPr>
+        <w:t xml:space="preserve"> </w:t>
+      </w:r>
+      <w:proofErr w:type="spellStart"/>
+      <w:r>
+        <w:rPr>
+          <w:rFonts w:ascii="Times New Roman" w:hAnsi="Times New Roman" w:cs="Times New Roman"/>
+          <w:sz w:val="24"/>
+          <w:szCs w:val="24"/>
+          <w:lang w:val="en-US"/>
+        </w:rPr>
+        <w:t>gambar</w:t>
+      </w:r>
+      <w:proofErr w:type="spellEnd"/>
+      <w:r>
+        <w:rPr>
+          <w:rFonts w:ascii="Times New Roman" w:hAnsi="Times New Roman" w:cs="Times New Roman"/>
+          <w:sz w:val="24"/>
+          <w:szCs w:val="24"/>
+          <w:lang w:val="en-US"/>
+        </w:rPr>
+        <w:t xml:space="preserve"> </w:t>
+      </w:r>
+      <w:proofErr w:type="spellStart"/>
+      <w:r>
+        <w:rPr>
+          <w:rFonts w:ascii="Times New Roman" w:hAnsi="Times New Roman" w:cs="Times New Roman"/>
+          <w:sz w:val="24"/>
+          <w:szCs w:val="24"/>
+          <w:lang w:val="en-US"/>
+        </w:rPr>
+        <w:t>buatan</w:t>
+      </w:r>
+      <w:proofErr w:type="spellEnd"/>
+      <w:r>
+        <w:rPr>
+          <w:rFonts w:ascii="Times New Roman" w:hAnsi="Times New Roman" w:cs="Times New Roman"/>
+          <w:sz w:val="24"/>
+          <w:szCs w:val="24"/>
+          <w:lang w:val="en-US"/>
+        </w:rPr>
+        <w:t xml:space="preserve"> </w:t>
+      </w:r>
+      <w:proofErr w:type="spellStart"/>
+      <w:r>
+        <w:rPr>
+          <w:rFonts w:ascii="Times New Roman" w:hAnsi="Times New Roman" w:cs="Times New Roman"/>
+          <w:sz w:val="24"/>
+          <w:szCs w:val="24"/>
+          <w:lang w:val="en-US"/>
+        </w:rPr>
+        <w:t>mesin</w:t>
+      </w:r>
+      <w:proofErr w:type="spellEnd"/>
+      <w:r>
+        <w:rPr>
+          <w:rFonts w:ascii="Times New Roman" w:hAnsi="Times New Roman" w:cs="Times New Roman"/>
+          <w:sz w:val="24"/>
+          <w:szCs w:val="24"/>
+          <w:lang w:val="en-US"/>
+        </w:rPr>
+        <w:t xml:space="preserve">. </w:t>
+      </w:r>
+      <w:proofErr w:type="spellStart"/>
+      <w:r>
+        <w:rPr>
+          <w:rFonts w:ascii="Times New Roman" w:hAnsi="Times New Roman" w:cs="Times New Roman"/>
+          <w:sz w:val="24"/>
+          <w:szCs w:val="24"/>
+          <w:lang w:val="en-US"/>
+        </w:rPr>
+        <w:t>Sebagai</w:t>
+      </w:r>
+      <w:proofErr w:type="spellEnd"/>
+      <w:r>
+        <w:rPr>
+          <w:rFonts w:ascii="Times New Roman" w:hAnsi="Times New Roman" w:cs="Times New Roman"/>
+          <w:sz w:val="24"/>
+          <w:szCs w:val="24"/>
+          <w:lang w:val="en-US"/>
+        </w:rPr>
+        <w:t xml:space="preserve"> </w:t>
+      </w:r>
+      <w:proofErr w:type="spellStart"/>
+      <w:r>
+        <w:rPr>
+          <w:rFonts w:ascii="Times New Roman" w:hAnsi="Times New Roman" w:cs="Times New Roman"/>
+          <w:sz w:val="24"/>
+          <w:szCs w:val="24"/>
+          <w:lang w:val="en-US"/>
+        </w:rPr>
+        <w:t>pengembangan</w:t>
+      </w:r>
+      <w:proofErr w:type="spellEnd"/>
+      <w:r>
+        <w:rPr>
+          <w:rFonts w:ascii="Times New Roman" w:hAnsi="Times New Roman" w:cs="Times New Roman"/>
+          <w:sz w:val="24"/>
+          <w:szCs w:val="24"/>
+          <w:lang w:val="en-US"/>
+        </w:rPr>
+        <w:t xml:space="preserve">, </w:t>
+      </w:r>
+      <w:proofErr w:type="spellStart"/>
+      <w:r>
+        <w:rPr>
+          <w:rFonts w:ascii="Times New Roman" w:hAnsi="Times New Roman" w:cs="Times New Roman"/>
+          <w:sz w:val="24"/>
+          <w:szCs w:val="24"/>
+          <w:lang w:val="en-US"/>
+        </w:rPr>
+        <w:t>disarankan</w:t>
+      </w:r>
+      <w:proofErr w:type="spellEnd"/>
+      <w:r>
+        <w:rPr>
+          <w:rFonts w:ascii="Times New Roman" w:hAnsi="Times New Roman" w:cs="Times New Roman"/>
+          <w:sz w:val="24"/>
+          <w:szCs w:val="24"/>
+          <w:lang w:val="en-US"/>
+        </w:rPr>
+        <w:t xml:space="preserve"> </w:t>
+      </w:r>
+      <w:proofErr w:type="spellStart"/>
+      <w:r>
+        <w:rPr>
+          <w:rFonts w:ascii="Times New Roman" w:hAnsi="Times New Roman" w:cs="Times New Roman"/>
+          <w:sz w:val="24"/>
+          <w:szCs w:val="24"/>
+          <w:lang w:val="en-US"/>
+        </w:rPr>
+        <w:t>penggunaan</w:t>
+      </w:r>
+      <w:proofErr w:type="spellEnd"/>
+      <w:r>
+        <w:rPr>
+          <w:rFonts w:ascii="Times New Roman" w:hAnsi="Times New Roman" w:cs="Times New Roman"/>
+          <w:sz w:val="24"/>
+          <w:szCs w:val="24"/>
+          <w:lang w:val="en-US"/>
+        </w:rPr>
+        <w:t xml:space="preserve"> dataset </w:t>
+      </w:r>
+      <w:proofErr w:type="spellStart"/>
+      <w:r>
+        <w:rPr>
+          <w:rFonts w:ascii="Times New Roman" w:hAnsi="Times New Roman" w:cs="Times New Roman"/>
+          <w:sz w:val="24"/>
+          <w:szCs w:val="24"/>
+          <w:lang w:val="en-US"/>
+        </w:rPr>
+        <w:t>dalam</w:t>
+      </w:r>
+      <w:proofErr w:type="spellEnd"/>
+      <w:r>
+        <w:rPr>
+          <w:rFonts w:ascii="Times New Roman" w:hAnsi="Times New Roman" w:cs="Times New Roman"/>
+          <w:sz w:val="24"/>
+          <w:szCs w:val="24"/>
+          <w:lang w:val="en-US"/>
+        </w:rPr>
+        <w:t xml:space="preserve"> </w:t>
+      </w:r>
+      <w:proofErr w:type="spellStart"/>
+      <w:r>
+        <w:rPr>
+          <w:rFonts w:ascii="Times New Roman" w:hAnsi="Times New Roman" w:cs="Times New Roman"/>
+          <w:sz w:val="24"/>
+          <w:szCs w:val="24"/>
+          <w:lang w:val="en-US"/>
+        </w:rPr>
+        <w:t>rentang</w:t>
+      </w:r>
+      <w:proofErr w:type="spellEnd"/>
+      <w:r>
+        <w:rPr>
+          <w:rFonts w:ascii="Times New Roman" w:hAnsi="Times New Roman" w:cs="Times New Roman"/>
+          <w:sz w:val="24"/>
+          <w:szCs w:val="24"/>
+          <w:lang w:val="en-US"/>
+        </w:rPr>
+        <w:t xml:space="preserve"> </w:t>
+      </w:r>
+      <w:proofErr w:type="spellStart"/>
+      <w:r>
+        <w:rPr>
+          <w:rFonts w:ascii="Times New Roman" w:hAnsi="Times New Roman" w:cs="Times New Roman"/>
+          <w:sz w:val="24"/>
+          <w:szCs w:val="24"/>
+          <w:lang w:val="en-US"/>
+        </w:rPr>
+        <w:t>ribuan</w:t>
+      </w:r>
+      <w:proofErr w:type="spellEnd"/>
+      <w:r>
+        <w:rPr>
+          <w:rFonts w:ascii="Times New Roman" w:hAnsi="Times New Roman" w:cs="Times New Roman"/>
+          <w:sz w:val="24"/>
+          <w:szCs w:val="24"/>
+          <w:lang w:val="en-US"/>
+        </w:rPr>
+        <w:t xml:space="preserve"> </w:t>
+      </w:r>
+      <w:proofErr w:type="spellStart"/>
+      <w:r>
+        <w:rPr>
+          <w:rFonts w:ascii="Times New Roman" w:hAnsi="Times New Roman" w:cs="Times New Roman"/>
+          <w:sz w:val="24"/>
+          <w:szCs w:val="24"/>
+          <w:lang w:val="en-US"/>
+        </w:rPr>
+        <w:t>serta</w:t>
+      </w:r>
+      <w:proofErr w:type="spellEnd"/>
+      <w:r>
+        <w:rPr>
+          <w:rFonts w:ascii="Times New Roman" w:hAnsi="Times New Roman" w:cs="Times New Roman"/>
+          <w:sz w:val="24"/>
+          <w:szCs w:val="24"/>
+          <w:lang w:val="en-US"/>
+        </w:rPr>
+        <w:t xml:space="preserve"> </w:t>
+      </w:r>
+      <w:proofErr w:type="spellStart"/>
+      <w:r>
+        <w:rPr>
+          <w:rFonts w:ascii="Times New Roman" w:hAnsi="Times New Roman" w:cs="Times New Roman"/>
+          <w:sz w:val="24"/>
+          <w:szCs w:val="24"/>
+          <w:lang w:val="en-US"/>
+        </w:rPr>
+        <w:t>mencoba</w:t>
+      </w:r>
+      <w:proofErr w:type="spellEnd"/>
+      <w:r>
+        <w:rPr>
+          <w:rFonts w:ascii="Times New Roman" w:hAnsi="Times New Roman" w:cs="Times New Roman"/>
+          <w:sz w:val="24"/>
+          <w:szCs w:val="24"/>
+          <w:lang w:val="en-US"/>
+        </w:rPr>
+        <w:t xml:space="preserve"> </w:t>
+      </w:r>
+      <w:proofErr w:type="spellStart"/>
+      <w:r>
+        <w:rPr>
+          <w:rFonts w:ascii="Times New Roman" w:hAnsi="Times New Roman" w:cs="Times New Roman"/>
+          <w:sz w:val="24"/>
+          <w:szCs w:val="24"/>
+          <w:lang w:val="en-US"/>
+        </w:rPr>
+        <w:t>arsitektur</w:t>
+      </w:r>
+      <w:proofErr w:type="spellEnd"/>
+      <w:r>
+        <w:rPr>
+          <w:rFonts w:ascii="Times New Roman" w:hAnsi="Times New Roman" w:cs="Times New Roman"/>
+          <w:sz w:val="24"/>
+          <w:szCs w:val="24"/>
+          <w:lang w:val="en-US"/>
+        </w:rPr>
+        <w:t xml:space="preserve"> </w:t>
+      </w:r>
+      <w:proofErr w:type="spellStart"/>
+      <w:r>
+        <w:rPr>
+          <w:rFonts w:ascii="Times New Roman" w:hAnsi="Times New Roman" w:cs="Times New Roman"/>
+          <w:sz w:val="24"/>
+          <w:szCs w:val="24"/>
+          <w:lang w:val="en-US"/>
+        </w:rPr>
+        <w:t>tingkat</w:t>
+      </w:r>
+      <w:proofErr w:type="spellEnd"/>
+      <w:r>
+        <w:rPr>
+          <w:rFonts w:ascii="Times New Roman" w:hAnsi="Times New Roman" w:cs="Times New Roman"/>
+          <w:sz w:val="24"/>
+          <w:szCs w:val="24"/>
+          <w:lang w:val="en-US"/>
+        </w:rPr>
+        <w:t xml:space="preserve"> </w:t>
+      </w:r>
+      <w:proofErr w:type="spellStart"/>
+      <w:r>
+        <w:rPr>
+          <w:rFonts w:ascii="Times New Roman" w:hAnsi="Times New Roman" w:cs="Times New Roman"/>
+          <w:sz w:val="24"/>
+          <w:szCs w:val="24"/>
+          <w:lang w:val="en-US"/>
+        </w:rPr>
+        <w:t>lanjut</w:t>
+      </w:r>
+      <w:proofErr w:type="spellEnd"/>
+      <w:r>
+        <w:rPr>
+          <w:rFonts w:ascii="Times New Roman" w:hAnsi="Times New Roman" w:cs="Times New Roman"/>
+          <w:sz w:val="24"/>
+          <w:szCs w:val="24"/>
+          <w:lang w:val="en-US"/>
+        </w:rPr>
+        <w:t xml:space="preserve"> </w:t>
+      </w:r>
+      <w:proofErr w:type="spellStart"/>
+      <w:r>
+        <w:rPr>
+          <w:rFonts w:ascii="Times New Roman" w:hAnsi="Times New Roman" w:cs="Times New Roman"/>
+          <w:sz w:val="24"/>
+          <w:szCs w:val="24"/>
+          <w:lang w:val="en-US"/>
+        </w:rPr>
+        <w:t>untuk</w:t>
+      </w:r>
+      <w:proofErr w:type="spellEnd"/>
+      <w:r>
+        <w:rPr>
+          <w:rFonts w:ascii="Times New Roman" w:hAnsi="Times New Roman" w:cs="Times New Roman"/>
+          <w:sz w:val="24"/>
+          <w:szCs w:val="24"/>
+          <w:lang w:val="en-US"/>
+        </w:rPr>
+        <w:t xml:space="preserve"> </w:t>
+      </w:r>
+      <w:proofErr w:type="spellStart"/>
+      <w:r>
+        <w:rPr>
+          <w:rFonts w:ascii="Times New Roman" w:hAnsi="Times New Roman" w:cs="Times New Roman"/>
+          <w:sz w:val="24"/>
+          <w:szCs w:val="24"/>
+          <w:lang w:val="en-US"/>
+        </w:rPr>
+        <w:t>meningkatkan</w:t>
+      </w:r>
+      <w:proofErr w:type="spellEnd"/>
+      <w:r>
+        <w:rPr>
+          <w:rFonts w:ascii="Times New Roman" w:hAnsi="Times New Roman" w:cs="Times New Roman"/>
+          <w:sz w:val="24"/>
+          <w:szCs w:val="24"/>
+          <w:lang w:val="en-US"/>
+        </w:rPr>
+        <w:t xml:space="preserve"> </w:t>
+      </w:r>
+      <w:proofErr w:type="spellStart"/>
+      <w:r>
+        <w:rPr>
+          <w:rFonts w:ascii="Times New Roman" w:hAnsi="Times New Roman" w:cs="Times New Roman"/>
+          <w:sz w:val="24"/>
+          <w:szCs w:val="24"/>
+          <w:lang w:val="en-US"/>
+        </w:rPr>
+        <w:t>presisi</w:t>
+      </w:r>
+      <w:proofErr w:type="spellEnd"/>
+      <w:r>
+        <w:rPr>
+          <w:rFonts w:ascii="Times New Roman" w:hAnsi="Times New Roman" w:cs="Times New Roman"/>
+          <w:sz w:val="24"/>
+          <w:szCs w:val="24"/>
+          <w:lang w:val="en-US"/>
+        </w:rPr>
+        <w:t>.</w:t>
+      </w:r>
+    </w:p>
+    <w:p>
+      <w:pPr>
+        <w:pStyle w:val="ListParagraph"/>
+        <w:numPr>
+          <w:ilvl w:val="0"/>
+          <w:numId w:val="3"/>
+        </w:numPr>
+        <w:spacing w:line="360" w:lineRule="auto"/>
+        <w:ind w:left="709"/>
+        <w:jc w:val="both"/>
+        <w:rPr>
+          <w:rFonts w:ascii="Times New Roman" w:hAnsi="Times New Roman" w:cs="Times New Roman"/>
+          <w:b/>
+          <w:sz w:val="24"/>
+          <w:szCs w:val="24"/>
+          <w:lang w:val="en-US"/>
+        </w:rPr>
+      </w:pPr>
+      <w:r>
+        <w:rPr>
+          <w:rFonts w:ascii="Times New Roman" w:hAnsi="Times New Roman" w:cs="Times New Roman"/>
+          <w:b/>
+          <w:sz w:val="24"/>
+          <w:szCs w:val="24"/>
+          <w:lang w:val="en-US"/>
+        </w:rPr>
+        <w:t>DAFTAR PUSTAKA</w:t>
+      </w:r>
+    </w:p>
+    <w:p>
+      <w:pPr>
+        <w:pStyle w:val="ListParagraph"/>
+        <w:spacing w:line="360" w:lineRule="auto"/>
+        <w:ind w:left="709"/>
+        <w:jc w:val="both"/>
+        <w:rPr>
+          <w:rFonts w:ascii="Times New Roman" w:hAnsi="Times New Roman" w:cs="Times New Roman"/>
+          <w:sz w:val="24"/>
+          <w:szCs w:val="24"/>
+          <w:lang w:val="en-US"/>
+        </w:rPr>
+      </w:pPr>
+      <w:r>
+        <w:rPr>
+          <w:rFonts w:ascii="Times New Roman" w:hAnsi="Times New Roman" w:cs="Times New Roman"/>
+          <w:sz w:val="24"/>
+          <w:szCs w:val="24"/>
+        </w:rPr>
+        <w:t xml:space="preserve">[1] </w:t>
+      </w:r>
+      <w:proofErr w:type="spellStart"/>
+      <w:r>
+        <w:rPr>
+          <w:rFonts w:ascii="Times New Roman" w:hAnsi="Times New Roman" w:cs="Times New Roman"/>
+          <w:sz w:val="24"/>
+          <w:szCs w:val="24"/>
+        </w:rPr>
+        <w:t>Ara</w:t>
+      </w:r>
+      <w:proofErr w:type="spellEnd"/>
+      <w:r>
+        <w:rPr>
+          <w:rFonts w:ascii="Times New Roman" w:hAnsi="Times New Roman" w:cs="Times New Roman"/>
+          <w:sz w:val="24"/>
+          <w:szCs w:val="24"/>
+        </w:rPr>
+        <w:t xml:space="preserve">, A., </w:t>
+      </w:r>
+      <w:proofErr w:type="spellStart"/>
+      <w:r>
+        <w:rPr>
+          <w:rFonts w:ascii="Times New Roman" w:hAnsi="Times New Roman" w:cs="Times New Roman"/>
+          <w:sz w:val="24"/>
+          <w:szCs w:val="24"/>
+        </w:rPr>
+        <w:t>Alam</w:t>
+      </w:r>
+      <w:proofErr w:type="spellEnd"/>
+      <w:r>
+        <w:rPr>
+          <w:rFonts w:ascii="Times New Roman" w:hAnsi="Times New Roman" w:cs="Times New Roman"/>
+          <w:sz w:val="24"/>
+          <w:szCs w:val="24"/>
+        </w:rPr>
+        <w:t xml:space="preserve">, M. S., &amp; </w:t>
+      </w:r>
+      <w:proofErr w:type="spellStart"/>
+      <w:r>
+        <w:rPr>
+          <w:rFonts w:ascii="Times New Roman" w:hAnsi="Times New Roman" w:cs="Times New Roman"/>
+          <w:sz w:val="24"/>
+          <w:szCs w:val="24"/>
+        </w:rPr>
+        <w:t>Mifa</w:t>
+      </w:r>
+      <w:proofErr w:type="spellEnd"/>
+      <w:r>
+        <w:rPr>
+          <w:rFonts w:ascii="Times New Roman" w:hAnsi="Times New Roman" w:cs="Times New Roman"/>
+          <w:sz w:val="24"/>
+          <w:szCs w:val="24"/>
+        </w:rPr>
+        <w:t xml:space="preserve">, K. A. F. (2024). A comparative review of AI-generated image detection across social media platforms. </w:t>
+      </w:r>
+      <w:r>
+        <w:rPr>
+          <w:rFonts w:ascii="Times New Roman" w:hAnsi="Times New Roman" w:cs="Times New Roman"/>
+          <w:i/>
+          <w:iCs/>
+          <w:sz w:val="24"/>
+          <w:szCs w:val="24"/>
+        </w:rPr>
+        <w:t>Global Mainstream Journal of Innovation, Engineering &amp; Emerging Technology, 3</w:t>
+      </w:r>
+      <w:r>
+        <w:rPr>
+          <w:rFonts w:ascii="Times New Roman" w:hAnsi="Times New Roman" w:cs="Times New Roman"/>
+          <w:sz w:val="24"/>
+          <w:szCs w:val="24"/>
+        </w:rPr>
+        <w:t xml:space="preserve">(1), 11-14. [2] </w:t>
+      </w:r>
+      <w:proofErr w:type="spellStart"/>
+      <w:r>
+        <w:rPr>
+          <w:rFonts w:ascii="Times New Roman" w:hAnsi="Times New Roman" w:cs="Times New Roman"/>
+          <w:sz w:val="24"/>
+          <w:szCs w:val="24"/>
+        </w:rPr>
+        <w:t>Cozzolino</w:t>
+      </w:r>
+      <w:proofErr w:type="spellEnd"/>
+      <w:r>
+        <w:rPr>
+          <w:rFonts w:ascii="Times New Roman" w:hAnsi="Times New Roman" w:cs="Times New Roman"/>
+          <w:sz w:val="24"/>
+          <w:szCs w:val="24"/>
+        </w:rPr>
+        <w:t xml:space="preserve">, D., et al. (2025). Methods and Trends in Detecting AI-Generated Images: A Comprehensive Review. </w:t>
+      </w:r>
+      <w:proofErr w:type="spellStart"/>
+      <w:proofErr w:type="gramStart"/>
+      <w:r>
+        <w:rPr>
+          <w:rFonts w:ascii="Times New Roman" w:hAnsi="Times New Roman" w:cs="Times New Roman"/>
+          <w:i/>
+          <w:iCs/>
+          <w:sz w:val="24"/>
+          <w:szCs w:val="24"/>
+        </w:rPr>
+        <w:t>arXiv</w:t>
+      </w:r>
+      <w:proofErr w:type="spellEnd"/>
+      <w:proofErr w:type="gramEnd"/>
+      <w:r>
+        <w:rPr>
+          <w:rFonts w:ascii="Times New Roman" w:hAnsi="Times New Roman" w:cs="Times New Roman"/>
+          <w:i/>
+          <w:iCs/>
+          <w:sz w:val="24"/>
+          <w:szCs w:val="24"/>
+        </w:rPr>
+        <w:t xml:space="preserve"> preprint arXiv:2502.15176</w:t>
+      </w:r>
+      <w:r>
+        <w:rPr>
+          <w:rFonts w:ascii="Times New Roman" w:hAnsi="Times New Roman" w:cs="Times New Roman"/>
+          <w:sz w:val="24"/>
+          <w:szCs w:val="24"/>
+        </w:rPr>
+        <w:t xml:space="preserve">. [3] </w:t>
+      </w:r>
+      <w:proofErr w:type="spellStart"/>
+      <w:r>
+        <w:rPr>
+          <w:rFonts w:ascii="Times New Roman" w:hAnsi="Times New Roman" w:cs="Times New Roman"/>
+          <w:sz w:val="24"/>
+          <w:szCs w:val="24"/>
+        </w:rPr>
+        <w:t>Priambodo</w:t>
+      </w:r>
+      <w:proofErr w:type="spellEnd"/>
+      <w:r>
+        <w:rPr>
+          <w:rFonts w:ascii="Times New Roman" w:hAnsi="Times New Roman" w:cs="Times New Roman"/>
+          <w:sz w:val="24"/>
+          <w:szCs w:val="24"/>
+        </w:rPr>
+        <w:t xml:space="preserve">, A. R., </w:t>
+      </w:r>
+      <w:proofErr w:type="spellStart"/>
+      <w:r>
+        <w:rPr>
+          <w:rFonts w:ascii="Times New Roman" w:hAnsi="Times New Roman" w:cs="Times New Roman"/>
+          <w:sz w:val="24"/>
+          <w:szCs w:val="24"/>
+        </w:rPr>
+        <w:t>Junaidi</w:t>
+      </w:r>
+      <w:proofErr w:type="spellEnd"/>
+      <w:r>
+        <w:rPr>
+          <w:rFonts w:ascii="Times New Roman" w:hAnsi="Times New Roman" w:cs="Times New Roman"/>
+          <w:sz w:val="24"/>
+          <w:szCs w:val="24"/>
+        </w:rPr>
+        <w:t xml:space="preserve">, A., &amp; </w:t>
+      </w:r>
+      <w:proofErr w:type="spellStart"/>
+      <w:r>
+        <w:rPr>
+          <w:rFonts w:ascii="Times New Roman" w:hAnsi="Times New Roman" w:cs="Times New Roman"/>
+          <w:sz w:val="24"/>
+          <w:szCs w:val="24"/>
+        </w:rPr>
+        <w:t>Haromainy</w:t>
+      </w:r>
+      <w:proofErr w:type="spellEnd"/>
+      <w:r>
+        <w:rPr>
+          <w:rFonts w:ascii="Times New Roman" w:hAnsi="Times New Roman" w:cs="Times New Roman"/>
+          <w:sz w:val="24"/>
+          <w:szCs w:val="24"/>
+        </w:rPr>
+        <w:t xml:space="preserve">, M. M. A. (2025). Performance Evaluation of YOLOv5su and SVM With HOG Features for Student Attendance Face Recognition. </w:t>
+      </w:r>
+      <w:proofErr w:type="spellStart"/>
+      <w:proofErr w:type="gramStart"/>
+      <w:r>
+        <w:rPr>
+          <w:rFonts w:ascii="Times New Roman" w:hAnsi="Times New Roman" w:cs="Times New Roman"/>
+          <w:i/>
+          <w:iCs/>
+          <w:sz w:val="24"/>
+          <w:szCs w:val="24"/>
+        </w:rPr>
+        <w:t>bit</w:t>
+      </w:r>
+      <w:proofErr w:type="spellEnd"/>
+      <w:r>
+        <w:rPr>
+          <w:rFonts w:ascii="Times New Roman" w:hAnsi="Times New Roman" w:cs="Times New Roman"/>
+          <w:i/>
+          <w:iCs/>
+          <w:sz w:val="24"/>
+          <w:szCs w:val="24"/>
+        </w:rPr>
+        <w:t>-Tech</w:t>
+      </w:r>
+      <w:proofErr w:type="gramEnd"/>
+      <w:r>
+        <w:rPr>
+          <w:rFonts w:ascii="Times New Roman" w:hAnsi="Times New Roman" w:cs="Times New Roman"/>
+          <w:i/>
+          <w:iCs/>
+          <w:sz w:val="24"/>
+          <w:szCs w:val="24"/>
+        </w:rPr>
+        <w:t>, 8</w:t>
+      </w:r>
+      <w:r>
+        <w:rPr>
+          <w:rFonts w:ascii="Times New Roman" w:hAnsi="Times New Roman" w:cs="Times New Roman"/>
+          <w:sz w:val="24"/>
+          <w:szCs w:val="24"/>
+        </w:rPr>
+        <w:t xml:space="preserve">(2). [4] </w:t>
+      </w:r>
+      <w:proofErr w:type="spellStart"/>
+      <w:r>
+        <w:rPr>
+          <w:rFonts w:ascii="Times New Roman" w:hAnsi="Times New Roman" w:cs="Times New Roman"/>
+          <w:sz w:val="24"/>
+          <w:szCs w:val="24"/>
+        </w:rPr>
+        <w:t>Solihin</w:t>
+      </w:r>
+      <w:proofErr w:type="spellEnd"/>
+      <w:r>
+        <w:rPr>
+          <w:rFonts w:ascii="Times New Roman" w:hAnsi="Times New Roman" w:cs="Times New Roman"/>
+          <w:sz w:val="24"/>
+          <w:szCs w:val="24"/>
+        </w:rPr>
+        <w:t xml:space="preserve">, F., et al. (2023). Comparison of Support Vector Machine (SVM), K-Nearest </w:t>
+      </w:r>
+      <w:proofErr w:type="spellStart"/>
+      <w:r>
+        <w:rPr>
+          <w:rFonts w:ascii="Times New Roman" w:hAnsi="Times New Roman" w:cs="Times New Roman"/>
+          <w:sz w:val="24"/>
+          <w:szCs w:val="24"/>
+        </w:rPr>
+        <w:t>Neighbor</w:t>
+      </w:r>
+      <w:proofErr w:type="spellEnd"/>
+      <w:r>
+        <w:rPr>
+          <w:rFonts w:ascii="Times New Roman" w:hAnsi="Times New Roman" w:cs="Times New Roman"/>
+          <w:sz w:val="24"/>
+          <w:szCs w:val="24"/>
+        </w:rPr>
+        <w:t xml:space="preserve"> (K-NN), and Stochastic Gradient Descent (SGD) for Classifying Corn Leaf Disease based on Histogram of Oriented Gradients (HOG) Feature Extraction. </w:t>
+      </w:r>
+      <w:proofErr w:type="spellStart"/>
+      <w:r>
+        <w:rPr>
+          <w:rFonts w:ascii="Times New Roman" w:hAnsi="Times New Roman" w:cs="Times New Roman"/>
+          <w:i/>
+          <w:iCs/>
+          <w:sz w:val="24"/>
+          <w:szCs w:val="24"/>
+        </w:rPr>
+        <w:t>Elinvo</w:t>
+      </w:r>
+      <w:proofErr w:type="spellEnd"/>
+      <w:r>
+        <w:rPr>
+          <w:rFonts w:ascii="Times New Roman" w:hAnsi="Times New Roman" w:cs="Times New Roman"/>
+          <w:i/>
+          <w:iCs/>
+          <w:sz w:val="24"/>
+          <w:szCs w:val="24"/>
+        </w:rPr>
+        <w:t xml:space="preserve"> (Electronics, Informatics, and Vocational Education), 8</w:t>
+      </w:r>
+      <w:r>
+        <w:rPr>
+          <w:rFonts w:ascii="Times New Roman" w:hAnsi="Times New Roman" w:cs="Times New Roman"/>
+          <w:sz w:val="24"/>
+          <w:szCs w:val="24"/>
+        </w:rPr>
+        <w:t xml:space="preserve">(1), 121-129. [5] </w:t>
+      </w:r>
+      <w:proofErr w:type="spellStart"/>
+      <w:r>
+        <w:rPr>
+          <w:rFonts w:ascii="Times New Roman" w:hAnsi="Times New Roman" w:cs="Times New Roman"/>
+          <w:sz w:val="24"/>
+          <w:szCs w:val="24"/>
+        </w:rPr>
+        <w:t>Penulis</w:t>
+      </w:r>
+      <w:proofErr w:type="spellEnd"/>
+      <w:r>
+        <w:rPr>
+          <w:rFonts w:ascii="Times New Roman" w:hAnsi="Times New Roman" w:cs="Times New Roman"/>
+          <w:sz w:val="24"/>
+          <w:szCs w:val="24"/>
+        </w:rPr>
+        <w:t xml:space="preserve">, T. (2026). Lightweight Brain </w:t>
+      </w:r>
+      <w:proofErr w:type="spellStart"/>
+      <w:r>
+        <w:rPr>
+          <w:rFonts w:ascii="Times New Roman" w:hAnsi="Times New Roman" w:cs="Times New Roman"/>
+          <w:sz w:val="24"/>
+          <w:szCs w:val="24"/>
+        </w:rPr>
+        <w:t>Tumor</w:t>
+      </w:r>
+      <w:proofErr w:type="spellEnd"/>
+      <w:r>
+        <w:rPr>
+          <w:rFonts w:ascii="Times New Roman" w:hAnsi="Times New Roman" w:cs="Times New Roman"/>
+          <w:sz w:val="24"/>
+          <w:szCs w:val="24"/>
+        </w:rPr>
+        <w:t xml:space="preserve"> Classification with Histogram Oriented Gradients (HOG) Features and Class-Weighted Support Vector Machine. </w:t>
+      </w:r>
+      <w:r>
+        <w:rPr>
+          <w:rFonts w:ascii="Times New Roman" w:hAnsi="Times New Roman" w:cs="Times New Roman"/>
+          <w:i/>
+          <w:iCs/>
+          <w:sz w:val="24"/>
+          <w:szCs w:val="24"/>
+        </w:rPr>
+        <w:t>Journal of Applied Data Sciences</w:t>
+      </w:r>
+      <w:r>
+        <w:rPr>
+          <w:rFonts w:ascii="Times New Roman" w:hAnsi="Times New Roman" w:cs="Times New Roman"/>
+          <w:sz w:val="24"/>
+          <w:szCs w:val="24"/>
+        </w:rPr>
+        <w:t>.</w:t>
       </w:r>
     </w:p>
     <w:p>
@@ -10018,6 +13901,95 @@
     </w:lvl>
   </w:abstractNum>
   <w:abstractNum w:abstractNumId="3" w15:restartNumberingAfterBreak="0">
+    <w:nsid w:val="232D3345"/>
+    <w:multiLevelType w:val="hybridMultilevel"/>
+    <w:tmpl w:val="E0D62A66"/>
+    <w:lvl w:ilvl="0" w:tplc="CB0C24DE">
+      <w:start w:val="1"/>
+      <w:numFmt w:val="upperLetter"/>
+      <w:lvlText w:val="%1."/>
+      <w:lvlJc w:val="left"/>
+      <w:pPr>
+        <w:ind w:left="1069" w:hanging="360"/>
+      </w:pPr>
+      <w:rPr>
+        <w:rFonts w:hint="default"/>
+      </w:rPr>
+    </w:lvl>
+    <w:lvl w:ilvl="1" w:tplc="04090019" w:tentative="1">
+      <w:start w:val="1"/>
+      <w:numFmt w:val="lowerLetter"/>
+      <w:lvlText w:val="%2."/>
+      <w:lvlJc w:val="left"/>
+      <w:pPr>
+        <w:ind w:left="1789" w:hanging="360"/>
+      </w:pPr>
+    </w:lvl>
+    <w:lvl w:ilvl="2" w:tplc="0409001B" w:tentative="1">
+      <w:start w:val="1"/>
+      <w:numFmt w:val="lowerRoman"/>
+      <w:lvlText w:val="%3."/>
+      <w:lvlJc w:val="right"/>
+      <w:pPr>
+        <w:ind w:left="2509" w:hanging="180"/>
+      </w:pPr>
+    </w:lvl>
+    <w:lvl w:ilvl="3" w:tplc="0409000F" w:tentative="1">
+      <w:start w:val="1"/>
+      <w:numFmt w:val="decimal"/>
+      <w:lvlText w:val="%4."/>
+      <w:lvlJc w:val="left"/>
+      <w:pPr>
+        <w:ind w:left="3229" w:hanging="360"/>
+      </w:pPr>
+    </w:lvl>
+    <w:lvl w:ilvl="4" w:tplc="04090019" w:tentative="1">
+      <w:start w:val="1"/>
+      <w:numFmt w:val="lowerLetter"/>
+      <w:lvlText w:val="%5."/>
+      <w:lvlJc w:val="left"/>
+      <w:pPr>
+        <w:ind w:left="3949" w:hanging="360"/>
+      </w:pPr>
+    </w:lvl>
+    <w:lvl w:ilvl="5" w:tplc="0409001B" w:tentative="1">
+      <w:start w:val="1"/>
+      <w:numFmt w:val="lowerRoman"/>
+      <w:lvlText w:val="%6."/>
+      <w:lvlJc w:val="right"/>
+      <w:pPr>
+        <w:ind w:left="4669" w:hanging="180"/>
+      </w:pPr>
+    </w:lvl>
+    <w:lvl w:ilvl="6" w:tplc="0409000F" w:tentative="1">
+      <w:start w:val="1"/>
+      <w:numFmt w:val="decimal"/>
+      <w:lvlText w:val="%7."/>
+      <w:lvlJc w:val="left"/>
+      <w:pPr>
+        <w:ind w:left="5389" w:hanging="360"/>
+      </w:pPr>
+    </w:lvl>
+    <w:lvl w:ilvl="7" w:tplc="04090019" w:tentative="1">
+      <w:start w:val="1"/>
+      <w:numFmt w:val="lowerLetter"/>
+      <w:lvlText w:val="%8."/>
+      <w:lvlJc w:val="left"/>
+      <w:pPr>
+        <w:ind w:left="6109" w:hanging="360"/>
+      </w:pPr>
+    </w:lvl>
+    <w:lvl w:ilvl="8" w:tplc="0409001B" w:tentative="1">
+      <w:start w:val="1"/>
+      <w:numFmt w:val="lowerRoman"/>
+      <w:lvlText w:val="%9."/>
+      <w:lvlJc w:val="right"/>
+      <w:pPr>
+        <w:ind w:left="6829" w:hanging="180"/>
+      </w:pPr>
+    </w:lvl>
+  </w:abstractNum>
+  <w:abstractNum w:abstractNumId="4" w15:restartNumberingAfterBreak="0">
     <w:nsid w:val="41132CBA"/>
     <w:multiLevelType w:val="hybridMultilevel"/>
     <w:tmpl w:val="2CBED8C6"/>
@@ -10106,7 +14078,7 @@
       </w:pPr>
     </w:lvl>
   </w:abstractNum>
-  <w:abstractNum w:abstractNumId="4" w15:restartNumberingAfterBreak="0">
+  <w:abstractNum w:abstractNumId="5" w15:restartNumberingAfterBreak="0">
     <w:nsid w:val="55D22F15"/>
     <w:multiLevelType w:val="hybridMultilevel"/>
     <w:tmpl w:val="9AA8BEA8"/>
@@ -10195,7 +14167,7 @@
       </w:pPr>
     </w:lvl>
   </w:abstractNum>
-  <w:abstractNum w:abstractNumId="5" w15:restartNumberingAfterBreak="0">
+  <w:abstractNum w:abstractNumId="6" w15:restartNumberingAfterBreak="0">
     <w:nsid w:val="565E0D16"/>
     <w:multiLevelType w:val="hybridMultilevel"/>
     <w:tmpl w:val="221E57A0"/>
@@ -10284,7 +14256,7 @@
       </w:pPr>
     </w:lvl>
   </w:abstractNum>
-  <w:abstractNum w:abstractNumId="6" w15:restartNumberingAfterBreak="0">
+  <w:abstractNum w:abstractNumId="7" w15:restartNumberingAfterBreak="0">
     <w:nsid w:val="79592E9B"/>
     <w:multiLevelType w:val="hybridMultilevel"/>
     <w:tmpl w:val="995CE8C4"/>
@@ -10374,25 +14346,28 @@
     </w:lvl>
   </w:abstractNum>
   <w:num w:numId="1">
-    <w:abstractNumId w:val="4"/>
+    <w:abstractNumId w:val="5"/>
   </w:num>
   <w:num w:numId="2">
     <w:abstractNumId w:val="0"/>
   </w:num>
   <w:num w:numId="3">
-    <w:abstractNumId w:val="5"/>
+    <w:abstractNumId w:val="6"/>
   </w:num>
   <w:num w:numId="4">
-    <w:abstractNumId w:val="6"/>
+    <w:abstractNumId w:val="7"/>
   </w:num>
   <w:num w:numId="5">
     <w:abstractNumId w:val="1"/>
   </w:num>
   <w:num w:numId="6">
-    <w:abstractNumId w:val="3"/>
+    <w:abstractNumId w:val="4"/>
   </w:num>
   <w:num w:numId="7">
     <w:abstractNumId w:val="2"/>
+  </w:num>
+  <w:num w:numId="8">
+    <w:abstractNumId w:val="3"/>
   </w:num>
 </w:numbering>
 </file>
@@ -11107,7 +15082,7 @@
 </file>
 
 <file path=customXml/itemProps1.xml><?xml version="1.0" encoding="utf-8"?>
-<ds:datastoreItem xmlns:ds="http://schemas.openxmlformats.org/officeDocument/2006/customXml" ds:itemID="{27DD5674-0ECA-4B95-B016-3B7D3B2E37E2}">
+<ds:datastoreItem xmlns:ds="http://schemas.openxmlformats.org/officeDocument/2006/customXml" ds:itemID="{6F623D0E-47CE-4E8C-B874-46DEDD0B6AA7}">
   <ds:schemaRefs>
     <ds:schemaRef ds:uri="http://schemas.openxmlformats.org/officeDocument/2006/bibliography"/>
   </ds:schemaRefs>

--- a/Tugas 3 Kelompok.docx
+++ b/Tugas 3 Kelompok.docx
@@ -7229,7 +7229,7 @@
       <w:pPr>
         <w:pStyle w:val="ListParagraph"/>
         <w:spacing w:line="360" w:lineRule="auto"/>
-        <w:ind w:left="993"/>
+        <w:ind w:left="0"/>
         <w:rPr>
           <w:rFonts w:ascii="Times New Roman" w:hAnsi="Times New Roman" w:cs="Times New Roman"/>
           <w:b/>
@@ -7238,6 +7238,57 @@
           <w:lang w:val="en-US"/>
         </w:rPr>
       </w:pPr>
+      <w:r>
+        <w:rPr>
+          <w:rFonts w:ascii="Times New Roman" w:hAnsi="Times New Roman" w:cs="Times New Roman"/>
+          <w:b/>
+          <w:noProof/>
+          <w:sz w:val="24"/>
+          <w:szCs w:val="24"/>
+          <w:lang w:val="en-US"/>
+        </w:rPr>
+        <w:drawing>
+          <wp:inline distT="0" distB="0" distL="0" distR="0">
+            <wp:extent cx="2640965" cy="4732020"/>
+            <wp:effectExtent l="0" t="0" r="6985" b="0"/>
+            <wp:docPr id="5" name="Picture 5"/>
+            <wp:cNvGraphicFramePr>
+              <a:graphicFrameLocks xmlns:a="http://schemas.openxmlformats.org/drawingml/2006/main" noChangeAspect="1"/>
+            </wp:cNvGraphicFramePr>
+            <a:graphic xmlns:a="http://schemas.openxmlformats.org/drawingml/2006/main">
+              <a:graphicData uri="http://schemas.openxmlformats.org/drawingml/2006/picture">
+                <pic:pic xmlns:pic="http://schemas.openxmlformats.org/drawingml/2006/picture">
+                  <pic:nvPicPr>
+                    <pic:cNvPr id="5" name="flowchart.png"/>
+                    <pic:cNvPicPr/>
+                  </pic:nvPicPr>
+                  <pic:blipFill>
+                    <a:blip r:embed="rId7" cstate="print">
+                      <a:extLst>
+                        <a:ext uri="{28A0092B-C50C-407E-A947-70E740481C1C}">
+                          <a14:useLocalDpi xmlns:a14="http://schemas.microsoft.com/office/drawing/2010/main" val="0"/>
+                        </a:ext>
+                      </a:extLst>
+                    </a:blip>
+                    <a:stretch>
+                      <a:fillRect/>
+                    </a:stretch>
+                  </pic:blipFill>
+                  <pic:spPr>
+                    <a:xfrm>
+                      <a:off x="0" y="0"/>
+                      <a:ext cx="2651944" cy="4751692"/>
+                    </a:xfrm>
+                    <a:prstGeom prst="rect">
+                      <a:avLst/>
+                    </a:prstGeom>
+                  </pic:spPr>
+                </pic:pic>
+              </a:graphicData>
+            </a:graphic>
+          </wp:inline>
+        </w:drawing>
+      </w:r>
     </w:p>
     <w:p>
       <w:pPr>
@@ -7613,6 +7664,7 @@
           <w:szCs w:val="24"/>
           <w:lang w:val="en-US"/>
         </w:rPr>
+        <w:lastRenderedPageBreak/>
         <w:t>Fitur</w:t>
       </w:r>
       <w:proofErr w:type="spellEnd"/>
@@ -8508,19 +8560,6 @@
         </w:rPr>
         <w:t xml:space="preserve"> HOG.</w:t>
       </w:r>
-    </w:p>
-    <w:p>
-      <w:pPr>
-        <w:spacing w:line="360" w:lineRule="auto"/>
-        <w:ind w:left="993"/>
-        <w:jc w:val="both"/>
-        <w:rPr>
-          <w:rFonts w:ascii="Times New Roman" w:hAnsi="Times New Roman" w:cs="Times New Roman"/>
-          <w:sz w:val="24"/>
-          <w:szCs w:val="24"/>
-          <w:lang w:val="en-US"/>
-        </w:rPr>
-      </w:pPr>
     </w:p>
     <w:p>
       <w:pPr>
@@ -10380,7 +10419,7 @@
       <w:pPr>
         <w:pStyle w:val="ListParagraph"/>
         <w:spacing w:line="360" w:lineRule="auto"/>
-        <w:ind w:left="709"/>
+        <w:ind w:left="0"/>
         <w:jc w:val="both"/>
         <w:rPr>
           <w:rFonts w:ascii="Times New Roman" w:hAnsi="Times New Roman" w:cs="Times New Roman"/>
@@ -10392,14 +10431,15 @@
       <w:r>
         <w:rPr>
           <w:rFonts w:ascii="Times New Roman" w:hAnsi="Times New Roman" w:cs="Times New Roman"/>
+          <w:noProof/>
           <w:sz w:val="24"/>
           <w:szCs w:val="24"/>
           <w:lang w:val="en-US"/>
         </w:rPr>
         <w:drawing>
           <wp:inline distT="0" distB="0" distL="0" distR="0" wp14:anchorId="4DD3A747" wp14:editId="23109A03">
-            <wp:extent cx="2202180" cy="1809543"/>
-            <wp:effectExtent l="0" t="0" r="7620" b="635"/>
+            <wp:extent cx="2583180" cy="2122612"/>
+            <wp:effectExtent l="0" t="0" r="7620" b="0"/>
             <wp:docPr id="2" name="Picture 2"/>
             <wp:cNvGraphicFramePr>
               <a:graphicFrameLocks xmlns:a="http://schemas.openxmlformats.org/drawingml/2006/main" noChangeAspect="1"/>
@@ -10412,14 +10452,14 @@
                     <pic:cNvPicPr/>
                   </pic:nvPicPr>
                   <pic:blipFill rotWithShape="1">
-                    <a:blip r:embed="rId7"/>
+                    <a:blip r:embed="rId8"/>
                     <a:srcRect r="37966"/>
                     <a:stretch/>
                   </pic:blipFill>
                   <pic:spPr bwMode="auto">
                     <a:xfrm>
                       <a:off x="0" y="0"/>
-                      <a:ext cx="2217370" cy="1822025"/>
+                      <a:ext cx="2629120" cy="2160361"/>
                     </a:xfrm>
                     <a:prstGeom prst="rect">
                       <a:avLst/>
@@ -10439,14 +10479,102 @@
           </wp:inline>
         </w:drawing>
       </w:r>
-      <w:r>
-        <w:rPr>
-          <w:rFonts w:ascii="Times New Roman" w:hAnsi="Times New Roman" w:cs="Times New Roman"/>
-          <w:sz w:val="24"/>
-          <w:szCs w:val="24"/>
-          <w:lang w:val="en-US"/>
-        </w:rPr>
-        <w:t xml:space="preserve"> </w:t>
+    </w:p>
+    <w:p>
+      <w:pPr>
+        <w:pStyle w:val="ListParagraph"/>
+        <w:spacing w:line="360" w:lineRule="auto"/>
+        <w:ind w:left="0" w:firstLine="709"/>
+        <w:jc w:val="both"/>
+        <w:rPr>
+          <w:rFonts w:ascii="Times New Roman" w:hAnsi="Times New Roman" w:cs="Times New Roman"/>
+          <w:b/>
+          <w:i/>
+          <w:sz w:val="24"/>
+          <w:szCs w:val="24"/>
+          <w:lang w:val="en-US"/>
+        </w:rPr>
+      </w:pPr>
+      <w:proofErr w:type="spellStart"/>
+      <w:r>
+        <w:rPr>
+          <w:rFonts w:ascii="Times New Roman" w:hAnsi="Times New Roman" w:cs="Times New Roman"/>
+          <w:b/>
+          <w:i/>
+          <w:sz w:val="24"/>
+          <w:szCs w:val="24"/>
+          <w:lang w:val="en-US"/>
+        </w:rPr>
+        <w:t>T</w:t>
+      </w:r>
+      <w:r>
+        <w:rPr>
+          <w:rFonts w:ascii="Times New Roman" w:hAnsi="Times New Roman" w:cs="Times New Roman"/>
+          <w:b/>
+          <w:i/>
+          <w:sz w:val="24"/>
+          <w:szCs w:val="24"/>
+          <w:lang w:val="en-US"/>
+        </w:rPr>
+        <w:t>ab</w:t>
+      </w:r>
+      <w:r>
+        <w:rPr>
+          <w:rFonts w:ascii="Times New Roman" w:hAnsi="Times New Roman" w:cs="Times New Roman"/>
+          <w:b/>
+          <w:i/>
+          <w:sz w:val="24"/>
+          <w:szCs w:val="24"/>
+          <w:lang w:val="en-US"/>
+        </w:rPr>
+        <w:t>e</w:t>
+      </w:r>
+      <w:r>
+        <w:rPr>
+          <w:rFonts w:ascii="Times New Roman" w:hAnsi="Times New Roman" w:cs="Times New Roman"/>
+          <w:b/>
+          <w:i/>
+          <w:sz w:val="24"/>
+          <w:szCs w:val="24"/>
+          <w:lang w:val="en-US"/>
+        </w:rPr>
+        <w:t>l</w:t>
+      </w:r>
+      <w:proofErr w:type="spellEnd"/>
+      <w:r>
+        <w:rPr>
+          <w:rFonts w:ascii="Times New Roman" w:hAnsi="Times New Roman" w:cs="Times New Roman"/>
+          <w:b/>
+          <w:i/>
+          <w:sz w:val="24"/>
+          <w:szCs w:val="24"/>
+          <w:lang w:val="en-US"/>
+        </w:rPr>
+        <w:t xml:space="preserve"> </w:t>
+      </w:r>
+      <w:proofErr w:type="spellStart"/>
+      <w:r>
+        <w:rPr>
+          <w:rFonts w:ascii="Times New Roman" w:hAnsi="Times New Roman" w:cs="Times New Roman"/>
+          <w:b/>
+          <w:i/>
+          <w:sz w:val="24"/>
+          <w:szCs w:val="24"/>
+          <w:lang w:val="en-US"/>
+        </w:rPr>
+        <w:t>evaluasi</w:t>
+      </w:r>
+      <w:proofErr w:type="spellEnd"/>
+      <w:r>
+        <w:rPr>
+          <w:rFonts w:ascii="Times New Roman" w:hAnsi="Times New Roman" w:cs="Times New Roman"/>
+          <w:b/>
+          <w:i/>
+          <w:sz w:val="24"/>
+          <w:szCs w:val="24"/>
+          <w:lang w:val="en-US"/>
+        </w:rPr>
+        <w:t xml:space="preserve"> SVM+HOG</w:t>
       </w:r>
     </w:p>
     <w:p>
@@ -10650,6 +10778,7 @@
           <w:szCs w:val="24"/>
           <w:lang w:val="en-US"/>
         </w:rPr>
+        <w:lastRenderedPageBreak/>
         <w:t>diidentifikasi</w:t>
       </w:r>
       <w:proofErr w:type="spellEnd"/>
@@ -11505,7 +11634,7 @@
                     <pic:cNvPicPr/>
                   </pic:nvPicPr>
                   <pic:blipFill>
-                    <a:blip r:embed="rId8" cstate="print">
+                    <a:blip r:embed="rId9" cstate="print">
                       <a:extLst>
                         <a:ext uri="{28A0092B-C50C-407E-A947-70E740481C1C}">
                           <a14:useLocalDpi xmlns:a14="http://schemas.microsoft.com/office/drawing/2010/main" val="0"/>
@@ -11552,7 +11681,6 @@
           <w:szCs w:val="24"/>
           <w:lang w:val="en-US"/>
         </w:rPr>
-        <w:lastRenderedPageBreak/>
         <w:t xml:space="preserve">CNN </w:t>
       </w:r>
       <w:proofErr w:type="spellStart"/>
@@ -11985,78 +12113,198 @@
         </w:rPr>
         <w:t>mengandalkan</w:t>
       </w:r>
+      <w:proofErr w:type="spellEnd"/>
+      <w:r>
+        <w:rPr>
+          <w:rFonts w:ascii="Times New Roman" w:hAnsi="Times New Roman" w:cs="Times New Roman"/>
+          <w:sz w:val="24"/>
+          <w:szCs w:val="24"/>
+          <w:lang w:val="en-US"/>
+        </w:rPr>
+        <w:t xml:space="preserve"> </w:t>
+      </w:r>
+      <w:proofErr w:type="spellStart"/>
+      <w:r>
+        <w:rPr>
+          <w:rFonts w:ascii="Times New Roman" w:hAnsi="Times New Roman" w:cs="Times New Roman"/>
+          <w:sz w:val="24"/>
+          <w:szCs w:val="24"/>
+          <w:lang w:val="en-US"/>
+        </w:rPr>
+        <w:t>deteksi</w:t>
+      </w:r>
+      <w:proofErr w:type="spellEnd"/>
+      <w:r>
+        <w:rPr>
+          <w:rFonts w:ascii="Times New Roman" w:hAnsi="Times New Roman" w:cs="Times New Roman"/>
+          <w:sz w:val="24"/>
+          <w:szCs w:val="24"/>
+          <w:lang w:val="en-US"/>
+        </w:rPr>
+        <w:t xml:space="preserve"> </w:t>
+      </w:r>
+      <w:proofErr w:type="spellStart"/>
+      <w:r>
+        <w:rPr>
+          <w:rFonts w:ascii="Times New Roman" w:hAnsi="Times New Roman" w:cs="Times New Roman"/>
+          <w:sz w:val="24"/>
+          <w:szCs w:val="24"/>
+          <w:lang w:val="en-US"/>
+        </w:rPr>
+        <w:t>tepi</w:t>
+      </w:r>
+      <w:proofErr w:type="spellEnd"/>
+      <w:r>
+        <w:rPr>
+          <w:rFonts w:ascii="Times New Roman" w:hAnsi="Times New Roman" w:cs="Times New Roman"/>
+          <w:sz w:val="24"/>
+          <w:szCs w:val="24"/>
+          <w:lang w:val="en-US"/>
+        </w:rPr>
+        <w:t xml:space="preserve"> </w:t>
+      </w:r>
+      <w:proofErr w:type="spellStart"/>
+      <w:r>
+        <w:rPr>
+          <w:rFonts w:ascii="Times New Roman" w:hAnsi="Times New Roman" w:cs="Times New Roman"/>
+          <w:sz w:val="24"/>
+          <w:szCs w:val="24"/>
+          <w:lang w:val="en-US"/>
+        </w:rPr>
+        <w:t>konvensional</w:t>
+      </w:r>
+      <w:proofErr w:type="spellEnd"/>
+      <w:r>
+        <w:rPr>
+          <w:rFonts w:ascii="Times New Roman" w:hAnsi="Times New Roman" w:cs="Times New Roman"/>
+          <w:sz w:val="24"/>
+          <w:szCs w:val="24"/>
+          <w:lang w:val="en-US"/>
+        </w:rPr>
+        <w:t>.</w:t>
+      </w:r>
+    </w:p>
+    <w:p>
+      <w:pPr>
+        <w:spacing w:line="360" w:lineRule="auto"/>
+        <w:jc w:val="both"/>
+        <w:rPr>
+          <w:rFonts w:ascii="Times New Roman" w:hAnsi="Times New Roman" w:cs="Times New Roman"/>
+          <w:b/>
+          <w:i/>
+          <w:sz w:val="24"/>
+          <w:szCs w:val="24"/>
+          <w:lang w:val="en-US"/>
+        </w:rPr>
+      </w:pPr>
+      <w:r>
+        <w:rPr>
+          <w:rFonts w:ascii="Times New Roman" w:hAnsi="Times New Roman" w:cs="Times New Roman"/>
+          <w:sz w:val="24"/>
+          <w:szCs w:val="24"/>
+          <w:lang w:val="en-US"/>
+        </w:rPr>
+        <w:drawing>
+          <wp:inline distT="0" distB="0" distL="0" distR="0" wp14:anchorId="2FBC0968" wp14:editId="2577C063">
+            <wp:extent cx="2640965" cy="1605280"/>
+            <wp:effectExtent l="0" t="0" r="6985" b="0"/>
+            <wp:docPr id="6" name="Picture 6"/>
+            <wp:cNvGraphicFramePr>
+              <a:graphicFrameLocks xmlns:a="http://schemas.openxmlformats.org/drawingml/2006/main" noChangeAspect="1"/>
+            </wp:cNvGraphicFramePr>
+            <a:graphic xmlns:a="http://schemas.openxmlformats.org/drawingml/2006/main">
+              <a:graphicData uri="http://schemas.openxmlformats.org/drawingml/2006/picture">
+                <pic:pic xmlns:pic="http://schemas.openxmlformats.org/drawingml/2006/picture">
+                  <pic:nvPicPr>
+                    <pic:cNvPr id="1" name=""/>
+                    <pic:cNvPicPr/>
+                  </pic:nvPicPr>
+                  <pic:blipFill>
+                    <a:blip r:embed="rId10"/>
+                    <a:stretch>
+                      <a:fillRect/>
+                    </a:stretch>
+                  </pic:blipFill>
+                  <pic:spPr>
+                    <a:xfrm>
+                      <a:off x="0" y="0"/>
+                      <a:ext cx="2640965" cy="1605280"/>
+                    </a:xfrm>
+                    <a:prstGeom prst="rect">
+                      <a:avLst/>
+                    </a:prstGeom>
+                  </pic:spPr>
+                </pic:pic>
+              </a:graphicData>
+            </a:graphic>
+          </wp:inline>
+        </w:drawing>
+      </w:r>
+    </w:p>
+    <w:p>
+      <w:pPr>
+        <w:spacing w:line="360" w:lineRule="auto"/>
+        <w:ind w:firstLine="709"/>
+        <w:jc w:val="both"/>
+        <w:rPr>
+          <w:rFonts w:ascii="Times New Roman" w:hAnsi="Times New Roman" w:cs="Times New Roman"/>
+          <w:b/>
+          <w:i/>
+          <w:sz w:val="24"/>
+          <w:szCs w:val="24"/>
+          <w:lang w:val="en-US"/>
+        </w:rPr>
+      </w:pPr>
       <w:bookmarkStart w:id="0" w:name="_GoBack"/>
       <w:bookmarkEnd w:id="0"/>
-      <w:proofErr w:type="spellEnd"/>
-      <w:r>
-        <w:rPr>
-          <w:rFonts w:ascii="Times New Roman" w:hAnsi="Times New Roman" w:cs="Times New Roman"/>
-          <w:sz w:val="24"/>
-          <w:szCs w:val="24"/>
-          <w:lang w:val="en-US"/>
-        </w:rPr>
-        <w:t xml:space="preserve"> </w:t>
-      </w:r>
-      <w:proofErr w:type="spellStart"/>
-      <w:r>
-        <w:rPr>
-          <w:rFonts w:ascii="Times New Roman" w:hAnsi="Times New Roman" w:cs="Times New Roman"/>
-          <w:sz w:val="24"/>
-          <w:szCs w:val="24"/>
-          <w:lang w:val="en-US"/>
-        </w:rPr>
-        <w:t>deteksi</w:t>
-      </w:r>
-      <w:proofErr w:type="spellEnd"/>
-      <w:r>
-        <w:rPr>
-          <w:rFonts w:ascii="Times New Roman" w:hAnsi="Times New Roman" w:cs="Times New Roman"/>
-          <w:sz w:val="24"/>
-          <w:szCs w:val="24"/>
-          <w:lang w:val="en-US"/>
-        </w:rPr>
-        <w:t xml:space="preserve"> </w:t>
-      </w:r>
-      <w:proofErr w:type="spellStart"/>
-      <w:r>
-        <w:rPr>
-          <w:rFonts w:ascii="Times New Roman" w:hAnsi="Times New Roman" w:cs="Times New Roman"/>
-          <w:sz w:val="24"/>
-          <w:szCs w:val="24"/>
-          <w:lang w:val="en-US"/>
-        </w:rPr>
-        <w:t>tepi</w:t>
-      </w:r>
-      <w:proofErr w:type="spellEnd"/>
-      <w:r>
-        <w:rPr>
-          <w:rFonts w:ascii="Times New Roman" w:hAnsi="Times New Roman" w:cs="Times New Roman"/>
-          <w:sz w:val="24"/>
-          <w:szCs w:val="24"/>
-          <w:lang w:val="en-US"/>
-        </w:rPr>
-        <w:t xml:space="preserve"> </w:t>
-      </w:r>
-      <w:proofErr w:type="spellStart"/>
-      <w:r>
-        <w:rPr>
-          <w:rFonts w:ascii="Times New Roman" w:hAnsi="Times New Roman" w:cs="Times New Roman"/>
-          <w:sz w:val="24"/>
-          <w:szCs w:val="24"/>
-          <w:lang w:val="en-US"/>
-        </w:rPr>
-        <w:t>konvensional</w:t>
-      </w:r>
-      <w:proofErr w:type="spellEnd"/>
-      <w:r>
-        <w:rPr>
-          <w:rFonts w:ascii="Times New Roman" w:hAnsi="Times New Roman" w:cs="Times New Roman"/>
-          <w:sz w:val="24"/>
-          <w:szCs w:val="24"/>
-          <w:lang w:val="en-US"/>
-        </w:rPr>
-        <w:t>.</w:t>
-      </w:r>
+      <w:r>
+        <w:rPr>
+          <w:rFonts w:ascii="Times New Roman" w:hAnsi="Times New Roman" w:cs="Times New Roman"/>
+          <w:b/>
+          <w:i/>
+          <w:sz w:val="24"/>
+          <w:szCs w:val="24"/>
+          <w:lang w:val="en-US"/>
+        </w:rPr>
+        <w:t xml:space="preserve">Tabel </w:t>
+      </w:r>
+      <w:proofErr w:type="spellStart"/>
+      <w:r>
+        <w:rPr>
+          <w:rFonts w:ascii="Times New Roman" w:hAnsi="Times New Roman" w:cs="Times New Roman"/>
+          <w:b/>
+          <w:i/>
+          <w:sz w:val="24"/>
+          <w:szCs w:val="24"/>
+          <w:lang w:val="en-US"/>
+        </w:rPr>
+        <w:t>evaluasi</w:t>
+      </w:r>
+      <w:proofErr w:type="spellEnd"/>
+      <w:r>
+        <w:rPr>
+          <w:rFonts w:ascii="Times New Roman" w:hAnsi="Times New Roman" w:cs="Times New Roman"/>
+          <w:b/>
+          <w:i/>
+          <w:sz w:val="24"/>
+          <w:szCs w:val="24"/>
+          <w:lang w:val="en-US"/>
+        </w:rPr>
+        <w:t xml:space="preserve"> CNN </w:t>
+      </w:r>
+      <w:proofErr w:type="spellStart"/>
+      <w:r>
+        <w:rPr>
+          <w:rFonts w:ascii="Times New Roman" w:hAnsi="Times New Roman" w:cs="Times New Roman"/>
+          <w:b/>
+          <w:i/>
+          <w:sz w:val="24"/>
+          <w:szCs w:val="24"/>
+          <w:lang w:val="en-US"/>
+        </w:rPr>
+        <w:t>dasar</w:t>
+      </w:r>
+      <w:proofErr w:type="spellEnd"/>
     </w:p>
     <w:p>
       <w:pPr>
@@ -13399,6 +13647,7 @@
           <w:sz w:val="24"/>
           <w:szCs w:val="24"/>
         </w:rPr>
+        <w:lastRenderedPageBreak/>
         <w:t>Priambodo</w:t>
       </w:r>
       <w:proofErr w:type="spellEnd"/>
@@ -14769,6 +15018,7 @@
   <w:style w:type="character" w:default="1" w:styleId="DefaultParagraphFont">
     <w:name w:val="Default Paragraph Font"/>
     <w:uiPriority w:val="1"/>
+    <w:semiHidden/>
     <w:unhideWhenUsed/>
   </w:style>
   <w:style w:type="table" w:default="1" w:styleId="TableNormal">
@@ -15082,7 +15332,7 @@
 </file>
 
 <file path=customXml/itemProps1.xml><?xml version="1.0" encoding="utf-8"?>
-<ds:datastoreItem xmlns:ds="http://schemas.openxmlformats.org/officeDocument/2006/customXml" ds:itemID="{6F623D0E-47CE-4E8C-B874-46DEDD0B6AA7}">
+<ds:datastoreItem xmlns:ds="http://schemas.openxmlformats.org/officeDocument/2006/customXml" ds:itemID="{10E6E9B9-2A9D-42E3-8FAF-2CC930EF197E}">
   <ds:schemaRefs>
     <ds:schemaRef ds:uri="http://schemas.openxmlformats.org/officeDocument/2006/bibliography"/>
   </ds:schemaRefs>
